--- a/annexe_technique_churn.docx
+++ b/annexe_technique_churn.docx
@@ -2,12 +2,14 @@
 <file path=word/document.xml><?xml version="1.0" encoding="utf-8"?>
 <w:document xmlns:wpc="http://schemas.microsoft.com/office/word/2010/wordprocessingCanvas" xmlns:mo="http://schemas.microsoft.com/office/mac/office/2008/main" xmlns:mc="http://schemas.openxmlformats.org/markup-compatibility/2006" xmlns:mv="urn:schemas-microsoft-com:mac:vml" xmlns:o="urn:schemas-microsoft-com:office:office" xmlns:r="http://schemas.openxmlformats.org/officeDocument/2006/relationships" xmlns:m="http://schemas.openxmlformats.org/officeDocument/2006/math" xmlns:v="urn:schemas-microsoft-com:vml" xmlns:wp14="http://schemas.microsoft.com/office/word/2010/wordprocessingDrawing" xmlns:wp="http://schemas.openxmlformats.org/drawingml/2006/wordprocessingDrawing" xmlns:w10="urn:schemas-microsoft-com:office:word" xmlns:w="http://schemas.openxmlformats.org/wordprocessingml/2006/main" xmlns:w14="http://schemas.microsoft.com/office/word/2010/wordml" xmlns:wpg="http://schemas.microsoft.com/office/word/2010/wordprocessingGroup" xmlns:wpi="http://schemas.microsoft.com/office/word/2010/wordprocessingInk" xmlns:wne="http://schemas.microsoft.com/office/word/2006/wordml" xmlns:wps="http://schemas.microsoft.com/office/word/2010/wordprocessingShape" mc:Ignorable="w14 wp14">
   <w:body>
-    <w:p>
+    <w:p xmlns:wp14="http://schemas.microsoft.com/office/word/2010/wordml" wp14:textId="77777777">
       <w:pPr>
         <w:jc w:val="center"/>
       </w:pPr>
       <w:r>
         <w:br/>
+      </w:r>
+      <w:r>
         <w:br/>
       </w:r>
       <w:r>
@@ -20,7 +22,7 @@
         <w:t>Annexe technique</w:t>
       </w:r>
     </w:p>
-    <w:p>
+    <w:p xmlns:wp14="http://schemas.microsoft.com/office/word/2010/wordml" wp14:textId="77777777">
       <w:pPr>
         <w:jc w:val="center"/>
       </w:pPr>
@@ -33,24 +35,25 @@
         <w:t>Documentation technique du projet de prédiction du churn client</w:t>
       </w:r>
     </w:p>
-    <w:p/>
-    <w:p/>
-    <w:p/>
+    <w:p xmlns:wp14="http://schemas.microsoft.com/office/word/2010/wordml" wp14:textId="77777777"/>
+    <w:p xmlns:wp14="http://schemas.microsoft.com/office/word/2010/wordml" wp14:textId="77777777"/>
+    <w:p xmlns:wp14="http://schemas.microsoft.com/office/word/2010/wordml" wp14:textId="77777777"/>
     <w:tbl>
       <w:tblPr>
-        <w:tblW w:type="auto" w:w="0"/>
+        <w:tblW w:w="0" w:type="auto"/>
         <w:jc w:val="center"/>
         <w:tblLayout w:type="fixed"/>
-        <w:tblLook w:firstColumn="1" w:firstRow="1" w:lastColumn="0" w:lastRow="0" w:noHBand="0" w:noVBand="1" w:val="04A0"/>
+        <w:tblLook w:val="04A0" w:firstRow="1" w:lastRow="0" w:firstColumn="1" w:lastColumn="0" w:noHBand="0" w:noVBand="1"/>
       </w:tblPr>
       <w:tblGrid>
         <w:gridCol w:w="4873"/>
         <w:gridCol w:w="4873"/>
       </w:tblGrid>
-      <w:tr>
+      <w:tr xmlns:wp14="http://schemas.microsoft.com/office/word/2010/wordml" wp14:textId="77777777">
         <w:tc>
           <w:tcPr>
-            <w:tcW w:type="dxa" w:w="2381"/>
+            <w:tcW w:w="2381" w:type="dxa"/>
+            <w:tcMar/>
             <w:vAlign w:val="center"/>
             <w:tcMar>
               <w:top w:w="90" w:type="dxa"/>
@@ -60,7 +63,7 @@
             </w:tcMar>
             <w:shd w:fill="DCE6F1"/>
           </w:tcPr>
-          <w:p>
+          <w:p wp14:textId="77777777">
             <w:r>
               <w:t>Auteurs</w:t>
             </w:r>
@@ -68,7 +71,8 @@
         </w:tc>
         <w:tc>
           <w:tcPr>
-            <w:tcW w:type="dxa" w:w="4876"/>
+            <w:tcW w:w="4876" w:type="dxa"/>
+            <w:tcMar/>
             <w:vAlign w:val="center"/>
             <w:tcMar>
               <w:top w:w="90" w:type="dxa"/>
@@ -77,17 +81,18 @@
               <w:end w:w="120" w:type="dxa"/>
             </w:tcMar>
           </w:tcPr>
-          <w:p>
+          <w:p wp14:textId="77777777">
             <w:r>
               <w:t>François Ngy et Antoine Theissen</w:t>
             </w:r>
           </w:p>
         </w:tc>
       </w:tr>
-      <w:tr>
+      <w:tr xmlns:wp14="http://schemas.microsoft.com/office/word/2010/wordml" wp14:textId="77777777">
         <w:tc>
           <w:tcPr>
-            <w:tcW w:type="dxa" w:w="2381"/>
+            <w:tcW w:w="2381" w:type="dxa"/>
+            <w:tcMar/>
             <w:vAlign w:val="center"/>
             <w:tcMar>
               <w:top w:w="90" w:type="dxa"/>
@@ -97,7 +102,7 @@
             </w:tcMar>
             <w:shd w:fill="DCE6F1"/>
           </w:tcPr>
-          <w:p>
+          <w:p wp14:textId="77777777">
             <w:r>
               <w:t>Formation</w:t>
             </w:r>
@@ -105,7 +110,8 @@
         </w:tc>
         <w:tc>
           <w:tcPr>
-            <w:tcW w:type="dxa" w:w="4876"/>
+            <w:tcW w:w="4876" w:type="dxa"/>
+            <w:tcMar/>
             <w:vAlign w:val="center"/>
             <w:tcMar>
               <w:top w:w="90" w:type="dxa"/>
@@ -114,17 +120,18 @@
               <w:end w:w="120" w:type="dxa"/>
             </w:tcMar>
           </w:tcPr>
-          <w:p>
+          <w:p wp14:textId="77777777">
             <w:r>
               <w:t>M2 DE</w:t>
             </w:r>
           </w:p>
         </w:tc>
       </w:tr>
-      <w:tr>
+      <w:tr xmlns:wp14="http://schemas.microsoft.com/office/word/2010/wordml" wp14:textId="77777777">
         <w:tc>
           <w:tcPr>
-            <w:tcW w:type="dxa" w:w="2381"/>
+            <w:tcW w:w="2381" w:type="dxa"/>
+            <w:tcMar/>
             <w:vAlign w:val="center"/>
             <w:tcMar>
               <w:top w:w="90" w:type="dxa"/>
@@ -134,7 +141,7 @@
             </w:tcMar>
             <w:shd w:fill="DCE6F1"/>
           </w:tcPr>
-          <w:p>
+          <w:p wp14:textId="77777777">
             <w:r>
               <w:t>Projet</w:t>
             </w:r>
@@ -142,7 +149,8 @@
         </w:tc>
         <w:tc>
           <w:tcPr>
-            <w:tcW w:type="dxa" w:w="4876"/>
+            <w:tcW w:w="4876" w:type="dxa"/>
+            <w:tcMar/>
             <w:vAlign w:val="center"/>
             <w:tcMar>
               <w:top w:w="90" w:type="dxa"/>
@@ -151,53 +159,16 @@
               <w:end w:w="120" w:type="dxa"/>
             </w:tcMar>
           </w:tcPr>
-          <w:p>
+          <w:p wp14:textId="77777777">
             <w:r>
               <w:t>Rétention client et évaluation du risque de revenus</w:t>
             </w:r>
           </w:p>
         </w:tc>
       </w:tr>
-      <w:tr>
-        <w:tc>
-          <w:tcPr>
-            <w:tcW w:type="dxa" w:w="2381"/>
-            <w:vAlign w:val="center"/>
-            <w:tcMar>
-              <w:top w:w="90" w:type="dxa"/>
-              <w:start w:w="120" w:type="dxa"/>
-              <w:bottom w:w="90" w:type="dxa"/>
-              <w:end w:w="120" w:type="dxa"/>
-            </w:tcMar>
-            <w:shd w:fill="DCE6F1"/>
-          </w:tcPr>
-          <w:p>
-            <w:r>
-              <w:t>Date</w:t>
-            </w:r>
-          </w:p>
-        </w:tc>
-        <w:tc>
-          <w:tcPr>
-            <w:tcW w:type="dxa" w:w="4876"/>
-            <w:vAlign w:val="center"/>
-            <w:tcMar>
-              <w:top w:w="90" w:type="dxa"/>
-              <w:start w:w="120" w:type="dxa"/>
-              <w:bottom w:w="90" w:type="dxa"/>
-              <w:end w:w="120" w:type="dxa"/>
-            </w:tcMar>
-          </w:tcPr>
-          <w:p>
-            <w:r>
-              <w:t>Mars 2026</w:t>
-            </w:r>
-          </w:p>
-        </w:tc>
-      </w:tr>
     </w:tbl>
-    <w:p/>
-    <w:p>
+    <w:p xmlns:wp14="http://schemas.microsoft.com/office/word/2010/wordml" wp14:textId="77777777"/>
+    <w:p xmlns:wp14="http://schemas.microsoft.com/office/word/2010/wordml" wp14:textId="77777777">
       <w:pPr>
         <w:jc w:val="center"/>
       </w:pPr>
@@ -208,12 +179,12 @@
         <w:t>Cette annexe complète le rapport principal avec les éléments techniques utiles pour comprendre, lancer et maintenir le projet.</w:t>
       </w:r>
     </w:p>
-    <w:p>
+    <w:p xmlns:wp14="http://schemas.microsoft.com/office/word/2010/wordml" wp14:textId="77777777">
       <w:r>
         <w:br w:type="page"/>
       </w:r>
     </w:p>
-    <w:p>
+    <w:p xmlns:wp14="http://schemas.microsoft.com/office/word/2010/wordml" wp14:textId="77777777">
       <w:pPr>
         <w:pStyle w:val="Heading1"/>
       </w:pPr>
@@ -221,12 +192,12 @@
         <w:t>1. Objet du document</w:t>
       </w:r>
     </w:p>
-    <w:p>
+    <w:p xmlns:wp14="http://schemas.microsoft.com/office/word/2010/wordml" wp14:textId="77777777">
       <w:r>
         <w:t>Cette annexe rassemble les informations techniques utiles pour comprendre, lancer et maintenir le projet. Elle complète le rapport principal en détaillant l’architecture, les fichiers, les commandes d’exécution et les points d’attention.</w:t>
       </w:r>
     </w:p>
-    <w:p>
+    <w:p xmlns:wp14="http://schemas.microsoft.com/office/word/2010/wordml" wp14:textId="77777777">
       <w:pPr>
         <w:pStyle w:val="Heading1"/>
       </w:pPr>
@@ -237,19 +208,19 @@
     <w:tbl>
       <w:tblPr>
         <w:tblStyle w:val="TableGrid"/>
-        <w:tblW w:type="auto" w:w="0"/>
+        <w:tblW w:w="0" w:type="auto"/>
         <w:jc w:val="center"/>
         <w:tblLayout w:type="fixed"/>
-        <w:tblLook w:firstColumn="1" w:firstRow="1" w:lastColumn="0" w:lastRow="0" w:noHBand="0" w:noVBand="1" w:val="04A0"/>
+        <w:tblLook w:val="04A0" w:firstRow="1" w:lastRow="0" w:firstColumn="1" w:lastColumn="0" w:noHBand="0" w:noVBand="1"/>
       </w:tblPr>
       <w:tblGrid>
         <w:gridCol w:w="4873"/>
         <w:gridCol w:w="4873"/>
       </w:tblGrid>
-      <w:tr>
+      <w:tr xmlns:wp14="http://schemas.microsoft.com/office/word/2010/wordml" wp14:textId="77777777">
         <w:tc>
           <w:tcPr>
-            <w:tcW w:type="dxa" w:w="2948"/>
+            <w:tcW w:w="2948" w:type="dxa"/>
             <w:vAlign w:val="center"/>
             <w:shd w:fill="DCE6F1"/>
             <w:tcMar>
@@ -259,7 +230,7 @@
               <w:end w:w="95" w:type="dxa"/>
             </w:tcMar>
           </w:tcPr>
-          <w:p>
+          <w:p wp14:textId="77777777">
             <w:pPr>
               <w:jc w:val="center"/>
             </w:pPr>
@@ -274,7 +245,7 @@
         </w:tc>
         <w:tc>
           <w:tcPr>
-            <w:tcW w:type="dxa" w:w="5783"/>
+            <w:tcW w:w="5783" w:type="dxa"/>
             <w:vAlign w:val="center"/>
             <w:shd w:fill="DCE6F1"/>
             <w:tcMar>
@@ -284,7 +255,7 @@
               <w:end w:w="95" w:type="dxa"/>
             </w:tcMar>
           </w:tcPr>
-          <w:p>
+          <w:p wp14:textId="77777777">
             <w:pPr>
               <w:jc w:val="center"/>
             </w:pPr>
@@ -298,10 +269,10 @@
           </w:p>
         </w:tc>
       </w:tr>
-      <w:tr>
+      <w:tr xmlns:wp14="http://schemas.microsoft.com/office/word/2010/wordml" wp14:textId="77777777">
         <w:tc>
           <w:tcPr>
-            <w:tcW w:type="dxa" w:w="2948"/>
+            <w:tcW w:w="2948" w:type="dxa"/>
             <w:vAlign w:val="center"/>
             <w:tcMar>
               <w:top w:w="75" w:type="dxa"/>
@@ -310,7 +281,7 @@
               <w:end w:w="95" w:type="dxa"/>
             </w:tcMar>
           </w:tcPr>
-          <w:p>
+          <w:p wp14:textId="77777777">
             <w:pPr>
               <w:jc w:val="left"/>
             </w:pPr>
@@ -324,7 +295,7 @@
         </w:tc>
         <w:tc>
           <w:tcPr>
-            <w:tcW w:type="dxa" w:w="5783"/>
+            <w:tcW w:w="5783" w:type="dxa"/>
             <w:vAlign w:val="center"/>
             <w:tcMar>
               <w:top w:w="75" w:type="dxa"/>
@@ -333,7 +304,7 @@
               <w:end w:w="95" w:type="dxa"/>
             </w:tcMar>
           </w:tcPr>
-          <w:p>
+          <w:p wp14:textId="77777777">
             <w:pPr>
               <w:jc w:val="left"/>
             </w:pPr>
@@ -346,10 +317,10 @@
           </w:p>
         </w:tc>
       </w:tr>
-      <w:tr>
+      <w:tr xmlns:wp14="http://schemas.microsoft.com/office/word/2010/wordml" wp14:textId="77777777">
         <w:tc>
           <w:tcPr>
-            <w:tcW w:type="dxa" w:w="2948"/>
+            <w:tcW w:w="2948" w:type="dxa"/>
             <w:vAlign w:val="center"/>
             <w:tcMar>
               <w:top w:w="75" w:type="dxa"/>
@@ -358,7 +329,7 @@
               <w:end w:w="95" w:type="dxa"/>
             </w:tcMar>
           </w:tcPr>
-          <w:p>
+          <w:p wp14:textId="77777777">
             <w:pPr>
               <w:jc w:val="left"/>
             </w:pPr>
@@ -372,7 +343,7 @@
         </w:tc>
         <w:tc>
           <w:tcPr>
-            <w:tcW w:type="dxa" w:w="5783"/>
+            <w:tcW w:w="5783" w:type="dxa"/>
             <w:vAlign w:val="center"/>
             <w:tcMar>
               <w:top w:w="75" w:type="dxa"/>
@@ -381,7 +352,7 @@
               <w:end w:w="95" w:type="dxa"/>
             </w:tcMar>
           </w:tcPr>
-          <w:p>
+          <w:p wp14:textId="77777777">
             <w:pPr>
               <w:jc w:val="left"/>
             </w:pPr>
@@ -394,10 +365,10 @@
           </w:p>
         </w:tc>
       </w:tr>
-      <w:tr>
+      <w:tr xmlns:wp14="http://schemas.microsoft.com/office/word/2010/wordml" wp14:textId="77777777">
         <w:tc>
           <w:tcPr>
-            <w:tcW w:type="dxa" w:w="2948"/>
+            <w:tcW w:w="2948" w:type="dxa"/>
             <w:vAlign w:val="center"/>
             <w:tcMar>
               <w:top w:w="75" w:type="dxa"/>
@@ -406,7 +377,7 @@
               <w:end w:w="95" w:type="dxa"/>
             </w:tcMar>
           </w:tcPr>
-          <w:p>
+          <w:p wp14:textId="77777777">
             <w:pPr>
               <w:jc w:val="left"/>
             </w:pPr>
@@ -420,7 +391,7 @@
         </w:tc>
         <w:tc>
           <w:tcPr>
-            <w:tcW w:type="dxa" w:w="5783"/>
+            <w:tcW w:w="5783" w:type="dxa"/>
             <w:vAlign w:val="center"/>
             <w:tcMar>
               <w:top w:w="75" w:type="dxa"/>
@@ -429,7 +400,7 @@
               <w:end w:w="95" w:type="dxa"/>
             </w:tcMar>
           </w:tcPr>
-          <w:p>
+          <w:p wp14:textId="77777777">
             <w:pPr>
               <w:jc w:val="left"/>
             </w:pPr>
@@ -442,10 +413,10 @@
           </w:p>
         </w:tc>
       </w:tr>
-      <w:tr>
+      <w:tr xmlns:wp14="http://schemas.microsoft.com/office/word/2010/wordml" wp14:textId="77777777">
         <w:tc>
           <w:tcPr>
-            <w:tcW w:type="dxa" w:w="2948"/>
+            <w:tcW w:w="2948" w:type="dxa"/>
             <w:vAlign w:val="center"/>
             <w:tcMar>
               <w:top w:w="75" w:type="dxa"/>
@@ -454,7 +425,7 @@
               <w:end w:w="95" w:type="dxa"/>
             </w:tcMar>
           </w:tcPr>
-          <w:p>
+          <w:p wp14:textId="77777777">
             <w:pPr>
               <w:jc w:val="left"/>
             </w:pPr>
@@ -468,7 +439,7 @@
         </w:tc>
         <w:tc>
           <w:tcPr>
-            <w:tcW w:type="dxa" w:w="5783"/>
+            <w:tcW w:w="5783" w:type="dxa"/>
             <w:vAlign w:val="center"/>
             <w:tcMar>
               <w:top w:w="75" w:type="dxa"/>
@@ -477,7 +448,7 @@
               <w:end w:w="95" w:type="dxa"/>
             </w:tcMar>
           </w:tcPr>
-          <w:p>
+          <w:p wp14:textId="77777777">
             <w:pPr>
               <w:jc w:val="left"/>
             </w:pPr>
@@ -490,10 +461,10 @@
           </w:p>
         </w:tc>
       </w:tr>
-      <w:tr>
+      <w:tr xmlns:wp14="http://schemas.microsoft.com/office/word/2010/wordml" wp14:textId="77777777">
         <w:tc>
           <w:tcPr>
-            <w:tcW w:type="dxa" w:w="2948"/>
+            <w:tcW w:w="2948" w:type="dxa"/>
             <w:vAlign w:val="center"/>
             <w:tcMar>
               <w:top w:w="75" w:type="dxa"/>
@@ -502,7 +473,7 @@
               <w:end w:w="95" w:type="dxa"/>
             </w:tcMar>
           </w:tcPr>
-          <w:p>
+          <w:p wp14:textId="77777777">
             <w:pPr>
               <w:jc w:val="left"/>
             </w:pPr>
@@ -516,7 +487,7 @@
         </w:tc>
         <w:tc>
           <w:tcPr>
-            <w:tcW w:type="dxa" w:w="5783"/>
+            <w:tcW w:w="5783" w:type="dxa"/>
             <w:vAlign w:val="center"/>
             <w:tcMar>
               <w:top w:w="75" w:type="dxa"/>
@@ -525,7 +496,7 @@
               <w:end w:w="95" w:type="dxa"/>
             </w:tcMar>
           </w:tcPr>
-          <w:p>
+          <w:p wp14:textId="77777777">
             <w:pPr>
               <w:jc w:val="left"/>
             </w:pPr>
@@ -538,10 +509,10 @@
           </w:p>
         </w:tc>
       </w:tr>
-      <w:tr>
+      <w:tr xmlns:wp14="http://schemas.microsoft.com/office/word/2010/wordml" wp14:textId="77777777">
         <w:tc>
           <w:tcPr>
-            <w:tcW w:type="dxa" w:w="2948"/>
+            <w:tcW w:w="2948" w:type="dxa"/>
             <w:vAlign w:val="center"/>
             <w:tcMar>
               <w:top w:w="75" w:type="dxa"/>
@@ -550,7 +521,7 @@
               <w:end w:w="95" w:type="dxa"/>
             </w:tcMar>
           </w:tcPr>
-          <w:p>
+          <w:p wp14:textId="77777777">
             <w:pPr>
               <w:jc w:val="left"/>
             </w:pPr>
@@ -564,7 +535,7 @@
         </w:tc>
         <w:tc>
           <w:tcPr>
-            <w:tcW w:type="dxa" w:w="5783"/>
+            <w:tcW w:w="5783" w:type="dxa"/>
             <w:vAlign w:val="center"/>
             <w:tcMar>
               <w:top w:w="75" w:type="dxa"/>
@@ -573,7 +544,7 @@
               <w:end w:w="95" w:type="dxa"/>
             </w:tcMar>
           </w:tcPr>
-          <w:p>
+          <w:p wp14:textId="77777777">
             <w:pPr>
               <w:jc w:val="left"/>
             </w:pPr>
@@ -586,10 +557,10 @@
           </w:p>
         </w:tc>
       </w:tr>
-      <w:tr>
+      <w:tr xmlns:wp14="http://schemas.microsoft.com/office/word/2010/wordml" wp14:textId="77777777">
         <w:tc>
           <w:tcPr>
-            <w:tcW w:type="dxa" w:w="2948"/>
+            <w:tcW w:w="2948" w:type="dxa"/>
             <w:vAlign w:val="center"/>
             <w:tcMar>
               <w:top w:w="75" w:type="dxa"/>
@@ -598,7 +569,7 @@
               <w:end w:w="95" w:type="dxa"/>
             </w:tcMar>
           </w:tcPr>
-          <w:p>
+          <w:p wp14:textId="77777777">
             <w:pPr>
               <w:jc w:val="left"/>
             </w:pPr>
@@ -612,7 +583,7 @@
         </w:tc>
         <w:tc>
           <w:tcPr>
-            <w:tcW w:type="dxa" w:w="5783"/>
+            <w:tcW w:w="5783" w:type="dxa"/>
             <w:vAlign w:val="center"/>
             <w:tcMar>
               <w:top w:w="75" w:type="dxa"/>
@@ -621,7 +592,7 @@
               <w:end w:w="95" w:type="dxa"/>
             </w:tcMar>
           </w:tcPr>
-          <w:p>
+          <w:p wp14:textId="77777777">
             <w:pPr>
               <w:jc w:val="left"/>
             </w:pPr>
@@ -634,10 +605,10 @@
           </w:p>
         </w:tc>
       </w:tr>
-      <w:tr>
+      <w:tr xmlns:wp14="http://schemas.microsoft.com/office/word/2010/wordml" wp14:textId="77777777">
         <w:tc>
           <w:tcPr>
-            <w:tcW w:type="dxa" w:w="2948"/>
+            <w:tcW w:w="2948" w:type="dxa"/>
             <w:vAlign w:val="center"/>
             <w:tcMar>
               <w:top w:w="75" w:type="dxa"/>
@@ -646,7 +617,7 @@
               <w:end w:w="95" w:type="dxa"/>
             </w:tcMar>
           </w:tcPr>
-          <w:p>
+          <w:p wp14:textId="77777777">
             <w:pPr>
               <w:jc w:val="left"/>
             </w:pPr>
@@ -660,7 +631,7 @@
         </w:tc>
         <w:tc>
           <w:tcPr>
-            <w:tcW w:type="dxa" w:w="5783"/>
+            <w:tcW w:w="5783" w:type="dxa"/>
             <w:vAlign w:val="center"/>
             <w:tcMar>
               <w:top w:w="75" w:type="dxa"/>
@@ -669,7 +640,7 @@
               <w:end w:w="95" w:type="dxa"/>
             </w:tcMar>
           </w:tcPr>
-          <w:p>
+          <w:p wp14:textId="77777777">
             <w:pPr>
               <w:jc w:val="left"/>
             </w:pPr>
@@ -683,7 +654,7 @@
         </w:tc>
       </w:tr>
     </w:tbl>
-    <w:p>
+    <w:p xmlns:wp14="http://schemas.microsoft.com/office/word/2010/wordml" wp14:textId="77777777">
       <w:pPr>
         <w:pStyle w:val="Heading1"/>
       </w:pPr>
@@ -691,7 +662,7 @@
         <w:t>3. Pipeline de machine learning</w:t>
       </w:r>
     </w:p>
-    <w:p>
+    <w:p xmlns:wp14="http://schemas.microsoft.com/office/word/2010/wordml" wp14:textId="77777777">
       <w:pPr>
         <w:pStyle w:val="ListBullet"/>
       </w:pPr>
@@ -699,7 +670,7 @@
         <w:t>Variables d’entrée : 10 features alignées entre entraînement, API et dashboard.</w:t>
       </w:r>
     </w:p>
-    <w:p>
+    <w:p xmlns:wp14="http://schemas.microsoft.com/office/word/2010/wordml" wp14:textId="77777777">
       <w:pPr>
         <w:pStyle w:val="ListBullet"/>
       </w:pPr>
@@ -707,7 +678,7 @@
         <w:t>Prétraitement numérique : SimpleImputer(median) puis StandardScaler.</w:t>
       </w:r>
     </w:p>
-    <w:p>
+    <w:p xmlns:wp14="http://schemas.microsoft.com/office/word/2010/wordml" wp14:textId="77777777">
       <w:pPr>
         <w:pStyle w:val="ListBullet"/>
       </w:pPr>
@@ -715,7 +686,7 @@
         <w:t>Prétraitement catégoriel : SimpleImputer(most_frequent) puis OneHotEncoder(handle_unknown='ignore').</w:t>
       </w:r>
     </w:p>
-    <w:p>
+    <w:p xmlns:wp14="http://schemas.microsoft.com/office/word/2010/wordml" wp14:textId="77777777">
       <w:pPr>
         <w:pStyle w:val="ListBullet"/>
       </w:pPr>
@@ -723,7 +694,7 @@
         <w:t>Modèles comparés : Logistic Regression, Random Forest, Gradient Boosting, MLPClassifier.</w:t>
       </w:r>
     </w:p>
-    <w:p>
+    <w:p xmlns:wp14="http://schemas.microsoft.com/office/word/2010/wordml" wp14:textId="77777777">
       <w:pPr>
         <w:pStyle w:val="ListBullet"/>
       </w:pPr>
@@ -731,7 +702,7 @@
         <w:t>Validation : StratifiedKFold à 5 folds.</w:t>
       </w:r>
     </w:p>
-    <w:p>
+    <w:p xmlns:wp14="http://schemas.microsoft.com/office/word/2010/wordml" wp14:textId="77777777">
       <w:pPr>
         <w:pStyle w:val="ListBullet"/>
       </w:pPr>
@@ -739,7 +710,7 @@
         <w:t>Choix du seuil : recherche entre 0,10 et 0,90 par pas de 0,05 avec maximisation du F2-score.</w:t>
       </w:r>
     </w:p>
-    <w:p>
+    <w:p xmlns:wp14="http://schemas.microsoft.com/office/word/2010/wordml" wp14:textId="77777777">
       <w:pPr>
         <w:pStyle w:val="Heading1"/>
       </w:pPr>
@@ -750,19 +721,19 @@
     <w:tbl>
       <w:tblPr>
         <w:tblStyle w:val="TableGrid"/>
-        <w:tblW w:type="auto" w:w="0"/>
+        <w:tblW w:w="0" w:type="auto"/>
         <w:jc w:val="center"/>
         <w:tblLayout w:type="fixed"/>
-        <w:tblLook w:firstColumn="1" w:firstRow="1" w:lastColumn="0" w:lastRow="0" w:noHBand="0" w:noVBand="1" w:val="04A0"/>
+        <w:tblLook w:val="04A0" w:firstRow="1" w:lastRow="0" w:firstColumn="1" w:lastColumn="0" w:noHBand="0" w:noVBand="1"/>
       </w:tblPr>
       <w:tblGrid>
         <w:gridCol w:w="4873"/>
         <w:gridCol w:w="4873"/>
       </w:tblGrid>
-      <w:tr>
+      <w:tr xmlns:wp14="http://schemas.microsoft.com/office/word/2010/wordml" wp14:textId="77777777">
         <w:tc>
           <w:tcPr>
-            <w:tcW w:type="dxa" w:w="3402"/>
+            <w:tcW w:w="3402" w:type="dxa"/>
             <w:vAlign w:val="center"/>
             <w:shd w:fill="DCE6F1"/>
             <w:tcMar>
@@ -772,7 +743,7 @@
               <w:end w:w="95" w:type="dxa"/>
             </w:tcMar>
           </w:tcPr>
-          <w:p>
+          <w:p wp14:textId="77777777">
             <w:pPr>
               <w:jc w:val="center"/>
             </w:pPr>
@@ -787,7 +758,7 @@
         </w:tc>
         <w:tc>
           <w:tcPr>
-            <w:tcW w:type="dxa" w:w="2268"/>
+            <w:tcW w:w="2268" w:type="dxa"/>
             <w:vAlign w:val="center"/>
             <w:shd w:fill="DCE6F1"/>
             <w:tcMar>
@@ -797,7 +768,7 @@
               <w:end w:w="95" w:type="dxa"/>
             </w:tcMar>
           </w:tcPr>
-          <w:p>
+          <w:p wp14:textId="77777777">
             <w:pPr>
               <w:jc w:val="center"/>
             </w:pPr>
@@ -811,10 +782,10 @@
           </w:p>
         </w:tc>
       </w:tr>
-      <w:tr>
+      <w:tr xmlns:wp14="http://schemas.microsoft.com/office/word/2010/wordml" wp14:textId="77777777">
         <w:tc>
           <w:tcPr>
-            <w:tcW w:type="dxa" w:w="3402"/>
+            <w:tcW w:w="3402" w:type="dxa"/>
             <w:vAlign w:val="center"/>
             <w:tcMar>
               <w:top w:w="75" w:type="dxa"/>
@@ -823,7 +794,7 @@
               <w:end w:w="95" w:type="dxa"/>
             </w:tcMar>
           </w:tcPr>
-          <w:p>
+          <w:p wp14:textId="77777777">
             <w:pPr>
               <w:jc w:val="left"/>
             </w:pPr>
@@ -837,7 +808,7 @@
         </w:tc>
         <w:tc>
           <w:tcPr>
-            <w:tcW w:type="dxa" w:w="2268"/>
+            <w:tcW w:w="2268" w:type="dxa"/>
             <w:vAlign w:val="center"/>
             <w:tcMar>
               <w:top w:w="75" w:type="dxa"/>
@@ -846,7 +817,7 @@
               <w:end w:w="95" w:type="dxa"/>
             </w:tcMar>
           </w:tcPr>
-          <w:p>
+          <w:p wp14:textId="77777777">
             <w:pPr>
               <w:jc w:val="left"/>
             </w:pPr>
@@ -859,10 +830,10 @@
           </w:p>
         </w:tc>
       </w:tr>
-      <w:tr>
+      <w:tr xmlns:wp14="http://schemas.microsoft.com/office/word/2010/wordml" wp14:textId="77777777">
         <w:tc>
           <w:tcPr>
-            <w:tcW w:type="dxa" w:w="3402"/>
+            <w:tcW w:w="3402" w:type="dxa"/>
             <w:vAlign w:val="center"/>
             <w:tcMar>
               <w:top w:w="75" w:type="dxa"/>
@@ -871,7 +842,7 @@
               <w:end w:w="95" w:type="dxa"/>
             </w:tcMar>
           </w:tcPr>
-          <w:p>
+          <w:p wp14:textId="77777777">
             <w:pPr>
               <w:jc w:val="left"/>
             </w:pPr>
@@ -885,7 +856,7 @@
         </w:tc>
         <w:tc>
           <w:tcPr>
-            <w:tcW w:type="dxa" w:w="2268"/>
+            <w:tcW w:w="2268" w:type="dxa"/>
             <w:vAlign w:val="center"/>
             <w:tcMar>
               <w:top w:w="75" w:type="dxa"/>
@@ -894,7 +865,7 @@
               <w:end w:w="95" w:type="dxa"/>
             </w:tcMar>
           </w:tcPr>
-          <w:p>
+          <w:p wp14:textId="77777777">
             <w:pPr>
               <w:jc w:val="left"/>
             </w:pPr>
@@ -907,10 +878,10 @@
           </w:p>
         </w:tc>
       </w:tr>
-      <w:tr>
+      <w:tr xmlns:wp14="http://schemas.microsoft.com/office/word/2010/wordml" wp14:textId="77777777">
         <w:tc>
           <w:tcPr>
-            <w:tcW w:type="dxa" w:w="3402"/>
+            <w:tcW w:w="3402" w:type="dxa"/>
             <w:vAlign w:val="center"/>
             <w:tcMar>
               <w:top w:w="75" w:type="dxa"/>
@@ -919,7 +890,7 @@
               <w:end w:w="95" w:type="dxa"/>
             </w:tcMar>
           </w:tcPr>
-          <w:p>
+          <w:p wp14:textId="77777777">
             <w:pPr>
               <w:jc w:val="left"/>
             </w:pPr>
@@ -933,7 +904,7 @@
         </w:tc>
         <w:tc>
           <w:tcPr>
-            <w:tcW w:type="dxa" w:w="2268"/>
+            <w:tcW w:w="2268" w:type="dxa"/>
             <w:vAlign w:val="center"/>
             <w:tcMar>
               <w:top w:w="75" w:type="dxa"/>
@@ -942,7 +913,7 @@
               <w:end w:w="95" w:type="dxa"/>
             </w:tcMar>
           </w:tcPr>
-          <w:p>
+          <w:p wp14:textId="77777777">
             <w:pPr>
               <w:jc w:val="left"/>
             </w:pPr>
@@ -955,10 +926,10 @@
           </w:p>
         </w:tc>
       </w:tr>
-      <w:tr>
+      <w:tr xmlns:wp14="http://schemas.microsoft.com/office/word/2010/wordml" wp14:textId="77777777">
         <w:tc>
           <w:tcPr>
-            <w:tcW w:type="dxa" w:w="3402"/>
+            <w:tcW w:w="3402" w:type="dxa"/>
             <w:vAlign w:val="center"/>
             <w:tcMar>
               <w:top w:w="75" w:type="dxa"/>
@@ -967,7 +938,7 @@
               <w:end w:w="95" w:type="dxa"/>
             </w:tcMar>
           </w:tcPr>
-          <w:p>
+          <w:p wp14:textId="77777777">
             <w:pPr>
               <w:jc w:val="left"/>
             </w:pPr>
@@ -981,7 +952,7 @@
         </w:tc>
         <w:tc>
           <w:tcPr>
-            <w:tcW w:type="dxa" w:w="2268"/>
+            <w:tcW w:w="2268" w:type="dxa"/>
             <w:vAlign w:val="center"/>
             <w:tcMar>
               <w:top w:w="75" w:type="dxa"/>
@@ -990,7 +961,7 @@
               <w:end w:w="95" w:type="dxa"/>
             </w:tcMar>
           </w:tcPr>
-          <w:p>
+          <w:p wp14:textId="77777777">
             <w:pPr>
               <w:jc w:val="left"/>
             </w:pPr>
@@ -1003,10 +974,10 @@
           </w:p>
         </w:tc>
       </w:tr>
-      <w:tr>
+      <w:tr xmlns:wp14="http://schemas.microsoft.com/office/word/2010/wordml" wp14:textId="77777777">
         <w:tc>
           <w:tcPr>
-            <w:tcW w:type="dxa" w:w="3402"/>
+            <w:tcW w:w="3402" w:type="dxa"/>
             <w:vAlign w:val="center"/>
             <w:tcMar>
               <w:top w:w="75" w:type="dxa"/>
@@ -1015,7 +986,7 @@
               <w:end w:w="95" w:type="dxa"/>
             </w:tcMar>
           </w:tcPr>
-          <w:p>
+          <w:p wp14:textId="77777777">
             <w:pPr>
               <w:jc w:val="left"/>
             </w:pPr>
@@ -1029,7 +1000,7 @@
         </w:tc>
         <w:tc>
           <w:tcPr>
-            <w:tcW w:type="dxa" w:w="2268"/>
+            <w:tcW w:w="2268" w:type="dxa"/>
             <w:vAlign w:val="center"/>
             <w:tcMar>
               <w:top w:w="75" w:type="dxa"/>
@@ -1038,7 +1009,7 @@
               <w:end w:w="95" w:type="dxa"/>
             </w:tcMar>
           </w:tcPr>
-          <w:p>
+          <w:p wp14:textId="77777777">
             <w:pPr>
               <w:jc w:val="left"/>
             </w:pPr>
@@ -1051,10 +1022,10 @@
           </w:p>
         </w:tc>
       </w:tr>
-      <w:tr>
+      <w:tr xmlns:wp14="http://schemas.microsoft.com/office/word/2010/wordml" wp14:textId="77777777">
         <w:tc>
           <w:tcPr>
-            <w:tcW w:type="dxa" w:w="3402"/>
+            <w:tcW w:w="3402" w:type="dxa"/>
             <w:vAlign w:val="center"/>
             <w:tcMar>
               <w:top w:w="75" w:type="dxa"/>
@@ -1063,7 +1034,7 @@
               <w:end w:w="95" w:type="dxa"/>
             </w:tcMar>
           </w:tcPr>
-          <w:p>
+          <w:p wp14:textId="77777777">
             <w:pPr>
               <w:jc w:val="left"/>
             </w:pPr>
@@ -1077,7 +1048,7 @@
         </w:tc>
         <w:tc>
           <w:tcPr>
-            <w:tcW w:type="dxa" w:w="2268"/>
+            <w:tcW w:w="2268" w:type="dxa"/>
             <w:vAlign w:val="center"/>
             <w:tcMar>
               <w:top w:w="75" w:type="dxa"/>
@@ -1086,7 +1057,7 @@
               <w:end w:w="95" w:type="dxa"/>
             </w:tcMar>
           </w:tcPr>
-          <w:p>
+          <w:p wp14:textId="77777777">
             <w:pPr>
               <w:jc w:val="left"/>
             </w:pPr>
@@ -1099,10 +1070,10 @@
           </w:p>
         </w:tc>
       </w:tr>
-      <w:tr>
+      <w:tr xmlns:wp14="http://schemas.microsoft.com/office/word/2010/wordml" wp14:textId="77777777">
         <w:tc>
           <w:tcPr>
-            <w:tcW w:type="dxa" w:w="3402"/>
+            <w:tcW w:w="3402" w:type="dxa"/>
             <w:vAlign w:val="center"/>
             <w:tcMar>
               <w:top w:w="75" w:type="dxa"/>
@@ -1111,7 +1082,7 @@
               <w:end w:w="95" w:type="dxa"/>
             </w:tcMar>
           </w:tcPr>
-          <w:p>
+          <w:p wp14:textId="77777777">
             <w:pPr>
               <w:jc w:val="left"/>
             </w:pPr>
@@ -1125,7 +1096,7 @@
         </w:tc>
         <w:tc>
           <w:tcPr>
-            <w:tcW w:type="dxa" w:w="2268"/>
+            <w:tcW w:w="2268" w:type="dxa"/>
             <w:vAlign w:val="center"/>
             <w:tcMar>
               <w:top w:w="75" w:type="dxa"/>
@@ -1134,7 +1105,7 @@
               <w:end w:w="95" w:type="dxa"/>
             </w:tcMar>
           </w:tcPr>
-          <w:p>
+          <w:p wp14:textId="77777777">
             <w:pPr>
               <w:jc w:val="left"/>
             </w:pPr>
@@ -1148,7 +1119,7 @@
         </w:tc>
       </w:tr>
     </w:tbl>
-    <w:p>
+    <w:p xmlns:wp14="http://schemas.microsoft.com/office/word/2010/wordml" wp14:textId="77777777">
       <w:pPr>
         <w:pStyle w:val="Heading1"/>
       </w:pPr>
@@ -1156,7 +1127,7 @@
         <w:t>5. Résultats techniques à connaître</w:t>
       </w:r>
     </w:p>
-    <w:p>
+    <w:p xmlns:wp14="http://schemas.microsoft.com/office/word/2010/wordml" wp14:textId="77777777">
       <w:r>
         <w:t>Le modèle final enregistré dans les artefacts est un Random Forest. Les scores de référence actuels sont les suivants :</w:t>
       </w:r>
@@ -1164,19 +1135,19 @@
     <w:tbl>
       <w:tblPr>
         <w:tblStyle w:val="TableGrid"/>
-        <w:tblW w:type="auto" w:w="0"/>
+        <w:tblW w:w="0" w:type="auto"/>
         <w:jc w:val="center"/>
         <w:tblLayout w:type="fixed"/>
-        <w:tblLook w:firstColumn="1" w:firstRow="1" w:lastColumn="0" w:lastRow="0" w:noHBand="0" w:noVBand="1" w:val="04A0"/>
+        <w:tblLook w:val="04A0" w:firstRow="1" w:lastRow="0" w:firstColumn="1" w:lastColumn="0" w:noHBand="0" w:noVBand="1"/>
       </w:tblPr>
       <w:tblGrid>
         <w:gridCol w:w="4873"/>
         <w:gridCol w:w="4873"/>
       </w:tblGrid>
-      <w:tr>
+      <w:tr xmlns:wp14="http://schemas.microsoft.com/office/word/2010/wordml" wp14:textId="77777777">
         <w:tc>
           <w:tcPr>
-            <w:tcW w:type="dxa" w:w="3402"/>
+            <w:tcW w:w="3402" w:type="dxa"/>
             <w:vAlign w:val="center"/>
             <w:shd w:fill="DCE6F1"/>
             <w:tcMar>
@@ -1186,7 +1157,7 @@
               <w:end w:w="95" w:type="dxa"/>
             </w:tcMar>
           </w:tcPr>
-          <w:p>
+          <w:p wp14:textId="77777777">
             <w:pPr>
               <w:jc w:val="center"/>
             </w:pPr>
@@ -1201,7 +1172,7 @@
         </w:tc>
         <w:tc>
           <w:tcPr>
-            <w:tcW w:type="dxa" w:w="1701"/>
+            <w:tcW w:w="1701" w:type="dxa"/>
             <w:vAlign w:val="center"/>
             <w:shd w:fill="DCE6F1"/>
             <w:tcMar>
@@ -1211,7 +1182,7 @@
               <w:end w:w="95" w:type="dxa"/>
             </w:tcMar>
           </w:tcPr>
-          <w:p>
+          <w:p wp14:textId="77777777">
             <w:pPr>
               <w:jc w:val="center"/>
             </w:pPr>
@@ -1225,10 +1196,10 @@
           </w:p>
         </w:tc>
       </w:tr>
-      <w:tr>
+      <w:tr xmlns:wp14="http://schemas.microsoft.com/office/word/2010/wordml" wp14:textId="77777777">
         <w:tc>
           <w:tcPr>
-            <w:tcW w:type="dxa" w:w="3402"/>
+            <w:tcW w:w="3402" w:type="dxa"/>
             <w:vAlign w:val="center"/>
             <w:tcMar>
               <w:top w:w="75" w:type="dxa"/>
@@ -1237,7 +1208,7 @@
               <w:end w:w="95" w:type="dxa"/>
             </w:tcMar>
           </w:tcPr>
-          <w:p>
+          <w:p wp14:textId="77777777">
             <w:pPr>
               <w:jc w:val="left"/>
             </w:pPr>
@@ -1251,7 +1222,7 @@
         </w:tc>
         <w:tc>
           <w:tcPr>
-            <w:tcW w:type="dxa" w:w="1701"/>
+            <w:tcW w:w="1701" w:type="dxa"/>
             <w:vAlign w:val="center"/>
             <w:tcMar>
               <w:top w:w="75" w:type="dxa"/>
@@ -1260,7 +1231,7 @@
               <w:end w:w="95" w:type="dxa"/>
             </w:tcMar>
           </w:tcPr>
-          <w:p>
+          <w:p wp14:textId="77777777">
             <w:pPr>
               <w:jc w:val="left"/>
             </w:pPr>
@@ -1273,10 +1244,10 @@
           </w:p>
         </w:tc>
       </w:tr>
-      <w:tr>
+      <w:tr xmlns:wp14="http://schemas.microsoft.com/office/word/2010/wordml" wp14:textId="77777777">
         <w:tc>
           <w:tcPr>
-            <w:tcW w:type="dxa" w:w="3402"/>
+            <w:tcW w:w="3402" w:type="dxa"/>
             <w:vAlign w:val="center"/>
             <w:tcMar>
               <w:top w:w="75" w:type="dxa"/>
@@ -1285,7 +1256,7 @@
               <w:end w:w="95" w:type="dxa"/>
             </w:tcMar>
           </w:tcPr>
-          <w:p>
+          <w:p wp14:textId="77777777">
             <w:pPr>
               <w:jc w:val="left"/>
             </w:pPr>
@@ -1299,7 +1270,7 @@
         </w:tc>
         <w:tc>
           <w:tcPr>
-            <w:tcW w:type="dxa" w:w="1701"/>
+            <w:tcW w:w="1701" w:type="dxa"/>
             <w:vAlign w:val="center"/>
             <w:tcMar>
               <w:top w:w="75" w:type="dxa"/>
@@ -1308,7 +1279,7 @@
               <w:end w:w="95" w:type="dxa"/>
             </w:tcMar>
           </w:tcPr>
-          <w:p>
+          <w:p wp14:textId="77777777">
             <w:pPr>
               <w:jc w:val="left"/>
             </w:pPr>
@@ -1321,10 +1292,10 @@
           </w:p>
         </w:tc>
       </w:tr>
-      <w:tr>
+      <w:tr xmlns:wp14="http://schemas.microsoft.com/office/word/2010/wordml" wp14:textId="77777777">
         <w:tc>
           <w:tcPr>
-            <w:tcW w:type="dxa" w:w="3402"/>
+            <w:tcW w:w="3402" w:type="dxa"/>
             <w:vAlign w:val="center"/>
             <w:tcMar>
               <w:top w:w="75" w:type="dxa"/>
@@ -1333,7 +1304,7 @@
               <w:end w:w="95" w:type="dxa"/>
             </w:tcMar>
           </w:tcPr>
-          <w:p>
+          <w:p wp14:textId="77777777">
             <w:pPr>
               <w:jc w:val="left"/>
             </w:pPr>
@@ -1347,7 +1318,7 @@
         </w:tc>
         <w:tc>
           <w:tcPr>
-            <w:tcW w:type="dxa" w:w="1701"/>
+            <w:tcW w:w="1701" w:type="dxa"/>
             <w:vAlign w:val="center"/>
             <w:tcMar>
               <w:top w:w="75" w:type="dxa"/>
@@ -1356,7 +1327,7 @@
               <w:end w:w="95" w:type="dxa"/>
             </w:tcMar>
           </w:tcPr>
-          <w:p>
+          <w:p wp14:textId="77777777">
             <w:pPr>
               <w:jc w:val="left"/>
             </w:pPr>
@@ -1369,10 +1340,10 @@
           </w:p>
         </w:tc>
       </w:tr>
-      <w:tr>
+      <w:tr xmlns:wp14="http://schemas.microsoft.com/office/word/2010/wordml" wp14:textId="77777777">
         <w:tc>
           <w:tcPr>
-            <w:tcW w:type="dxa" w:w="3402"/>
+            <w:tcW w:w="3402" w:type="dxa"/>
             <w:vAlign w:val="center"/>
             <w:tcMar>
               <w:top w:w="75" w:type="dxa"/>
@@ -1381,7 +1352,7 @@
               <w:end w:w="95" w:type="dxa"/>
             </w:tcMar>
           </w:tcPr>
-          <w:p>
+          <w:p wp14:textId="77777777">
             <w:pPr>
               <w:jc w:val="left"/>
             </w:pPr>
@@ -1395,7 +1366,7 @@
         </w:tc>
         <w:tc>
           <w:tcPr>
-            <w:tcW w:type="dxa" w:w="1701"/>
+            <w:tcW w:w="1701" w:type="dxa"/>
             <w:vAlign w:val="center"/>
             <w:tcMar>
               <w:top w:w="75" w:type="dxa"/>
@@ -1404,7 +1375,7 @@
               <w:end w:w="95" w:type="dxa"/>
             </w:tcMar>
           </w:tcPr>
-          <w:p>
+          <w:p wp14:textId="77777777">
             <w:pPr>
               <w:jc w:val="left"/>
             </w:pPr>
@@ -1417,10 +1388,10 @@
           </w:p>
         </w:tc>
       </w:tr>
-      <w:tr>
+      <w:tr xmlns:wp14="http://schemas.microsoft.com/office/word/2010/wordml" wp14:textId="77777777">
         <w:tc>
           <w:tcPr>
-            <w:tcW w:type="dxa" w:w="3402"/>
+            <w:tcW w:w="3402" w:type="dxa"/>
             <w:vAlign w:val="center"/>
             <w:tcMar>
               <w:top w:w="75" w:type="dxa"/>
@@ -1429,7 +1400,7 @@
               <w:end w:w="95" w:type="dxa"/>
             </w:tcMar>
           </w:tcPr>
-          <w:p>
+          <w:p wp14:textId="77777777">
             <w:pPr>
               <w:jc w:val="left"/>
             </w:pPr>
@@ -1443,7 +1414,7 @@
         </w:tc>
         <w:tc>
           <w:tcPr>
-            <w:tcW w:type="dxa" w:w="1701"/>
+            <w:tcW w:w="1701" w:type="dxa"/>
             <w:vAlign w:val="center"/>
             <w:tcMar>
               <w:top w:w="75" w:type="dxa"/>
@@ -1452,7 +1423,7 @@
               <w:end w:w="95" w:type="dxa"/>
             </w:tcMar>
           </w:tcPr>
-          <w:p>
+          <w:p wp14:textId="77777777">
             <w:pPr>
               <w:jc w:val="left"/>
             </w:pPr>
@@ -1466,12 +1437,12 @@
         </w:tc>
       </w:tr>
     </w:tbl>
-    <w:p>
+    <w:p xmlns:wp14="http://schemas.microsoft.com/office/word/2010/wordml" wp14:textId="77777777">
       <w:r>
         <w:t>Ces valeurs servent de repère pour vérifier qu’une nouvelle exécution n’a pas fortement dégradé la qualité du pipeline.</w:t>
       </w:r>
     </w:p>
-    <w:p>
+    <w:p xmlns:wp14="http://schemas.microsoft.com/office/word/2010/wordml" wp14:textId="77777777">
       <w:pPr>
         <w:pStyle w:val="Heading1"/>
       </w:pPr>
@@ -1479,7 +1450,7 @@
         <w:t>6. API FastAPI</w:t>
       </w:r>
     </w:p>
-    <w:p>
+    <w:p xmlns:wp14="http://schemas.microsoft.com/office/word/2010/wordml" wp14:textId="77777777">
       <w:r>
         <w:t>L’API tente d’abord de charger le modèle depuis MLflow via l’alias `production`. En cas d’échec, un fallback local charge `artifacts/best_model.joblib`.</w:t>
       </w:r>
@@ -1487,20 +1458,20 @@
     <w:tbl>
       <w:tblPr>
         <w:tblStyle w:val="TableGrid"/>
-        <w:tblW w:type="auto" w:w="0"/>
+        <w:tblW w:w="0" w:type="auto"/>
         <w:jc w:val="center"/>
         <w:tblLayout w:type="fixed"/>
-        <w:tblLook w:firstColumn="1" w:firstRow="1" w:lastColumn="0" w:lastRow="0" w:noHBand="0" w:noVBand="1" w:val="04A0"/>
+        <w:tblLook w:val="04A0" w:firstRow="1" w:lastRow="0" w:firstColumn="1" w:lastColumn="0" w:noHBand="0" w:noVBand="1"/>
       </w:tblPr>
       <w:tblGrid>
         <w:gridCol w:w="3249"/>
         <w:gridCol w:w="3249"/>
         <w:gridCol w:w="3249"/>
       </w:tblGrid>
-      <w:tr>
+      <w:tr xmlns:wp14="http://schemas.microsoft.com/office/word/2010/wordml" wp14:textId="77777777">
         <w:tc>
           <w:tcPr>
-            <w:tcW w:type="dxa" w:w="1701"/>
+            <w:tcW w:w="1701" w:type="dxa"/>
             <w:vAlign w:val="center"/>
             <w:shd w:fill="DCE6F1"/>
             <w:tcMar>
@@ -1510,7 +1481,7 @@
               <w:end w:w="95" w:type="dxa"/>
             </w:tcMar>
           </w:tcPr>
-          <w:p>
+          <w:p wp14:textId="77777777">
             <w:pPr>
               <w:jc w:val="center"/>
             </w:pPr>
@@ -1525,7 +1496,7 @@
         </w:tc>
         <w:tc>
           <w:tcPr>
-            <w:tcW w:type="dxa" w:w="1134"/>
+            <w:tcW w:w="1134" w:type="dxa"/>
             <w:vAlign w:val="center"/>
             <w:shd w:fill="DCE6F1"/>
             <w:tcMar>
@@ -1535,7 +1506,7 @@
               <w:end w:w="95" w:type="dxa"/>
             </w:tcMar>
           </w:tcPr>
-          <w:p>
+          <w:p wp14:textId="77777777">
             <w:pPr>
               <w:jc w:val="center"/>
             </w:pPr>
@@ -1550,7 +1521,7 @@
         </w:tc>
         <w:tc>
           <w:tcPr>
-            <w:tcW w:type="dxa" w:w="5216"/>
+            <w:tcW w:w="5216" w:type="dxa"/>
             <w:vAlign w:val="center"/>
             <w:shd w:fill="DCE6F1"/>
             <w:tcMar>
@@ -1560,7 +1531,7 @@
               <w:end w:w="95" w:type="dxa"/>
             </w:tcMar>
           </w:tcPr>
-          <w:p>
+          <w:p wp14:textId="77777777">
             <w:pPr>
               <w:jc w:val="center"/>
             </w:pPr>
@@ -1574,10 +1545,10 @@
           </w:p>
         </w:tc>
       </w:tr>
-      <w:tr>
+      <w:tr xmlns:wp14="http://schemas.microsoft.com/office/word/2010/wordml" wp14:textId="77777777">
         <w:tc>
           <w:tcPr>
-            <w:tcW w:type="dxa" w:w="1701"/>
+            <w:tcW w:w="1701" w:type="dxa"/>
             <w:vAlign w:val="center"/>
             <w:tcMar>
               <w:top w:w="75" w:type="dxa"/>
@@ -1586,7 +1557,7 @@
               <w:end w:w="95" w:type="dxa"/>
             </w:tcMar>
           </w:tcPr>
-          <w:p>
+          <w:p wp14:textId="77777777">
             <w:pPr>
               <w:jc w:val="left"/>
             </w:pPr>
@@ -1600,7 +1571,7 @@
         </w:tc>
         <w:tc>
           <w:tcPr>
-            <w:tcW w:type="dxa" w:w="1134"/>
+            <w:tcW w:w="1134" w:type="dxa"/>
             <w:vAlign w:val="center"/>
             <w:tcMar>
               <w:top w:w="75" w:type="dxa"/>
@@ -1609,7 +1580,7 @@
               <w:end w:w="95" w:type="dxa"/>
             </w:tcMar>
           </w:tcPr>
-          <w:p>
+          <w:p wp14:textId="77777777">
             <w:pPr>
               <w:jc w:val="center"/>
             </w:pPr>
@@ -1623,7 +1594,7 @@
         </w:tc>
         <w:tc>
           <w:tcPr>
-            <w:tcW w:type="dxa" w:w="5216"/>
+            <w:tcW w:w="5216" w:type="dxa"/>
             <w:vAlign w:val="center"/>
             <w:tcMar>
               <w:top w:w="75" w:type="dxa"/>
@@ -1632,7 +1603,7 @@
               <w:end w:w="95" w:type="dxa"/>
             </w:tcMar>
           </w:tcPr>
-          <w:p>
+          <w:p wp14:textId="77777777">
             <w:pPr>
               <w:jc w:val="left"/>
             </w:pPr>
@@ -1645,10 +1616,10 @@
           </w:p>
         </w:tc>
       </w:tr>
-      <w:tr>
+      <w:tr xmlns:wp14="http://schemas.microsoft.com/office/word/2010/wordml" wp14:textId="77777777">
         <w:tc>
           <w:tcPr>
-            <w:tcW w:type="dxa" w:w="1701"/>
+            <w:tcW w:w="1701" w:type="dxa"/>
             <w:vAlign w:val="center"/>
             <w:tcMar>
               <w:top w:w="75" w:type="dxa"/>
@@ -1657,7 +1628,7 @@
               <w:end w:w="95" w:type="dxa"/>
             </w:tcMar>
           </w:tcPr>
-          <w:p>
+          <w:p wp14:textId="77777777">
             <w:pPr>
               <w:jc w:val="left"/>
             </w:pPr>
@@ -1671,7 +1642,7 @@
         </w:tc>
         <w:tc>
           <w:tcPr>
-            <w:tcW w:type="dxa" w:w="1134"/>
+            <w:tcW w:w="1134" w:type="dxa"/>
             <w:vAlign w:val="center"/>
             <w:tcMar>
               <w:top w:w="75" w:type="dxa"/>
@@ -1680,7 +1651,7 @@
               <w:end w:w="95" w:type="dxa"/>
             </w:tcMar>
           </w:tcPr>
-          <w:p>
+          <w:p wp14:textId="77777777">
             <w:pPr>
               <w:jc w:val="center"/>
             </w:pPr>
@@ -1694,7 +1665,7 @@
         </w:tc>
         <w:tc>
           <w:tcPr>
-            <w:tcW w:type="dxa" w:w="5216"/>
+            <w:tcW w:w="5216" w:type="dxa"/>
             <w:vAlign w:val="center"/>
             <w:tcMar>
               <w:top w:w="75" w:type="dxa"/>
@@ -1703,7 +1674,7 @@
               <w:end w:w="95" w:type="dxa"/>
             </w:tcMar>
           </w:tcPr>
-          <w:p>
+          <w:p wp14:textId="77777777">
             <w:pPr>
               <w:jc w:val="left"/>
             </w:pPr>
@@ -1716,10 +1687,10 @@
           </w:p>
         </w:tc>
       </w:tr>
-      <w:tr>
+      <w:tr xmlns:wp14="http://schemas.microsoft.com/office/word/2010/wordml" wp14:textId="77777777">
         <w:tc>
           <w:tcPr>
-            <w:tcW w:type="dxa" w:w="1701"/>
+            <w:tcW w:w="1701" w:type="dxa"/>
             <w:vAlign w:val="center"/>
             <w:tcMar>
               <w:top w:w="75" w:type="dxa"/>
@@ -1728,7 +1699,7 @@
               <w:end w:w="95" w:type="dxa"/>
             </w:tcMar>
           </w:tcPr>
-          <w:p>
+          <w:p wp14:textId="77777777">
             <w:pPr>
               <w:jc w:val="left"/>
             </w:pPr>
@@ -1742,7 +1713,7 @@
         </w:tc>
         <w:tc>
           <w:tcPr>
-            <w:tcW w:type="dxa" w:w="1134"/>
+            <w:tcW w:w="1134" w:type="dxa"/>
             <w:vAlign w:val="center"/>
             <w:tcMar>
               <w:top w:w="75" w:type="dxa"/>
@@ -1751,7 +1722,7 @@
               <w:end w:w="95" w:type="dxa"/>
             </w:tcMar>
           </w:tcPr>
-          <w:p>
+          <w:p wp14:textId="77777777">
             <w:pPr>
               <w:jc w:val="center"/>
             </w:pPr>
@@ -1765,7 +1736,7 @@
         </w:tc>
         <w:tc>
           <w:tcPr>
-            <w:tcW w:type="dxa" w:w="5216"/>
+            <w:tcW w:w="5216" w:type="dxa"/>
             <w:vAlign w:val="center"/>
             <w:tcMar>
               <w:top w:w="75" w:type="dxa"/>
@@ -1774,7 +1745,7 @@
               <w:end w:w="95" w:type="dxa"/>
             </w:tcMar>
           </w:tcPr>
-          <w:p>
+          <w:p wp14:textId="77777777">
             <w:pPr>
               <w:jc w:val="left"/>
             </w:pPr>
@@ -1787,10 +1758,10 @@
           </w:p>
         </w:tc>
       </w:tr>
-      <w:tr>
+      <w:tr xmlns:wp14="http://schemas.microsoft.com/office/word/2010/wordml" wp14:textId="77777777">
         <w:tc>
           <w:tcPr>
-            <w:tcW w:type="dxa" w:w="1701"/>
+            <w:tcW w:w="1701" w:type="dxa"/>
             <w:vAlign w:val="center"/>
             <w:tcMar>
               <w:top w:w="75" w:type="dxa"/>
@@ -1799,7 +1770,7 @@
               <w:end w:w="95" w:type="dxa"/>
             </w:tcMar>
           </w:tcPr>
-          <w:p>
+          <w:p wp14:textId="77777777">
             <w:pPr>
               <w:jc w:val="left"/>
             </w:pPr>
@@ -1813,7 +1784,7 @@
         </w:tc>
         <w:tc>
           <w:tcPr>
-            <w:tcW w:type="dxa" w:w="1134"/>
+            <w:tcW w:w="1134" w:type="dxa"/>
             <w:vAlign w:val="center"/>
             <w:tcMar>
               <w:top w:w="75" w:type="dxa"/>
@@ -1822,7 +1793,7 @@
               <w:end w:w="95" w:type="dxa"/>
             </w:tcMar>
           </w:tcPr>
-          <w:p>
+          <w:p wp14:textId="77777777">
             <w:pPr>
               <w:jc w:val="center"/>
             </w:pPr>
@@ -1836,7 +1807,7 @@
         </w:tc>
         <w:tc>
           <w:tcPr>
-            <w:tcW w:type="dxa" w:w="5216"/>
+            <w:tcW w:w="5216" w:type="dxa"/>
             <w:vAlign w:val="center"/>
             <w:tcMar>
               <w:top w:w="75" w:type="dxa"/>
@@ -1845,7 +1816,7 @@
               <w:end w:w="95" w:type="dxa"/>
             </w:tcMar>
           </w:tcPr>
-          <w:p>
+          <w:p wp14:textId="77777777">
             <w:pPr>
               <w:jc w:val="left"/>
             </w:pPr>
@@ -1859,12 +1830,12 @@
         </w:tc>
       </w:tr>
     </w:tbl>
-    <w:p>
+    <w:p xmlns:wp14="http://schemas.microsoft.com/office/word/2010/wordml" wp14:textId="77777777">
       <w:r>
         <w:t>Le schéma d’entrée s’appuie sur Pydantic. Les types et bornes sont contrôlés dans `CustomerData` pour limiter les erreurs de saisie.</w:t>
       </w:r>
     </w:p>
-    <w:p>
+    <w:p xmlns:wp14="http://schemas.microsoft.com/office/word/2010/wordml" wp14:textId="77777777">
       <w:pPr>
         <w:pStyle w:val="Heading1"/>
       </w:pPr>
@@ -1872,7 +1843,7 @@
         <w:t>7. Dashboard Streamlit</w:t>
       </w:r>
     </w:p>
-    <w:p>
+    <w:p xmlns:wp14="http://schemas.microsoft.com/office/word/2010/wordml" wp14:textId="77777777">
       <w:pPr>
         <w:pStyle w:val="ListBullet"/>
       </w:pPr>
@@ -1880,7 +1851,7 @@
         <w:t>Onglet 1 : simulation d’un client et appel de l’API.</w:t>
       </w:r>
     </w:p>
-    <w:p>
+    <w:p xmlns:wp14="http://schemas.microsoft.com/office/word/2010/wordml" wp14:textId="77777777">
       <w:pPr>
         <w:pStyle w:val="ListBullet"/>
       </w:pPr>
@@ -1888,7 +1859,7 @@
         <w:t>Onglet 2 : comparaison des modèles à partir de `model_metrics.csv`.</w:t>
       </w:r>
     </w:p>
-    <w:p>
+    <w:p xmlns:wp14="http://schemas.microsoft.com/office/word/2010/wordml" wp14:textId="77777777">
       <w:pPr>
         <w:pStyle w:val="ListBullet"/>
       </w:pPr>
@@ -1896,12 +1867,12 @@
         <w:t>Onglet 3 : variables importantes si `feature_importance.csv` est disponible.</w:t>
       </w:r>
     </w:p>
-    <w:p>
+    <w:p xmlns:wp14="http://schemas.microsoft.com/office/word/2010/wordml" wp14:textId="77777777">
       <w:r>
         <w:t>Le dashboard a été conçu pour rester léger : il sert surtout à la démonstration et à la mise en valeur du pipeline de prédiction.</w:t>
       </w:r>
     </w:p>
-    <w:p>
+    <w:p xmlns:wp14="http://schemas.microsoft.com/office/word/2010/wordml" wp14:textId="77777777">
       <w:pPr>
         <w:pStyle w:val="Heading1"/>
       </w:pPr>
@@ -1909,7 +1880,7 @@
         <w:t>8. Commandes d’exécution</w:t>
       </w:r>
     </w:p>
-    <w:p>
+    <w:p xmlns:wp14="http://schemas.microsoft.com/office/word/2010/wordml" wp14:textId="77777777">
       <w:pPr>
         <w:pStyle w:val="ListBullet"/>
       </w:pPr>
@@ -1917,7 +1888,7 @@
         <w:t>Installer les dépendances : `pip install pandas numpy scikit-learn joblib mlflow fastapi uvicorn streamlit requests plotly matplotlib seaborn jupyter notebook`</w:t>
       </w:r>
     </w:p>
-    <w:p>
+    <w:p xmlns:wp14="http://schemas.microsoft.com/office/word/2010/wordml" wp14:textId="77777777">
       <w:pPr>
         <w:pStyle w:val="ListBullet"/>
       </w:pPr>
@@ -1925,7 +1896,7 @@
         <w:t>Entraîner le modèle : `python train.py`</w:t>
       </w:r>
     </w:p>
-    <w:p>
+    <w:p xmlns:wp14="http://schemas.microsoft.com/office/word/2010/wordml" wp14:textId="77777777">
       <w:pPr>
         <w:pStyle w:val="ListBullet"/>
       </w:pPr>
@@ -1933,7 +1904,7 @@
         <w:t>Lancer l’API : `uvicorn api:app --reload`</w:t>
       </w:r>
     </w:p>
-    <w:p>
+    <w:p xmlns:wp14="http://schemas.microsoft.com/office/word/2010/wordml" wp14:textId="77777777">
       <w:pPr>
         <w:pStyle w:val="ListBullet"/>
       </w:pPr>
@@ -1941,12 +1912,12 @@
         <w:t>Lancer le dashboard : `python -m streamlit run app.py`</w:t>
       </w:r>
     </w:p>
-    <w:p>
+    <w:p xmlns:wp14="http://schemas.microsoft.com/office/word/2010/wordml" wp14:textId="77777777">
       <w:r>
         <w:t>Le plus simple est d’ouvrir un terminal dans le dossier `Code/` avant d’exécuter ces commandes.</w:t>
       </w:r>
     </w:p>
-    <w:p>
+    <w:p xmlns:wp14="http://schemas.microsoft.com/office/word/2010/wordml" wp14:textId="77777777">
       <w:pPr>
         <w:pStyle w:val="Heading1"/>
       </w:pPr>
@@ -1957,19 +1928,20 @@
     <w:tbl>
       <w:tblPr>
         <w:tblStyle w:val="TableGrid"/>
-        <w:tblW w:type="auto" w:w="0"/>
+        <w:tblW w:w="0" w:type="auto"/>
         <w:jc w:val="center"/>
         <w:tblLayout w:type="fixed"/>
-        <w:tblLook w:firstColumn="1" w:firstRow="1" w:lastColumn="0" w:lastRow="0" w:noHBand="0" w:noVBand="1" w:val="04A0"/>
+        <w:tblLook w:val="04A0" w:firstRow="1" w:lastRow="0" w:firstColumn="1" w:lastColumn="0" w:noHBand="0" w:noVBand="1"/>
       </w:tblPr>
       <w:tblGrid>
         <w:gridCol w:w="4873"/>
         <w:gridCol w:w="4873"/>
       </w:tblGrid>
-      <w:tr>
+      <w:tr xmlns:wp14="http://schemas.microsoft.com/office/word/2010/wordml" wp14:textId="77777777">
         <w:tc>
           <w:tcPr>
-            <w:tcW w:type="dxa" w:w="2835"/>
+            <w:tcW w:w="2835" w:type="dxa"/>
+            <w:tcMar/>
             <w:vAlign w:val="center"/>
             <w:shd w:fill="DCE6F1"/>
             <w:tcMar>
@@ -1979,7 +1951,7 @@
               <w:end w:w="95" w:type="dxa"/>
             </w:tcMar>
           </w:tcPr>
-          <w:p>
+          <w:p wp14:textId="77777777">
             <w:pPr>
               <w:jc w:val="center"/>
             </w:pPr>
@@ -1994,7 +1966,8 @@
         </w:tc>
         <w:tc>
           <w:tcPr>
-            <w:tcW w:type="dxa" w:w="5669"/>
+            <w:tcW w:w="5669" w:type="dxa"/>
+            <w:tcMar/>
             <w:vAlign w:val="center"/>
             <w:shd w:fill="DCE6F1"/>
             <w:tcMar>
@@ -2004,7 +1977,7 @@
               <w:end w:w="95" w:type="dxa"/>
             </w:tcMar>
           </w:tcPr>
-          <w:p>
+          <w:p wp14:textId="77777777">
             <w:pPr>
               <w:jc w:val="center"/>
             </w:pPr>
@@ -2018,10 +1991,11 @@
           </w:p>
         </w:tc>
       </w:tr>
-      <w:tr>
+      <w:tr xmlns:wp14="http://schemas.microsoft.com/office/word/2010/wordml" wp14:textId="77777777">
         <w:tc>
           <w:tcPr>
-            <w:tcW w:type="dxa" w:w="2835"/>
+            <w:tcW w:w="2835" w:type="dxa"/>
+            <w:tcMar/>
             <w:vAlign w:val="center"/>
             <w:tcMar>
               <w:top w:w="75" w:type="dxa"/>
@@ -2030,7 +2004,7 @@
               <w:end w:w="95" w:type="dxa"/>
             </w:tcMar>
           </w:tcPr>
-          <w:p>
+          <w:p wp14:textId="77777777">
             <w:pPr>
               <w:jc w:val="left"/>
             </w:pPr>
@@ -2044,7 +2018,8 @@
         </w:tc>
         <w:tc>
           <w:tcPr>
-            <w:tcW w:type="dxa" w:w="5669"/>
+            <w:tcW w:w="5669" w:type="dxa"/>
+            <w:tcMar/>
             <w:vAlign w:val="center"/>
             <w:tcMar>
               <w:top w:w="75" w:type="dxa"/>
@@ -2053,7 +2028,7 @@
               <w:end w:w="95" w:type="dxa"/>
             </w:tcMar>
           </w:tcPr>
-          <w:p>
+          <w:p wp14:textId="77777777">
             <w:pPr>
               <w:jc w:val="left"/>
             </w:pPr>
@@ -2066,10 +2041,11 @@
           </w:p>
         </w:tc>
       </w:tr>
-      <w:tr>
+      <w:tr xmlns:wp14="http://schemas.microsoft.com/office/word/2010/wordml" wp14:textId="77777777">
         <w:tc>
           <w:tcPr>
-            <w:tcW w:type="dxa" w:w="2835"/>
+            <w:tcW w:w="2835" w:type="dxa"/>
+            <w:tcMar/>
             <w:vAlign w:val="center"/>
             <w:tcMar>
               <w:top w:w="75" w:type="dxa"/>
@@ -2078,7 +2054,7 @@
               <w:end w:w="95" w:type="dxa"/>
             </w:tcMar>
           </w:tcPr>
-          <w:p>
+          <w:p wp14:textId="77777777">
             <w:pPr>
               <w:jc w:val="left"/>
             </w:pPr>
@@ -2092,7 +2068,8 @@
         </w:tc>
         <w:tc>
           <w:tcPr>
-            <w:tcW w:type="dxa" w:w="5669"/>
+            <w:tcW w:w="5669" w:type="dxa"/>
+            <w:tcMar/>
             <w:vAlign w:val="center"/>
             <w:tcMar>
               <w:top w:w="75" w:type="dxa"/>
@@ -2101,7 +2078,7 @@
               <w:end w:w="95" w:type="dxa"/>
             </w:tcMar>
           </w:tcPr>
-          <w:p>
+          <w:p wp14:textId="77777777">
             <w:pPr>
               <w:jc w:val="left"/>
             </w:pPr>
@@ -2114,10 +2091,11 @@
           </w:p>
         </w:tc>
       </w:tr>
-      <w:tr>
+      <w:tr xmlns:wp14="http://schemas.microsoft.com/office/word/2010/wordml" wp14:textId="77777777">
         <w:tc>
           <w:tcPr>
-            <w:tcW w:type="dxa" w:w="2835"/>
+            <w:tcW w:w="2835" w:type="dxa"/>
+            <w:tcMar/>
             <w:vAlign w:val="center"/>
             <w:tcMar>
               <w:top w:w="75" w:type="dxa"/>
@@ -2126,7 +2104,7 @@
               <w:end w:w="95" w:type="dxa"/>
             </w:tcMar>
           </w:tcPr>
-          <w:p>
+          <w:p wp14:textId="77777777">
             <w:pPr>
               <w:jc w:val="left"/>
             </w:pPr>
@@ -2140,7 +2118,8 @@
         </w:tc>
         <w:tc>
           <w:tcPr>
-            <w:tcW w:type="dxa" w:w="5669"/>
+            <w:tcW w:w="5669" w:type="dxa"/>
+            <w:tcMar/>
             <w:vAlign w:val="center"/>
             <w:tcMar>
               <w:top w:w="75" w:type="dxa"/>
@@ -2149,7 +2128,7 @@
               <w:end w:w="95" w:type="dxa"/>
             </w:tcMar>
           </w:tcPr>
-          <w:p>
+          <w:p wp14:textId="77777777">
             <w:pPr>
               <w:jc w:val="left"/>
             </w:pPr>
@@ -2162,10 +2141,11 @@
           </w:p>
         </w:tc>
       </w:tr>
-      <w:tr>
+      <w:tr xmlns:wp14="http://schemas.microsoft.com/office/word/2010/wordml" wp14:textId="77777777">
         <w:tc>
           <w:tcPr>
-            <w:tcW w:type="dxa" w:w="2835"/>
+            <w:tcW w:w="2835" w:type="dxa"/>
+            <w:tcMar/>
             <w:vAlign w:val="center"/>
             <w:tcMar>
               <w:top w:w="75" w:type="dxa"/>
@@ -2174,7 +2154,7 @@
               <w:end w:w="95" w:type="dxa"/>
             </w:tcMar>
           </w:tcPr>
-          <w:p>
+          <w:p wp14:textId="77777777">
             <w:pPr>
               <w:jc w:val="left"/>
             </w:pPr>
@@ -2188,7 +2168,8 @@
         </w:tc>
         <w:tc>
           <w:tcPr>
-            <w:tcW w:type="dxa" w:w="5669"/>
+            <w:tcW w:w="5669" w:type="dxa"/>
+            <w:tcMar/>
             <w:vAlign w:val="center"/>
             <w:tcMar>
               <w:top w:w="75" w:type="dxa"/>
@@ -2197,7 +2178,7 @@
               <w:end w:w="95" w:type="dxa"/>
             </w:tcMar>
           </w:tcPr>
-          <w:p>
+          <w:p wp14:textId="77777777">
             <w:pPr>
               <w:jc w:val="left"/>
             </w:pPr>
@@ -2210,10 +2191,11 @@
           </w:p>
         </w:tc>
       </w:tr>
-      <w:tr>
+      <w:tr xmlns:wp14="http://schemas.microsoft.com/office/word/2010/wordml" wp14:textId="77777777">
         <w:tc>
           <w:tcPr>
-            <w:tcW w:type="dxa" w:w="2835"/>
+            <w:tcW w:w="2835" w:type="dxa"/>
+            <w:tcMar/>
             <w:vAlign w:val="center"/>
             <w:tcMar>
               <w:top w:w="75" w:type="dxa"/>
@@ -2222,7 +2204,7 @@
               <w:end w:w="95" w:type="dxa"/>
             </w:tcMar>
           </w:tcPr>
-          <w:p>
+          <w:p wp14:textId="77777777">
             <w:pPr>
               <w:jc w:val="left"/>
             </w:pPr>
@@ -2236,7 +2218,8 @@
         </w:tc>
         <w:tc>
           <w:tcPr>
-            <w:tcW w:type="dxa" w:w="5669"/>
+            <w:tcW w:w="5669" w:type="dxa"/>
+            <w:tcMar/>
             <w:vAlign w:val="center"/>
             <w:tcMar>
               <w:top w:w="75" w:type="dxa"/>
@@ -2245,153 +2228,126 @@
               <w:end w:w="95" w:type="dxa"/>
             </w:tcMar>
           </w:tcPr>
-          <w:p>
+          <w:p wp14:textId="5CBE734D">
             <w:pPr>
               <w:jc w:val="left"/>
             </w:pPr>
             <w:r>
               <w:rPr>
                 <w:sz w:val="18"/>
+                <w:szCs w:val="18"/>
               </w:rPr>
-              <w:t>Importance des variables si le script l’exporte.</w:t>
+              <w:t xml:space="preserve">Importance des variables </w:t>
+            </w:r>
+            <w:r>
+              <w:rPr>
+                <w:sz w:val="18"/>
+                <w:szCs w:val="18"/>
+              </w:rPr>
+              <w:t>si</w:t>
+            </w:r>
+            <w:r>
+              <w:rPr>
+                <w:sz w:val="18"/>
+                <w:szCs w:val="18"/>
+              </w:rPr>
+              <w:t xml:space="preserve"> le script </w:t>
+            </w:r>
+            <w:r>
+              <w:rPr>
+                <w:sz w:val="18"/>
+                <w:szCs w:val="18"/>
+              </w:rPr>
+              <w:t>l’exporte</w:t>
             </w:r>
           </w:p>
         </w:tc>
       </w:tr>
     </w:tbl>
-    <w:p>
-      <w:r>
-        <w:br w:type="page"/>
-      </w:r>
-    </w:p>
-    <w:p>
+    <w:p xmlns:wp14="http://schemas.microsoft.com/office/word/2010/wordml" wp14:textId="07E609A5">
       <w:pPr>
-        <w:pStyle w:val="Heading1"/>
+        <w:pStyle w:val="Normal"/>
       </w:pPr>
-      <w:r>
-        <w:t>10. Vérifications avant rendu ou soutenance</w:t>
-      </w:r>
-    </w:p>
-    <w:p>
-      <w:pPr>
-        <w:pStyle w:val="ListBullet"/>
-      </w:pPr>
-      <w:r>
-        <w:t>Vérifier que `uvicorn api:app --reload` démarre sans erreur.</w:t>
-      </w:r>
-    </w:p>
-    <w:p>
-      <w:pPr>
-        <w:pStyle w:val="ListBullet"/>
-      </w:pPr>
-      <w:r>
-        <w:t>Vérifier que `python -m streamlit run app.py` ouvre bien le dashboard.</w:t>
-      </w:r>
-    </w:p>
-    <w:p>
-      <w:pPr>
-        <w:pStyle w:val="ListBullet"/>
-      </w:pPr>
-      <w:r>
-        <w:t>Contrôler que `/health` retourne un statut OK.</w:t>
-      </w:r>
-    </w:p>
-    <w:p>
-      <w:pPr>
-        <w:pStyle w:val="ListBullet"/>
-      </w:pPr>
-      <w:r>
-        <w:t>Contrôler qu’un appel `/predict` avec un exemple valide retourne une probabilité et une classe.</w:t>
-      </w:r>
-    </w:p>
-    <w:p>
-      <w:pPr>
-        <w:pStyle w:val="ListBullet"/>
-      </w:pPr>
-      <w:r>
-        <w:t>Relancer `train.py` si les artefacts ne sont pas à jour.</w:t>
-      </w:r>
-    </w:p>
-    <w:p>
-      <w:pPr>
-        <w:pStyle w:val="ListBullet"/>
-      </w:pPr>
-      <w:r>
-        <w:t>S’assurer que le README, le rapport et l’annexe sont cohérents avec les noms de fichiers réellement présents.</w:t>
-      </w:r>
-    </w:p>
-    <w:p>
-      <w:pPr>
-        <w:pStyle w:val="Heading1"/>
-      </w:pPr>
-      <w:r>
-        <w:t>11. Points d’attention et améliorations</w:t>
-      </w:r>
-    </w:p>
-    <w:p>
-      <w:pPr>
-        <w:pStyle w:val="ListBullet"/>
-      </w:pPr>
-      <w:r>
-        <w:t>Aligner strictement les plages de saisie de l’API et du dashboard avec les plages observées dans le dataset source.</w:t>
-      </w:r>
-    </w:p>
-    <w:p>
-      <w:pPr>
-        <w:pStyle w:val="ListBullet"/>
-      </w:pPr>
-      <w:r>
-        <w:t>Exporter automatiquement `feature_importance.csv` depuis `train.py` pour activer pleinement le troisième onglet du dashboard.</w:t>
-      </w:r>
-    </w:p>
-    <w:p>
-      <w:pPr>
-        <w:pStyle w:val="ListBullet"/>
-      </w:pPr>
-      <w:r>
-        <w:t>Ajouter un `requirements.txt` propre si le projet doit être reproduit sur une autre machine.</w:t>
-      </w:r>
-    </w:p>
-    <w:p>
-      <w:pPr>
-        <w:pStyle w:val="ListBullet"/>
-      </w:pPr>
-      <w:r>
-        <w:t>Nettoyer le zip final en retirant `.git`, `__pycache__` et `.ipynb_checkpoints`.</w:t>
-      </w:r>
-    </w:p>
-    <w:p>
-      <w:r>
-        <w:t>Cette annexe peut servir de base à une documentation de maintenance plus complète si le projet doit évoluer après la soutenance.</w:t>
-      </w:r>
     </w:p>
     <w:sectPr>
-      <w:footerReference w:type="default" r:id="rId9"/>
-      <w:pgSz w:w="12240" w:h="15840"/>
+      <w:pgSz w:w="12240" w:h="15840" w:orient="portrait"/>
       <w:pgMar w:top="1247" w:right="1247" w:bottom="1134" w:left="1247" w:header="720" w:footer="720" w:gutter="0"/>
       <w:cols w:space="720"/>
       <w:docGrid w:linePitch="360"/>
+      <w:headerReference w:type="default" r:id="R3602239c9c074065"/>
     </w:sectPr>
   </w:body>
 </w:document>
 </file>
 
-<file path=word/footer1.xml><?xml version="1.0" encoding="utf-8"?>
-<w:ftr xmlns:m="http://schemas.openxmlformats.org/officeDocument/2006/math" xmlns:mc="http://schemas.openxmlformats.org/markup-compatibility/2006" xmlns:mo="http://schemas.microsoft.com/office/mac/office/2008/main" xmlns:mv="urn:schemas-microsoft-com:mac:vml" xmlns:o="urn:schemas-microsoft-com:office:office" xmlns:r="http://schemas.openxmlformats.org/officeDocument/2006/relationships" xmlns:v="urn:schemas-microsoft-com:vml" xmlns:w10="urn:schemas-microsoft-com:office:word" xmlns:w14="http://schemas.microsoft.com/office/word/2010/wordml" xmlns:w="http://schemas.openxmlformats.org/wordprocessingml/2006/main" xmlns:wne="http://schemas.microsoft.com/office/word/2006/wordml" xmlns:wp14="http://schemas.microsoft.com/office/word/2010/wordprocessingDrawing" xmlns:wp="http://schemas.openxmlformats.org/drawingml/2006/wordprocessingDrawing" xmlns:wpc="http://schemas.microsoft.com/office/word/2010/wordprocessingCanvas" xmlns:wpg="http://schemas.microsoft.com/office/word/2010/wordprocessingGroup" xmlns:wpi="http://schemas.microsoft.com/office/word/2010/wordprocessingInk" xmlns:wps="http://schemas.microsoft.com/office/word/2010/wordprocessingShape" mc:Ignorable="w14 wp14">
+<file path=word/header.xml><?xml version="1.0" encoding="utf-8"?>
+<w:hdr xmlns:w14="http://schemas.microsoft.com/office/word/2010/wordml" xmlns:w="http://schemas.openxmlformats.org/wordprocessingml/2006/main">
+  <w:tbl>
+    <w:tblPr>
+      <w:tblStyle w:val="TableNormal"/>
+      <w:bidiVisual w:val="0"/>
+      <w:tblW w:w="0" w:type="auto"/>
+      <w:tblLook w:val="06A0" w:firstRow="1" w:lastRow="0" w:firstColumn="1" w:lastColumn="0" w:noHBand="1" w:noVBand="1"/>
+    </w:tblPr>
+    <w:tblGrid>
+      <w:gridCol w:w="3245"/>
+      <w:gridCol w:w="3245"/>
+      <w:gridCol w:w="3245"/>
+    </w:tblGrid>
+    <w:tr>
+      <w:trPr>
+        <w:trHeight w:val="300"/>
+      </w:trPr>
+      <w:tc>
+        <w:tcPr>
+          <w:tcW w:w="3245" w:type="dxa"/>
+          <w:tcMar/>
+        </w:tcPr>
+        <w:p>
+          <w:pPr>
+            <w:pStyle w:val="Header"/>
+            <w:bidi w:val="0"/>
+            <w:ind w:left="-115"/>
+            <w:jc w:val="left"/>
+          </w:pPr>
+        </w:p>
+      </w:tc>
+      <w:tc>
+        <w:tcPr>
+          <w:tcW w:w="3245" w:type="dxa"/>
+          <w:tcMar/>
+        </w:tcPr>
+        <w:p>
+          <w:pPr>
+            <w:pStyle w:val="Header"/>
+            <w:bidi w:val="0"/>
+            <w:jc w:val="center"/>
+          </w:pPr>
+        </w:p>
+      </w:tc>
+      <w:tc>
+        <w:tcPr>
+          <w:tcW w:w="3245" w:type="dxa"/>
+          <w:tcMar/>
+        </w:tcPr>
+        <w:p>
+          <w:pPr>
+            <w:pStyle w:val="Header"/>
+            <w:bidi w:val="0"/>
+            <w:ind w:right="-115"/>
+            <w:jc w:val="right"/>
+          </w:pPr>
+        </w:p>
+      </w:tc>
+    </w:tr>
+  </w:tbl>
   <w:p>
     <w:pPr>
-      <w:pStyle w:val="Footer"/>
-      <w:jc w:val="center"/>
+      <w:pStyle w:val="Header"/>
+      <w:bidi w:val="0"/>
     </w:pPr>
-    <w:r>
-      <w:rPr>
-        <w:color w:val="646464"/>
-        <w:sz w:val="17"/>
-      </w:rPr>
-      <w:t>Annexe technique — projet churn</w:t>
-    </w:r>
   </w:p>
-</w:ftr>
+</w:hdr>
 </file>
 
 <file path=word/numbering.xml><?xml version="1.0" encoding="utf-8"?>
@@ -2482,7 +2438,7 @@
         <w:ind w:left="1440" w:hanging="360"/>
       </w:pPr>
       <w:rPr>
-        <w:rFonts w:ascii="Symbol" w:hAnsi="Symbol" w:hint="default"/>
+        <w:rFonts w:hint="default" w:ascii="Symbol" w:hAnsi="Symbol"/>
       </w:rPr>
     </w:lvl>
   </w:abstractNum>
@@ -2503,7 +2459,7 @@
         <w:ind w:left="1080" w:hanging="360"/>
       </w:pPr>
       <w:rPr>
-        <w:rFonts w:ascii="Symbol" w:hAnsi="Symbol" w:hint="default"/>
+        <w:rFonts w:hint="default" w:ascii="Symbol" w:hAnsi="Symbol"/>
       </w:rPr>
     </w:lvl>
   </w:abstractNum>
@@ -2524,7 +2480,7 @@
         <w:ind w:left="720" w:hanging="360"/>
       </w:pPr>
       <w:rPr>
-        <w:rFonts w:ascii="Symbol" w:hAnsi="Symbol" w:hint="default"/>
+        <w:rFonts w:hint="default" w:ascii="Symbol" w:hAnsi="Symbol"/>
       </w:rPr>
     </w:lvl>
   </w:abstractNum>
@@ -2563,7 +2519,7 @@
         <w:ind w:left="360" w:hanging="360"/>
       </w:pPr>
       <w:rPr>
-        <w:rFonts w:ascii="Symbol" w:hAnsi="Symbol" w:hint="default"/>
+        <w:rFonts w:hint="default" w:ascii="Symbol" w:hAnsi="Symbol"/>
       </w:rPr>
     </w:lvl>
   </w:abstractNum>
@@ -2598,11 +2554,11 @@
 </file>
 
 <file path=word/styles.xml><?xml version="1.0" encoding="utf-8"?>
-<w:styles xmlns:mc="http://schemas.openxmlformats.org/markup-compatibility/2006" xmlns:r="http://schemas.openxmlformats.org/officeDocument/2006/relationships" xmlns:w="http://schemas.openxmlformats.org/wordprocessingml/2006/main" xmlns:w14="http://schemas.microsoft.com/office/word/2010/wordml" mc:Ignorable="w14">
+<w:styles xmlns:wp14="http://schemas.microsoft.com/office/word/2010/wordprocessingDrawing" xmlns:mc="http://schemas.openxmlformats.org/markup-compatibility/2006" xmlns:r="http://schemas.openxmlformats.org/officeDocument/2006/relationships" xmlns:w="http://schemas.openxmlformats.org/wordprocessingml/2006/main" xmlns:w14="http://schemas.microsoft.com/office/word/2010/wordml" mc:Ignorable="w14 wp14">
   <w:docDefaults>
     <w:rPrDefault>
       <w:rPr>
-        <w:rFonts w:asciiTheme="minorHAnsi" w:eastAsiaTheme="minorEastAsia" w:hAnsiTheme="minorHAnsi" w:cstheme="minorBidi"/>
+        <w:rFonts w:asciiTheme="minorHAnsi" w:hAnsiTheme="minorHAnsi" w:eastAsiaTheme="minorEastAsia" w:cstheme="minorBidi"/>
         <w:sz w:val="22"/>
         <w:szCs w:val="22"/>
         <w:lang w:val="en-US" w:eastAsia="en-US" w:bidi="ar-SA"/>
@@ -2615,8 +2571,8 @@
     </w:pPrDefault>
   </w:docDefaults>
   <w:latentStyles w:defLockedState="0" w:defUIPriority="99" w:defSemiHidden="1" w:defUnhideWhenUsed="1" w:defQFormat="0" w:count="276">
-    <w:lsdException w:name="Normal" w:semiHidden="0" w:uiPriority="0" w:unhideWhenUsed="0" w:qFormat="1"/>
-    <w:lsdException w:name="heading 1" w:semiHidden="0" w:uiPriority="9" w:unhideWhenUsed="0" w:qFormat="1"/>
+    <w:lsdException w:name="Normal" w:uiPriority="0" w:semiHidden="0" w:unhideWhenUsed="0" w:qFormat="1"/>
+    <w:lsdException w:name="heading 1" w:uiPriority="9" w:semiHidden="0" w:unhideWhenUsed="0" w:qFormat="1"/>
     <w:lsdException w:name="heading 2" w:uiPriority="9" w:qFormat="1"/>
     <w:lsdException w:name="heading 3" w:uiPriority="9" w:qFormat="1"/>
     <w:lsdException w:name="heading 4" w:uiPriority="9" w:qFormat="1"/>
@@ -2635,125 +2591,125 @@
     <w:lsdException w:name="toc 8" w:uiPriority="39"/>
     <w:lsdException w:name="toc 9" w:uiPriority="39"/>
     <w:lsdException w:name="caption" w:uiPriority="35" w:qFormat="1"/>
-    <w:lsdException w:name="Title" w:semiHidden="0" w:uiPriority="10" w:unhideWhenUsed="0" w:qFormat="1"/>
+    <w:lsdException w:name="Title" w:uiPriority="10" w:semiHidden="0" w:unhideWhenUsed="0" w:qFormat="1"/>
     <w:lsdException w:name="Default Paragraph Font" w:uiPriority="1"/>
-    <w:lsdException w:name="Subtitle" w:semiHidden="0" w:uiPriority="11" w:unhideWhenUsed="0" w:qFormat="1"/>
-    <w:lsdException w:name="Strong" w:semiHidden="0" w:uiPriority="22" w:unhideWhenUsed="0" w:qFormat="1"/>
-    <w:lsdException w:name="Emphasis" w:semiHidden="0" w:uiPriority="20" w:unhideWhenUsed="0" w:qFormat="1"/>
-    <w:lsdException w:name="Table Grid" w:semiHidden="0" w:uiPriority="59" w:unhideWhenUsed="0"/>
+    <w:lsdException w:name="Subtitle" w:uiPriority="11" w:semiHidden="0" w:unhideWhenUsed="0" w:qFormat="1"/>
+    <w:lsdException w:name="Strong" w:uiPriority="22" w:semiHidden="0" w:unhideWhenUsed="0" w:qFormat="1"/>
+    <w:lsdException w:name="Emphasis" w:uiPriority="20" w:semiHidden="0" w:unhideWhenUsed="0" w:qFormat="1"/>
+    <w:lsdException w:name="Table Grid" w:uiPriority="59" w:semiHidden="0" w:unhideWhenUsed="0"/>
     <w:lsdException w:name="Placeholder Text" w:unhideWhenUsed="0"/>
-    <w:lsdException w:name="No Spacing" w:semiHidden="0" w:uiPriority="1" w:unhideWhenUsed="0" w:qFormat="1"/>
-    <w:lsdException w:name="Light Shading" w:semiHidden="0" w:uiPriority="60" w:unhideWhenUsed="0"/>
-    <w:lsdException w:name="Light List" w:semiHidden="0" w:uiPriority="61" w:unhideWhenUsed="0"/>
-    <w:lsdException w:name="Light Grid" w:semiHidden="0" w:uiPriority="62" w:unhideWhenUsed="0"/>
-    <w:lsdException w:name="Medium Shading 1" w:semiHidden="0" w:uiPriority="63" w:unhideWhenUsed="0"/>
-    <w:lsdException w:name="Medium Shading 2" w:semiHidden="0" w:uiPriority="64" w:unhideWhenUsed="0"/>
-    <w:lsdException w:name="Medium List 1" w:semiHidden="0" w:uiPriority="65" w:unhideWhenUsed="0"/>
-    <w:lsdException w:name="Medium List 2" w:semiHidden="0" w:uiPriority="66" w:unhideWhenUsed="0"/>
-    <w:lsdException w:name="Medium Grid 1" w:semiHidden="0" w:uiPriority="67" w:unhideWhenUsed="0"/>
-    <w:lsdException w:name="Medium Grid 2" w:semiHidden="0" w:uiPriority="68" w:unhideWhenUsed="0"/>
-    <w:lsdException w:name="Medium Grid 3" w:semiHidden="0" w:uiPriority="69" w:unhideWhenUsed="0"/>
-    <w:lsdException w:name="Dark List" w:semiHidden="0" w:uiPriority="70" w:unhideWhenUsed="0"/>
-    <w:lsdException w:name="Colorful Shading" w:semiHidden="0" w:uiPriority="71" w:unhideWhenUsed="0"/>
-    <w:lsdException w:name="Colorful List" w:semiHidden="0" w:uiPriority="72" w:unhideWhenUsed="0"/>
-    <w:lsdException w:name="Colorful Grid" w:semiHidden="0" w:uiPriority="73" w:unhideWhenUsed="0"/>
-    <w:lsdException w:name="Light Shading Accent 1" w:semiHidden="0" w:uiPriority="60" w:unhideWhenUsed="0"/>
-    <w:lsdException w:name="Light List Accent 1" w:semiHidden="0" w:uiPriority="61" w:unhideWhenUsed="0"/>
-    <w:lsdException w:name="Light Grid Accent 1" w:semiHidden="0" w:uiPriority="62" w:unhideWhenUsed="0"/>
-    <w:lsdException w:name="Medium Shading 1 Accent 1" w:semiHidden="0" w:uiPriority="63" w:unhideWhenUsed="0"/>
-    <w:lsdException w:name="Medium Shading 2 Accent 1" w:semiHidden="0" w:uiPriority="64" w:unhideWhenUsed="0"/>
-    <w:lsdException w:name="Medium List 1 Accent 1" w:semiHidden="0" w:uiPriority="65" w:unhideWhenUsed="0"/>
+    <w:lsdException w:name="No Spacing" w:uiPriority="1" w:semiHidden="0" w:unhideWhenUsed="0" w:qFormat="1"/>
+    <w:lsdException w:name="Light Shading" w:uiPriority="60" w:semiHidden="0" w:unhideWhenUsed="0"/>
+    <w:lsdException w:name="Light List" w:uiPriority="61" w:semiHidden="0" w:unhideWhenUsed="0"/>
+    <w:lsdException w:name="Light Grid" w:uiPriority="62" w:semiHidden="0" w:unhideWhenUsed="0"/>
+    <w:lsdException w:name="Medium Shading 1" w:uiPriority="63" w:semiHidden="0" w:unhideWhenUsed="0"/>
+    <w:lsdException w:name="Medium Shading 2" w:uiPriority="64" w:semiHidden="0" w:unhideWhenUsed="0"/>
+    <w:lsdException w:name="Medium List 1" w:uiPriority="65" w:semiHidden="0" w:unhideWhenUsed="0"/>
+    <w:lsdException w:name="Medium List 2" w:uiPriority="66" w:semiHidden="0" w:unhideWhenUsed="0"/>
+    <w:lsdException w:name="Medium Grid 1" w:uiPriority="67" w:semiHidden="0" w:unhideWhenUsed="0"/>
+    <w:lsdException w:name="Medium Grid 2" w:uiPriority="68" w:semiHidden="0" w:unhideWhenUsed="0"/>
+    <w:lsdException w:name="Medium Grid 3" w:uiPriority="69" w:semiHidden="0" w:unhideWhenUsed="0"/>
+    <w:lsdException w:name="Dark List" w:uiPriority="70" w:semiHidden="0" w:unhideWhenUsed="0"/>
+    <w:lsdException w:name="Colorful Shading" w:uiPriority="71" w:semiHidden="0" w:unhideWhenUsed="0"/>
+    <w:lsdException w:name="Colorful List" w:uiPriority="72" w:semiHidden="0" w:unhideWhenUsed="0"/>
+    <w:lsdException w:name="Colorful Grid" w:uiPriority="73" w:semiHidden="0" w:unhideWhenUsed="0"/>
+    <w:lsdException w:name="Light Shading Accent 1" w:uiPriority="60" w:semiHidden="0" w:unhideWhenUsed="0"/>
+    <w:lsdException w:name="Light List Accent 1" w:uiPriority="61" w:semiHidden="0" w:unhideWhenUsed="0"/>
+    <w:lsdException w:name="Light Grid Accent 1" w:uiPriority="62" w:semiHidden="0" w:unhideWhenUsed="0"/>
+    <w:lsdException w:name="Medium Shading 1 Accent 1" w:uiPriority="63" w:semiHidden="0" w:unhideWhenUsed="0"/>
+    <w:lsdException w:name="Medium Shading 2 Accent 1" w:uiPriority="64" w:semiHidden="0" w:unhideWhenUsed="0"/>
+    <w:lsdException w:name="Medium List 1 Accent 1" w:uiPriority="65" w:semiHidden="0" w:unhideWhenUsed="0"/>
     <w:lsdException w:name="Revision" w:unhideWhenUsed="0"/>
-    <w:lsdException w:name="List Paragraph" w:semiHidden="0" w:uiPriority="34" w:unhideWhenUsed="0" w:qFormat="1"/>
-    <w:lsdException w:name="Quote" w:semiHidden="0" w:uiPriority="29" w:unhideWhenUsed="0" w:qFormat="1"/>
-    <w:lsdException w:name="Intense Quote" w:semiHidden="0" w:uiPriority="30" w:unhideWhenUsed="0" w:qFormat="1"/>
-    <w:lsdException w:name="Medium List 2 Accent 1" w:semiHidden="0" w:uiPriority="66" w:unhideWhenUsed="0"/>
-    <w:lsdException w:name="Medium Grid 1 Accent 1" w:semiHidden="0" w:uiPriority="67" w:unhideWhenUsed="0"/>
-    <w:lsdException w:name="Medium Grid 2 Accent 1" w:semiHidden="0" w:uiPriority="68" w:unhideWhenUsed="0"/>
-    <w:lsdException w:name="Medium Grid 3 Accent 1" w:semiHidden="0" w:uiPriority="69" w:unhideWhenUsed="0"/>
-    <w:lsdException w:name="Dark List Accent 1" w:semiHidden="0" w:uiPriority="70" w:unhideWhenUsed="0"/>
-    <w:lsdException w:name="Colorful Shading Accent 1" w:semiHidden="0" w:uiPriority="71" w:unhideWhenUsed="0"/>
-    <w:lsdException w:name="Colorful List Accent 1" w:semiHidden="0" w:uiPriority="72" w:unhideWhenUsed="0"/>
-    <w:lsdException w:name="Colorful Grid Accent 1" w:semiHidden="0" w:uiPriority="73" w:unhideWhenUsed="0"/>
-    <w:lsdException w:name="Light Shading Accent 2" w:semiHidden="0" w:uiPriority="60" w:unhideWhenUsed="0"/>
-    <w:lsdException w:name="Light List Accent 2" w:semiHidden="0" w:uiPriority="61" w:unhideWhenUsed="0"/>
-    <w:lsdException w:name="Light Grid Accent 2" w:semiHidden="0" w:uiPriority="62" w:unhideWhenUsed="0"/>
-    <w:lsdException w:name="Medium Shading 1 Accent 2" w:semiHidden="0" w:uiPriority="63" w:unhideWhenUsed="0"/>
-    <w:lsdException w:name="Medium Shading 2 Accent 2" w:semiHidden="0" w:uiPriority="64" w:unhideWhenUsed="0"/>
-    <w:lsdException w:name="Medium List 1 Accent 2" w:semiHidden="0" w:uiPriority="65" w:unhideWhenUsed="0"/>
-    <w:lsdException w:name="Medium List 2 Accent 2" w:semiHidden="0" w:uiPriority="66" w:unhideWhenUsed="0"/>
-    <w:lsdException w:name="Medium Grid 1 Accent 2" w:semiHidden="0" w:uiPriority="67" w:unhideWhenUsed="0"/>
-    <w:lsdException w:name="Medium Grid 2 Accent 2" w:semiHidden="0" w:uiPriority="68" w:unhideWhenUsed="0"/>
-    <w:lsdException w:name="Medium Grid 3 Accent 2" w:semiHidden="0" w:uiPriority="69" w:unhideWhenUsed="0"/>
-    <w:lsdException w:name="Dark List Accent 2" w:semiHidden="0" w:uiPriority="70" w:unhideWhenUsed="0"/>
-    <w:lsdException w:name="Colorful Shading Accent 2" w:semiHidden="0" w:uiPriority="71" w:unhideWhenUsed="0"/>
-    <w:lsdException w:name="Colorful List Accent 2" w:semiHidden="0" w:uiPriority="72" w:unhideWhenUsed="0"/>
-    <w:lsdException w:name="Colorful Grid Accent 2" w:semiHidden="0" w:uiPriority="73" w:unhideWhenUsed="0"/>
-    <w:lsdException w:name="Light Shading Accent 3" w:semiHidden="0" w:uiPriority="60" w:unhideWhenUsed="0"/>
-    <w:lsdException w:name="Light List Accent 3" w:semiHidden="0" w:uiPriority="61" w:unhideWhenUsed="0"/>
-    <w:lsdException w:name="Light Grid Accent 3" w:semiHidden="0" w:uiPriority="62" w:unhideWhenUsed="0"/>
-    <w:lsdException w:name="Medium Shading 1 Accent 3" w:semiHidden="0" w:uiPriority="63" w:unhideWhenUsed="0"/>
-    <w:lsdException w:name="Medium Shading 2 Accent 3" w:semiHidden="0" w:uiPriority="64" w:unhideWhenUsed="0"/>
-    <w:lsdException w:name="Medium List 1 Accent 3" w:semiHidden="0" w:uiPriority="65" w:unhideWhenUsed="0"/>
-    <w:lsdException w:name="Medium List 2 Accent 3" w:semiHidden="0" w:uiPriority="66" w:unhideWhenUsed="0"/>
-    <w:lsdException w:name="Medium Grid 1 Accent 3" w:semiHidden="0" w:uiPriority="67" w:unhideWhenUsed="0"/>
-    <w:lsdException w:name="Medium Grid 2 Accent 3" w:semiHidden="0" w:uiPriority="68" w:unhideWhenUsed="0"/>
-    <w:lsdException w:name="Medium Grid 3 Accent 3" w:semiHidden="0" w:uiPriority="69" w:unhideWhenUsed="0"/>
-    <w:lsdException w:name="Dark List Accent 3" w:semiHidden="0" w:uiPriority="70" w:unhideWhenUsed="0"/>
-    <w:lsdException w:name="Colorful Shading Accent 3" w:semiHidden="0" w:uiPriority="71" w:unhideWhenUsed="0"/>
-    <w:lsdException w:name="Colorful List Accent 3" w:semiHidden="0" w:uiPriority="72" w:unhideWhenUsed="0"/>
-    <w:lsdException w:name="Colorful Grid Accent 3" w:semiHidden="0" w:uiPriority="73" w:unhideWhenUsed="0"/>
-    <w:lsdException w:name="Light Shading Accent 4" w:semiHidden="0" w:uiPriority="60" w:unhideWhenUsed="0"/>
-    <w:lsdException w:name="Light List Accent 4" w:semiHidden="0" w:uiPriority="61" w:unhideWhenUsed="0"/>
-    <w:lsdException w:name="Light Grid Accent 4" w:semiHidden="0" w:uiPriority="62" w:unhideWhenUsed="0"/>
-    <w:lsdException w:name="Medium Shading 1 Accent 4" w:semiHidden="0" w:uiPriority="63" w:unhideWhenUsed="0"/>
-    <w:lsdException w:name="Medium Shading 2 Accent 4" w:semiHidden="0" w:uiPriority="64" w:unhideWhenUsed="0"/>
-    <w:lsdException w:name="Medium List 1 Accent 4" w:semiHidden="0" w:uiPriority="65" w:unhideWhenUsed="0"/>
-    <w:lsdException w:name="Medium List 2 Accent 4" w:semiHidden="0" w:uiPriority="66" w:unhideWhenUsed="0"/>
-    <w:lsdException w:name="Medium Grid 1 Accent 4" w:semiHidden="0" w:uiPriority="67" w:unhideWhenUsed="0"/>
-    <w:lsdException w:name="Medium Grid 2 Accent 4" w:semiHidden="0" w:uiPriority="68" w:unhideWhenUsed="0"/>
-    <w:lsdException w:name="Medium Grid 3 Accent 4" w:semiHidden="0" w:uiPriority="69" w:unhideWhenUsed="0"/>
-    <w:lsdException w:name="Dark List Accent 4" w:semiHidden="0" w:uiPriority="70" w:unhideWhenUsed="0"/>
-    <w:lsdException w:name="Colorful Shading Accent 4" w:semiHidden="0" w:uiPriority="71" w:unhideWhenUsed="0"/>
-    <w:lsdException w:name="Colorful List Accent 4" w:semiHidden="0" w:uiPriority="72" w:unhideWhenUsed="0"/>
-    <w:lsdException w:name="Colorful Grid Accent 4" w:semiHidden="0" w:uiPriority="73" w:unhideWhenUsed="0"/>
-    <w:lsdException w:name="Light Shading Accent 5" w:semiHidden="0" w:uiPriority="60" w:unhideWhenUsed="0"/>
-    <w:lsdException w:name="Light List Accent 5" w:semiHidden="0" w:uiPriority="61" w:unhideWhenUsed="0"/>
-    <w:lsdException w:name="Light Grid Accent 5" w:semiHidden="0" w:uiPriority="62" w:unhideWhenUsed="0"/>
-    <w:lsdException w:name="Medium Shading 1 Accent 5" w:semiHidden="0" w:uiPriority="63" w:unhideWhenUsed="0"/>
-    <w:lsdException w:name="Medium Shading 2 Accent 5" w:semiHidden="0" w:uiPriority="64" w:unhideWhenUsed="0"/>
-    <w:lsdException w:name="Medium List 1 Accent 5" w:semiHidden="0" w:uiPriority="65" w:unhideWhenUsed="0"/>
-    <w:lsdException w:name="Medium List 2 Accent 5" w:semiHidden="0" w:uiPriority="66" w:unhideWhenUsed="0"/>
-    <w:lsdException w:name="Medium Grid 1 Accent 5" w:semiHidden="0" w:uiPriority="67" w:unhideWhenUsed="0"/>
-    <w:lsdException w:name="Medium Grid 2 Accent 5" w:semiHidden="0" w:uiPriority="68" w:unhideWhenUsed="0"/>
-    <w:lsdException w:name="Medium Grid 3 Accent 5" w:semiHidden="0" w:uiPriority="69" w:unhideWhenUsed="0"/>
-    <w:lsdException w:name="Dark List Accent 5" w:semiHidden="0" w:uiPriority="70" w:unhideWhenUsed="0"/>
-    <w:lsdException w:name="Colorful Shading Accent 5" w:semiHidden="0" w:uiPriority="71" w:unhideWhenUsed="0"/>
-    <w:lsdException w:name="Colorful List Accent 5" w:semiHidden="0" w:uiPriority="72" w:unhideWhenUsed="0"/>
-    <w:lsdException w:name="Colorful Grid Accent 5" w:semiHidden="0" w:uiPriority="73" w:unhideWhenUsed="0"/>
-    <w:lsdException w:name="Light Shading Accent 6" w:semiHidden="0" w:uiPriority="60" w:unhideWhenUsed="0"/>
-    <w:lsdException w:name="Light List Accent 6" w:semiHidden="0" w:uiPriority="61" w:unhideWhenUsed="0"/>
-    <w:lsdException w:name="Light Grid Accent 6" w:semiHidden="0" w:uiPriority="62" w:unhideWhenUsed="0"/>
-    <w:lsdException w:name="Medium Shading 1 Accent 6" w:semiHidden="0" w:uiPriority="63" w:unhideWhenUsed="0"/>
-    <w:lsdException w:name="Medium Shading 2 Accent 6" w:semiHidden="0" w:uiPriority="64" w:unhideWhenUsed="0"/>
-    <w:lsdException w:name="Medium List 1 Accent 6" w:semiHidden="0" w:uiPriority="65" w:unhideWhenUsed="0"/>
-    <w:lsdException w:name="Medium List 2 Accent 6" w:semiHidden="0" w:uiPriority="66" w:unhideWhenUsed="0"/>
-    <w:lsdException w:name="Medium Grid 1 Accent 6" w:semiHidden="0" w:uiPriority="67" w:unhideWhenUsed="0"/>
-    <w:lsdException w:name="Medium Grid 2 Accent 6" w:semiHidden="0" w:uiPriority="68" w:unhideWhenUsed="0"/>
-    <w:lsdException w:name="Medium Grid 3 Accent 6" w:semiHidden="0" w:uiPriority="69" w:unhideWhenUsed="0"/>
-    <w:lsdException w:name="Dark List Accent 6" w:semiHidden="0" w:uiPriority="70" w:unhideWhenUsed="0"/>
-    <w:lsdException w:name="Colorful Shading Accent 6" w:semiHidden="0" w:uiPriority="71" w:unhideWhenUsed="0"/>
-    <w:lsdException w:name="Colorful List Accent 6" w:semiHidden="0" w:uiPriority="72" w:unhideWhenUsed="0"/>
-    <w:lsdException w:name="Colorful Grid Accent 6" w:semiHidden="0" w:uiPriority="73" w:unhideWhenUsed="0"/>
-    <w:lsdException w:name="Subtle Emphasis" w:semiHidden="0" w:uiPriority="19" w:unhideWhenUsed="0" w:qFormat="1"/>
-    <w:lsdException w:name="Intense Emphasis" w:semiHidden="0" w:uiPriority="21" w:unhideWhenUsed="0" w:qFormat="1"/>
-    <w:lsdException w:name="Subtle Reference" w:semiHidden="0" w:uiPriority="31" w:unhideWhenUsed="0" w:qFormat="1"/>
-    <w:lsdException w:name="Intense Reference" w:semiHidden="0" w:uiPriority="32" w:unhideWhenUsed="0" w:qFormat="1"/>
-    <w:lsdException w:name="Book Title" w:semiHidden="0" w:uiPriority="33" w:unhideWhenUsed="0" w:qFormat="1"/>
+    <w:lsdException w:name="List Paragraph" w:uiPriority="34" w:semiHidden="0" w:unhideWhenUsed="0" w:qFormat="1"/>
+    <w:lsdException w:name="Quote" w:uiPriority="29" w:semiHidden="0" w:unhideWhenUsed="0" w:qFormat="1"/>
+    <w:lsdException w:name="Intense Quote" w:uiPriority="30" w:semiHidden="0" w:unhideWhenUsed="0" w:qFormat="1"/>
+    <w:lsdException w:name="Medium List 2 Accent 1" w:uiPriority="66" w:semiHidden="0" w:unhideWhenUsed="0"/>
+    <w:lsdException w:name="Medium Grid 1 Accent 1" w:uiPriority="67" w:semiHidden="0" w:unhideWhenUsed="0"/>
+    <w:lsdException w:name="Medium Grid 2 Accent 1" w:uiPriority="68" w:semiHidden="0" w:unhideWhenUsed="0"/>
+    <w:lsdException w:name="Medium Grid 3 Accent 1" w:uiPriority="69" w:semiHidden="0" w:unhideWhenUsed="0"/>
+    <w:lsdException w:name="Dark List Accent 1" w:uiPriority="70" w:semiHidden="0" w:unhideWhenUsed="0"/>
+    <w:lsdException w:name="Colorful Shading Accent 1" w:uiPriority="71" w:semiHidden="0" w:unhideWhenUsed="0"/>
+    <w:lsdException w:name="Colorful List Accent 1" w:uiPriority="72" w:semiHidden="0" w:unhideWhenUsed="0"/>
+    <w:lsdException w:name="Colorful Grid Accent 1" w:uiPriority="73" w:semiHidden="0" w:unhideWhenUsed="0"/>
+    <w:lsdException w:name="Light Shading Accent 2" w:uiPriority="60" w:semiHidden="0" w:unhideWhenUsed="0"/>
+    <w:lsdException w:name="Light List Accent 2" w:uiPriority="61" w:semiHidden="0" w:unhideWhenUsed="0"/>
+    <w:lsdException w:name="Light Grid Accent 2" w:uiPriority="62" w:semiHidden="0" w:unhideWhenUsed="0"/>
+    <w:lsdException w:name="Medium Shading 1 Accent 2" w:uiPriority="63" w:semiHidden="0" w:unhideWhenUsed="0"/>
+    <w:lsdException w:name="Medium Shading 2 Accent 2" w:uiPriority="64" w:semiHidden="0" w:unhideWhenUsed="0"/>
+    <w:lsdException w:name="Medium List 1 Accent 2" w:uiPriority="65" w:semiHidden="0" w:unhideWhenUsed="0"/>
+    <w:lsdException w:name="Medium List 2 Accent 2" w:uiPriority="66" w:semiHidden="0" w:unhideWhenUsed="0"/>
+    <w:lsdException w:name="Medium Grid 1 Accent 2" w:uiPriority="67" w:semiHidden="0" w:unhideWhenUsed="0"/>
+    <w:lsdException w:name="Medium Grid 2 Accent 2" w:uiPriority="68" w:semiHidden="0" w:unhideWhenUsed="0"/>
+    <w:lsdException w:name="Medium Grid 3 Accent 2" w:uiPriority="69" w:semiHidden="0" w:unhideWhenUsed="0"/>
+    <w:lsdException w:name="Dark List Accent 2" w:uiPriority="70" w:semiHidden="0" w:unhideWhenUsed="0"/>
+    <w:lsdException w:name="Colorful Shading Accent 2" w:uiPriority="71" w:semiHidden="0" w:unhideWhenUsed="0"/>
+    <w:lsdException w:name="Colorful List Accent 2" w:uiPriority="72" w:semiHidden="0" w:unhideWhenUsed="0"/>
+    <w:lsdException w:name="Colorful Grid Accent 2" w:uiPriority="73" w:semiHidden="0" w:unhideWhenUsed="0"/>
+    <w:lsdException w:name="Light Shading Accent 3" w:uiPriority="60" w:semiHidden="0" w:unhideWhenUsed="0"/>
+    <w:lsdException w:name="Light List Accent 3" w:uiPriority="61" w:semiHidden="0" w:unhideWhenUsed="0"/>
+    <w:lsdException w:name="Light Grid Accent 3" w:uiPriority="62" w:semiHidden="0" w:unhideWhenUsed="0"/>
+    <w:lsdException w:name="Medium Shading 1 Accent 3" w:uiPriority="63" w:semiHidden="0" w:unhideWhenUsed="0"/>
+    <w:lsdException w:name="Medium Shading 2 Accent 3" w:uiPriority="64" w:semiHidden="0" w:unhideWhenUsed="0"/>
+    <w:lsdException w:name="Medium List 1 Accent 3" w:uiPriority="65" w:semiHidden="0" w:unhideWhenUsed="0"/>
+    <w:lsdException w:name="Medium List 2 Accent 3" w:uiPriority="66" w:semiHidden="0" w:unhideWhenUsed="0"/>
+    <w:lsdException w:name="Medium Grid 1 Accent 3" w:uiPriority="67" w:semiHidden="0" w:unhideWhenUsed="0"/>
+    <w:lsdException w:name="Medium Grid 2 Accent 3" w:uiPriority="68" w:semiHidden="0" w:unhideWhenUsed="0"/>
+    <w:lsdException w:name="Medium Grid 3 Accent 3" w:uiPriority="69" w:semiHidden="0" w:unhideWhenUsed="0"/>
+    <w:lsdException w:name="Dark List Accent 3" w:uiPriority="70" w:semiHidden="0" w:unhideWhenUsed="0"/>
+    <w:lsdException w:name="Colorful Shading Accent 3" w:uiPriority="71" w:semiHidden="0" w:unhideWhenUsed="0"/>
+    <w:lsdException w:name="Colorful List Accent 3" w:uiPriority="72" w:semiHidden="0" w:unhideWhenUsed="0"/>
+    <w:lsdException w:name="Colorful Grid Accent 3" w:uiPriority="73" w:semiHidden="0" w:unhideWhenUsed="0"/>
+    <w:lsdException w:name="Light Shading Accent 4" w:uiPriority="60" w:semiHidden="0" w:unhideWhenUsed="0"/>
+    <w:lsdException w:name="Light List Accent 4" w:uiPriority="61" w:semiHidden="0" w:unhideWhenUsed="0"/>
+    <w:lsdException w:name="Light Grid Accent 4" w:uiPriority="62" w:semiHidden="0" w:unhideWhenUsed="0"/>
+    <w:lsdException w:name="Medium Shading 1 Accent 4" w:uiPriority="63" w:semiHidden="0" w:unhideWhenUsed="0"/>
+    <w:lsdException w:name="Medium Shading 2 Accent 4" w:uiPriority="64" w:semiHidden="0" w:unhideWhenUsed="0"/>
+    <w:lsdException w:name="Medium List 1 Accent 4" w:uiPriority="65" w:semiHidden="0" w:unhideWhenUsed="0"/>
+    <w:lsdException w:name="Medium List 2 Accent 4" w:uiPriority="66" w:semiHidden="0" w:unhideWhenUsed="0"/>
+    <w:lsdException w:name="Medium Grid 1 Accent 4" w:uiPriority="67" w:semiHidden="0" w:unhideWhenUsed="0"/>
+    <w:lsdException w:name="Medium Grid 2 Accent 4" w:uiPriority="68" w:semiHidden="0" w:unhideWhenUsed="0"/>
+    <w:lsdException w:name="Medium Grid 3 Accent 4" w:uiPriority="69" w:semiHidden="0" w:unhideWhenUsed="0"/>
+    <w:lsdException w:name="Dark List Accent 4" w:uiPriority="70" w:semiHidden="0" w:unhideWhenUsed="0"/>
+    <w:lsdException w:name="Colorful Shading Accent 4" w:uiPriority="71" w:semiHidden="0" w:unhideWhenUsed="0"/>
+    <w:lsdException w:name="Colorful List Accent 4" w:uiPriority="72" w:semiHidden="0" w:unhideWhenUsed="0"/>
+    <w:lsdException w:name="Colorful Grid Accent 4" w:uiPriority="73" w:semiHidden="0" w:unhideWhenUsed="0"/>
+    <w:lsdException w:name="Light Shading Accent 5" w:uiPriority="60" w:semiHidden="0" w:unhideWhenUsed="0"/>
+    <w:lsdException w:name="Light List Accent 5" w:uiPriority="61" w:semiHidden="0" w:unhideWhenUsed="0"/>
+    <w:lsdException w:name="Light Grid Accent 5" w:uiPriority="62" w:semiHidden="0" w:unhideWhenUsed="0"/>
+    <w:lsdException w:name="Medium Shading 1 Accent 5" w:uiPriority="63" w:semiHidden="0" w:unhideWhenUsed="0"/>
+    <w:lsdException w:name="Medium Shading 2 Accent 5" w:uiPriority="64" w:semiHidden="0" w:unhideWhenUsed="0"/>
+    <w:lsdException w:name="Medium List 1 Accent 5" w:uiPriority="65" w:semiHidden="0" w:unhideWhenUsed="0"/>
+    <w:lsdException w:name="Medium List 2 Accent 5" w:uiPriority="66" w:semiHidden="0" w:unhideWhenUsed="0"/>
+    <w:lsdException w:name="Medium Grid 1 Accent 5" w:uiPriority="67" w:semiHidden="0" w:unhideWhenUsed="0"/>
+    <w:lsdException w:name="Medium Grid 2 Accent 5" w:uiPriority="68" w:semiHidden="0" w:unhideWhenUsed="0"/>
+    <w:lsdException w:name="Medium Grid 3 Accent 5" w:uiPriority="69" w:semiHidden="0" w:unhideWhenUsed="0"/>
+    <w:lsdException w:name="Dark List Accent 5" w:uiPriority="70" w:semiHidden="0" w:unhideWhenUsed="0"/>
+    <w:lsdException w:name="Colorful Shading Accent 5" w:uiPriority="71" w:semiHidden="0" w:unhideWhenUsed="0"/>
+    <w:lsdException w:name="Colorful List Accent 5" w:uiPriority="72" w:semiHidden="0" w:unhideWhenUsed="0"/>
+    <w:lsdException w:name="Colorful Grid Accent 5" w:uiPriority="73" w:semiHidden="0" w:unhideWhenUsed="0"/>
+    <w:lsdException w:name="Light Shading Accent 6" w:uiPriority="60" w:semiHidden="0" w:unhideWhenUsed="0"/>
+    <w:lsdException w:name="Light List Accent 6" w:uiPriority="61" w:semiHidden="0" w:unhideWhenUsed="0"/>
+    <w:lsdException w:name="Light Grid Accent 6" w:uiPriority="62" w:semiHidden="0" w:unhideWhenUsed="0"/>
+    <w:lsdException w:name="Medium Shading 1 Accent 6" w:uiPriority="63" w:semiHidden="0" w:unhideWhenUsed="0"/>
+    <w:lsdException w:name="Medium Shading 2 Accent 6" w:uiPriority="64" w:semiHidden="0" w:unhideWhenUsed="0"/>
+    <w:lsdException w:name="Medium List 1 Accent 6" w:uiPriority="65" w:semiHidden="0" w:unhideWhenUsed="0"/>
+    <w:lsdException w:name="Medium List 2 Accent 6" w:uiPriority="66" w:semiHidden="0" w:unhideWhenUsed="0"/>
+    <w:lsdException w:name="Medium Grid 1 Accent 6" w:uiPriority="67" w:semiHidden="0" w:unhideWhenUsed="0"/>
+    <w:lsdException w:name="Medium Grid 2 Accent 6" w:uiPriority="68" w:semiHidden="0" w:unhideWhenUsed="0"/>
+    <w:lsdException w:name="Medium Grid 3 Accent 6" w:uiPriority="69" w:semiHidden="0" w:unhideWhenUsed="0"/>
+    <w:lsdException w:name="Dark List Accent 6" w:uiPriority="70" w:semiHidden="0" w:unhideWhenUsed="0"/>
+    <w:lsdException w:name="Colorful Shading Accent 6" w:uiPriority="71" w:semiHidden="0" w:unhideWhenUsed="0"/>
+    <w:lsdException w:name="Colorful List Accent 6" w:uiPriority="72" w:semiHidden="0" w:unhideWhenUsed="0"/>
+    <w:lsdException w:name="Colorful Grid Accent 6" w:uiPriority="73" w:semiHidden="0" w:unhideWhenUsed="0"/>
+    <w:lsdException w:name="Subtle Emphasis" w:uiPriority="19" w:semiHidden="0" w:unhideWhenUsed="0" w:qFormat="1"/>
+    <w:lsdException w:name="Intense Emphasis" w:uiPriority="21" w:semiHidden="0" w:unhideWhenUsed="0" w:qFormat="1"/>
+    <w:lsdException w:name="Subtle Reference" w:uiPriority="31" w:semiHidden="0" w:unhideWhenUsed="0" w:qFormat="1"/>
+    <w:lsdException w:name="Intense Reference" w:uiPriority="32" w:semiHidden="0" w:unhideWhenUsed="0" w:qFormat="1"/>
+    <w:lsdException w:name="Book Title" w:uiPriority="33" w:semiHidden="0" w:unhideWhenUsed="0" w:qFormat="1"/>
     <w:lsdException w:name="Bibliography" w:uiPriority="37"/>
     <w:lsdException w:name="TOC Heading" w:uiPriority="39" w:qFormat="1"/>
   </w:latentStyles>
-  <w:style w:type="paragraph" w:default="1" w:styleId="Normal">
+  <w:style w:type="paragraph" w:styleId="Normal" w:default="1">
     <w:name w:val="Normal"/>
     <w:qFormat/>
     <w:rsid w:val="00FC693F"/>
@@ -2780,7 +2736,7 @@
       <w:spacing w:after="0" w:line="240" w:lineRule="auto"/>
     </w:pPr>
   </w:style>
-  <w:style w:type="character" w:customStyle="1" w:styleId="HeaderChar">
+  <w:style w:type="character" w:styleId="HeaderChar" w:customStyle="1">
     <w:name w:val="Header Char"/>
     <w:basedOn w:val="DefaultParagraphFont"/>
     <w:link w:val="Header"/>
@@ -2802,7 +2758,7 @@
       <w:spacing w:after="0" w:line="240" w:lineRule="auto"/>
     </w:pPr>
   </w:style>
-  <w:style w:type="character" w:customStyle="1" w:styleId="FooterChar">
+  <w:style w:type="character" w:styleId="FooterChar" w:customStyle="1">
     <w:name w:val="Footer Char"/>
     <w:basedOn w:val="DefaultParagraphFont"/>
     <w:link w:val="Footer"/>
@@ -2824,7 +2780,7 @@
       <w:outlineLvl w:val="0"/>
     </w:pPr>
     <w:rPr>
-      <w:rFonts w:asciiTheme="majorHAnsi" w:eastAsiaTheme="majorEastAsia" w:hAnsiTheme="majorHAnsi" w:cstheme="majorBidi" w:ascii="Aptos" w:hAnsi="Aptos" w:eastAsia="Aptos"/>
+      <w:rFonts w:ascii="Aptos" w:hAnsi="Aptos" w:eastAsia="Aptos" w:asciiTheme="majorHAnsi" w:hAnsiTheme="majorHAnsi" w:eastAsiaTheme="majorEastAsia" w:cstheme="majorBidi"/>
       <w:b/>
       <w:bCs/>
       <w:color w:val="1F4E79"/>
@@ -2848,7 +2804,7 @@
       <w:outlineLvl w:val="1"/>
     </w:pPr>
     <w:rPr>
-      <w:rFonts w:asciiTheme="majorHAnsi" w:eastAsiaTheme="majorEastAsia" w:hAnsiTheme="majorHAnsi" w:cstheme="majorBidi" w:ascii="Aptos" w:hAnsi="Aptos" w:eastAsia="Aptos"/>
+      <w:rFonts w:ascii="Aptos" w:hAnsi="Aptos" w:eastAsia="Aptos" w:asciiTheme="majorHAnsi" w:hAnsiTheme="majorHAnsi" w:eastAsiaTheme="majorEastAsia" w:cstheme="majorBidi"/>
       <w:b/>
       <w:bCs/>
       <w:color w:val="1F4E79"/>
@@ -2872,7 +2828,7 @@
       <w:outlineLvl w:val="2"/>
     </w:pPr>
     <w:rPr>
-      <w:rFonts w:asciiTheme="majorHAnsi" w:eastAsiaTheme="majorEastAsia" w:hAnsiTheme="majorHAnsi" w:cstheme="majorBidi" w:ascii="Aptos" w:hAnsi="Aptos" w:eastAsia="Aptos"/>
+      <w:rFonts w:ascii="Aptos" w:hAnsi="Aptos" w:eastAsia="Aptos" w:asciiTheme="majorHAnsi" w:hAnsiTheme="majorHAnsi" w:eastAsiaTheme="majorEastAsia" w:cstheme="majorBidi"/>
       <w:b/>
       <w:bCs/>
       <w:color w:val="1F4E79"/>
@@ -2895,7 +2851,7 @@
       <w:outlineLvl w:val="3"/>
     </w:pPr>
     <w:rPr>
-      <w:rFonts w:asciiTheme="majorHAnsi" w:eastAsiaTheme="majorEastAsia" w:hAnsiTheme="majorHAnsi" w:cstheme="majorBidi"/>
+      <w:rFonts w:asciiTheme="majorHAnsi" w:hAnsiTheme="majorHAnsi" w:eastAsiaTheme="majorEastAsia" w:cstheme="majorBidi"/>
       <w:b/>
       <w:bCs/>
       <w:i/>
@@ -2920,7 +2876,7 @@
       <w:outlineLvl w:val="4"/>
     </w:pPr>
     <w:rPr>
-      <w:rFonts w:asciiTheme="majorHAnsi" w:eastAsiaTheme="majorEastAsia" w:hAnsiTheme="majorHAnsi" w:cstheme="majorBidi"/>
+      <w:rFonts w:asciiTheme="majorHAnsi" w:hAnsiTheme="majorHAnsi" w:eastAsiaTheme="majorEastAsia" w:cstheme="majorBidi"/>
       <w:color w:val="243F60" w:themeColor="accent1" w:themeShade="7F"/>
     </w:rPr>
   </w:style>
@@ -2941,7 +2897,7 @@
       <w:outlineLvl w:val="5"/>
     </w:pPr>
     <w:rPr>
-      <w:rFonts w:asciiTheme="majorHAnsi" w:eastAsiaTheme="majorEastAsia" w:hAnsiTheme="majorHAnsi" w:cstheme="majorBidi"/>
+      <w:rFonts w:asciiTheme="majorHAnsi" w:hAnsiTheme="majorHAnsi" w:eastAsiaTheme="majorEastAsia" w:cstheme="majorBidi"/>
       <w:i/>
       <w:iCs/>
       <w:color w:val="243F60" w:themeColor="accent1" w:themeShade="7F"/>
@@ -2964,7 +2920,7 @@
       <w:outlineLvl w:val="6"/>
     </w:pPr>
     <w:rPr>
-      <w:rFonts w:asciiTheme="majorHAnsi" w:eastAsiaTheme="majorEastAsia" w:hAnsiTheme="majorHAnsi" w:cstheme="majorBidi"/>
+      <w:rFonts w:asciiTheme="majorHAnsi" w:hAnsiTheme="majorHAnsi" w:eastAsiaTheme="majorEastAsia" w:cstheme="majorBidi"/>
       <w:i/>
       <w:iCs/>
       <w:color w:val="404040" w:themeColor="text1" w:themeTint="BF"/>
@@ -2987,7 +2943,7 @@
       <w:outlineLvl w:val="7"/>
     </w:pPr>
     <w:rPr>
-      <w:rFonts w:asciiTheme="majorHAnsi" w:eastAsiaTheme="majorEastAsia" w:hAnsiTheme="majorHAnsi" w:cstheme="majorBidi"/>
+      <w:rFonts w:asciiTheme="majorHAnsi" w:hAnsiTheme="majorHAnsi" w:eastAsiaTheme="majorEastAsia" w:cstheme="majorBidi"/>
       <w:color w:val="4F81BD" w:themeColor="accent1"/>
       <w:sz w:val="20"/>
       <w:szCs w:val="20"/>
@@ -3010,7 +2966,7 @@
       <w:outlineLvl w:val="8"/>
     </w:pPr>
     <w:rPr>
-      <w:rFonts w:asciiTheme="majorHAnsi" w:eastAsiaTheme="majorEastAsia" w:hAnsiTheme="majorHAnsi" w:cstheme="majorBidi"/>
+      <w:rFonts w:asciiTheme="majorHAnsi" w:hAnsiTheme="majorHAnsi" w:eastAsiaTheme="majorEastAsia" w:cstheme="majorBidi"/>
       <w:i/>
       <w:iCs/>
       <w:color w:val="404040" w:themeColor="text1" w:themeTint="BF"/>
@@ -3018,13 +2974,13 @@
       <w:szCs w:val="20"/>
     </w:rPr>
   </w:style>
-  <w:style w:type="character" w:default="1" w:styleId="DefaultParagraphFont">
+  <w:style w:type="character" w:styleId="DefaultParagraphFont" w:default="1">
     <w:name w:val="Default Paragraph Font"/>
     <w:uiPriority w:val="1"/>
     <w:semiHidden/>
     <w:unhideWhenUsed/>
   </w:style>
-  <w:style w:type="table" w:default="1" w:styleId="TableNormal">
+  <w:style w:type="table" w:styleId="TableNormal" w:default="1">
     <w:name w:val="Normal Table"/>
     <w:uiPriority w:val="99"/>
     <w:semiHidden/>
@@ -3039,7 +2995,7 @@
       </w:tblCellMar>
     </w:tblPr>
   </w:style>
-  <w:style w:type="numbering" w:default="1" w:styleId="NoList">
+  <w:style w:type="numbering" w:styleId="NoList" w:default="1">
     <w:name w:val="No List"/>
     <w:uiPriority w:val="99"/>
     <w:semiHidden/>
@@ -3054,14 +3010,14 @@
       <w:spacing w:after="0" w:line="240" w:lineRule="auto"/>
     </w:pPr>
   </w:style>
-  <w:style w:type="character" w:customStyle="1" w:styleId="Heading1Char">
+  <w:style w:type="character" w:styleId="Heading1Char" w:customStyle="1">
     <w:name w:val="Heading 1 Char"/>
     <w:basedOn w:val="DefaultParagraphFont"/>
     <w:link w:val="Heading1"/>
     <w:uiPriority w:val="9"/>
     <w:rsid w:val="00FC693F"/>
     <w:rPr>
-      <w:rFonts w:asciiTheme="majorHAnsi" w:eastAsiaTheme="majorEastAsia" w:hAnsiTheme="majorHAnsi" w:cstheme="majorBidi"/>
+      <w:rFonts w:asciiTheme="majorHAnsi" w:hAnsiTheme="majorHAnsi" w:eastAsiaTheme="majorEastAsia" w:cstheme="majorBidi"/>
       <w:b/>
       <w:bCs/>
       <w:color w:val="365F91" w:themeColor="accent1" w:themeShade="BF"/>
@@ -3069,14 +3025,14 @@
       <w:szCs w:val="28"/>
     </w:rPr>
   </w:style>
-  <w:style w:type="character" w:customStyle="1" w:styleId="Heading2Char">
+  <w:style w:type="character" w:styleId="Heading2Char" w:customStyle="1">
     <w:name w:val="Heading 2 Char"/>
     <w:basedOn w:val="DefaultParagraphFont"/>
     <w:link w:val="Heading2"/>
     <w:uiPriority w:val="9"/>
     <w:rsid w:val="00FC693F"/>
     <w:rPr>
-      <w:rFonts w:asciiTheme="majorHAnsi" w:eastAsiaTheme="majorEastAsia" w:hAnsiTheme="majorHAnsi" w:cstheme="majorBidi"/>
+      <w:rFonts w:asciiTheme="majorHAnsi" w:hAnsiTheme="majorHAnsi" w:eastAsiaTheme="majorEastAsia" w:cstheme="majorBidi"/>
       <w:b/>
       <w:bCs/>
       <w:color w:val="4F81BD" w:themeColor="accent1"/>
@@ -3084,14 +3040,14 @@
       <w:szCs w:val="26"/>
     </w:rPr>
   </w:style>
-  <w:style w:type="character" w:customStyle="1" w:styleId="Heading3Char">
+  <w:style w:type="character" w:styleId="Heading3Char" w:customStyle="1">
     <w:name w:val="Heading 3 Char"/>
     <w:basedOn w:val="DefaultParagraphFont"/>
     <w:link w:val="Heading3"/>
     <w:uiPriority w:val="9"/>
     <w:rsid w:val="00FC693F"/>
     <w:rPr>
-      <w:rFonts w:asciiTheme="majorHAnsi" w:eastAsiaTheme="majorEastAsia" w:hAnsiTheme="majorHAnsi" w:cstheme="majorBidi"/>
+      <w:rFonts w:asciiTheme="majorHAnsi" w:hAnsiTheme="majorHAnsi" w:eastAsiaTheme="majorEastAsia" w:cstheme="majorBidi"/>
       <w:b/>
       <w:bCs/>
       <w:color w:val="4F81BD" w:themeColor="accent1"/>
@@ -3107,13 +3063,13 @@
     <w:rsid w:val="00FC693F"/>
     <w:pPr>
       <w:pBdr>
-        <w:bottom w:val="single" w:sz="8" w:space="4" w:color="4F81BD" w:themeColor="accent1"/>
+        <w:bottom w:val="single" w:color="4F81BD" w:themeColor="accent1" w:sz="8" w:space="4"/>
       </w:pBdr>
       <w:spacing w:after="300" w:line="240" w:lineRule="auto"/>
       <w:contextualSpacing/>
     </w:pPr>
     <w:rPr>
-      <w:rFonts w:asciiTheme="majorHAnsi" w:eastAsiaTheme="majorEastAsia" w:hAnsiTheme="majorHAnsi" w:cstheme="majorBidi"/>
+      <w:rFonts w:asciiTheme="majorHAnsi" w:hAnsiTheme="majorHAnsi" w:eastAsiaTheme="majorEastAsia" w:cstheme="majorBidi"/>
       <w:color w:val="17365D" w:themeColor="text2" w:themeShade="BF"/>
       <w:spacing w:val="5"/>
       <w:kern w:val="28"/>
@@ -3121,14 +3077,14 @@
       <w:szCs w:val="52"/>
     </w:rPr>
   </w:style>
-  <w:style w:type="character" w:customStyle="1" w:styleId="TitleChar">
+  <w:style w:type="character" w:styleId="TitleChar" w:customStyle="1">
     <w:name w:val="Title Char"/>
     <w:basedOn w:val="DefaultParagraphFont"/>
     <w:link w:val="Title"/>
     <w:uiPriority w:val="10"/>
     <w:rsid w:val="00FC693F"/>
     <w:rPr>
-      <w:rFonts w:asciiTheme="majorHAnsi" w:eastAsiaTheme="majorEastAsia" w:hAnsiTheme="majorHAnsi" w:cstheme="majorBidi"/>
+      <w:rFonts w:asciiTheme="majorHAnsi" w:hAnsiTheme="majorHAnsi" w:eastAsiaTheme="majorEastAsia" w:cstheme="majorBidi"/>
       <w:color w:val="17365D" w:themeColor="text2" w:themeShade="BF"/>
       <w:spacing w:val="5"/>
       <w:kern w:val="28"/>
@@ -3150,7 +3106,7 @@
       </w:numPr>
     </w:pPr>
     <w:rPr>
-      <w:rFonts w:asciiTheme="majorHAnsi" w:eastAsiaTheme="majorEastAsia" w:hAnsiTheme="majorHAnsi" w:cstheme="majorBidi"/>
+      <w:rFonts w:asciiTheme="majorHAnsi" w:hAnsiTheme="majorHAnsi" w:eastAsiaTheme="majorEastAsia" w:cstheme="majorBidi"/>
       <w:i/>
       <w:iCs/>
       <w:color w:val="4F81BD" w:themeColor="accent1"/>
@@ -3159,14 +3115,14 @@
       <w:szCs w:val="24"/>
     </w:rPr>
   </w:style>
-  <w:style w:type="character" w:customStyle="1" w:styleId="SubtitleChar">
+  <w:style w:type="character" w:styleId="SubtitleChar" w:customStyle="1">
     <w:name w:val="Subtitle Char"/>
     <w:basedOn w:val="DefaultParagraphFont"/>
     <w:link w:val="Subtitle"/>
     <w:uiPriority w:val="11"/>
     <w:rsid w:val="00FC693F"/>
     <w:rPr>
-      <w:rFonts w:asciiTheme="majorHAnsi" w:eastAsiaTheme="majorEastAsia" w:hAnsiTheme="majorHAnsi" w:cstheme="majorBidi"/>
+      <w:rFonts w:asciiTheme="majorHAnsi" w:hAnsiTheme="majorHAnsi" w:eastAsiaTheme="majorEastAsia" w:cstheme="majorBidi"/>
       <w:i/>
       <w:iCs/>
       <w:color w:val="4F81BD" w:themeColor="accent1"/>
@@ -3197,7 +3153,7 @@
       <w:spacing w:after="120"/>
     </w:pPr>
   </w:style>
-  <w:style w:type="character" w:customStyle="1" w:styleId="BodyTextChar">
+  <w:style w:type="character" w:styleId="BodyTextChar" w:customStyle="1">
     <w:name w:val="Body Text Char"/>
     <w:basedOn w:val="DefaultParagraphFont"/>
     <w:link w:val="BodyText"/>
@@ -3215,7 +3171,7 @@
       <w:spacing w:after="120" w:line="480" w:lineRule="auto"/>
     </w:pPr>
   </w:style>
-  <w:style w:type="character" w:customStyle="1" w:styleId="BodyText2Char">
+  <w:style w:type="character" w:styleId="BodyText2Char" w:customStyle="1">
     <w:name w:val="Body Text 2 Char"/>
     <w:basedOn w:val="DefaultParagraphFont"/>
     <w:link w:val="BodyText2"/>
@@ -3237,7 +3193,7 @@
       <w:szCs w:val="16"/>
     </w:rPr>
   </w:style>
-  <w:style w:type="character" w:customStyle="1" w:styleId="BodyText3Char">
+  <w:style w:type="character" w:styleId="BodyText3Char" w:customStyle="1">
     <w:name w:val="Body Text 3 Char"/>
     <w:basedOn w:val="DefaultParagraphFont"/>
     <w:link w:val="BodyText3"/>
@@ -3418,7 +3374,7 @@
       <w:szCs w:val="20"/>
     </w:rPr>
   </w:style>
-  <w:style w:type="character" w:customStyle="1" w:styleId="MacroTextChar">
+  <w:style w:type="character" w:styleId="MacroTextChar" w:customStyle="1">
     <w:name w:val="Macro Text Char"/>
     <w:basedOn w:val="DefaultParagraphFont"/>
     <w:link w:val="MacroText"/>
@@ -3444,7 +3400,7 @@
       <w:color w:val="000000" w:themeColor="text1"/>
     </w:rPr>
   </w:style>
-  <w:style w:type="character" w:customStyle="1" w:styleId="QuoteChar">
+  <w:style w:type="character" w:styleId="QuoteChar" w:customStyle="1">
     <w:name w:val="Quote Char"/>
     <w:basedOn w:val="DefaultParagraphFont"/>
     <w:link w:val="Quote"/>
@@ -3456,7 +3412,7 @@
       <w:color w:val="000000" w:themeColor="text1"/>
     </w:rPr>
   </w:style>
-  <w:style w:type="character" w:customStyle="1" w:styleId="Heading4Char">
+  <w:style w:type="character" w:styleId="Heading4Char" w:customStyle="1">
     <w:name w:val="Heading 4 Char"/>
     <w:basedOn w:val="DefaultParagraphFont"/>
     <w:link w:val="Heading4"/>
@@ -3464,7 +3420,7 @@
     <w:semiHidden/>
     <w:rsid w:val="00FC693F"/>
     <w:rPr>
-      <w:rFonts w:asciiTheme="majorHAnsi" w:eastAsiaTheme="majorEastAsia" w:hAnsiTheme="majorHAnsi" w:cstheme="majorBidi"/>
+      <w:rFonts w:asciiTheme="majorHAnsi" w:hAnsiTheme="majorHAnsi" w:eastAsiaTheme="majorEastAsia" w:cstheme="majorBidi"/>
       <w:b/>
       <w:bCs/>
       <w:i/>
@@ -3472,7 +3428,7 @@
       <w:color w:val="4F81BD" w:themeColor="accent1"/>
     </w:rPr>
   </w:style>
-  <w:style w:type="character" w:customStyle="1" w:styleId="Heading5Char">
+  <w:style w:type="character" w:styleId="Heading5Char" w:customStyle="1">
     <w:name w:val="Heading 5 Char"/>
     <w:basedOn w:val="DefaultParagraphFont"/>
     <w:link w:val="Heading5"/>
@@ -3480,11 +3436,11 @@
     <w:semiHidden/>
     <w:rsid w:val="00FC693F"/>
     <w:rPr>
-      <w:rFonts w:asciiTheme="majorHAnsi" w:eastAsiaTheme="majorEastAsia" w:hAnsiTheme="majorHAnsi" w:cstheme="majorBidi"/>
+      <w:rFonts w:asciiTheme="majorHAnsi" w:hAnsiTheme="majorHAnsi" w:eastAsiaTheme="majorEastAsia" w:cstheme="majorBidi"/>
       <w:color w:val="243F60" w:themeColor="accent1" w:themeShade="7F"/>
     </w:rPr>
   </w:style>
-  <w:style w:type="character" w:customStyle="1" w:styleId="Heading6Char">
+  <w:style w:type="character" w:styleId="Heading6Char" w:customStyle="1">
     <w:name w:val="Heading 6 Char"/>
     <w:basedOn w:val="DefaultParagraphFont"/>
     <w:link w:val="Heading6"/>
@@ -3492,13 +3448,13 @@
     <w:semiHidden/>
     <w:rsid w:val="00FC693F"/>
     <w:rPr>
-      <w:rFonts w:asciiTheme="majorHAnsi" w:eastAsiaTheme="majorEastAsia" w:hAnsiTheme="majorHAnsi" w:cstheme="majorBidi"/>
+      <w:rFonts w:asciiTheme="majorHAnsi" w:hAnsiTheme="majorHAnsi" w:eastAsiaTheme="majorEastAsia" w:cstheme="majorBidi"/>
       <w:i/>
       <w:iCs/>
       <w:color w:val="243F60" w:themeColor="accent1" w:themeShade="7F"/>
     </w:rPr>
   </w:style>
-  <w:style w:type="character" w:customStyle="1" w:styleId="Heading7Char">
+  <w:style w:type="character" w:styleId="Heading7Char" w:customStyle="1">
     <w:name w:val="Heading 7 Char"/>
     <w:basedOn w:val="DefaultParagraphFont"/>
     <w:link w:val="Heading7"/>
@@ -3506,13 +3462,13 @@
     <w:semiHidden/>
     <w:rsid w:val="00FC693F"/>
     <w:rPr>
-      <w:rFonts w:asciiTheme="majorHAnsi" w:eastAsiaTheme="majorEastAsia" w:hAnsiTheme="majorHAnsi" w:cstheme="majorBidi"/>
+      <w:rFonts w:asciiTheme="majorHAnsi" w:hAnsiTheme="majorHAnsi" w:eastAsiaTheme="majorEastAsia" w:cstheme="majorBidi"/>
       <w:i/>
       <w:iCs/>
       <w:color w:val="404040" w:themeColor="text1" w:themeTint="BF"/>
     </w:rPr>
   </w:style>
-  <w:style w:type="character" w:customStyle="1" w:styleId="Heading8Char">
+  <w:style w:type="character" w:styleId="Heading8Char" w:customStyle="1">
     <w:name w:val="Heading 8 Char"/>
     <w:basedOn w:val="DefaultParagraphFont"/>
     <w:link w:val="Heading8"/>
@@ -3520,13 +3476,13 @@
     <w:semiHidden/>
     <w:rsid w:val="00FC693F"/>
     <w:rPr>
-      <w:rFonts w:asciiTheme="majorHAnsi" w:eastAsiaTheme="majorEastAsia" w:hAnsiTheme="majorHAnsi" w:cstheme="majorBidi"/>
+      <w:rFonts w:asciiTheme="majorHAnsi" w:hAnsiTheme="majorHAnsi" w:eastAsiaTheme="majorEastAsia" w:cstheme="majorBidi"/>
       <w:color w:val="4F81BD" w:themeColor="accent1"/>
       <w:sz w:val="20"/>
       <w:szCs w:val="20"/>
     </w:rPr>
   </w:style>
-  <w:style w:type="character" w:customStyle="1" w:styleId="Heading9Char">
+  <w:style w:type="character" w:styleId="Heading9Char" w:customStyle="1">
     <w:name w:val="Heading 9 Char"/>
     <w:basedOn w:val="DefaultParagraphFont"/>
     <w:link w:val="Heading9"/>
@@ -3534,7 +3490,7 @@
     <w:semiHidden/>
     <w:rsid w:val="00FC693F"/>
     <w:rPr>
-      <w:rFonts w:asciiTheme="majorHAnsi" w:eastAsiaTheme="majorEastAsia" w:hAnsiTheme="majorHAnsi" w:cstheme="majorBidi"/>
+      <w:rFonts w:asciiTheme="majorHAnsi" w:hAnsiTheme="majorHAnsi" w:eastAsiaTheme="majorEastAsia" w:cstheme="majorBidi"/>
       <w:i/>
       <w:iCs/>
       <w:color w:val="404040" w:themeColor="text1" w:themeTint="BF"/>
@@ -3594,7 +3550,7 @@
     <w:rsid w:val="00FC693F"/>
     <w:pPr>
       <w:pBdr>
-        <w:bottom w:val="single" w:sz="4" w:space="4" w:color="4F81BD" w:themeColor="accent1"/>
+        <w:bottom w:val="single" w:color="4F81BD" w:themeColor="accent1" w:sz="4" w:space="4"/>
       </w:pBdr>
       <w:spacing w:before="200" w:after="280"/>
       <w:ind w:left="936" w:right="936"/>
@@ -3607,7 +3563,7 @@
       <w:color w:val="4F81BD" w:themeColor="accent1"/>
     </w:rPr>
   </w:style>
-  <w:style w:type="character" w:customStyle="1" w:styleId="IntenseQuoteChar">
+  <w:style w:type="character" w:styleId="IntenseQuoteChar" w:customStyle="1">
     <w:name w:val="Intense Quote Char"/>
     <w:basedOn w:val="DefaultParagraphFont"/>
     <w:link w:val="IntenseQuote"/>
@@ -3711,12 +3667,12 @@
     <w:tblPr>
       <w:tblInd w:w="0" w:type="dxa"/>
       <w:tblBorders>
-        <w:top w:val="single" w:sz="4" w:space="0" w:color="auto"/>
-        <w:left w:val="single" w:sz="4" w:space="0" w:color="auto"/>
-        <w:bottom w:val="single" w:sz="4" w:space="0" w:color="auto"/>
-        <w:right w:val="single" w:sz="4" w:space="0" w:color="auto"/>
-        <w:insideH w:val="single" w:sz="4" w:space="0" w:color="auto"/>
-        <w:insideV w:val="single" w:sz="4" w:space="0" w:color="auto"/>
+        <w:top w:val="single" w:color="auto" w:sz="4" w:space="0"/>
+        <w:left w:val="single" w:color="auto" w:sz="4" w:space="0"/>
+        <w:bottom w:val="single" w:color="auto" w:sz="4" w:space="0"/>
+        <w:right w:val="single" w:color="auto" w:sz="4" w:space="0"/>
+        <w:insideH w:val="single" w:color="auto" w:sz="4" w:space="0"/>
+        <w:insideV w:val="single" w:color="auto" w:sz="4" w:space="0"/>
       </w:tblBorders>
       <w:tblCellMar>
         <w:top w:w="0" w:type="dxa"/>
@@ -3742,8 +3698,8 @@
       <w:tblStyleColBandSize w:val="1"/>
       <w:tblInd w:w="0" w:type="dxa"/>
       <w:tblBorders>
-        <w:top w:val="single" w:sz="8" w:space="0" w:color="000000" w:themeColor="text1"/>
-        <w:bottom w:val="single" w:sz="8" w:space="0" w:color="000000" w:themeColor="text1"/>
+        <w:top w:val="single" w:color="000000" w:themeColor="text1" w:sz="8" w:space="0"/>
+        <w:bottom w:val="single" w:color="000000" w:themeColor="text1" w:sz="8" w:space="0"/>
       </w:tblBorders>
       <w:tblCellMar>
         <w:top w:w="0" w:type="dxa"/>
@@ -3763,9 +3719,9 @@
       <w:tblPr/>
       <w:tcPr>
         <w:tcBorders>
-          <w:top w:val="single" w:sz="8" w:space="0" w:color="000000" w:themeColor="text1"/>
-          <w:left w:val="nil"/>
-          <w:bottom w:val="single" w:sz="8" w:space="0" w:color="000000" w:themeColor="text1"/>
+          <w:top w:val="single" w:color="000000" w:themeColor="text1" w:sz="8" w:space="0"/>
+          <w:left w:val="nil"/>
+          <w:bottom w:val="single" w:color="000000" w:themeColor="text1" w:sz="8" w:space="0"/>
           <w:right w:val="nil"/>
           <w:insideH w:val="nil"/>
           <w:insideV w:val="nil"/>
@@ -3783,9 +3739,9 @@
       <w:tblPr/>
       <w:tcPr>
         <w:tcBorders>
-          <w:top w:val="single" w:sz="8" w:space="0" w:color="000000" w:themeColor="text1"/>
-          <w:left w:val="nil"/>
-          <w:bottom w:val="single" w:sz="8" w:space="0" w:color="000000" w:themeColor="text1"/>
+          <w:top w:val="single" w:color="000000" w:themeColor="text1" w:sz="8" w:space="0"/>
+          <w:left w:val="nil"/>
+          <w:bottom w:val="single" w:color="000000" w:themeColor="text1" w:sz="8" w:space="0"/>
           <w:right w:val="nil"/>
           <w:insideH w:val="nil"/>
           <w:insideV w:val="nil"/>
@@ -3845,8 +3801,8 @@
       <w:tblStyleColBandSize w:val="1"/>
       <w:tblInd w:w="0" w:type="dxa"/>
       <w:tblBorders>
-        <w:top w:val="single" w:sz="8" w:space="0" w:color="4F81BD" w:themeColor="accent1"/>
-        <w:bottom w:val="single" w:sz="8" w:space="0" w:color="4F81BD" w:themeColor="accent1"/>
+        <w:top w:val="single" w:color="4F81BD" w:themeColor="accent1" w:sz="8" w:space="0"/>
+        <w:bottom w:val="single" w:color="4F81BD" w:themeColor="accent1" w:sz="8" w:space="0"/>
       </w:tblBorders>
       <w:tblCellMar>
         <w:top w:w="0" w:type="dxa"/>
@@ -3866,9 +3822,9 @@
       <w:tblPr/>
       <w:tcPr>
         <w:tcBorders>
-          <w:top w:val="single" w:sz="8" w:space="0" w:color="4F81BD" w:themeColor="accent1"/>
-          <w:left w:val="nil"/>
-          <w:bottom w:val="single" w:sz="8" w:space="0" w:color="4F81BD" w:themeColor="accent1"/>
+          <w:top w:val="single" w:color="4F81BD" w:themeColor="accent1" w:sz="8" w:space="0"/>
+          <w:left w:val="nil"/>
+          <w:bottom w:val="single" w:color="4F81BD" w:themeColor="accent1" w:sz="8" w:space="0"/>
           <w:right w:val="nil"/>
           <w:insideH w:val="nil"/>
           <w:insideV w:val="nil"/>
@@ -3886,9 +3842,9 @@
       <w:tblPr/>
       <w:tcPr>
         <w:tcBorders>
-          <w:top w:val="single" w:sz="8" w:space="0" w:color="4F81BD" w:themeColor="accent1"/>
-          <w:left w:val="nil"/>
-          <w:bottom w:val="single" w:sz="8" w:space="0" w:color="4F81BD" w:themeColor="accent1"/>
+          <w:top w:val="single" w:color="4F81BD" w:themeColor="accent1" w:sz="8" w:space="0"/>
+          <w:left w:val="nil"/>
+          <w:bottom w:val="single" w:color="4F81BD" w:themeColor="accent1" w:sz="8" w:space="0"/>
           <w:right w:val="nil"/>
           <w:insideH w:val="nil"/>
           <w:insideV w:val="nil"/>
@@ -3948,8 +3904,8 @@
       <w:tblStyleColBandSize w:val="1"/>
       <w:tblInd w:w="0" w:type="dxa"/>
       <w:tblBorders>
-        <w:top w:val="single" w:sz="8" w:space="0" w:color="C0504D" w:themeColor="accent2"/>
-        <w:bottom w:val="single" w:sz="8" w:space="0" w:color="C0504D" w:themeColor="accent2"/>
+        <w:top w:val="single" w:color="C0504D" w:themeColor="accent2" w:sz="8" w:space="0"/>
+        <w:bottom w:val="single" w:color="C0504D" w:themeColor="accent2" w:sz="8" w:space="0"/>
       </w:tblBorders>
       <w:tblCellMar>
         <w:top w:w="0" w:type="dxa"/>
@@ -3969,9 +3925,9 @@
       <w:tblPr/>
       <w:tcPr>
         <w:tcBorders>
-          <w:top w:val="single" w:sz="8" w:space="0" w:color="C0504D" w:themeColor="accent2"/>
-          <w:left w:val="nil"/>
-          <w:bottom w:val="single" w:sz="8" w:space="0" w:color="C0504D" w:themeColor="accent2"/>
+          <w:top w:val="single" w:color="C0504D" w:themeColor="accent2" w:sz="8" w:space="0"/>
+          <w:left w:val="nil"/>
+          <w:bottom w:val="single" w:color="C0504D" w:themeColor="accent2" w:sz="8" w:space="0"/>
           <w:right w:val="nil"/>
           <w:insideH w:val="nil"/>
           <w:insideV w:val="nil"/>
@@ -3989,9 +3945,9 @@
       <w:tblPr/>
       <w:tcPr>
         <w:tcBorders>
-          <w:top w:val="single" w:sz="8" w:space="0" w:color="C0504D" w:themeColor="accent2"/>
-          <w:left w:val="nil"/>
-          <w:bottom w:val="single" w:sz="8" w:space="0" w:color="C0504D" w:themeColor="accent2"/>
+          <w:top w:val="single" w:color="C0504D" w:themeColor="accent2" w:sz="8" w:space="0"/>
+          <w:left w:val="nil"/>
+          <w:bottom w:val="single" w:color="C0504D" w:themeColor="accent2" w:sz="8" w:space="0"/>
           <w:right w:val="nil"/>
           <w:insideH w:val="nil"/>
           <w:insideV w:val="nil"/>
@@ -4051,8 +4007,8 @@
       <w:tblStyleColBandSize w:val="1"/>
       <w:tblInd w:w="0" w:type="dxa"/>
       <w:tblBorders>
-        <w:top w:val="single" w:sz="8" w:space="0" w:color="9BBB59" w:themeColor="accent3"/>
-        <w:bottom w:val="single" w:sz="8" w:space="0" w:color="9BBB59" w:themeColor="accent3"/>
+        <w:top w:val="single" w:color="9BBB59" w:themeColor="accent3" w:sz="8" w:space="0"/>
+        <w:bottom w:val="single" w:color="9BBB59" w:themeColor="accent3" w:sz="8" w:space="0"/>
       </w:tblBorders>
       <w:tblCellMar>
         <w:top w:w="0" w:type="dxa"/>
@@ -4072,9 +4028,9 @@
       <w:tblPr/>
       <w:tcPr>
         <w:tcBorders>
-          <w:top w:val="single" w:sz="8" w:space="0" w:color="9BBB59" w:themeColor="accent3"/>
-          <w:left w:val="nil"/>
-          <w:bottom w:val="single" w:sz="8" w:space="0" w:color="9BBB59" w:themeColor="accent3"/>
+          <w:top w:val="single" w:color="9BBB59" w:themeColor="accent3" w:sz="8" w:space="0"/>
+          <w:left w:val="nil"/>
+          <w:bottom w:val="single" w:color="9BBB59" w:themeColor="accent3" w:sz="8" w:space="0"/>
           <w:right w:val="nil"/>
           <w:insideH w:val="nil"/>
           <w:insideV w:val="nil"/>
@@ -4092,9 +4048,9 @@
       <w:tblPr/>
       <w:tcPr>
         <w:tcBorders>
-          <w:top w:val="single" w:sz="8" w:space="0" w:color="9BBB59" w:themeColor="accent3"/>
-          <w:left w:val="nil"/>
-          <w:bottom w:val="single" w:sz="8" w:space="0" w:color="9BBB59" w:themeColor="accent3"/>
+          <w:top w:val="single" w:color="9BBB59" w:themeColor="accent3" w:sz="8" w:space="0"/>
+          <w:left w:val="nil"/>
+          <w:bottom w:val="single" w:color="9BBB59" w:themeColor="accent3" w:sz="8" w:space="0"/>
           <w:right w:val="nil"/>
           <w:insideH w:val="nil"/>
           <w:insideV w:val="nil"/>
@@ -4154,8 +4110,8 @@
       <w:tblStyleColBandSize w:val="1"/>
       <w:tblInd w:w="0" w:type="dxa"/>
       <w:tblBorders>
-        <w:top w:val="single" w:sz="8" w:space="0" w:color="8064A2" w:themeColor="accent4"/>
-        <w:bottom w:val="single" w:sz="8" w:space="0" w:color="8064A2" w:themeColor="accent4"/>
+        <w:top w:val="single" w:color="8064A2" w:themeColor="accent4" w:sz="8" w:space="0"/>
+        <w:bottom w:val="single" w:color="8064A2" w:themeColor="accent4" w:sz="8" w:space="0"/>
       </w:tblBorders>
       <w:tblCellMar>
         <w:top w:w="0" w:type="dxa"/>
@@ -4175,9 +4131,9 @@
       <w:tblPr/>
       <w:tcPr>
         <w:tcBorders>
-          <w:top w:val="single" w:sz="8" w:space="0" w:color="8064A2" w:themeColor="accent4"/>
-          <w:left w:val="nil"/>
-          <w:bottom w:val="single" w:sz="8" w:space="0" w:color="8064A2" w:themeColor="accent4"/>
+          <w:top w:val="single" w:color="8064A2" w:themeColor="accent4" w:sz="8" w:space="0"/>
+          <w:left w:val="nil"/>
+          <w:bottom w:val="single" w:color="8064A2" w:themeColor="accent4" w:sz="8" w:space="0"/>
           <w:right w:val="nil"/>
           <w:insideH w:val="nil"/>
           <w:insideV w:val="nil"/>
@@ -4195,9 +4151,9 @@
       <w:tblPr/>
       <w:tcPr>
         <w:tcBorders>
-          <w:top w:val="single" w:sz="8" w:space="0" w:color="8064A2" w:themeColor="accent4"/>
-          <w:left w:val="nil"/>
-          <w:bottom w:val="single" w:sz="8" w:space="0" w:color="8064A2" w:themeColor="accent4"/>
+          <w:top w:val="single" w:color="8064A2" w:themeColor="accent4" w:sz="8" w:space="0"/>
+          <w:left w:val="nil"/>
+          <w:bottom w:val="single" w:color="8064A2" w:themeColor="accent4" w:sz="8" w:space="0"/>
           <w:right w:val="nil"/>
           <w:insideH w:val="nil"/>
           <w:insideV w:val="nil"/>
@@ -4257,8 +4213,8 @@
       <w:tblStyleColBandSize w:val="1"/>
       <w:tblInd w:w="0" w:type="dxa"/>
       <w:tblBorders>
-        <w:top w:val="single" w:sz="8" w:space="0" w:color="4BACC6" w:themeColor="accent5"/>
-        <w:bottom w:val="single" w:sz="8" w:space="0" w:color="4BACC6" w:themeColor="accent5"/>
+        <w:top w:val="single" w:color="4BACC6" w:themeColor="accent5" w:sz="8" w:space="0"/>
+        <w:bottom w:val="single" w:color="4BACC6" w:themeColor="accent5" w:sz="8" w:space="0"/>
       </w:tblBorders>
       <w:tblCellMar>
         <w:top w:w="0" w:type="dxa"/>
@@ -4278,9 +4234,9 @@
       <w:tblPr/>
       <w:tcPr>
         <w:tcBorders>
-          <w:top w:val="single" w:sz="8" w:space="0" w:color="4BACC6" w:themeColor="accent5"/>
-          <w:left w:val="nil"/>
-          <w:bottom w:val="single" w:sz="8" w:space="0" w:color="4BACC6" w:themeColor="accent5"/>
+          <w:top w:val="single" w:color="4BACC6" w:themeColor="accent5" w:sz="8" w:space="0"/>
+          <w:left w:val="nil"/>
+          <w:bottom w:val="single" w:color="4BACC6" w:themeColor="accent5" w:sz="8" w:space="0"/>
           <w:right w:val="nil"/>
           <w:insideH w:val="nil"/>
           <w:insideV w:val="nil"/>
@@ -4298,9 +4254,9 @@
       <w:tblPr/>
       <w:tcPr>
         <w:tcBorders>
-          <w:top w:val="single" w:sz="8" w:space="0" w:color="4BACC6" w:themeColor="accent5"/>
-          <w:left w:val="nil"/>
-          <w:bottom w:val="single" w:sz="8" w:space="0" w:color="4BACC6" w:themeColor="accent5"/>
+          <w:top w:val="single" w:color="4BACC6" w:themeColor="accent5" w:sz="8" w:space="0"/>
+          <w:left w:val="nil"/>
+          <w:bottom w:val="single" w:color="4BACC6" w:themeColor="accent5" w:sz="8" w:space="0"/>
           <w:right w:val="nil"/>
           <w:insideH w:val="nil"/>
           <w:insideV w:val="nil"/>
@@ -4360,8 +4316,8 @@
       <w:tblStyleColBandSize w:val="1"/>
       <w:tblInd w:w="0" w:type="dxa"/>
       <w:tblBorders>
-        <w:top w:val="single" w:sz="8" w:space="0" w:color="F79646" w:themeColor="accent6"/>
-        <w:bottom w:val="single" w:sz="8" w:space="0" w:color="F79646" w:themeColor="accent6"/>
+        <w:top w:val="single" w:color="F79646" w:themeColor="accent6" w:sz="8" w:space="0"/>
+        <w:bottom w:val="single" w:color="F79646" w:themeColor="accent6" w:sz="8" w:space="0"/>
       </w:tblBorders>
       <w:tblCellMar>
         <w:top w:w="0" w:type="dxa"/>
@@ -4381,9 +4337,9 @@
       <w:tblPr/>
       <w:tcPr>
         <w:tcBorders>
-          <w:top w:val="single" w:sz="8" w:space="0" w:color="F79646" w:themeColor="accent6"/>
-          <w:left w:val="nil"/>
-          <w:bottom w:val="single" w:sz="8" w:space="0" w:color="F79646" w:themeColor="accent6"/>
+          <w:top w:val="single" w:color="F79646" w:themeColor="accent6" w:sz="8" w:space="0"/>
+          <w:left w:val="nil"/>
+          <w:bottom w:val="single" w:color="F79646" w:themeColor="accent6" w:sz="8" w:space="0"/>
           <w:right w:val="nil"/>
           <w:insideH w:val="nil"/>
           <w:insideV w:val="nil"/>
@@ -4401,9 +4357,9 @@
       <w:tblPr/>
       <w:tcPr>
         <w:tcBorders>
-          <w:top w:val="single" w:sz="8" w:space="0" w:color="F79646" w:themeColor="accent6"/>
-          <w:left w:val="nil"/>
-          <w:bottom w:val="single" w:sz="8" w:space="0" w:color="F79646" w:themeColor="accent6"/>
+          <w:top w:val="single" w:color="F79646" w:themeColor="accent6" w:sz="8" w:space="0"/>
+          <w:left w:val="nil"/>
+          <w:bottom w:val="single" w:color="F79646" w:themeColor="accent6" w:sz="8" w:space="0"/>
           <w:right w:val="nil"/>
           <w:insideH w:val="nil"/>
           <w:insideV w:val="nil"/>
@@ -4460,10 +4416,10 @@
       <w:tblStyleColBandSize w:val="1"/>
       <w:tblInd w:w="0" w:type="dxa"/>
       <w:tblBorders>
-        <w:top w:val="single" w:sz="8" w:space="0" w:color="000000" w:themeColor="text1"/>
-        <w:left w:val="single" w:sz="8" w:space="0" w:color="000000" w:themeColor="text1"/>
-        <w:bottom w:val="single" w:sz="8" w:space="0" w:color="000000" w:themeColor="text1"/>
-        <w:right w:val="single" w:sz="8" w:space="0" w:color="000000" w:themeColor="text1"/>
+        <w:top w:val="single" w:color="000000" w:themeColor="text1" w:sz="8" w:space="0"/>
+        <w:left w:val="single" w:color="000000" w:themeColor="text1" w:sz="8" w:space="0"/>
+        <w:bottom w:val="single" w:color="000000" w:themeColor="text1" w:sz="8" w:space="0"/>
+        <w:right w:val="single" w:color="000000" w:themeColor="text1" w:sz="8" w:space="0"/>
       </w:tblBorders>
       <w:tblCellMar>
         <w:top w:w="0" w:type="dxa"/>
@@ -4497,10 +4453,10 @@
       <w:tblPr/>
       <w:tcPr>
         <w:tcBorders>
-          <w:top w:val="double" w:sz="6" w:space="0" w:color="000000" w:themeColor="text1"/>
-          <w:left w:val="single" w:sz="8" w:space="0" w:color="000000" w:themeColor="text1"/>
-          <w:bottom w:val="single" w:sz="8" w:space="0" w:color="000000" w:themeColor="text1"/>
-          <w:right w:val="single" w:sz="8" w:space="0" w:color="000000" w:themeColor="text1"/>
+          <w:top w:val="double" w:color="000000" w:themeColor="text1" w:sz="6" w:space="0"/>
+          <w:left w:val="single" w:color="000000" w:themeColor="text1" w:sz="8" w:space="0"/>
+          <w:bottom w:val="single" w:color="000000" w:themeColor="text1" w:sz="8" w:space="0"/>
+          <w:right w:val="single" w:color="000000" w:themeColor="text1" w:sz="8" w:space="0"/>
         </w:tcBorders>
       </w:tcPr>
     </w:tblStylePr>
@@ -4520,10 +4476,10 @@
       <w:tblPr/>
       <w:tcPr>
         <w:tcBorders>
-          <w:top w:val="single" w:sz="8" w:space="0" w:color="000000" w:themeColor="text1"/>
-          <w:left w:val="single" w:sz="8" w:space="0" w:color="000000" w:themeColor="text1"/>
-          <w:bottom w:val="single" w:sz="8" w:space="0" w:color="000000" w:themeColor="text1"/>
-          <w:right w:val="single" w:sz="8" w:space="0" w:color="000000" w:themeColor="text1"/>
+          <w:top w:val="single" w:color="000000" w:themeColor="text1" w:sz="8" w:space="0"/>
+          <w:left w:val="single" w:color="000000" w:themeColor="text1" w:sz="8" w:space="0"/>
+          <w:bottom w:val="single" w:color="000000" w:themeColor="text1" w:sz="8" w:space="0"/>
+          <w:right w:val="single" w:color="000000" w:themeColor="text1" w:sz="8" w:space="0"/>
         </w:tcBorders>
       </w:tcPr>
     </w:tblStylePr>
@@ -4531,10 +4487,10 @@
       <w:tblPr/>
       <w:tcPr>
         <w:tcBorders>
-          <w:top w:val="single" w:sz="8" w:space="0" w:color="000000" w:themeColor="text1"/>
-          <w:left w:val="single" w:sz="8" w:space="0" w:color="000000" w:themeColor="text1"/>
-          <w:bottom w:val="single" w:sz="8" w:space="0" w:color="000000" w:themeColor="text1"/>
-          <w:right w:val="single" w:sz="8" w:space="0" w:color="000000" w:themeColor="text1"/>
+          <w:top w:val="single" w:color="000000" w:themeColor="text1" w:sz="8" w:space="0"/>
+          <w:left w:val="single" w:color="000000" w:themeColor="text1" w:sz="8" w:space="0"/>
+          <w:bottom w:val="single" w:color="000000" w:themeColor="text1" w:sz="8" w:space="0"/>
+          <w:right w:val="single" w:color="000000" w:themeColor="text1" w:sz="8" w:space="0"/>
         </w:tcBorders>
       </w:tcPr>
     </w:tblStylePr>
@@ -4552,10 +4508,10 @@
       <w:tblStyleColBandSize w:val="1"/>
       <w:tblInd w:w="0" w:type="dxa"/>
       <w:tblBorders>
-        <w:top w:val="single" w:sz="8" w:space="0" w:color="4F81BD" w:themeColor="accent1"/>
-        <w:left w:val="single" w:sz="8" w:space="0" w:color="4F81BD" w:themeColor="accent1"/>
-        <w:bottom w:val="single" w:sz="8" w:space="0" w:color="4F81BD" w:themeColor="accent1"/>
-        <w:right w:val="single" w:sz="8" w:space="0" w:color="4F81BD" w:themeColor="accent1"/>
+        <w:top w:val="single" w:color="4F81BD" w:themeColor="accent1" w:sz="8" w:space="0"/>
+        <w:left w:val="single" w:color="4F81BD" w:themeColor="accent1" w:sz="8" w:space="0"/>
+        <w:bottom w:val="single" w:color="4F81BD" w:themeColor="accent1" w:sz="8" w:space="0"/>
+        <w:right w:val="single" w:color="4F81BD" w:themeColor="accent1" w:sz="8" w:space="0"/>
       </w:tblBorders>
       <w:tblCellMar>
         <w:top w:w="0" w:type="dxa"/>
@@ -4589,10 +4545,10 @@
       <w:tblPr/>
       <w:tcPr>
         <w:tcBorders>
-          <w:top w:val="double" w:sz="6" w:space="0" w:color="4F81BD" w:themeColor="accent1"/>
-          <w:left w:val="single" w:sz="8" w:space="0" w:color="4F81BD" w:themeColor="accent1"/>
-          <w:bottom w:val="single" w:sz="8" w:space="0" w:color="4F81BD" w:themeColor="accent1"/>
-          <w:right w:val="single" w:sz="8" w:space="0" w:color="4F81BD" w:themeColor="accent1"/>
+          <w:top w:val="double" w:color="4F81BD" w:themeColor="accent1" w:sz="6" w:space="0"/>
+          <w:left w:val="single" w:color="4F81BD" w:themeColor="accent1" w:sz="8" w:space="0"/>
+          <w:bottom w:val="single" w:color="4F81BD" w:themeColor="accent1" w:sz="8" w:space="0"/>
+          <w:right w:val="single" w:color="4F81BD" w:themeColor="accent1" w:sz="8" w:space="0"/>
         </w:tcBorders>
       </w:tcPr>
     </w:tblStylePr>
@@ -4612,10 +4568,10 @@
       <w:tblPr/>
       <w:tcPr>
         <w:tcBorders>
-          <w:top w:val="single" w:sz="8" w:space="0" w:color="4F81BD" w:themeColor="accent1"/>
-          <w:left w:val="single" w:sz="8" w:space="0" w:color="4F81BD" w:themeColor="accent1"/>
-          <w:bottom w:val="single" w:sz="8" w:space="0" w:color="4F81BD" w:themeColor="accent1"/>
-          <w:right w:val="single" w:sz="8" w:space="0" w:color="4F81BD" w:themeColor="accent1"/>
+          <w:top w:val="single" w:color="4F81BD" w:themeColor="accent1" w:sz="8" w:space="0"/>
+          <w:left w:val="single" w:color="4F81BD" w:themeColor="accent1" w:sz="8" w:space="0"/>
+          <w:bottom w:val="single" w:color="4F81BD" w:themeColor="accent1" w:sz="8" w:space="0"/>
+          <w:right w:val="single" w:color="4F81BD" w:themeColor="accent1" w:sz="8" w:space="0"/>
         </w:tcBorders>
       </w:tcPr>
     </w:tblStylePr>
@@ -4623,10 +4579,10 @@
       <w:tblPr/>
       <w:tcPr>
         <w:tcBorders>
-          <w:top w:val="single" w:sz="8" w:space="0" w:color="4F81BD" w:themeColor="accent1"/>
-          <w:left w:val="single" w:sz="8" w:space="0" w:color="4F81BD" w:themeColor="accent1"/>
-          <w:bottom w:val="single" w:sz="8" w:space="0" w:color="4F81BD" w:themeColor="accent1"/>
-          <w:right w:val="single" w:sz="8" w:space="0" w:color="4F81BD" w:themeColor="accent1"/>
+          <w:top w:val="single" w:color="4F81BD" w:themeColor="accent1" w:sz="8" w:space="0"/>
+          <w:left w:val="single" w:color="4F81BD" w:themeColor="accent1" w:sz="8" w:space="0"/>
+          <w:bottom w:val="single" w:color="4F81BD" w:themeColor="accent1" w:sz="8" w:space="0"/>
+          <w:right w:val="single" w:color="4F81BD" w:themeColor="accent1" w:sz="8" w:space="0"/>
         </w:tcBorders>
       </w:tcPr>
     </w:tblStylePr>
@@ -4644,10 +4600,10 @@
       <w:tblStyleColBandSize w:val="1"/>
       <w:tblInd w:w="0" w:type="dxa"/>
       <w:tblBorders>
-        <w:top w:val="single" w:sz="8" w:space="0" w:color="C0504D" w:themeColor="accent2"/>
-        <w:left w:val="single" w:sz="8" w:space="0" w:color="C0504D" w:themeColor="accent2"/>
-        <w:bottom w:val="single" w:sz="8" w:space="0" w:color="C0504D" w:themeColor="accent2"/>
-        <w:right w:val="single" w:sz="8" w:space="0" w:color="C0504D" w:themeColor="accent2"/>
+        <w:top w:val="single" w:color="C0504D" w:themeColor="accent2" w:sz="8" w:space="0"/>
+        <w:left w:val="single" w:color="C0504D" w:themeColor="accent2" w:sz="8" w:space="0"/>
+        <w:bottom w:val="single" w:color="C0504D" w:themeColor="accent2" w:sz="8" w:space="0"/>
+        <w:right w:val="single" w:color="C0504D" w:themeColor="accent2" w:sz="8" w:space="0"/>
       </w:tblBorders>
       <w:tblCellMar>
         <w:top w:w="0" w:type="dxa"/>
@@ -4681,10 +4637,10 @@
       <w:tblPr/>
       <w:tcPr>
         <w:tcBorders>
-          <w:top w:val="double" w:sz="6" w:space="0" w:color="C0504D" w:themeColor="accent2"/>
-          <w:left w:val="single" w:sz="8" w:space="0" w:color="C0504D" w:themeColor="accent2"/>
-          <w:bottom w:val="single" w:sz="8" w:space="0" w:color="C0504D" w:themeColor="accent2"/>
-          <w:right w:val="single" w:sz="8" w:space="0" w:color="C0504D" w:themeColor="accent2"/>
+          <w:top w:val="double" w:color="C0504D" w:themeColor="accent2" w:sz="6" w:space="0"/>
+          <w:left w:val="single" w:color="C0504D" w:themeColor="accent2" w:sz="8" w:space="0"/>
+          <w:bottom w:val="single" w:color="C0504D" w:themeColor="accent2" w:sz="8" w:space="0"/>
+          <w:right w:val="single" w:color="C0504D" w:themeColor="accent2" w:sz="8" w:space="0"/>
         </w:tcBorders>
       </w:tcPr>
     </w:tblStylePr>
@@ -4704,10 +4660,10 @@
       <w:tblPr/>
       <w:tcPr>
         <w:tcBorders>
-          <w:top w:val="single" w:sz="8" w:space="0" w:color="C0504D" w:themeColor="accent2"/>
-          <w:left w:val="single" w:sz="8" w:space="0" w:color="C0504D" w:themeColor="accent2"/>
-          <w:bottom w:val="single" w:sz="8" w:space="0" w:color="C0504D" w:themeColor="accent2"/>
-          <w:right w:val="single" w:sz="8" w:space="0" w:color="C0504D" w:themeColor="accent2"/>
+          <w:top w:val="single" w:color="C0504D" w:themeColor="accent2" w:sz="8" w:space="0"/>
+          <w:left w:val="single" w:color="C0504D" w:themeColor="accent2" w:sz="8" w:space="0"/>
+          <w:bottom w:val="single" w:color="C0504D" w:themeColor="accent2" w:sz="8" w:space="0"/>
+          <w:right w:val="single" w:color="C0504D" w:themeColor="accent2" w:sz="8" w:space="0"/>
         </w:tcBorders>
       </w:tcPr>
     </w:tblStylePr>
@@ -4715,10 +4671,10 @@
       <w:tblPr/>
       <w:tcPr>
         <w:tcBorders>
-          <w:top w:val="single" w:sz="8" w:space="0" w:color="C0504D" w:themeColor="accent2"/>
-          <w:left w:val="single" w:sz="8" w:space="0" w:color="C0504D" w:themeColor="accent2"/>
-          <w:bottom w:val="single" w:sz="8" w:space="0" w:color="C0504D" w:themeColor="accent2"/>
-          <w:right w:val="single" w:sz="8" w:space="0" w:color="C0504D" w:themeColor="accent2"/>
+          <w:top w:val="single" w:color="C0504D" w:themeColor="accent2" w:sz="8" w:space="0"/>
+          <w:left w:val="single" w:color="C0504D" w:themeColor="accent2" w:sz="8" w:space="0"/>
+          <w:bottom w:val="single" w:color="C0504D" w:themeColor="accent2" w:sz="8" w:space="0"/>
+          <w:right w:val="single" w:color="C0504D" w:themeColor="accent2" w:sz="8" w:space="0"/>
         </w:tcBorders>
       </w:tcPr>
     </w:tblStylePr>
@@ -4736,10 +4692,10 @@
       <w:tblStyleColBandSize w:val="1"/>
       <w:tblInd w:w="0" w:type="dxa"/>
       <w:tblBorders>
-        <w:top w:val="single" w:sz="8" w:space="0" w:color="9BBB59" w:themeColor="accent3"/>
-        <w:left w:val="single" w:sz="8" w:space="0" w:color="9BBB59" w:themeColor="accent3"/>
-        <w:bottom w:val="single" w:sz="8" w:space="0" w:color="9BBB59" w:themeColor="accent3"/>
-        <w:right w:val="single" w:sz="8" w:space="0" w:color="9BBB59" w:themeColor="accent3"/>
+        <w:top w:val="single" w:color="9BBB59" w:themeColor="accent3" w:sz="8" w:space="0"/>
+        <w:left w:val="single" w:color="9BBB59" w:themeColor="accent3" w:sz="8" w:space="0"/>
+        <w:bottom w:val="single" w:color="9BBB59" w:themeColor="accent3" w:sz="8" w:space="0"/>
+        <w:right w:val="single" w:color="9BBB59" w:themeColor="accent3" w:sz="8" w:space="0"/>
       </w:tblBorders>
       <w:tblCellMar>
         <w:top w:w="0" w:type="dxa"/>
@@ -4773,10 +4729,10 @@
       <w:tblPr/>
       <w:tcPr>
         <w:tcBorders>
-          <w:top w:val="double" w:sz="6" w:space="0" w:color="9BBB59" w:themeColor="accent3"/>
-          <w:left w:val="single" w:sz="8" w:space="0" w:color="9BBB59" w:themeColor="accent3"/>
-          <w:bottom w:val="single" w:sz="8" w:space="0" w:color="9BBB59" w:themeColor="accent3"/>
-          <w:right w:val="single" w:sz="8" w:space="0" w:color="9BBB59" w:themeColor="accent3"/>
+          <w:top w:val="double" w:color="9BBB59" w:themeColor="accent3" w:sz="6" w:space="0"/>
+          <w:left w:val="single" w:color="9BBB59" w:themeColor="accent3" w:sz="8" w:space="0"/>
+          <w:bottom w:val="single" w:color="9BBB59" w:themeColor="accent3" w:sz="8" w:space="0"/>
+          <w:right w:val="single" w:color="9BBB59" w:themeColor="accent3" w:sz="8" w:space="0"/>
         </w:tcBorders>
       </w:tcPr>
     </w:tblStylePr>
@@ -4796,10 +4752,10 @@
       <w:tblPr/>
       <w:tcPr>
         <w:tcBorders>
-          <w:top w:val="single" w:sz="8" w:space="0" w:color="9BBB59" w:themeColor="accent3"/>
-          <w:left w:val="single" w:sz="8" w:space="0" w:color="9BBB59" w:themeColor="accent3"/>
-          <w:bottom w:val="single" w:sz="8" w:space="0" w:color="9BBB59" w:themeColor="accent3"/>
-          <w:right w:val="single" w:sz="8" w:space="0" w:color="9BBB59" w:themeColor="accent3"/>
+          <w:top w:val="single" w:color="9BBB59" w:themeColor="accent3" w:sz="8" w:space="0"/>
+          <w:left w:val="single" w:color="9BBB59" w:themeColor="accent3" w:sz="8" w:space="0"/>
+          <w:bottom w:val="single" w:color="9BBB59" w:themeColor="accent3" w:sz="8" w:space="0"/>
+          <w:right w:val="single" w:color="9BBB59" w:themeColor="accent3" w:sz="8" w:space="0"/>
         </w:tcBorders>
       </w:tcPr>
     </w:tblStylePr>
@@ -4807,10 +4763,10 @@
       <w:tblPr/>
       <w:tcPr>
         <w:tcBorders>
-          <w:top w:val="single" w:sz="8" w:space="0" w:color="9BBB59" w:themeColor="accent3"/>
-          <w:left w:val="single" w:sz="8" w:space="0" w:color="9BBB59" w:themeColor="accent3"/>
-          <w:bottom w:val="single" w:sz="8" w:space="0" w:color="9BBB59" w:themeColor="accent3"/>
-          <w:right w:val="single" w:sz="8" w:space="0" w:color="9BBB59" w:themeColor="accent3"/>
+          <w:top w:val="single" w:color="9BBB59" w:themeColor="accent3" w:sz="8" w:space="0"/>
+          <w:left w:val="single" w:color="9BBB59" w:themeColor="accent3" w:sz="8" w:space="0"/>
+          <w:bottom w:val="single" w:color="9BBB59" w:themeColor="accent3" w:sz="8" w:space="0"/>
+          <w:right w:val="single" w:color="9BBB59" w:themeColor="accent3" w:sz="8" w:space="0"/>
         </w:tcBorders>
       </w:tcPr>
     </w:tblStylePr>
@@ -4828,10 +4784,10 @@
       <w:tblStyleColBandSize w:val="1"/>
       <w:tblInd w:w="0" w:type="dxa"/>
       <w:tblBorders>
-        <w:top w:val="single" w:sz="8" w:space="0" w:color="8064A2" w:themeColor="accent4"/>
-        <w:left w:val="single" w:sz="8" w:space="0" w:color="8064A2" w:themeColor="accent4"/>
-        <w:bottom w:val="single" w:sz="8" w:space="0" w:color="8064A2" w:themeColor="accent4"/>
-        <w:right w:val="single" w:sz="8" w:space="0" w:color="8064A2" w:themeColor="accent4"/>
+        <w:top w:val="single" w:color="8064A2" w:themeColor="accent4" w:sz="8" w:space="0"/>
+        <w:left w:val="single" w:color="8064A2" w:themeColor="accent4" w:sz="8" w:space="0"/>
+        <w:bottom w:val="single" w:color="8064A2" w:themeColor="accent4" w:sz="8" w:space="0"/>
+        <w:right w:val="single" w:color="8064A2" w:themeColor="accent4" w:sz="8" w:space="0"/>
       </w:tblBorders>
       <w:tblCellMar>
         <w:top w:w="0" w:type="dxa"/>
@@ -4865,10 +4821,10 @@
       <w:tblPr/>
       <w:tcPr>
         <w:tcBorders>
-          <w:top w:val="double" w:sz="6" w:space="0" w:color="8064A2" w:themeColor="accent4"/>
-          <w:left w:val="single" w:sz="8" w:space="0" w:color="8064A2" w:themeColor="accent4"/>
-          <w:bottom w:val="single" w:sz="8" w:space="0" w:color="8064A2" w:themeColor="accent4"/>
-          <w:right w:val="single" w:sz="8" w:space="0" w:color="8064A2" w:themeColor="accent4"/>
+          <w:top w:val="double" w:color="8064A2" w:themeColor="accent4" w:sz="6" w:space="0"/>
+          <w:left w:val="single" w:color="8064A2" w:themeColor="accent4" w:sz="8" w:space="0"/>
+          <w:bottom w:val="single" w:color="8064A2" w:themeColor="accent4" w:sz="8" w:space="0"/>
+          <w:right w:val="single" w:color="8064A2" w:themeColor="accent4" w:sz="8" w:space="0"/>
         </w:tcBorders>
       </w:tcPr>
     </w:tblStylePr>
@@ -4888,10 +4844,10 @@
       <w:tblPr/>
       <w:tcPr>
         <w:tcBorders>
-          <w:top w:val="single" w:sz="8" w:space="0" w:color="8064A2" w:themeColor="accent4"/>
-          <w:left w:val="single" w:sz="8" w:space="0" w:color="8064A2" w:themeColor="accent4"/>
-          <w:bottom w:val="single" w:sz="8" w:space="0" w:color="8064A2" w:themeColor="accent4"/>
-          <w:right w:val="single" w:sz="8" w:space="0" w:color="8064A2" w:themeColor="accent4"/>
+          <w:top w:val="single" w:color="8064A2" w:themeColor="accent4" w:sz="8" w:space="0"/>
+          <w:left w:val="single" w:color="8064A2" w:themeColor="accent4" w:sz="8" w:space="0"/>
+          <w:bottom w:val="single" w:color="8064A2" w:themeColor="accent4" w:sz="8" w:space="0"/>
+          <w:right w:val="single" w:color="8064A2" w:themeColor="accent4" w:sz="8" w:space="0"/>
         </w:tcBorders>
       </w:tcPr>
     </w:tblStylePr>
@@ -4899,10 +4855,10 @@
       <w:tblPr/>
       <w:tcPr>
         <w:tcBorders>
-          <w:top w:val="single" w:sz="8" w:space="0" w:color="8064A2" w:themeColor="accent4"/>
-          <w:left w:val="single" w:sz="8" w:space="0" w:color="8064A2" w:themeColor="accent4"/>
-          <w:bottom w:val="single" w:sz="8" w:space="0" w:color="8064A2" w:themeColor="accent4"/>
-          <w:right w:val="single" w:sz="8" w:space="0" w:color="8064A2" w:themeColor="accent4"/>
+          <w:top w:val="single" w:color="8064A2" w:themeColor="accent4" w:sz="8" w:space="0"/>
+          <w:left w:val="single" w:color="8064A2" w:themeColor="accent4" w:sz="8" w:space="0"/>
+          <w:bottom w:val="single" w:color="8064A2" w:themeColor="accent4" w:sz="8" w:space="0"/>
+          <w:right w:val="single" w:color="8064A2" w:themeColor="accent4" w:sz="8" w:space="0"/>
         </w:tcBorders>
       </w:tcPr>
     </w:tblStylePr>
@@ -4920,10 +4876,10 @@
       <w:tblStyleColBandSize w:val="1"/>
       <w:tblInd w:w="0" w:type="dxa"/>
       <w:tblBorders>
-        <w:top w:val="single" w:sz="8" w:space="0" w:color="4BACC6" w:themeColor="accent5"/>
-        <w:left w:val="single" w:sz="8" w:space="0" w:color="4BACC6" w:themeColor="accent5"/>
-        <w:bottom w:val="single" w:sz="8" w:space="0" w:color="4BACC6" w:themeColor="accent5"/>
-        <w:right w:val="single" w:sz="8" w:space="0" w:color="4BACC6" w:themeColor="accent5"/>
+        <w:top w:val="single" w:color="4BACC6" w:themeColor="accent5" w:sz="8" w:space="0"/>
+        <w:left w:val="single" w:color="4BACC6" w:themeColor="accent5" w:sz="8" w:space="0"/>
+        <w:bottom w:val="single" w:color="4BACC6" w:themeColor="accent5" w:sz="8" w:space="0"/>
+        <w:right w:val="single" w:color="4BACC6" w:themeColor="accent5" w:sz="8" w:space="0"/>
       </w:tblBorders>
       <w:tblCellMar>
         <w:top w:w="0" w:type="dxa"/>
@@ -4957,10 +4913,10 @@
       <w:tblPr/>
       <w:tcPr>
         <w:tcBorders>
-          <w:top w:val="double" w:sz="6" w:space="0" w:color="4BACC6" w:themeColor="accent5"/>
-          <w:left w:val="single" w:sz="8" w:space="0" w:color="4BACC6" w:themeColor="accent5"/>
-          <w:bottom w:val="single" w:sz="8" w:space="0" w:color="4BACC6" w:themeColor="accent5"/>
-          <w:right w:val="single" w:sz="8" w:space="0" w:color="4BACC6" w:themeColor="accent5"/>
+          <w:top w:val="double" w:color="4BACC6" w:themeColor="accent5" w:sz="6" w:space="0"/>
+          <w:left w:val="single" w:color="4BACC6" w:themeColor="accent5" w:sz="8" w:space="0"/>
+          <w:bottom w:val="single" w:color="4BACC6" w:themeColor="accent5" w:sz="8" w:space="0"/>
+          <w:right w:val="single" w:color="4BACC6" w:themeColor="accent5" w:sz="8" w:space="0"/>
         </w:tcBorders>
       </w:tcPr>
     </w:tblStylePr>
@@ -4980,10 +4936,10 @@
       <w:tblPr/>
       <w:tcPr>
         <w:tcBorders>
-          <w:top w:val="single" w:sz="8" w:space="0" w:color="4BACC6" w:themeColor="accent5"/>
-          <w:left w:val="single" w:sz="8" w:space="0" w:color="4BACC6" w:themeColor="accent5"/>
-          <w:bottom w:val="single" w:sz="8" w:space="0" w:color="4BACC6" w:themeColor="accent5"/>
-          <w:right w:val="single" w:sz="8" w:space="0" w:color="4BACC6" w:themeColor="accent5"/>
+          <w:top w:val="single" w:color="4BACC6" w:themeColor="accent5" w:sz="8" w:space="0"/>
+          <w:left w:val="single" w:color="4BACC6" w:themeColor="accent5" w:sz="8" w:space="0"/>
+          <w:bottom w:val="single" w:color="4BACC6" w:themeColor="accent5" w:sz="8" w:space="0"/>
+          <w:right w:val="single" w:color="4BACC6" w:themeColor="accent5" w:sz="8" w:space="0"/>
         </w:tcBorders>
       </w:tcPr>
     </w:tblStylePr>
@@ -4991,10 +4947,10 @@
       <w:tblPr/>
       <w:tcPr>
         <w:tcBorders>
-          <w:top w:val="single" w:sz="8" w:space="0" w:color="4BACC6" w:themeColor="accent5"/>
-          <w:left w:val="single" w:sz="8" w:space="0" w:color="4BACC6" w:themeColor="accent5"/>
-          <w:bottom w:val="single" w:sz="8" w:space="0" w:color="4BACC6" w:themeColor="accent5"/>
-          <w:right w:val="single" w:sz="8" w:space="0" w:color="4BACC6" w:themeColor="accent5"/>
+          <w:top w:val="single" w:color="4BACC6" w:themeColor="accent5" w:sz="8" w:space="0"/>
+          <w:left w:val="single" w:color="4BACC6" w:themeColor="accent5" w:sz="8" w:space="0"/>
+          <w:bottom w:val="single" w:color="4BACC6" w:themeColor="accent5" w:sz="8" w:space="0"/>
+          <w:right w:val="single" w:color="4BACC6" w:themeColor="accent5" w:sz="8" w:space="0"/>
         </w:tcBorders>
       </w:tcPr>
     </w:tblStylePr>
@@ -5012,10 +4968,10 @@
       <w:tblStyleColBandSize w:val="1"/>
       <w:tblInd w:w="0" w:type="dxa"/>
       <w:tblBorders>
-        <w:top w:val="single" w:sz="8" w:space="0" w:color="F79646" w:themeColor="accent6"/>
-        <w:left w:val="single" w:sz="8" w:space="0" w:color="F79646" w:themeColor="accent6"/>
-        <w:bottom w:val="single" w:sz="8" w:space="0" w:color="F79646" w:themeColor="accent6"/>
-        <w:right w:val="single" w:sz="8" w:space="0" w:color="F79646" w:themeColor="accent6"/>
+        <w:top w:val="single" w:color="F79646" w:themeColor="accent6" w:sz="8" w:space="0"/>
+        <w:left w:val="single" w:color="F79646" w:themeColor="accent6" w:sz="8" w:space="0"/>
+        <w:bottom w:val="single" w:color="F79646" w:themeColor="accent6" w:sz="8" w:space="0"/>
+        <w:right w:val="single" w:color="F79646" w:themeColor="accent6" w:sz="8" w:space="0"/>
       </w:tblBorders>
       <w:tblCellMar>
         <w:top w:w="0" w:type="dxa"/>
@@ -5049,10 +5005,10 @@
       <w:tblPr/>
       <w:tcPr>
         <w:tcBorders>
-          <w:top w:val="double" w:sz="6" w:space="0" w:color="F79646" w:themeColor="accent6"/>
-          <w:left w:val="single" w:sz="8" w:space="0" w:color="F79646" w:themeColor="accent6"/>
-          <w:bottom w:val="single" w:sz="8" w:space="0" w:color="F79646" w:themeColor="accent6"/>
-          <w:right w:val="single" w:sz="8" w:space="0" w:color="F79646" w:themeColor="accent6"/>
+          <w:top w:val="double" w:color="F79646" w:themeColor="accent6" w:sz="6" w:space="0"/>
+          <w:left w:val="single" w:color="F79646" w:themeColor="accent6" w:sz="8" w:space="0"/>
+          <w:bottom w:val="single" w:color="F79646" w:themeColor="accent6" w:sz="8" w:space="0"/>
+          <w:right w:val="single" w:color="F79646" w:themeColor="accent6" w:sz="8" w:space="0"/>
         </w:tcBorders>
       </w:tcPr>
     </w:tblStylePr>
@@ -5072,10 +5028,10 @@
       <w:tblPr/>
       <w:tcPr>
         <w:tcBorders>
-          <w:top w:val="single" w:sz="8" w:space="0" w:color="F79646" w:themeColor="accent6"/>
-          <w:left w:val="single" w:sz="8" w:space="0" w:color="F79646" w:themeColor="accent6"/>
-          <w:bottom w:val="single" w:sz="8" w:space="0" w:color="F79646" w:themeColor="accent6"/>
-          <w:right w:val="single" w:sz="8" w:space="0" w:color="F79646" w:themeColor="accent6"/>
+          <w:top w:val="single" w:color="F79646" w:themeColor="accent6" w:sz="8" w:space="0"/>
+          <w:left w:val="single" w:color="F79646" w:themeColor="accent6" w:sz="8" w:space="0"/>
+          <w:bottom w:val="single" w:color="F79646" w:themeColor="accent6" w:sz="8" w:space="0"/>
+          <w:right w:val="single" w:color="F79646" w:themeColor="accent6" w:sz="8" w:space="0"/>
         </w:tcBorders>
       </w:tcPr>
     </w:tblStylePr>
@@ -5083,10 +5039,10 @@
       <w:tblPr/>
       <w:tcPr>
         <w:tcBorders>
-          <w:top w:val="single" w:sz="8" w:space="0" w:color="F79646" w:themeColor="accent6"/>
-          <w:left w:val="single" w:sz="8" w:space="0" w:color="F79646" w:themeColor="accent6"/>
-          <w:bottom w:val="single" w:sz="8" w:space="0" w:color="F79646" w:themeColor="accent6"/>
-          <w:right w:val="single" w:sz="8" w:space="0" w:color="F79646" w:themeColor="accent6"/>
+          <w:top w:val="single" w:color="F79646" w:themeColor="accent6" w:sz="8" w:space="0"/>
+          <w:left w:val="single" w:color="F79646" w:themeColor="accent6" w:sz="8" w:space="0"/>
+          <w:bottom w:val="single" w:color="F79646" w:themeColor="accent6" w:sz="8" w:space="0"/>
+          <w:right w:val="single" w:color="F79646" w:themeColor="accent6" w:sz="8" w:space="0"/>
         </w:tcBorders>
       </w:tcPr>
     </w:tblStylePr>
@@ -5104,12 +5060,12 @@
       <w:tblStyleColBandSize w:val="1"/>
       <w:tblInd w:w="0" w:type="dxa"/>
       <w:tblBorders>
-        <w:top w:val="single" w:sz="8" w:space="0" w:color="000000" w:themeColor="text1"/>
-        <w:left w:val="single" w:sz="8" w:space="0" w:color="000000" w:themeColor="text1"/>
-        <w:bottom w:val="single" w:sz="8" w:space="0" w:color="000000" w:themeColor="text1"/>
-        <w:right w:val="single" w:sz="8" w:space="0" w:color="000000" w:themeColor="text1"/>
-        <w:insideH w:val="single" w:sz="8" w:space="0" w:color="000000" w:themeColor="text1"/>
-        <w:insideV w:val="single" w:sz="8" w:space="0" w:color="000000" w:themeColor="text1"/>
+        <w:top w:val="single" w:color="000000" w:themeColor="text1" w:sz="8" w:space="0"/>
+        <w:left w:val="single" w:color="000000" w:themeColor="text1" w:sz="8" w:space="0"/>
+        <w:bottom w:val="single" w:color="000000" w:themeColor="text1" w:sz="8" w:space="0"/>
+        <w:right w:val="single" w:color="000000" w:themeColor="text1" w:sz="8" w:space="0"/>
+        <w:insideH w:val="single" w:color="000000" w:themeColor="text1" w:sz="8" w:space="0"/>
+        <w:insideV w:val="single" w:color="000000" w:themeColor="text1" w:sz="8" w:space="0"/>
       </w:tblBorders>
       <w:tblCellMar>
         <w:top w:w="0" w:type="dxa"/>
@@ -5123,19 +5079,19 @@
         <w:spacing w:before="0" w:after="0" w:line="240" w:lineRule="auto"/>
       </w:pPr>
       <w:rPr>
-        <w:rFonts w:asciiTheme="majorHAnsi" w:eastAsiaTheme="majorEastAsia" w:hAnsiTheme="majorHAnsi" w:cstheme="majorBidi"/>
-        <w:b/>
-        <w:bCs/>
-      </w:rPr>
-      <w:tblPr/>
-      <w:tcPr>
-        <w:tcBorders>
-          <w:top w:val="single" w:sz="8" w:space="0" w:color="000000" w:themeColor="text1"/>
-          <w:left w:val="single" w:sz="8" w:space="0" w:color="000000" w:themeColor="text1"/>
-          <w:bottom w:val="single" w:sz="18" w:space="0" w:color="000000" w:themeColor="text1"/>
-          <w:right w:val="single" w:sz="8" w:space="0" w:color="000000" w:themeColor="text1"/>
-          <w:insideH w:val="nil"/>
-          <w:insideV w:val="single" w:sz="8" w:space="0" w:color="000000" w:themeColor="text1"/>
+        <w:rFonts w:asciiTheme="majorHAnsi" w:hAnsiTheme="majorHAnsi" w:eastAsiaTheme="majorEastAsia" w:cstheme="majorBidi"/>
+        <w:b/>
+        <w:bCs/>
+      </w:rPr>
+      <w:tblPr/>
+      <w:tcPr>
+        <w:tcBorders>
+          <w:top w:val="single" w:color="000000" w:themeColor="text1" w:sz="8" w:space="0"/>
+          <w:left w:val="single" w:color="000000" w:themeColor="text1" w:sz="8" w:space="0"/>
+          <w:bottom w:val="single" w:color="000000" w:themeColor="text1" w:sz="18" w:space="0"/>
+          <w:right w:val="single" w:color="000000" w:themeColor="text1" w:sz="8" w:space="0"/>
+          <w:insideH w:val="nil"/>
+          <w:insideV w:val="single" w:color="000000" w:themeColor="text1" w:sz="8" w:space="0"/>
         </w:tcBorders>
       </w:tcPr>
     </w:tblStylePr>
@@ -5144,42 +5100,42 @@
         <w:spacing w:before="0" w:after="0" w:line="240" w:lineRule="auto"/>
       </w:pPr>
       <w:rPr>
-        <w:rFonts w:asciiTheme="majorHAnsi" w:eastAsiaTheme="majorEastAsia" w:hAnsiTheme="majorHAnsi" w:cstheme="majorBidi"/>
-        <w:b/>
-        <w:bCs/>
-      </w:rPr>
-      <w:tblPr/>
-      <w:tcPr>
-        <w:tcBorders>
-          <w:top w:val="double" w:sz="6" w:space="0" w:color="000000" w:themeColor="text1"/>
-          <w:left w:val="single" w:sz="8" w:space="0" w:color="000000" w:themeColor="text1"/>
-          <w:bottom w:val="single" w:sz="8" w:space="0" w:color="000000" w:themeColor="text1"/>
-          <w:right w:val="single" w:sz="8" w:space="0" w:color="000000" w:themeColor="text1"/>
-          <w:insideH w:val="nil"/>
-          <w:insideV w:val="single" w:sz="8" w:space="0" w:color="000000" w:themeColor="text1"/>
+        <w:rFonts w:asciiTheme="majorHAnsi" w:hAnsiTheme="majorHAnsi" w:eastAsiaTheme="majorEastAsia" w:cstheme="majorBidi"/>
+        <w:b/>
+        <w:bCs/>
+      </w:rPr>
+      <w:tblPr/>
+      <w:tcPr>
+        <w:tcBorders>
+          <w:top w:val="double" w:color="000000" w:themeColor="text1" w:sz="6" w:space="0"/>
+          <w:left w:val="single" w:color="000000" w:themeColor="text1" w:sz="8" w:space="0"/>
+          <w:bottom w:val="single" w:color="000000" w:themeColor="text1" w:sz="8" w:space="0"/>
+          <w:right w:val="single" w:color="000000" w:themeColor="text1" w:sz="8" w:space="0"/>
+          <w:insideH w:val="nil"/>
+          <w:insideV w:val="single" w:color="000000" w:themeColor="text1" w:sz="8" w:space="0"/>
         </w:tcBorders>
       </w:tcPr>
     </w:tblStylePr>
     <w:tblStylePr w:type="firstCol">
       <w:rPr>
-        <w:rFonts w:asciiTheme="majorHAnsi" w:eastAsiaTheme="majorEastAsia" w:hAnsiTheme="majorHAnsi" w:cstheme="majorBidi"/>
+        <w:rFonts w:asciiTheme="majorHAnsi" w:hAnsiTheme="majorHAnsi" w:eastAsiaTheme="majorEastAsia" w:cstheme="majorBidi"/>
         <w:b/>
         <w:bCs/>
       </w:rPr>
     </w:tblStylePr>
     <w:tblStylePr w:type="lastCol">
       <w:rPr>
-        <w:rFonts w:asciiTheme="majorHAnsi" w:eastAsiaTheme="majorEastAsia" w:hAnsiTheme="majorHAnsi" w:cstheme="majorBidi"/>
-        <w:b/>
-        <w:bCs/>
-      </w:rPr>
-      <w:tblPr/>
-      <w:tcPr>
-        <w:tcBorders>
-          <w:top w:val="single" w:sz="8" w:space="0" w:color="000000" w:themeColor="text1"/>
-          <w:left w:val="single" w:sz="8" w:space="0" w:color="000000" w:themeColor="text1"/>
-          <w:bottom w:val="single" w:sz="8" w:space="0" w:color="000000" w:themeColor="text1"/>
-          <w:right w:val="single" w:sz="8" w:space="0" w:color="000000" w:themeColor="text1"/>
+        <w:rFonts w:asciiTheme="majorHAnsi" w:hAnsiTheme="majorHAnsi" w:eastAsiaTheme="majorEastAsia" w:cstheme="majorBidi"/>
+        <w:b/>
+        <w:bCs/>
+      </w:rPr>
+      <w:tblPr/>
+      <w:tcPr>
+        <w:tcBorders>
+          <w:top w:val="single" w:color="000000" w:themeColor="text1" w:sz="8" w:space="0"/>
+          <w:left w:val="single" w:color="000000" w:themeColor="text1" w:sz="8" w:space="0"/>
+          <w:bottom w:val="single" w:color="000000" w:themeColor="text1" w:sz="8" w:space="0"/>
+          <w:right w:val="single" w:color="000000" w:themeColor="text1" w:sz="8" w:space="0"/>
         </w:tcBorders>
       </w:tcPr>
     </w:tblStylePr>
@@ -5187,10 +5143,10 @@
       <w:tblPr/>
       <w:tcPr>
         <w:tcBorders>
-          <w:top w:val="single" w:sz="8" w:space="0" w:color="000000" w:themeColor="text1"/>
-          <w:left w:val="single" w:sz="8" w:space="0" w:color="000000" w:themeColor="text1"/>
-          <w:bottom w:val="single" w:sz="8" w:space="0" w:color="000000" w:themeColor="text1"/>
-          <w:right w:val="single" w:sz="8" w:space="0" w:color="000000" w:themeColor="text1"/>
+          <w:top w:val="single" w:color="000000" w:themeColor="text1" w:sz="8" w:space="0"/>
+          <w:left w:val="single" w:color="000000" w:themeColor="text1" w:sz="8" w:space="0"/>
+          <w:bottom w:val="single" w:color="000000" w:themeColor="text1" w:sz="8" w:space="0"/>
+          <w:right w:val="single" w:color="000000" w:themeColor="text1" w:sz="8" w:space="0"/>
         </w:tcBorders>
         <w:shd w:val="clear" w:color="auto" w:fill="C0C0C0" w:themeFill="text1" w:themeFillTint="3F"/>
       </w:tcPr>
@@ -5199,11 +5155,11 @@
       <w:tblPr/>
       <w:tcPr>
         <w:tcBorders>
-          <w:top w:val="single" w:sz="8" w:space="0" w:color="000000" w:themeColor="text1"/>
-          <w:left w:val="single" w:sz="8" w:space="0" w:color="000000" w:themeColor="text1"/>
-          <w:bottom w:val="single" w:sz="8" w:space="0" w:color="000000" w:themeColor="text1"/>
-          <w:right w:val="single" w:sz="8" w:space="0" w:color="000000" w:themeColor="text1"/>
-          <w:insideV w:val="single" w:sz="8" w:space="0" w:color="000000" w:themeColor="text1"/>
+          <w:top w:val="single" w:color="000000" w:themeColor="text1" w:sz="8" w:space="0"/>
+          <w:left w:val="single" w:color="000000" w:themeColor="text1" w:sz="8" w:space="0"/>
+          <w:bottom w:val="single" w:color="000000" w:themeColor="text1" w:sz="8" w:space="0"/>
+          <w:right w:val="single" w:color="000000" w:themeColor="text1" w:sz="8" w:space="0"/>
+          <w:insideV w:val="single" w:color="000000" w:themeColor="text1" w:sz="8" w:space="0"/>
         </w:tcBorders>
         <w:shd w:val="clear" w:color="auto" w:fill="C0C0C0" w:themeFill="text1" w:themeFillTint="3F"/>
       </w:tcPr>
@@ -5212,11 +5168,11 @@
       <w:tblPr/>
       <w:tcPr>
         <w:tcBorders>
-          <w:top w:val="single" w:sz="8" w:space="0" w:color="000000" w:themeColor="text1"/>
-          <w:left w:val="single" w:sz="8" w:space="0" w:color="000000" w:themeColor="text1"/>
-          <w:bottom w:val="single" w:sz="8" w:space="0" w:color="000000" w:themeColor="text1"/>
-          <w:right w:val="single" w:sz="8" w:space="0" w:color="000000" w:themeColor="text1"/>
-          <w:insideV w:val="single" w:sz="8" w:space="0" w:color="000000" w:themeColor="text1"/>
+          <w:top w:val="single" w:color="000000" w:themeColor="text1" w:sz="8" w:space="0"/>
+          <w:left w:val="single" w:color="000000" w:themeColor="text1" w:sz="8" w:space="0"/>
+          <w:bottom w:val="single" w:color="000000" w:themeColor="text1" w:sz="8" w:space="0"/>
+          <w:right w:val="single" w:color="000000" w:themeColor="text1" w:sz="8" w:space="0"/>
+          <w:insideV w:val="single" w:color="000000" w:themeColor="text1" w:sz="8" w:space="0"/>
         </w:tcBorders>
       </w:tcPr>
     </w:tblStylePr>
@@ -5234,12 +5190,12 @@
       <w:tblStyleColBandSize w:val="1"/>
       <w:tblInd w:w="0" w:type="dxa"/>
       <w:tblBorders>
-        <w:top w:val="single" w:sz="8" w:space="0" w:color="4F81BD" w:themeColor="accent1"/>
-        <w:left w:val="single" w:sz="8" w:space="0" w:color="4F81BD" w:themeColor="accent1"/>
-        <w:bottom w:val="single" w:sz="8" w:space="0" w:color="4F81BD" w:themeColor="accent1"/>
-        <w:right w:val="single" w:sz="8" w:space="0" w:color="4F81BD" w:themeColor="accent1"/>
-        <w:insideH w:val="single" w:sz="8" w:space="0" w:color="4F81BD" w:themeColor="accent1"/>
-        <w:insideV w:val="single" w:sz="8" w:space="0" w:color="4F81BD" w:themeColor="accent1"/>
+        <w:top w:val="single" w:color="4F81BD" w:themeColor="accent1" w:sz="8" w:space="0"/>
+        <w:left w:val="single" w:color="4F81BD" w:themeColor="accent1" w:sz="8" w:space="0"/>
+        <w:bottom w:val="single" w:color="4F81BD" w:themeColor="accent1" w:sz="8" w:space="0"/>
+        <w:right w:val="single" w:color="4F81BD" w:themeColor="accent1" w:sz="8" w:space="0"/>
+        <w:insideH w:val="single" w:color="4F81BD" w:themeColor="accent1" w:sz="8" w:space="0"/>
+        <w:insideV w:val="single" w:color="4F81BD" w:themeColor="accent1" w:sz="8" w:space="0"/>
       </w:tblBorders>
       <w:tblCellMar>
         <w:top w:w="0" w:type="dxa"/>
@@ -5253,19 +5209,19 @@
         <w:spacing w:before="0" w:after="0" w:line="240" w:lineRule="auto"/>
       </w:pPr>
       <w:rPr>
-        <w:rFonts w:asciiTheme="majorHAnsi" w:eastAsiaTheme="majorEastAsia" w:hAnsiTheme="majorHAnsi" w:cstheme="majorBidi"/>
-        <w:b/>
-        <w:bCs/>
-      </w:rPr>
-      <w:tblPr/>
-      <w:tcPr>
-        <w:tcBorders>
-          <w:top w:val="single" w:sz="8" w:space="0" w:color="4F81BD" w:themeColor="accent1"/>
-          <w:left w:val="single" w:sz="8" w:space="0" w:color="4F81BD" w:themeColor="accent1"/>
-          <w:bottom w:val="single" w:sz="18" w:space="0" w:color="4F81BD" w:themeColor="accent1"/>
-          <w:right w:val="single" w:sz="8" w:space="0" w:color="4F81BD" w:themeColor="accent1"/>
-          <w:insideH w:val="nil"/>
-          <w:insideV w:val="single" w:sz="8" w:space="0" w:color="4F81BD" w:themeColor="accent1"/>
+        <w:rFonts w:asciiTheme="majorHAnsi" w:hAnsiTheme="majorHAnsi" w:eastAsiaTheme="majorEastAsia" w:cstheme="majorBidi"/>
+        <w:b/>
+        <w:bCs/>
+      </w:rPr>
+      <w:tblPr/>
+      <w:tcPr>
+        <w:tcBorders>
+          <w:top w:val="single" w:color="4F81BD" w:themeColor="accent1" w:sz="8" w:space="0"/>
+          <w:left w:val="single" w:color="4F81BD" w:themeColor="accent1" w:sz="8" w:space="0"/>
+          <w:bottom w:val="single" w:color="4F81BD" w:themeColor="accent1" w:sz="18" w:space="0"/>
+          <w:right w:val="single" w:color="4F81BD" w:themeColor="accent1" w:sz="8" w:space="0"/>
+          <w:insideH w:val="nil"/>
+          <w:insideV w:val="single" w:color="4F81BD" w:themeColor="accent1" w:sz="8" w:space="0"/>
         </w:tcBorders>
       </w:tcPr>
     </w:tblStylePr>
@@ -5274,42 +5230,42 @@
         <w:spacing w:before="0" w:after="0" w:line="240" w:lineRule="auto"/>
       </w:pPr>
       <w:rPr>
-        <w:rFonts w:asciiTheme="majorHAnsi" w:eastAsiaTheme="majorEastAsia" w:hAnsiTheme="majorHAnsi" w:cstheme="majorBidi"/>
-        <w:b/>
-        <w:bCs/>
-      </w:rPr>
-      <w:tblPr/>
-      <w:tcPr>
-        <w:tcBorders>
-          <w:top w:val="double" w:sz="6" w:space="0" w:color="4F81BD" w:themeColor="accent1"/>
-          <w:left w:val="single" w:sz="8" w:space="0" w:color="4F81BD" w:themeColor="accent1"/>
-          <w:bottom w:val="single" w:sz="8" w:space="0" w:color="4F81BD" w:themeColor="accent1"/>
-          <w:right w:val="single" w:sz="8" w:space="0" w:color="4F81BD" w:themeColor="accent1"/>
-          <w:insideH w:val="nil"/>
-          <w:insideV w:val="single" w:sz="8" w:space="0" w:color="4F81BD" w:themeColor="accent1"/>
+        <w:rFonts w:asciiTheme="majorHAnsi" w:hAnsiTheme="majorHAnsi" w:eastAsiaTheme="majorEastAsia" w:cstheme="majorBidi"/>
+        <w:b/>
+        <w:bCs/>
+      </w:rPr>
+      <w:tblPr/>
+      <w:tcPr>
+        <w:tcBorders>
+          <w:top w:val="double" w:color="4F81BD" w:themeColor="accent1" w:sz="6" w:space="0"/>
+          <w:left w:val="single" w:color="4F81BD" w:themeColor="accent1" w:sz="8" w:space="0"/>
+          <w:bottom w:val="single" w:color="4F81BD" w:themeColor="accent1" w:sz="8" w:space="0"/>
+          <w:right w:val="single" w:color="4F81BD" w:themeColor="accent1" w:sz="8" w:space="0"/>
+          <w:insideH w:val="nil"/>
+          <w:insideV w:val="single" w:color="4F81BD" w:themeColor="accent1" w:sz="8" w:space="0"/>
         </w:tcBorders>
       </w:tcPr>
     </w:tblStylePr>
     <w:tblStylePr w:type="firstCol">
       <w:rPr>
-        <w:rFonts w:asciiTheme="majorHAnsi" w:eastAsiaTheme="majorEastAsia" w:hAnsiTheme="majorHAnsi" w:cstheme="majorBidi"/>
+        <w:rFonts w:asciiTheme="majorHAnsi" w:hAnsiTheme="majorHAnsi" w:eastAsiaTheme="majorEastAsia" w:cstheme="majorBidi"/>
         <w:b/>
         <w:bCs/>
       </w:rPr>
     </w:tblStylePr>
     <w:tblStylePr w:type="lastCol">
       <w:rPr>
-        <w:rFonts w:asciiTheme="majorHAnsi" w:eastAsiaTheme="majorEastAsia" w:hAnsiTheme="majorHAnsi" w:cstheme="majorBidi"/>
-        <w:b/>
-        <w:bCs/>
-      </w:rPr>
-      <w:tblPr/>
-      <w:tcPr>
-        <w:tcBorders>
-          <w:top w:val="single" w:sz="8" w:space="0" w:color="4F81BD" w:themeColor="accent1"/>
-          <w:left w:val="single" w:sz="8" w:space="0" w:color="4F81BD" w:themeColor="accent1"/>
-          <w:bottom w:val="single" w:sz="8" w:space="0" w:color="4F81BD" w:themeColor="accent1"/>
-          <w:right w:val="single" w:sz="8" w:space="0" w:color="4F81BD" w:themeColor="accent1"/>
+        <w:rFonts w:asciiTheme="majorHAnsi" w:hAnsiTheme="majorHAnsi" w:eastAsiaTheme="majorEastAsia" w:cstheme="majorBidi"/>
+        <w:b/>
+        <w:bCs/>
+      </w:rPr>
+      <w:tblPr/>
+      <w:tcPr>
+        <w:tcBorders>
+          <w:top w:val="single" w:color="4F81BD" w:themeColor="accent1" w:sz="8" w:space="0"/>
+          <w:left w:val="single" w:color="4F81BD" w:themeColor="accent1" w:sz="8" w:space="0"/>
+          <w:bottom w:val="single" w:color="4F81BD" w:themeColor="accent1" w:sz="8" w:space="0"/>
+          <w:right w:val="single" w:color="4F81BD" w:themeColor="accent1" w:sz="8" w:space="0"/>
         </w:tcBorders>
       </w:tcPr>
     </w:tblStylePr>
@@ -5317,10 +5273,10 @@
       <w:tblPr/>
       <w:tcPr>
         <w:tcBorders>
-          <w:top w:val="single" w:sz="8" w:space="0" w:color="4F81BD" w:themeColor="accent1"/>
-          <w:left w:val="single" w:sz="8" w:space="0" w:color="4F81BD" w:themeColor="accent1"/>
-          <w:bottom w:val="single" w:sz="8" w:space="0" w:color="4F81BD" w:themeColor="accent1"/>
-          <w:right w:val="single" w:sz="8" w:space="0" w:color="4F81BD" w:themeColor="accent1"/>
+          <w:top w:val="single" w:color="4F81BD" w:themeColor="accent1" w:sz="8" w:space="0"/>
+          <w:left w:val="single" w:color="4F81BD" w:themeColor="accent1" w:sz="8" w:space="0"/>
+          <w:bottom w:val="single" w:color="4F81BD" w:themeColor="accent1" w:sz="8" w:space="0"/>
+          <w:right w:val="single" w:color="4F81BD" w:themeColor="accent1" w:sz="8" w:space="0"/>
         </w:tcBorders>
         <w:shd w:val="clear" w:color="auto" w:fill="D3DFEE" w:themeFill="accent1" w:themeFillTint="3F"/>
       </w:tcPr>
@@ -5329,11 +5285,11 @@
       <w:tblPr/>
       <w:tcPr>
         <w:tcBorders>
-          <w:top w:val="single" w:sz="8" w:space="0" w:color="4F81BD" w:themeColor="accent1"/>
-          <w:left w:val="single" w:sz="8" w:space="0" w:color="4F81BD" w:themeColor="accent1"/>
-          <w:bottom w:val="single" w:sz="8" w:space="0" w:color="4F81BD" w:themeColor="accent1"/>
-          <w:right w:val="single" w:sz="8" w:space="0" w:color="4F81BD" w:themeColor="accent1"/>
-          <w:insideV w:val="single" w:sz="8" w:space="0" w:color="4F81BD" w:themeColor="accent1"/>
+          <w:top w:val="single" w:color="4F81BD" w:themeColor="accent1" w:sz="8" w:space="0"/>
+          <w:left w:val="single" w:color="4F81BD" w:themeColor="accent1" w:sz="8" w:space="0"/>
+          <w:bottom w:val="single" w:color="4F81BD" w:themeColor="accent1" w:sz="8" w:space="0"/>
+          <w:right w:val="single" w:color="4F81BD" w:themeColor="accent1" w:sz="8" w:space="0"/>
+          <w:insideV w:val="single" w:color="4F81BD" w:themeColor="accent1" w:sz="8" w:space="0"/>
         </w:tcBorders>
         <w:shd w:val="clear" w:color="auto" w:fill="D3DFEE" w:themeFill="accent1" w:themeFillTint="3F"/>
       </w:tcPr>
@@ -5342,11 +5298,11 @@
       <w:tblPr/>
       <w:tcPr>
         <w:tcBorders>
-          <w:top w:val="single" w:sz="8" w:space="0" w:color="4F81BD" w:themeColor="accent1"/>
-          <w:left w:val="single" w:sz="8" w:space="0" w:color="4F81BD" w:themeColor="accent1"/>
-          <w:bottom w:val="single" w:sz="8" w:space="0" w:color="4F81BD" w:themeColor="accent1"/>
-          <w:right w:val="single" w:sz="8" w:space="0" w:color="4F81BD" w:themeColor="accent1"/>
-          <w:insideV w:val="single" w:sz="8" w:space="0" w:color="4F81BD" w:themeColor="accent1"/>
+          <w:top w:val="single" w:color="4F81BD" w:themeColor="accent1" w:sz="8" w:space="0"/>
+          <w:left w:val="single" w:color="4F81BD" w:themeColor="accent1" w:sz="8" w:space="0"/>
+          <w:bottom w:val="single" w:color="4F81BD" w:themeColor="accent1" w:sz="8" w:space="0"/>
+          <w:right w:val="single" w:color="4F81BD" w:themeColor="accent1" w:sz="8" w:space="0"/>
+          <w:insideV w:val="single" w:color="4F81BD" w:themeColor="accent1" w:sz="8" w:space="0"/>
         </w:tcBorders>
       </w:tcPr>
     </w:tblStylePr>
@@ -5364,12 +5320,12 @@
       <w:tblStyleColBandSize w:val="1"/>
       <w:tblInd w:w="0" w:type="dxa"/>
       <w:tblBorders>
-        <w:top w:val="single" w:sz="8" w:space="0" w:color="C0504D" w:themeColor="accent2"/>
-        <w:left w:val="single" w:sz="8" w:space="0" w:color="C0504D" w:themeColor="accent2"/>
-        <w:bottom w:val="single" w:sz="8" w:space="0" w:color="C0504D" w:themeColor="accent2"/>
-        <w:right w:val="single" w:sz="8" w:space="0" w:color="C0504D" w:themeColor="accent2"/>
-        <w:insideH w:val="single" w:sz="8" w:space="0" w:color="C0504D" w:themeColor="accent2"/>
-        <w:insideV w:val="single" w:sz="8" w:space="0" w:color="C0504D" w:themeColor="accent2"/>
+        <w:top w:val="single" w:color="C0504D" w:themeColor="accent2" w:sz="8" w:space="0"/>
+        <w:left w:val="single" w:color="C0504D" w:themeColor="accent2" w:sz="8" w:space="0"/>
+        <w:bottom w:val="single" w:color="C0504D" w:themeColor="accent2" w:sz="8" w:space="0"/>
+        <w:right w:val="single" w:color="C0504D" w:themeColor="accent2" w:sz="8" w:space="0"/>
+        <w:insideH w:val="single" w:color="C0504D" w:themeColor="accent2" w:sz="8" w:space="0"/>
+        <w:insideV w:val="single" w:color="C0504D" w:themeColor="accent2" w:sz="8" w:space="0"/>
       </w:tblBorders>
       <w:tblCellMar>
         <w:top w:w="0" w:type="dxa"/>
@@ -5383,19 +5339,19 @@
         <w:spacing w:before="0" w:after="0" w:line="240" w:lineRule="auto"/>
       </w:pPr>
       <w:rPr>
-        <w:rFonts w:asciiTheme="majorHAnsi" w:eastAsiaTheme="majorEastAsia" w:hAnsiTheme="majorHAnsi" w:cstheme="majorBidi"/>
-        <w:b/>
-        <w:bCs/>
-      </w:rPr>
-      <w:tblPr/>
-      <w:tcPr>
-        <w:tcBorders>
-          <w:top w:val="single" w:sz="8" w:space="0" w:color="C0504D" w:themeColor="accent2"/>
-          <w:left w:val="single" w:sz="8" w:space="0" w:color="C0504D" w:themeColor="accent2"/>
-          <w:bottom w:val="single" w:sz="18" w:space="0" w:color="C0504D" w:themeColor="accent2"/>
-          <w:right w:val="single" w:sz="8" w:space="0" w:color="C0504D" w:themeColor="accent2"/>
-          <w:insideH w:val="nil"/>
-          <w:insideV w:val="single" w:sz="8" w:space="0" w:color="C0504D" w:themeColor="accent2"/>
+        <w:rFonts w:asciiTheme="majorHAnsi" w:hAnsiTheme="majorHAnsi" w:eastAsiaTheme="majorEastAsia" w:cstheme="majorBidi"/>
+        <w:b/>
+        <w:bCs/>
+      </w:rPr>
+      <w:tblPr/>
+      <w:tcPr>
+        <w:tcBorders>
+          <w:top w:val="single" w:color="C0504D" w:themeColor="accent2" w:sz="8" w:space="0"/>
+          <w:left w:val="single" w:color="C0504D" w:themeColor="accent2" w:sz="8" w:space="0"/>
+          <w:bottom w:val="single" w:color="C0504D" w:themeColor="accent2" w:sz="18" w:space="0"/>
+          <w:right w:val="single" w:color="C0504D" w:themeColor="accent2" w:sz="8" w:space="0"/>
+          <w:insideH w:val="nil"/>
+          <w:insideV w:val="single" w:color="C0504D" w:themeColor="accent2" w:sz="8" w:space="0"/>
         </w:tcBorders>
       </w:tcPr>
     </w:tblStylePr>
@@ -5404,42 +5360,42 @@
         <w:spacing w:before="0" w:after="0" w:line="240" w:lineRule="auto"/>
       </w:pPr>
       <w:rPr>
-        <w:rFonts w:asciiTheme="majorHAnsi" w:eastAsiaTheme="majorEastAsia" w:hAnsiTheme="majorHAnsi" w:cstheme="majorBidi"/>
-        <w:b/>
-        <w:bCs/>
-      </w:rPr>
-      <w:tblPr/>
-      <w:tcPr>
-        <w:tcBorders>
-          <w:top w:val="double" w:sz="6" w:space="0" w:color="C0504D" w:themeColor="accent2"/>
-          <w:left w:val="single" w:sz="8" w:space="0" w:color="C0504D" w:themeColor="accent2"/>
-          <w:bottom w:val="single" w:sz="8" w:space="0" w:color="C0504D" w:themeColor="accent2"/>
-          <w:right w:val="single" w:sz="8" w:space="0" w:color="C0504D" w:themeColor="accent2"/>
-          <w:insideH w:val="nil"/>
-          <w:insideV w:val="single" w:sz="8" w:space="0" w:color="C0504D" w:themeColor="accent2"/>
+        <w:rFonts w:asciiTheme="majorHAnsi" w:hAnsiTheme="majorHAnsi" w:eastAsiaTheme="majorEastAsia" w:cstheme="majorBidi"/>
+        <w:b/>
+        <w:bCs/>
+      </w:rPr>
+      <w:tblPr/>
+      <w:tcPr>
+        <w:tcBorders>
+          <w:top w:val="double" w:color="C0504D" w:themeColor="accent2" w:sz="6" w:space="0"/>
+          <w:left w:val="single" w:color="C0504D" w:themeColor="accent2" w:sz="8" w:space="0"/>
+          <w:bottom w:val="single" w:color="C0504D" w:themeColor="accent2" w:sz="8" w:space="0"/>
+          <w:right w:val="single" w:color="C0504D" w:themeColor="accent2" w:sz="8" w:space="0"/>
+          <w:insideH w:val="nil"/>
+          <w:insideV w:val="single" w:color="C0504D" w:themeColor="accent2" w:sz="8" w:space="0"/>
         </w:tcBorders>
       </w:tcPr>
     </w:tblStylePr>
     <w:tblStylePr w:type="firstCol">
       <w:rPr>
-        <w:rFonts w:asciiTheme="majorHAnsi" w:eastAsiaTheme="majorEastAsia" w:hAnsiTheme="majorHAnsi" w:cstheme="majorBidi"/>
+        <w:rFonts w:asciiTheme="majorHAnsi" w:hAnsiTheme="majorHAnsi" w:eastAsiaTheme="majorEastAsia" w:cstheme="majorBidi"/>
         <w:b/>
         <w:bCs/>
       </w:rPr>
     </w:tblStylePr>
     <w:tblStylePr w:type="lastCol">
       <w:rPr>
-        <w:rFonts w:asciiTheme="majorHAnsi" w:eastAsiaTheme="majorEastAsia" w:hAnsiTheme="majorHAnsi" w:cstheme="majorBidi"/>
-        <w:b/>
-        <w:bCs/>
-      </w:rPr>
-      <w:tblPr/>
-      <w:tcPr>
-        <w:tcBorders>
-          <w:top w:val="single" w:sz="8" w:space="0" w:color="C0504D" w:themeColor="accent2"/>
-          <w:left w:val="single" w:sz="8" w:space="0" w:color="C0504D" w:themeColor="accent2"/>
-          <w:bottom w:val="single" w:sz="8" w:space="0" w:color="C0504D" w:themeColor="accent2"/>
-          <w:right w:val="single" w:sz="8" w:space="0" w:color="C0504D" w:themeColor="accent2"/>
+        <w:rFonts w:asciiTheme="majorHAnsi" w:hAnsiTheme="majorHAnsi" w:eastAsiaTheme="majorEastAsia" w:cstheme="majorBidi"/>
+        <w:b/>
+        <w:bCs/>
+      </w:rPr>
+      <w:tblPr/>
+      <w:tcPr>
+        <w:tcBorders>
+          <w:top w:val="single" w:color="C0504D" w:themeColor="accent2" w:sz="8" w:space="0"/>
+          <w:left w:val="single" w:color="C0504D" w:themeColor="accent2" w:sz="8" w:space="0"/>
+          <w:bottom w:val="single" w:color="C0504D" w:themeColor="accent2" w:sz="8" w:space="0"/>
+          <w:right w:val="single" w:color="C0504D" w:themeColor="accent2" w:sz="8" w:space="0"/>
         </w:tcBorders>
       </w:tcPr>
     </w:tblStylePr>
@@ -5447,10 +5403,10 @@
       <w:tblPr/>
       <w:tcPr>
         <w:tcBorders>
-          <w:top w:val="single" w:sz="8" w:space="0" w:color="C0504D" w:themeColor="accent2"/>
-          <w:left w:val="single" w:sz="8" w:space="0" w:color="C0504D" w:themeColor="accent2"/>
-          <w:bottom w:val="single" w:sz="8" w:space="0" w:color="C0504D" w:themeColor="accent2"/>
-          <w:right w:val="single" w:sz="8" w:space="0" w:color="C0504D" w:themeColor="accent2"/>
+          <w:top w:val="single" w:color="C0504D" w:themeColor="accent2" w:sz="8" w:space="0"/>
+          <w:left w:val="single" w:color="C0504D" w:themeColor="accent2" w:sz="8" w:space="0"/>
+          <w:bottom w:val="single" w:color="C0504D" w:themeColor="accent2" w:sz="8" w:space="0"/>
+          <w:right w:val="single" w:color="C0504D" w:themeColor="accent2" w:sz="8" w:space="0"/>
         </w:tcBorders>
         <w:shd w:val="clear" w:color="auto" w:fill="EFD3D2" w:themeFill="accent2" w:themeFillTint="3F"/>
       </w:tcPr>
@@ -5459,11 +5415,11 @@
       <w:tblPr/>
       <w:tcPr>
         <w:tcBorders>
-          <w:top w:val="single" w:sz="8" w:space="0" w:color="C0504D" w:themeColor="accent2"/>
-          <w:left w:val="single" w:sz="8" w:space="0" w:color="C0504D" w:themeColor="accent2"/>
-          <w:bottom w:val="single" w:sz="8" w:space="0" w:color="C0504D" w:themeColor="accent2"/>
-          <w:right w:val="single" w:sz="8" w:space="0" w:color="C0504D" w:themeColor="accent2"/>
-          <w:insideV w:val="single" w:sz="8" w:space="0" w:color="C0504D" w:themeColor="accent2"/>
+          <w:top w:val="single" w:color="C0504D" w:themeColor="accent2" w:sz="8" w:space="0"/>
+          <w:left w:val="single" w:color="C0504D" w:themeColor="accent2" w:sz="8" w:space="0"/>
+          <w:bottom w:val="single" w:color="C0504D" w:themeColor="accent2" w:sz="8" w:space="0"/>
+          <w:right w:val="single" w:color="C0504D" w:themeColor="accent2" w:sz="8" w:space="0"/>
+          <w:insideV w:val="single" w:color="C0504D" w:themeColor="accent2" w:sz="8" w:space="0"/>
         </w:tcBorders>
         <w:shd w:val="clear" w:color="auto" w:fill="EFD3D2" w:themeFill="accent2" w:themeFillTint="3F"/>
       </w:tcPr>
@@ -5472,11 +5428,11 @@
       <w:tblPr/>
       <w:tcPr>
         <w:tcBorders>
-          <w:top w:val="single" w:sz="8" w:space="0" w:color="C0504D" w:themeColor="accent2"/>
-          <w:left w:val="single" w:sz="8" w:space="0" w:color="C0504D" w:themeColor="accent2"/>
-          <w:bottom w:val="single" w:sz="8" w:space="0" w:color="C0504D" w:themeColor="accent2"/>
-          <w:right w:val="single" w:sz="8" w:space="0" w:color="C0504D" w:themeColor="accent2"/>
-          <w:insideV w:val="single" w:sz="8" w:space="0" w:color="C0504D" w:themeColor="accent2"/>
+          <w:top w:val="single" w:color="C0504D" w:themeColor="accent2" w:sz="8" w:space="0"/>
+          <w:left w:val="single" w:color="C0504D" w:themeColor="accent2" w:sz="8" w:space="0"/>
+          <w:bottom w:val="single" w:color="C0504D" w:themeColor="accent2" w:sz="8" w:space="0"/>
+          <w:right w:val="single" w:color="C0504D" w:themeColor="accent2" w:sz="8" w:space="0"/>
+          <w:insideV w:val="single" w:color="C0504D" w:themeColor="accent2" w:sz="8" w:space="0"/>
         </w:tcBorders>
       </w:tcPr>
     </w:tblStylePr>
@@ -5494,12 +5450,12 @@
       <w:tblStyleColBandSize w:val="1"/>
       <w:tblInd w:w="0" w:type="dxa"/>
       <w:tblBorders>
-        <w:top w:val="single" w:sz="8" w:space="0" w:color="9BBB59" w:themeColor="accent3"/>
-        <w:left w:val="single" w:sz="8" w:space="0" w:color="9BBB59" w:themeColor="accent3"/>
-        <w:bottom w:val="single" w:sz="8" w:space="0" w:color="9BBB59" w:themeColor="accent3"/>
-        <w:right w:val="single" w:sz="8" w:space="0" w:color="9BBB59" w:themeColor="accent3"/>
-        <w:insideH w:val="single" w:sz="8" w:space="0" w:color="9BBB59" w:themeColor="accent3"/>
-        <w:insideV w:val="single" w:sz="8" w:space="0" w:color="9BBB59" w:themeColor="accent3"/>
+        <w:top w:val="single" w:color="9BBB59" w:themeColor="accent3" w:sz="8" w:space="0"/>
+        <w:left w:val="single" w:color="9BBB59" w:themeColor="accent3" w:sz="8" w:space="0"/>
+        <w:bottom w:val="single" w:color="9BBB59" w:themeColor="accent3" w:sz="8" w:space="0"/>
+        <w:right w:val="single" w:color="9BBB59" w:themeColor="accent3" w:sz="8" w:space="0"/>
+        <w:insideH w:val="single" w:color="9BBB59" w:themeColor="accent3" w:sz="8" w:space="0"/>
+        <w:insideV w:val="single" w:color="9BBB59" w:themeColor="accent3" w:sz="8" w:space="0"/>
       </w:tblBorders>
       <w:tblCellMar>
         <w:top w:w="0" w:type="dxa"/>
@@ -5513,19 +5469,19 @@
         <w:spacing w:before="0" w:after="0" w:line="240" w:lineRule="auto"/>
       </w:pPr>
       <w:rPr>
-        <w:rFonts w:asciiTheme="majorHAnsi" w:eastAsiaTheme="majorEastAsia" w:hAnsiTheme="majorHAnsi" w:cstheme="majorBidi"/>
-        <w:b/>
-        <w:bCs/>
-      </w:rPr>
-      <w:tblPr/>
-      <w:tcPr>
-        <w:tcBorders>
-          <w:top w:val="single" w:sz="8" w:space="0" w:color="9BBB59" w:themeColor="accent3"/>
-          <w:left w:val="single" w:sz="8" w:space="0" w:color="9BBB59" w:themeColor="accent3"/>
-          <w:bottom w:val="single" w:sz="18" w:space="0" w:color="9BBB59" w:themeColor="accent3"/>
-          <w:right w:val="single" w:sz="8" w:space="0" w:color="9BBB59" w:themeColor="accent3"/>
-          <w:insideH w:val="nil"/>
-          <w:insideV w:val="single" w:sz="8" w:space="0" w:color="9BBB59" w:themeColor="accent3"/>
+        <w:rFonts w:asciiTheme="majorHAnsi" w:hAnsiTheme="majorHAnsi" w:eastAsiaTheme="majorEastAsia" w:cstheme="majorBidi"/>
+        <w:b/>
+        <w:bCs/>
+      </w:rPr>
+      <w:tblPr/>
+      <w:tcPr>
+        <w:tcBorders>
+          <w:top w:val="single" w:color="9BBB59" w:themeColor="accent3" w:sz="8" w:space="0"/>
+          <w:left w:val="single" w:color="9BBB59" w:themeColor="accent3" w:sz="8" w:space="0"/>
+          <w:bottom w:val="single" w:color="9BBB59" w:themeColor="accent3" w:sz="18" w:space="0"/>
+          <w:right w:val="single" w:color="9BBB59" w:themeColor="accent3" w:sz="8" w:space="0"/>
+          <w:insideH w:val="nil"/>
+          <w:insideV w:val="single" w:color="9BBB59" w:themeColor="accent3" w:sz="8" w:space="0"/>
         </w:tcBorders>
       </w:tcPr>
     </w:tblStylePr>
@@ -5534,42 +5490,42 @@
         <w:spacing w:before="0" w:after="0" w:line="240" w:lineRule="auto"/>
       </w:pPr>
       <w:rPr>
-        <w:rFonts w:asciiTheme="majorHAnsi" w:eastAsiaTheme="majorEastAsia" w:hAnsiTheme="majorHAnsi" w:cstheme="majorBidi"/>
-        <w:b/>
-        <w:bCs/>
-      </w:rPr>
-      <w:tblPr/>
-      <w:tcPr>
-        <w:tcBorders>
-          <w:top w:val="double" w:sz="6" w:space="0" w:color="9BBB59" w:themeColor="accent3"/>
-          <w:left w:val="single" w:sz="8" w:space="0" w:color="9BBB59" w:themeColor="accent3"/>
-          <w:bottom w:val="single" w:sz="8" w:space="0" w:color="9BBB59" w:themeColor="accent3"/>
-          <w:right w:val="single" w:sz="8" w:space="0" w:color="9BBB59" w:themeColor="accent3"/>
-          <w:insideH w:val="nil"/>
-          <w:insideV w:val="single" w:sz="8" w:space="0" w:color="9BBB59" w:themeColor="accent3"/>
+        <w:rFonts w:asciiTheme="majorHAnsi" w:hAnsiTheme="majorHAnsi" w:eastAsiaTheme="majorEastAsia" w:cstheme="majorBidi"/>
+        <w:b/>
+        <w:bCs/>
+      </w:rPr>
+      <w:tblPr/>
+      <w:tcPr>
+        <w:tcBorders>
+          <w:top w:val="double" w:color="9BBB59" w:themeColor="accent3" w:sz="6" w:space="0"/>
+          <w:left w:val="single" w:color="9BBB59" w:themeColor="accent3" w:sz="8" w:space="0"/>
+          <w:bottom w:val="single" w:color="9BBB59" w:themeColor="accent3" w:sz="8" w:space="0"/>
+          <w:right w:val="single" w:color="9BBB59" w:themeColor="accent3" w:sz="8" w:space="0"/>
+          <w:insideH w:val="nil"/>
+          <w:insideV w:val="single" w:color="9BBB59" w:themeColor="accent3" w:sz="8" w:space="0"/>
         </w:tcBorders>
       </w:tcPr>
     </w:tblStylePr>
     <w:tblStylePr w:type="firstCol">
       <w:rPr>
-        <w:rFonts w:asciiTheme="majorHAnsi" w:eastAsiaTheme="majorEastAsia" w:hAnsiTheme="majorHAnsi" w:cstheme="majorBidi"/>
+        <w:rFonts w:asciiTheme="majorHAnsi" w:hAnsiTheme="majorHAnsi" w:eastAsiaTheme="majorEastAsia" w:cstheme="majorBidi"/>
         <w:b/>
         <w:bCs/>
       </w:rPr>
     </w:tblStylePr>
     <w:tblStylePr w:type="lastCol">
       <w:rPr>
-        <w:rFonts w:asciiTheme="majorHAnsi" w:eastAsiaTheme="majorEastAsia" w:hAnsiTheme="majorHAnsi" w:cstheme="majorBidi"/>
-        <w:b/>
-        <w:bCs/>
-      </w:rPr>
-      <w:tblPr/>
-      <w:tcPr>
-        <w:tcBorders>
-          <w:top w:val="single" w:sz="8" w:space="0" w:color="9BBB59" w:themeColor="accent3"/>
-          <w:left w:val="single" w:sz="8" w:space="0" w:color="9BBB59" w:themeColor="accent3"/>
-          <w:bottom w:val="single" w:sz="8" w:space="0" w:color="9BBB59" w:themeColor="accent3"/>
-          <w:right w:val="single" w:sz="8" w:space="0" w:color="9BBB59" w:themeColor="accent3"/>
+        <w:rFonts w:asciiTheme="majorHAnsi" w:hAnsiTheme="majorHAnsi" w:eastAsiaTheme="majorEastAsia" w:cstheme="majorBidi"/>
+        <w:b/>
+        <w:bCs/>
+      </w:rPr>
+      <w:tblPr/>
+      <w:tcPr>
+        <w:tcBorders>
+          <w:top w:val="single" w:color="9BBB59" w:themeColor="accent3" w:sz="8" w:space="0"/>
+          <w:left w:val="single" w:color="9BBB59" w:themeColor="accent3" w:sz="8" w:space="0"/>
+          <w:bottom w:val="single" w:color="9BBB59" w:themeColor="accent3" w:sz="8" w:space="0"/>
+          <w:right w:val="single" w:color="9BBB59" w:themeColor="accent3" w:sz="8" w:space="0"/>
         </w:tcBorders>
       </w:tcPr>
     </w:tblStylePr>
@@ -5577,10 +5533,10 @@
       <w:tblPr/>
       <w:tcPr>
         <w:tcBorders>
-          <w:top w:val="single" w:sz="8" w:space="0" w:color="9BBB59" w:themeColor="accent3"/>
-          <w:left w:val="single" w:sz="8" w:space="0" w:color="9BBB59" w:themeColor="accent3"/>
-          <w:bottom w:val="single" w:sz="8" w:space="0" w:color="9BBB59" w:themeColor="accent3"/>
-          <w:right w:val="single" w:sz="8" w:space="0" w:color="9BBB59" w:themeColor="accent3"/>
+          <w:top w:val="single" w:color="9BBB59" w:themeColor="accent3" w:sz="8" w:space="0"/>
+          <w:left w:val="single" w:color="9BBB59" w:themeColor="accent3" w:sz="8" w:space="0"/>
+          <w:bottom w:val="single" w:color="9BBB59" w:themeColor="accent3" w:sz="8" w:space="0"/>
+          <w:right w:val="single" w:color="9BBB59" w:themeColor="accent3" w:sz="8" w:space="0"/>
         </w:tcBorders>
         <w:shd w:val="clear" w:color="auto" w:fill="E6EED5" w:themeFill="accent3" w:themeFillTint="3F"/>
       </w:tcPr>
@@ -5589,11 +5545,11 @@
       <w:tblPr/>
       <w:tcPr>
         <w:tcBorders>
-          <w:top w:val="single" w:sz="8" w:space="0" w:color="9BBB59" w:themeColor="accent3"/>
-          <w:left w:val="single" w:sz="8" w:space="0" w:color="9BBB59" w:themeColor="accent3"/>
-          <w:bottom w:val="single" w:sz="8" w:space="0" w:color="9BBB59" w:themeColor="accent3"/>
-          <w:right w:val="single" w:sz="8" w:space="0" w:color="9BBB59" w:themeColor="accent3"/>
-          <w:insideV w:val="single" w:sz="8" w:space="0" w:color="9BBB59" w:themeColor="accent3"/>
+          <w:top w:val="single" w:color="9BBB59" w:themeColor="accent3" w:sz="8" w:space="0"/>
+          <w:left w:val="single" w:color="9BBB59" w:themeColor="accent3" w:sz="8" w:space="0"/>
+          <w:bottom w:val="single" w:color="9BBB59" w:themeColor="accent3" w:sz="8" w:space="0"/>
+          <w:right w:val="single" w:color="9BBB59" w:themeColor="accent3" w:sz="8" w:space="0"/>
+          <w:insideV w:val="single" w:color="9BBB59" w:themeColor="accent3" w:sz="8" w:space="0"/>
         </w:tcBorders>
         <w:shd w:val="clear" w:color="auto" w:fill="E6EED5" w:themeFill="accent3" w:themeFillTint="3F"/>
       </w:tcPr>
@@ -5602,11 +5558,11 @@
       <w:tblPr/>
       <w:tcPr>
         <w:tcBorders>
-          <w:top w:val="single" w:sz="8" w:space="0" w:color="9BBB59" w:themeColor="accent3"/>
-          <w:left w:val="single" w:sz="8" w:space="0" w:color="9BBB59" w:themeColor="accent3"/>
-          <w:bottom w:val="single" w:sz="8" w:space="0" w:color="9BBB59" w:themeColor="accent3"/>
-          <w:right w:val="single" w:sz="8" w:space="0" w:color="9BBB59" w:themeColor="accent3"/>
-          <w:insideV w:val="single" w:sz="8" w:space="0" w:color="9BBB59" w:themeColor="accent3"/>
+          <w:top w:val="single" w:color="9BBB59" w:themeColor="accent3" w:sz="8" w:space="0"/>
+          <w:left w:val="single" w:color="9BBB59" w:themeColor="accent3" w:sz="8" w:space="0"/>
+          <w:bottom w:val="single" w:color="9BBB59" w:themeColor="accent3" w:sz="8" w:space="0"/>
+          <w:right w:val="single" w:color="9BBB59" w:themeColor="accent3" w:sz="8" w:space="0"/>
+          <w:insideV w:val="single" w:color="9BBB59" w:themeColor="accent3" w:sz="8" w:space="0"/>
         </w:tcBorders>
       </w:tcPr>
     </w:tblStylePr>
@@ -5624,12 +5580,12 @@
       <w:tblStyleColBandSize w:val="1"/>
       <w:tblInd w:w="0" w:type="dxa"/>
       <w:tblBorders>
-        <w:top w:val="single" w:sz="8" w:space="0" w:color="8064A2" w:themeColor="accent4"/>
-        <w:left w:val="single" w:sz="8" w:space="0" w:color="8064A2" w:themeColor="accent4"/>
-        <w:bottom w:val="single" w:sz="8" w:space="0" w:color="8064A2" w:themeColor="accent4"/>
-        <w:right w:val="single" w:sz="8" w:space="0" w:color="8064A2" w:themeColor="accent4"/>
-        <w:insideH w:val="single" w:sz="8" w:space="0" w:color="8064A2" w:themeColor="accent4"/>
-        <w:insideV w:val="single" w:sz="8" w:space="0" w:color="8064A2" w:themeColor="accent4"/>
+        <w:top w:val="single" w:color="8064A2" w:themeColor="accent4" w:sz="8" w:space="0"/>
+        <w:left w:val="single" w:color="8064A2" w:themeColor="accent4" w:sz="8" w:space="0"/>
+        <w:bottom w:val="single" w:color="8064A2" w:themeColor="accent4" w:sz="8" w:space="0"/>
+        <w:right w:val="single" w:color="8064A2" w:themeColor="accent4" w:sz="8" w:space="0"/>
+        <w:insideH w:val="single" w:color="8064A2" w:themeColor="accent4" w:sz="8" w:space="0"/>
+        <w:insideV w:val="single" w:color="8064A2" w:themeColor="accent4" w:sz="8" w:space="0"/>
       </w:tblBorders>
       <w:tblCellMar>
         <w:top w:w="0" w:type="dxa"/>
@@ -5643,19 +5599,19 @@
         <w:spacing w:before="0" w:after="0" w:line="240" w:lineRule="auto"/>
       </w:pPr>
       <w:rPr>
-        <w:rFonts w:asciiTheme="majorHAnsi" w:eastAsiaTheme="majorEastAsia" w:hAnsiTheme="majorHAnsi" w:cstheme="majorBidi"/>
-        <w:b/>
-        <w:bCs/>
-      </w:rPr>
-      <w:tblPr/>
-      <w:tcPr>
-        <w:tcBorders>
-          <w:top w:val="single" w:sz="8" w:space="0" w:color="8064A2" w:themeColor="accent4"/>
-          <w:left w:val="single" w:sz="8" w:space="0" w:color="8064A2" w:themeColor="accent4"/>
-          <w:bottom w:val="single" w:sz="18" w:space="0" w:color="8064A2" w:themeColor="accent4"/>
-          <w:right w:val="single" w:sz="8" w:space="0" w:color="8064A2" w:themeColor="accent4"/>
-          <w:insideH w:val="nil"/>
-          <w:insideV w:val="single" w:sz="8" w:space="0" w:color="8064A2" w:themeColor="accent4"/>
+        <w:rFonts w:asciiTheme="majorHAnsi" w:hAnsiTheme="majorHAnsi" w:eastAsiaTheme="majorEastAsia" w:cstheme="majorBidi"/>
+        <w:b/>
+        <w:bCs/>
+      </w:rPr>
+      <w:tblPr/>
+      <w:tcPr>
+        <w:tcBorders>
+          <w:top w:val="single" w:color="8064A2" w:themeColor="accent4" w:sz="8" w:space="0"/>
+          <w:left w:val="single" w:color="8064A2" w:themeColor="accent4" w:sz="8" w:space="0"/>
+          <w:bottom w:val="single" w:color="8064A2" w:themeColor="accent4" w:sz="18" w:space="0"/>
+          <w:right w:val="single" w:color="8064A2" w:themeColor="accent4" w:sz="8" w:space="0"/>
+          <w:insideH w:val="nil"/>
+          <w:insideV w:val="single" w:color="8064A2" w:themeColor="accent4" w:sz="8" w:space="0"/>
         </w:tcBorders>
       </w:tcPr>
     </w:tblStylePr>
@@ -5664,42 +5620,42 @@
         <w:spacing w:before="0" w:after="0" w:line="240" w:lineRule="auto"/>
       </w:pPr>
       <w:rPr>
-        <w:rFonts w:asciiTheme="majorHAnsi" w:eastAsiaTheme="majorEastAsia" w:hAnsiTheme="majorHAnsi" w:cstheme="majorBidi"/>
-        <w:b/>
-        <w:bCs/>
-      </w:rPr>
-      <w:tblPr/>
-      <w:tcPr>
-        <w:tcBorders>
-          <w:top w:val="double" w:sz="6" w:space="0" w:color="8064A2" w:themeColor="accent4"/>
-          <w:left w:val="single" w:sz="8" w:space="0" w:color="8064A2" w:themeColor="accent4"/>
-          <w:bottom w:val="single" w:sz="8" w:space="0" w:color="8064A2" w:themeColor="accent4"/>
-          <w:right w:val="single" w:sz="8" w:space="0" w:color="8064A2" w:themeColor="accent4"/>
-          <w:insideH w:val="nil"/>
-          <w:insideV w:val="single" w:sz="8" w:space="0" w:color="8064A2" w:themeColor="accent4"/>
+        <w:rFonts w:asciiTheme="majorHAnsi" w:hAnsiTheme="majorHAnsi" w:eastAsiaTheme="majorEastAsia" w:cstheme="majorBidi"/>
+        <w:b/>
+        <w:bCs/>
+      </w:rPr>
+      <w:tblPr/>
+      <w:tcPr>
+        <w:tcBorders>
+          <w:top w:val="double" w:color="8064A2" w:themeColor="accent4" w:sz="6" w:space="0"/>
+          <w:left w:val="single" w:color="8064A2" w:themeColor="accent4" w:sz="8" w:space="0"/>
+          <w:bottom w:val="single" w:color="8064A2" w:themeColor="accent4" w:sz="8" w:space="0"/>
+          <w:right w:val="single" w:color="8064A2" w:themeColor="accent4" w:sz="8" w:space="0"/>
+          <w:insideH w:val="nil"/>
+          <w:insideV w:val="single" w:color="8064A2" w:themeColor="accent4" w:sz="8" w:space="0"/>
         </w:tcBorders>
       </w:tcPr>
     </w:tblStylePr>
     <w:tblStylePr w:type="firstCol">
       <w:rPr>
-        <w:rFonts w:asciiTheme="majorHAnsi" w:eastAsiaTheme="majorEastAsia" w:hAnsiTheme="majorHAnsi" w:cstheme="majorBidi"/>
+        <w:rFonts w:asciiTheme="majorHAnsi" w:hAnsiTheme="majorHAnsi" w:eastAsiaTheme="majorEastAsia" w:cstheme="majorBidi"/>
         <w:b/>
         <w:bCs/>
       </w:rPr>
     </w:tblStylePr>
     <w:tblStylePr w:type="lastCol">
       <w:rPr>
-        <w:rFonts w:asciiTheme="majorHAnsi" w:eastAsiaTheme="majorEastAsia" w:hAnsiTheme="majorHAnsi" w:cstheme="majorBidi"/>
-        <w:b/>
-        <w:bCs/>
-      </w:rPr>
-      <w:tblPr/>
-      <w:tcPr>
-        <w:tcBorders>
-          <w:top w:val="single" w:sz="8" w:space="0" w:color="8064A2" w:themeColor="accent4"/>
-          <w:left w:val="single" w:sz="8" w:space="0" w:color="8064A2" w:themeColor="accent4"/>
-          <w:bottom w:val="single" w:sz="8" w:space="0" w:color="8064A2" w:themeColor="accent4"/>
-          <w:right w:val="single" w:sz="8" w:space="0" w:color="8064A2" w:themeColor="accent4"/>
+        <w:rFonts w:asciiTheme="majorHAnsi" w:hAnsiTheme="majorHAnsi" w:eastAsiaTheme="majorEastAsia" w:cstheme="majorBidi"/>
+        <w:b/>
+        <w:bCs/>
+      </w:rPr>
+      <w:tblPr/>
+      <w:tcPr>
+        <w:tcBorders>
+          <w:top w:val="single" w:color="8064A2" w:themeColor="accent4" w:sz="8" w:space="0"/>
+          <w:left w:val="single" w:color="8064A2" w:themeColor="accent4" w:sz="8" w:space="0"/>
+          <w:bottom w:val="single" w:color="8064A2" w:themeColor="accent4" w:sz="8" w:space="0"/>
+          <w:right w:val="single" w:color="8064A2" w:themeColor="accent4" w:sz="8" w:space="0"/>
         </w:tcBorders>
       </w:tcPr>
     </w:tblStylePr>
@@ -5707,10 +5663,10 @@
       <w:tblPr/>
       <w:tcPr>
         <w:tcBorders>
-          <w:top w:val="single" w:sz="8" w:space="0" w:color="8064A2" w:themeColor="accent4"/>
-          <w:left w:val="single" w:sz="8" w:space="0" w:color="8064A2" w:themeColor="accent4"/>
-          <w:bottom w:val="single" w:sz="8" w:space="0" w:color="8064A2" w:themeColor="accent4"/>
-          <w:right w:val="single" w:sz="8" w:space="0" w:color="8064A2" w:themeColor="accent4"/>
+          <w:top w:val="single" w:color="8064A2" w:themeColor="accent4" w:sz="8" w:space="0"/>
+          <w:left w:val="single" w:color="8064A2" w:themeColor="accent4" w:sz="8" w:space="0"/>
+          <w:bottom w:val="single" w:color="8064A2" w:themeColor="accent4" w:sz="8" w:space="0"/>
+          <w:right w:val="single" w:color="8064A2" w:themeColor="accent4" w:sz="8" w:space="0"/>
         </w:tcBorders>
         <w:shd w:val="clear" w:color="auto" w:fill="DFD8E8" w:themeFill="accent4" w:themeFillTint="3F"/>
       </w:tcPr>
@@ -5719,11 +5675,11 @@
       <w:tblPr/>
       <w:tcPr>
         <w:tcBorders>
-          <w:top w:val="single" w:sz="8" w:space="0" w:color="8064A2" w:themeColor="accent4"/>
-          <w:left w:val="single" w:sz="8" w:space="0" w:color="8064A2" w:themeColor="accent4"/>
-          <w:bottom w:val="single" w:sz="8" w:space="0" w:color="8064A2" w:themeColor="accent4"/>
-          <w:right w:val="single" w:sz="8" w:space="0" w:color="8064A2" w:themeColor="accent4"/>
-          <w:insideV w:val="single" w:sz="8" w:space="0" w:color="8064A2" w:themeColor="accent4"/>
+          <w:top w:val="single" w:color="8064A2" w:themeColor="accent4" w:sz="8" w:space="0"/>
+          <w:left w:val="single" w:color="8064A2" w:themeColor="accent4" w:sz="8" w:space="0"/>
+          <w:bottom w:val="single" w:color="8064A2" w:themeColor="accent4" w:sz="8" w:space="0"/>
+          <w:right w:val="single" w:color="8064A2" w:themeColor="accent4" w:sz="8" w:space="0"/>
+          <w:insideV w:val="single" w:color="8064A2" w:themeColor="accent4" w:sz="8" w:space="0"/>
         </w:tcBorders>
         <w:shd w:val="clear" w:color="auto" w:fill="DFD8E8" w:themeFill="accent4" w:themeFillTint="3F"/>
       </w:tcPr>
@@ -5732,11 +5688,11 @@
       <w:tblPr/>
       <w:tcPr>
         <w:tcBorders>
-          <w:top w:val="single" w:sz="8" w:space="0" w:color="8064A2" w:themeColor="accent4"/>
-          <w:left w:val="single" w:sz="8" w:space="0" w:color="8064A2" w:themeColor="accent4"/>
-          <w:bottom w:val="single" w:sz="8" w:space="0" w:color="8064A2" w:themeColor="accent4"/>
-          <w:right w:val="single" w:sz="8" w:space="0" w:color="8064A2" w:themeColor="accent4"/>
-          <w:insideV w:val="single" w:sz="8" w:space="0" w:color="8064A2" w:themeColor="accent4"/>
+          <w:top w:val="single" w:color="8064A2" w:themeColor="accent4" w:sz="8" w:space="0"/>
+          <w:left w:val="single" w:color="8064A2" w:themeColor="accent4" w:sz="8" w:space="0"/>
+          <w:bottom w:val="single" w:color="8064A2" w:themeColor="accent4" w:sz="8" w:space="0"/>
+          <w:right w:val="single" w:color="8064A2" w:themeColor="accent4" w:sz="8" w:space="0"/>
+          <w:insideV w:val="single" w:color="8064A2" w:themeColor="accent4" w:sz="8" w:space="0"/>
         </w:tcBorders>
       </w:tcPr>
     </w:tblStylePr>
@@ -5754,12 +5710,12 @@
       <w:tblStyleColBandSize w:val="1"/>
       <w:tblInd w:w="0" w:type="dxa"/>
       <w:tblBorders>
-        <w:top w:val="single" w:sz="8" w:space="0" w:color="4BACC6" w:themeColor="accent5"/>
-        <w:left w:val="single" w:sz="8" w:space="0" w:color="4BACC6" w:themeColor="accent5"/>
-        <w:bottom w:val="single" w:sz="8" w:space="0" w:color="4BACC6" w:themeColor="accent5"/>
-        <w:right w:val="single" w:sz="8" w:space="0" w:color="4BACC6" w:themeColor="accent5"/>
-        <w:insideH w:val="single" w:sz="8" w:space="0" w:color="4BACC6" w:themeColor="accent5"/>
-        <w:insideV w:val="single" w:sz="8" w:space="0" w:color="4BACC6" w:themeColor="accent5"/>
+        <w:top w:val="single" w:color="4BACC6" w:themeColor="accent5" w:sz="8" w:space="0"/>
+        <w:left w:val="single" w:color="4BACC6" w:themeColor="accent5" w:sz="8" w:space="0"/>
+        <w:bottom w:val="single" w:color="4BACC6" w:themeColor="accent5" w:sz="8" w:space="0"/>
+        <w:right w:val="single" w:color="4BACC6" w:themeColor="accent5" w:sz="8" w:space="0"/>
+        <w:insideH w:val="single" w:color="4BACC6" w:themeColor="accent5" w:sz="8" w:space="0"/>
+        <w:insideV w:val="single" w:color="4BACC6" w:themeColor="accent5" w:sz="8" w:space="0"/>
       </w:tblBorders>
       <w:tblCellMar>
         <w:top w:w="0" w:type="dxa"/>
@@ -5773,19 +5729,19 @@
         <w:spacing w:before="0" w:after="0" w:line="240" w:lineRule="auto"/>
       </w:pPr>
       <w:rPr>
-        <w:rFonts w:asciiTheme="majorHAnsi" w:eastAsiaTheme="majorEastAsia" w:hAnsiTheme="majorHAnsi" w:cstheme="majorBidi"/>
-        <w:b/>
-        <w:bCs/>
-      </w:rPr>
-      <w:tblPr/>
-      <w:tcPr>
-        <w:tcBorders>
-          <w:top w:val="single" w:sz="8" w:space="0" w:color="4BACC6" w:themeColor="accent5"/>
-          <w:left w:val="single" w:sz="8" w:space="0" w:color="4BACC6" w:themeColor="accent5"/>
-          <w:bottom w:val="single" w:sz="18" w:space="0" w:color="4BACC6" w:themeColor="accent5"/>
-          <w:right w:val="single" w:sz="8" w:space="0" w:color="4BACC6" w:themeColor="accent5"/>
-          <w:insideH w:val="nil"/>
-          <w:insideV w:val="single" w:sz="8" w:space="0" w:color="4BACC6" w:themeColor="accent5"/>
+        <w:rFonts w:asciiTheme="majorHAnsi" w:hAnsiTheme="majorHAnsi" w:eastAsiaTheme="majorEastAsia" w:cstheme="majorBidi"/>
+        <w:b/>
+        <w:bCs/>
+      </w:rPr>
+      <w:tblPr/>
+      <w:tcPr>
+        <w:tcBorders>
+          <w:top w:val="single" w:color="4BACC6" w:themeColor="accent5" w:sz="8" w:space="0"/>
+          <w:left w:val="single" w:color="4BACC6" w:themeColor="accent5" w:sz="8" w:space="0"/>
+          <w:bottom w:val="single" w:color="4BACC6" w:themeColor="accent5" w:sz="18" w:space="0"/>
+          <w:right w:val="single" w:color="4BACC6" w:themeColor="accent5" w:sz="8" w:space="0"/>
+          <w:insideH w:val="nil"/>
+          <w:insideV w:val="single" w:color="4BACC6" w:themeColor="accent5" w:sz="8" w:space="0"/>
         </w:tcBorders>
       </w:tcPr>
     </w:tblStylePr>
@@ -5794,42 +5750,42 @@
         <w:spacing w:before="0" w:after="0" w:line="240" w:lineRule="auto"/>
       </w:pPr>
       <w:rPr>
-        <w:rFonts w:asciiTheme="majorHAnsi" w:eastAsiaTheme="majorEastAsia" w:hAnsiTheme="majorHAnsi" w:cstheme="majorBidi"/>
-        <w:b/>
-        <w:bCs/>
-      </w:rPr>
-      <w:tblPr/>
-      <w:tcPr>
-        <w:tcBorders>
-          <w:top w:val="double" w:sz="6" w:space="0" w:color="4BACC6" w:themeColor="accent5"/>
-          <w:left w:val="single" w:sz="8" w:space="0" w:color="4BACC6" w:themeColor="accent5"/>
-          <w:bottom w:val="single" w:sz="8" w:space="0" w:color="4BACC6" w:themeColor="accent5"/>
-          <w:right w:val="single" w:sz="8" w:space="0" w:color="4BACC6" w:themeColor="accent5"/>
-          <w:insideH w:val="nil"/>
-          <w:insideV w:val="single" w:sz="8" w:space="0" w:color="4BACC6" w:themeColor="accent5"/>
+        <w:rFonts w:asciiTheme="majorHAnsi" w:hAnsiTheme="majorHAnsi" w:eastAsiaTheme="majorEastAsia" w:cstheme="majorBidi"/>
+        <w:b/>
+        <w:bCs/>
+      </w:rPr>
+      <w:tblPr/>
+      <w:tcPr>
+        <w:tcBorders>
+          <w:top w:val="double" w:color="4BACC6" w:themeColor="accent5" w:sz="6" w:space="0"/>
+          <w:left w:val="single" w:color="4BACC6" w:themeColor="accent5" w:sz="8" w:space="0"/>
+          <w:bottom w:val="single" w:color="4BACC6" w:themeColor="accent5" w:sz="8" w:space="0"/>
+          <w:right w:val="single" w:color="4BACC6" w:themeColor="accent5" w:sz="8" w:space="0"/>
+          <w:insideH w:val="nil"/>
+          <w:insideV w:val="single" w:color="4BACC6" w:themeColor="accent5" w:sz="8" w:space="0"/>
         </w:tcBorders>
       </w:tcPr>
     </w:tblStylePr>
     <w:tblStylePr w:type="firstCol">
       <w:rPr>
-        <w:rFonts w:asciiTheme="majorHAnsi" w:eastAsiaTheme="majorEastAsia" w:hAnsiTheme="majorHAnsi" w:cstheme="majorBidi"/>
+        <w:rFonts w:asciiTheme="majorHAnsi" w:hAnsiTheme="majorHAnsi" w:eastAsiaTheme="majorEastAsia" w:cstheme="majorBidi"/>
         <w:b/>
         <w:bCs/>
       </w:rPr>
     </w:tblStylePr>
     <w:tblStylePr w:type="lastCol">
       <w:rPr>
-        <w:rFonts w:asciiTheme="majorHAnsi" w:eastAsiaTheme="majorEastAsia" w:hAnsiTheme="majorHAnsi" w:cstheme="majorBidi"/>
-        <w:b/>
-        <w:bCs/>
-      </w:rPr>
-      <w:tblPr/>
-      <w:tcPr>
-        <w:tcBorders>
-          <w:top w:val="single" w:sz="8" w:space="0" w:color="4BACC6" w:themeColor="accent5"/>
-          <w:left w:val="single" w:sz="8" w:space="0" w:color="4BACC6" w:themeColor="accent5"/>
-          <w:bottom w:val="single" w:sz="8" w:space="0" w:color="4BACC6" w:themeColor="accent5"/>
-          <w:right w:val="single" w:sz="8" w:space="0" w:color="4BACC6" w:themeColor="accent5"/>
+        <w:rFonts w:asciiTheme="majorHAnsi" w:hAnsiTheme="majorHAnsi" w:eastAsiaTheme="majorEastAsia" w:cstheme="majorBidi"/>
+        <w:b/>
+        <w:bCs/>
+      </w:rPr>
+      <w:tblPr/>
+      <w:tcPr>
+        <w:tcBorders>
+          <w:top w:val="single" w:color="4BACC6" w:themeColor="accent5" w:sz="8" w:space="0"/>
+          <w:left w:val="single" w:color="4BACC6" w:themeColor="accent5" w:sz="8" w:space="0"/>
+          <w:bottom w:val="single" w:color="4BACC6" w:themeColor="accent5" w:sz="8" w:space="0"/>
+          <w:right w:val="single" w:color="4BACC6" w:themeColor="accent5" w:sz="8" w:space="0"/>
         </w:tcBorders>
       </w:tcPr>
     </w:tblStylePr>
@@ -5837,10 +5793,10 @@
       <w:tblPr/>
       <w:tcPr>
         <w:tcBorders>
-          <w:top w:val="single" w:sz="8" w:space="0" w:color="4BACC6" w:themeColor="accent5"/>
-          <w:left w:val="single" w:sz="8" w:space="0" w:color="4BACC6" w:themeColor="accent5"/>
-          <w:bottom w:val="single" w:sz="8" w:space="0" w:color="4BACC6" w:themeColor="accent5"/>
-          <w:right w:val="single" w:sz="8" w:space="0" w:color="4BACC6" w:themeColor="accent5"/>
+          <w:top w:val="single" w:color="4BACC6" w:themeColor="accent5" w:sz="8" w:space="0"/>
+          <w:left w:val="single" w:color="4BACC6" w:themeColor="accent5" w:sz="8" w:space="0"/>
+          <w:bottom w:val="single" w:color="4BACC6" w:themeColor="accent5" w:sz="8" w:space="0"/>
+          <w:right w:val="single" w:color="4BACC6" w:themeColor="accent5" w:sz="8" w:space="0"/>
         </w:tcBorders>
         <w:shd w:val="clear" w:color="auto" w:fill="D2EAF1" w:themeFill="accent5" w:themeFillTint="3F"/>
       </w:tcPr>
@@ -5849,11 +5805,11 @@
       <w:tblPr/>
       <w:tcPr>
         <w:tcBorders>
-          <w:top w:val="single" w:sz="8" w:space="0" w:color="4BACC6" w:themeColor="accent5"/>
-          <w:left w:val="single" w:sz="8" w:space="0" w:color="4BACC6" w:themeColor="accent5"/>
-          <w:bottom w:val="single" w:sz="8" w:space="0" w:color="4BACC6" w:themeColor="accent5"/>
-          <w:right w:val="single" w:sz="8" w:space="0" w:color="4BACC6" w:themeColor="accent5"/>
-          <w:insideV w:val="single" w:sz="8" w:space="0" w:color="4BACC6" w:themeColor="accent5"/>
+          <w:top w:val="single" w:color="4BACC6" w:themeColor="accent5" w:sz="8" w:space="0"/>
+          <w:left w:val="single" w:color="4BACC6" w:themeColor="accent5" w:sz="8" w:space="0"/>
+          <w:bottom w:val="single" w:color="4BACC6" w:themeColor="accent5" w:sz="8" w:space="0"/>
+          <w:right w:val="single" w:color="4BACC6" w:themeColor="accent5" w:sz="8" w:space="0"/>
+          <w:insideV w:val="single" w:color="4BACC6" w:themeColor="accent5" w:sz="8" w:space="0"/>
         </w:tcBorders>
         <w:shd w:val="clear" w:color="auto" w:fill="D2EAF1" w:themeFill="accent5" w:themeFillTint="3F"/>
       </w:tcPr>
@@ -5862,11 +5818,11 @@
       <w:tblPr/>
       <w:tcPr>
         <w:tcBorders>
-          <w:top w:val="single" w:sz="8" w:space="0" w:color="4BACC6" w:themeColor="accent5"/>
-          <w:left w:val="single" w:sz="8" w:space="0" w:color="4BACC6" w:themeColor="accent5"/>
-          <w:bottom w:val="single" w:sz="8" w:space="0" w:color="4BACC6" w:themeColor="accent5"/>
-          <w:right w:val="single" w:sz="8" w:space="0" w:color="4BACC6" w:themeColor="accent5"/>
-          <w:insideV w:val="single" w:sz="8" w:space="0" w:color="4BACC6" w:themeColor="accent5"/>
+          <w:top w:val="single" w:color="4BACC6" w:themeColor="accent5" w:sz="8" w:space="0"/>
+          <w:left w:val="single" w:color="4BACC6" w:themeColor="accent5" w:sz="8" w:space="0"/>
+          <w:bottom w:val="single" w:color="4BACC6" w:themeColor="accent5" w:sz="8" w:space="0"/>
+          <w:right w:val="single" w:color="4BACC6" w:themeColor="accent5" w:sz="8" w:space="0"/>
+          <w:insideV w:val="single" w:color="4BACC6" w:themeColor="accent5" w:sz="8" w:space="0"/>
         </w:tcBorders>
       </w:tcPr>
     </w:tblStylePr>
@@ -5884,12 +5840,12 @@
       <w:tblStyleColBandSize w:val="1"/>
       <w:tblInd w:w="0" w:type="dxa"/>
       <w:tblBorders>
-        <w:top w:val="single" w:sz="8" w:space="0" w:color="F79646" w:themeColor="accent6"/>
-        <w:left w:val="single" w:sz="8" w:space="0" w:color="F79646" w:themeColor="accent6"/>
-        <w:bottom w:val="single" w:sz="8" w:space="0" w:color="F79646" w:themeColor="accent6"/>
-        <w:right w:val="single" w:sz="8" w:space="0" w:color="F79646" w:themeColor="accent6"/>
-        <w:insideH w:val="single" w:sz="8" w:space="0" w:color="F79646" w:themeColor="accent6"/>
-        <w:insideV w:val="single" w:sz="8" w:space="0" w:color="F79646" w:themeColor="accent6"/>
+        <w:top w:val="single" w:color="F79646" w:themeColor="accent6" w:sz="8" w:space="0"/>
+        <w:left w:val="single" w:color="F79646" w:themeColor="accent6" w:sz="8" w:space="0"/>
+        <w:bottom w:val="single" w:color="F79646" w:themeColor="accent6" w:sz="8" w:space="0"/>
+        <w:right w:val="single" w:color="F79646" w:themeColor="accent6" w:sz="8" w:space="0"/>
+        <w:insideH w:val="single" w:color="F79646" w:themeColor="accent6" w:sz="8" w:space="0"/>
+        <w:insideV w:val="single" w:color="F79646" w:themeColor="accent6" w:sz="8" w:space="0"/>
       </w:tblBorders>
       <w:tblCellMar>
         <w:top w:w="0" w:type="dxa"/>
@@ -5903,19 +5859,19 @@
         <w:spacing w:before="0" w:after="0" w:line="240" w:lineRule="auto"/>
       </w:pPr>
       <w:rPr>
-        <w:rFonts w:asciiTheme="majorHAnsi" w:eastAsiaTheme="majorEastAsia" w:hAnsiTheme="majorHAnsi" w:cstheme="majorBidi"/>
-        <w:b/>
-        <w:bCs/>
-      </w:rPr>
-      <w:tblPr/>
-      <w:tcPr>
-        <w:tcBorders>
-          <w:top w:val="single" w:sz="8" w:space="0" w:color="F79646" w:themeColor="accent6"/>
-          <w:left w:val="single" w:sz="8" w:space="0" w:color="F79646" w:themeColor="accent6"/>
-          <w:bottom w:val="single" w:sz="18" w:space="0" w:color="F79646" w:themeColor="accent6"/>
-          <w:right w:val="single" w:sz="8" w:space="0" w:color="F79646" w:themeColor="accent6"/>
-          <w:insideH w:val="nil"/>
-          <w:insideV w:val="single" w:sz="8" w:space="0" w:color="F79646" w:themeColor="accent6"/>
+        <w:rFonts w:asciiTheme="majorHAnsi" w:hAnsiTheme="majorHAnsi" w:eastAsiaTheme="majorEastAsia" w:cstheme="majorBidi"/>
+        <w:b/>
+        <w:bCs/>
+      </w:rPr>
+      <w:tblPr/>
+      <w:tcPr>
+        <w:tcBorders>
+          <w:top w:val="single" w:color="F79646" w:themeColor="accent6" w:sz="8" w:space="0"/>
+          <w:left w:val="single" w:color="F79646" w:themeColor="accent6" w:sz="8" w:space="0"/>
+          <w:bottom w:val="single" w:color="F79646" w:themeColor="accent6" w:sz="18" w:space="0"/>
+          <w:right w:val="single" w:color="F79646" w:themeColor="accent6" w:sz="8" w:space="0"/>
+          <w:insideH w:val="nil"/>
+          <w:insideV w:val="single" w:color="F79646" w:themeColor="accent6" w:sz="8" w:space="0"/>
         </w:tcBorders>
       </w:tcPr>
     </w:tblStylePr>
@@ -5924,42 +5880,42 @@
         <w:spacing w:before="0" w:after="0" w:line="240" w:lineRule="auto"/>
       </w:pPr>
       <w:rPr>
-        <w:rFonts w:asciiTheme="majorHAnsi" w:eastAsiaTheme="majorEastAsia" w:hAnsiTheme="majorHAnsi" w:cstheme="majorBidi"/>
-        <w:b/>
-        <w:bCs/>
-      </w:rPr>
-      <w:tblPr/>
-      <w:tcPr>
-        <w:tcBorders>
-          <w:top w:val="double" w:sz="6" w:space="0" w:color="F79646" w:themeColor="accent6"/>
-          <w:left w:val="single" w:sz="8" w:space="0" w:color="F79646" w:themeColor="accent6"/>
-          <w:bottom w:val="single" w:sz="8" w:space="0" w:color="F79646" w:themeColor="accent6"/>
-          <w:right w:val="single" w:sz="8" w:space="0" w:color="F79646" w:themeColor="accent6"/>
-          <w:insideH w:val="nil"/>
-          <w:insideV w:val="single" w:sz="8" w:space="0" w:color="F79646" w:themeColor="accent6"/>
+        <w:rFonts w:asciiTheme="majorHAnsi" w:hAnsiTheme="majorHAnsi" w:eastAsiaTheme="majorEastAsia" w:cstheme="majorBidi"/>
+        <w:b/>
+        <w:bCs/>
+      </w:rPr>
+      <w:tblPr/>
+      <w:tcPr>
+        <w:tcBorders>
+          <w:top w:val="double" w:color="F79646" w:themeColor="accent6" w:sz="6" w:space="0"/>
+          <w:left w:val="single" w:color="F79646" w:themeColor="accent6" w:sz="8" w:space="0"/>
+          <w:bottom w:val="single" w:color="F79646" w:themeColor="accent6" w:sz="8" w:space="0"/>
+          <w:right w:val="single" w:color="F79646" w:themeColor="accent6" w:sz="8" w:space="0"/>
+          <w:insideH w:val="nil"/>
+          <w:insideV w:val="single" w:color="F79646" w:themeColor="accent6" w:sz="8" w:space="0"/>
         </w:tcBorders>
       </w:tcPr>
     </w:tblStylePr>
     <w:tblStylePr w:type="firstCol">
       <w:rPr>
-        <w:rFonts w:asciiTheme="majorHAnsi" w:eastAsiaTheme="majorEastAsia" w:hAnsiTheme="majorHAnsi" w:cstheme="majorBidi"/>
+        <w:rFonts w:asciiTheme="majorHAnsi" w:hAnsiTheme="majorHAnsi" w:eastAsiaTheme="majorEastAsia" w:cstheme="majorBidi"/>
         <w:b/>
         <w:bCs/>
       </w:rPr>
     </w:tblStylePr>
     <w:tblStylePr w:type="lastCol">
       <w:rPr>
-        <w:rFonts w:asciiTheme="majorHAnsi" w:eastAsiaTheme="majorEastAsia" w:hAnsiTheme="majorHAnsi" w:cstheme="majorBidi"/>
-        <w:b/>
-        <w:bCs/>
-      </w:rPr>
-      <w:tblPr/>
-      <w:tcPr>
-        <w:tcBorders>
-          <w:top w:val="single" w:sz="8" w:space="0" w:color="F79646" w:themeColor="accent6"/>
-          <w:left w:val="single" w:sz="8" w:space="0" w:color="F79646" w:themeColor="accent6"/>
-          <w:bottom w:val="single" w:sz="8" w:space="0" w:color="F79646" w:themeColor="accent6"/>
-          <w:right w:val="single" w:sz="8" w:space="0" w:color="F79646" w:themeColor="accent6"/>
+        <w:rFonts w:asciiTheme="majorHAnsi" w:hAnsiTheme="majorHAnsi" w:eastAsiaTheme="majorEastAsia" w:cstheme="majorBidi"/>
+        <w:b/>
+        <w:bCs/>
+      </w:rPr>
+      <w:tblPr/>
+      <w:tcPr>
+        <w:tcBorders>
+          <w:top w:val="single" w:color="F79646" w:themeColor="accent6" w:sz="8" w:space="0"/>
+          <w:left w:val="single" w:color="F79646" w:themeColor="accent6" w:sz="8" w:space="0"/>
+          <w:bottom w:val="single" w:color="F79646" w:themeColor="accent6" w:sz="8" w:space="0"/>
+          <w:right w:val="single" w:color="F79646" w:themeColor="accent6" w:sz="8" w:space="0"/>
         </w:tcBorders>
       </w:tcPr>
     </w:tblStylePr>
@@ -5967,10 +5923,10 @@
       <w:tblPr/>
       <w:tcPr>
         <w:tcBorders>
-          <w:top w:val="single" w:sz="8" w:space="0" w:color="F79646" w:themeColor="accent6"/>
-          <w:left w:val="single" w:sz="8" w:space="0" w:color="F79646" w:themeColor="accent6"/>
-          <w:bottom w:val="single" w:sz="8" w:space="0" w:color="F79646" w:themeColor="accent6"/>
-          <w:right w:val="single" w:sz="8" w:space="0" w:color="F79646" w:themeColor="accent6"/>
+          <w:top w:val="single" w:color="F79646" w:themeColor="accent6" w:sz="8" w:space="0"/>
+          <w:left w:val="single" w:color="F79646" w:themeColor="accent6" w:sz="8" w:space="0"/>
+          <w:bottom w:val="single" w:color="F79646" w:themeColor="accent6" w:sz="8" w:space="0"/>
+          <w:right w:val="single" w:color="F79646" w:themeColor="accent6" w:sz="8" w:space="0"/>
         </w:tcBorders>
         <w:shd w:val="clear" w:color="auto" w:fill="FDE4D0" w:themeFill="accent6" w:themeFillTint="3F"/>
       </w:tcPr>
@@ -5979,11 +5935,11 @@
       <w:tblPr/>
       <w:tcPr>
         <w:tcBorders>
-          <w:top w:val="single" w:sz="8" w:space="0" w:color="F79646" w:themeColor="accent6"/>
-          <w:left w:val="single" w:sz="8" w:space="0" w:color="F79646" w:themeColor="accent6"/>
-          <w:bottom w:val="single" w:sz="8" w:space="0" w:color="F79646" w:themeColor="accent6"/>
-          <w:right w:val="single" w:sz="8" w:space="0" w:color="F79646" w:themeColor="accent6"/>
-          <w:insideV w:val="single" w:sz="8" w:space="0" w:color="F79646" w:themeColor="accent6"/>
+          <w:top w:val="single" w:color="F79646" w:themeColor="accent6" w:sz="8" w:space="0"/>
+          <w:left w:val="single" w:color="F79646" w:themeColor="accent6" w:sz="8" w:space="0"/>
+          <w:bottom w:val="single" w:color="F79646" w:themeColor="accent6" w:sz="8" w:space="0"/>
+          <w:right w:val="single" w:color="F79646" w:themeColor="accent6" w:sz="8" w:space="0"/>
+          <w:insideV w:val="single" w:color="F79646" w:themeColor="accent6" w:sz="8" w:space="0"/>
         </w:tcBorders>
         <w:shd w:val="clear" w:color="auto" w:fill="FDE4D0" w:themeFill="accent6" w:themeFillTint="3F"/>
       </w:tcPr>
@@ -5992,11 +5948,11 @@
       <w:tblPr/>
       <w:tcPr>
         <w:tcBorders>
-          <w:top w:val="single" w:sz="8" w:space="0" w:color="F79646" w:themeColor="accent6"/>
-          <w:left w:val="single" w:sz="8" w:space="0" w:color="F79646" w:themeColor="accent6"/>
-          <w:bottom w:val="single" w:sz="8" w:space="0" w:color="F79646" w:themeColor="accent6"/>
-          <w:right w:val="single" w:sz="8" w:space="0" w:color="F79646" w:themeColor="accent6"/>
-          <w:insideV w:val="single" w:sz="8" w:space="0" w:color="F79646" w:themeColor="accent6"/>
+          <w:top w:val="single" w:color="F79646" w:themeColor="accent6" w:sz="8" w:space="0"/>
+          <w:left w:val="single" w:color="F79646" w:themeColor="accent6" w:sz="8" w:space="0"/>
+          <w:bottom w:val="single" w:color="F79646" w:themeColor="accent6" w:sz="8" w:space="0"/>
+          <w:right w:val="single" w:color="F79646" w:themeColor="accent6" w:sz="8" w:space="0"/>
+          <w:insideV w:val="single" w:color="F79646" w:themeColor="accent6" w:sz="8" w:space="0"/>
         </w:tcBorders>
       </w:tcPr>
     </w:tblStylePr>
@@ -6014,11 +5970,11 @@
       <w:tblStyleColBandSize w:val="1"/>
       <w:tblInd w:w="0" w:type="dxa"/>
       <w:tblBorders>
-        <w:top w:val="single" w:sz="8" w:space="0" w:color="404040" w:themeColor="text1" w:themeTint="BF"/>
-        <w:left w:val="single" w:sz="8" w:space="0" w:color="404040" w:themeColor="text1" w:themeTint="BF"/>
-        <w:bottom w:val="single" w:sz="8" w:space="0" w:color="404040" w:themeColor="text1" w:themeTint="BF"/>
-        <w:right w:val="single" w:sz="8" w:space="0" w:color="404040" w:themeColor="text1" w:themeTint="BF"/>
-        <w:insideH w:val="single" w:sz="8" w:space="0" w:color="404040" w:themeColor="text1" w:themeTint="BF"/>
+        <w:top w:val="single" w:color="404040" w:themeColor="text1" w:themeTint="BF" w:sz="8" w:space="0"/>
+        <w:left w:val="single" w:color="404040" w:themeColor="text1" w:themeTint="BF" w:sz="8" w:space="0"/>
+        <w:bottom w:val="single" w:color="404040" w:themeColor="text1" w:themeTint="BF" w:sz="8" w:space="0"/>
+        <w:right w:val="single" w:color="404040" w:themeColor="text1" w:themeTint="BF" w:sz="8" w:space="0"/>
+        <w:insideH w:val="single" w:color="404040" w:themeColor="text1" w:themeTint="BF" w:sz="8" w:space="0"/>
       </w:tblBorders>
       <w:tblCellMar>
         <w:top w:w="0" w:type="dxa"/>
@@ -6039,10 +5995,10 @@
       <w:tblPr/>
       <w:tcPr>
         <w:tcBorders>
-          <w:top w:val="single" w:sz="8" w:space="0" w:color="404040" w:themeColor="text1" w:themeTint="BF"/>
-          <w:left w:val="single" w:sz="8" w:space="0" w:color="404040" w:themeColor="text1" w:themeTint="BF"/>
-          <w:bottom w:val="single" w:sz="8" w:space="0" w:color="404040" w:themeColor="text1" w:themeTint="BF"/>
-          <w:right w:val="single" w:sz="8" w:space="0" w:color="404040" w:themeColor="text1" w:themeTint="BF"/>
+          <w:top w:val="single" w:color="404040" w:themeColor="text1" w:themeTint="BF" w:sz="8" w:space="0"/>
+          <w:left w:val="single" w:color="404040" w:themeColor="text1" w:themeTint="BF" w:sz="8" w:space="0"/>
+          <w:bottom w:val="single" w:color="404040" w:themeColor="text1" w:themeTint="BF" w:sz="8" w:space="0"/>
+          <w:right w:val="single" w:color="404040" w:themeColor="text1" w:themeTint="BF" w:sz="8" w:space="0"/>
           <w:insideH w:val="nil"/>
           <w:insideV w:val="nil"/>
         </w:tcBorders>
@@ -6060,10 +6016,10 @@
       <w:tblPr/>
       <w:tcPr>
         <w:tcBorders>
-          <w:top w:val="double" w:sz="6" w:space="0" w:color="404040" w:themeColor="text1" w:themeTint="BF"/>
-          <w:left w:val="single" w:sz="8" w:space="0" w:color="404040" w:themeColor="text1" w:themeTint="BF"/>
-          <w:bottom w:val="single" w:sz="8" w:space="0" w:color="404040" w:themeColor="text1" w:themeTint="BF"/>
-          <w:right w:val="single" w:sz="8" w:space="0" w:color="404040" w:themeColor="text1" w:themeTint="BF"/>
+          <w:top w:val="double" w:color="404040" w:themeColor="text1" w:themeTint="BF" w:sz="6" w:space="0"/>
+          <w:left w:val="single" w:color="404040" w:themeColor="text1" w:themeTint="BF" w:sz="8" w:space="0"/>
+          <w:bottom w:val="single" w:color="404040" w:themeColor="text1" w:themeTint="BF" w:sz="8" w:space="0"/>
+          <w:right w:val="single" w:color="404040" w:themeColor="text1" w:themeTint="BF" w:sz="8" w:space="0"/>
           <w:insideH w:val="nil"/>
           <w:insideV w:val="nil"/>
         </w:tcBorders>
@@ -6120,11 +6076,11 @@
       <w:tblStyleColBandSize w:val="1"/>
       <w:tblInd w:w="0" w:type="dxa"/>
       <w:tblBorders>
-        <w:top w:val="single" w:sz="8" w:space="0" w:color="7BA0CD" w:themeColor="accent1" w:themeTint="BF"/>
-        <w:left w:val="single" w:sz="8" w:space="0" w:color="7BA0CD" w:themeColor="accent1" w:themeTint="BF"/>
-        <w:bottom w:val="single" w:sz="8" w:space="0" w:color="7BA0CD" w:themeColor="accent1" w:themeTint="BF"/>
-        <w:right w:val="single" w:sz="8" w:space="0" w:color="7BA0CD" w:themeColor="accent1" w:themeTint="BF"/>
-        <w:insideH w:val="single" w:sz="8" w:space="0" w:color="7BA0CD" w:themeColor="accent1" w:themeTint="BF"/>
+        <w:top w:val="single" w:color="7BA0CD" w:themeColor="accent1" w:themeTint="BF" w:sz="8" w:space="0"/>
+        <w:left w:val="single" w:color="7BA0CD" w:themeColor="accent1" w:themeTint="BF" w:sz="8" w:space="0"/>
+        <w:bottom w:val="single" w:color="7BA0CD" w:themeColor="accent1" w:themeTint="BF" w:sz="8" w:space="0"/>
+        <w:right w:val="single" w:color="7BA0CD" w:themeColor="accent1" w:themeTint="BF" w:sz="8" w:space="0"/>
+        <w:insideH w:val="single" w:color="7BA0CD" w:themeColor="accent1" w:themeTint="BF" w:sz="8" w:space="0"/>
       </w:tblBorders>
       <w:tblCellMar>
         <w:top w:w="0" w:type="dxa"/>
@@ -6145,10 +6101,10 @@
       <w:tblPr/>
       <w:tcPr>
         <w:tcBorders>
-          <w:top w:val="single" w:sz="8" w:space="0" w:color="7BA0CD" w:themeColor="accent1" w:themeTint="BF"/>
-          <w:left w:val="single" w:sz="8" w:space="0" w:color="7BA0CD" w:themeColor="accent1" w:themeTint="BF"/>
-          <w:bottom w:val="single" w:sz="8" w:space="0" w:color="7BA0CD" w:themeColor="accent1" w:themeTint="BF"/>
-          <w:right w:val="single" w:sz="8" w:space="0" w:color="7BA0CD" w:themeColor="accent1" w:themeTint="BF"/>
+          <w:top w:val="single" w:color="7BA0CD" w:themeColor="accent1" w:themeTint="BF" w:sz="8" w:space="0"/>
+          <w:left w:val="single" w:color="7BA0CD" w:themeColor="accent1" w:themeTint="BF" w:sz="8" w:space="0"/>
+          <w:bottom w:val="single" w:color="7BA0CD" w:themeColor="accent1" w:themeTint="BF" w:sz="8" w:space="0"/>
+          <w:right w:val="single" w:color="7BA0CD" w:themeColor="accent1" w:themeTint="BF" w:sz="8" w:space="0"/>
           <w:insideH w:val="nil"/>
           <w:insideV w:val="nil"/>
         </w:tcBorders>
@@ -6166,10 +6122,10 @@
       <w:tblPr/>
       <w:tcPr>
         <w:tcBorders>
-          <w:top w:val="double" w:sz="6" w:space="0" w:color="7BA0CD" w:themeColor="accent1" w:themeTint="BF"/>
-          <w:left w:val="single" w:sz="8" w:space="0" w:color="7BA0CD" w:themeColor="accent1" w:themeTint="BF"/>
-          <w:bottom w:val="single" w:sz="8" w:space="0" w:color="7BA0CD" w:themeColor="accent1" w:themeTint="BF"/>
-          <w:right w:val="single" w:sz="8" w:space="0" w:color="7BA0CD" w:themeColor="accent1" w:themeTint="BF"/>
+          <w:top w:val="double" w:color="7BA0CD" w:themeColor="accent1" w:themeTint="BF" w:sz="6" w:space="0"/>
+          <w:left w:val="single" w:color="7BA0CD" w:themeColor="accent1" w:themeTint="BF" w:sz="8" w:space="0"/>
+          <w:bottom w:val="single" w:color="7BA0CD" w:themeColor="accent1" w:themeTint="BF" w:sz="8" w:space="0"/>
+          <w:right w:val="single" w:color="7BA0CD" w:themeColor="accent1" w:themeTint="BF" w:sz="8" w:space="0"/>
           <w:insideH w:val="nil"/>
           <w:insideV w:val="nil"/>
         </w:tcBorders>
@@ -6226,11 +6182,11 @@
       <w:tblStyleColBandSize w:val="1"/>
       <w:tblInd w:w="0" w:type="dxa"/>
       <w:tblBorders>
-        <w:top w:val="single" w:sz="8" w:space="0" w:color="CF7B79" w:themeColor="accent2" w:themeTint="BF"/>
-        <w:left w:val="single" w:sz="8" w:space="0" w:color="CF7B79" w:themeColor="accent2" w:themeTint="BF"/>
-        <w:bottom w:val="single" w:sz="8" w:space="0" w:color="CF7B79" w:themeColor="accent2" w:themeTint="BF"/>
-        <w:right w:val="single" w:sz="8" w:space="0" w:color="CF7B79" w:themeColor="accent2" w:themeTint="BF"/>
-        <w:insideH w:val="single" w:sz="8" w:space="0" w:color="CF7B79" w:themeColor="accent2" w:themeTint="BF"/>
+        <w:top w:val="single" w:color="CF7B79" w:themeColor="accent2" w:themeTint="BF" w:sz="8" w:space="0"/>
+        <w:left w:val="single" w:color="CF7B79" w:themeColor="accent2" w:themeTint="BF" w:sz="8" w:space="0"/>
+        <w:bottom w:val="single" w:color="CF7B79" w:themeColor="accent2" w:themeTint="BF" w:sz="8" w:space="0"/>
+        <w:right w:val="single" w:color="CF7B79" w:themeColor="accent2" w:themeTint="BF" w:sz="8" w:space="0"/>
+        <w:insideH w:val="single" w:color="CF7B79" w:themeColor="accent2" w:themeTint="BF" w:sz="8" w:space="0"/>
       </w:tblBorders>
       <w:tblCellMar>
         <w:top w:w="0" w:type="dxa"/>
@@ -6251,10 +6207,10 @@
       <w:tblPr/>
       <w:tcPr>
         <w:tcBorders>
-          <w:top w:val="single" w:sz="8" w:space="0" w:color="CF7B79" w:themeColor="accent2" w:themeTint="BF"/>
-          <w:left w:val="single" w:sz="8" w:space="0" w:color="CF7B79" w:themeColor="accent2" w:themeTint="BF"/>
-          <w:bottom w:val="single" w:sz="8" w:space="0" w:color="CF7B79" w:themeColor="accent2" w:themeTint="BF"/>
-          <w:right w:val="single" w:sz="8" w:space="0" w:color="CF7B79" w:themeColor="accent2" w:themeTint="BF"/>
+          <w:top w:val="single" w:color="CF7B79" w:themeColor="accent2" w:themeTint="BF" w:sz="8" w:space="0"/>
+          <w:left w:val="single" w:color="CF7B79" w:themeColor="accent2" w:themeTint="BF" w:sz="8" w:space="0"/>
+          <w:bottom w:val="single" w:color="CF7B79" w:themeColor="accent2" w:themeTint="BF" w:sz="8" w:space="0"/>
+          <w:right w:val="single" w:color="CF7B79" w:themeColor="accent2" w:themeTint="BF" w:sz="8" w:space="0"/>
           <w:insideH w:val="nil"/>
           <w:insideV w:val="nil"/>
         </w:tcBorders>
@@ -6272,10 +6228,10 @@
       <w:tblPr/>
       <w:tcPr>
         <w:tcBorders>
-          <w:top w:val="double" w:sz="6" w:space="0" w:color="CF7B79" w:themeColor="accent2" w:themeTint="BF"/>
-          <w:left w:val="single" w:sz="8" w:space="0" w:color="CF7B79" w:themeColor="accent2" w:themeTint="BF"/>
-          <w:bottom w:val="single" w:sz="8" w:space="0" w:color="CF7B79" w:themeColor="accent2" w:themeTint="BF"/>
-          <w:right w:val="single" w:sz="8" w:space="0" w:color="CF7B79" w:themeColor="accent2" w:themeTint="BF"/>
+          <w:top w:val="double" w:color="CF7B79" w:themeColor="accent2" w:themeTint="BF" w:sz="6" w:space="0"/>
+          <w:left w:val="single" w:color="CF7B79" w:themeColor="accent2" w:themeTint="BF" w:sz="8" w:space="0"/>
+          <w:bottom w:val="single" w:color="CF7B79" w:themeColor="accent2" w:themeTint="BF" w:sz="8" w:space="0"/>
+          <w:right w:val="single" w:color="CF7B79" w:themeColor="accent2" w:themeTint="BF" w:sz="8" w:space="0"/>
           <w:insideH w:val="nil"/>
           <w:insideV w:val="nil"/>
         </w:tcBorders>
@@ -6332,11 +6288,11 @@
       <w:tblStyleColBandSize w:val="1"/>
       <w:tblInd w:w="0" w:type="dxa"/>
       <w:tblBorders>
-        <w:top w:val="single" w:sz="8" w:space="0" w:color="B3CC82" w:themeColor="accent3" w:themeTint="BF"/>
-        <w:left w:val="single" w:sz="8" w:space="0" w:color="B3CC82" w:themeColor="accent3" w:themeTint="BF"/>
-        <w:bottom w:val="single" w:sz="8" w:space="0" w:color="B3CC82" w:themeColor="accent3" w:themeTint="BF"/>
-        <w:right w:val="single" w:sz="8" w:space="0" w:color="B3CC82" w:themeColor="accent3" w:themeTint="BF"/>
-        <w:insideH w:val="single" w:sz="8" w:space="0" w:color="B3CC82" w:themeColor="accent3" w:themeTint="BF"/>
+        <w:top w:val="single" w:color="B3CC82" w:themeColor="accent3" w:themeTint="BF" w:sz="8" w:space="0"/>
+        <w:left w:val="single" w:color="B3CC82" w:themeColor="accent3" w:themeTint="BF" w:sz="8" w:space="0"/>
+        <w:bottom w:val="single" w:color="B3CC82" w:themeColor="accent3" w:themeTint="BF" w:sz="8" w:space="0"/>
+        <w:right w:val="single" w:color="B3CC82" w:themeColor="accent3" w:themeTint="BF" w:sz="8" w:space="0"/>
+        <w:insideH w:val="single" w:color="B3CC82" w:themeColor="accent3" w:themeTint="BF" w:sz="8" w:space="0"/>
       </w:tblBorders>
       <w:tblCellMar>
         <w:top w:w="0" w:type="dxa"/>
@@ -6357,10 +6313,10 @@
       <w:tblPr/>
       <w:tcPr>
         <w:tcBorders>
-          <w:top w:val="single" w:sz="8" w:space="0" w:color="B3CC82" w:themeColor="accent3" w:themeTint="BF"/>
-          <w:left w:val="single" w:sz="8" w:space="0" w:color="B3CC82" w:themeColor="accent3" w:themeTint="BF"/>
-          <w:bottom w:val="single" w:sz="8" w:space="0" w:color="B3CC82" w:themeColor="accent3" w:themeTint="BF"/>
-          <w:right w:val="single" w:sz="8" w:space="0" w:color="B3CC82" w:themeColor="accent3" w:themeTint="BF"/>
+          <w:top w:val="single" w:color="B3CC82" w:themeColor="accent3" w:themeTint="BF" w:sz="8" w:space="0"/>
+          <w:left w:val="single" w:color="B3CC82" w:themeColor="accent3" w:themeTint="BF" w:sz="8" w:space="0"/>
+          <w:bottom w:val="single" w:color="B3CC82" w:themeColor="accent3" w:themeTint="BF" w:sz="8" w:space="0"/>
+          <w:right w:val="single" w:color="B3CC82" w:themeColor="accent3" w:themeTint="BF" w:sz="8" w:space="0"/>
           <w:insideH w:val="nil"/>
           <w:insideV w:val="nil"/>
         </w:tcBorders>
@@ -6378,10 +6334,10 @@
       <w:tblPr/>
       <w:tcPr>
         <w:tcBorders>
-          <w:top w:val="double" w:sz="6" w:space="0" w:color="B3CC82" w:themeColor="accent3" w:themeTint="BF"/>
-          <w:left w:val="single" w:sz="8" w:space="0" w:color="B3CC82" w:themeColor="accent3" w:themeTint="BF"/>
-          <w:bottom w:val="single" w:sz="8" w:space="0" w:color="B3CC82" w:themeColor="accent3" w:themeTint="BF"/>
-          <w:right w:val="single" w:sz="8" w:space="0" w:color="B3CC82" w:themeColor="accent3" w:themeTint="BF"/>
+          <w:top w:val="double" w:color="B3CC82" w:themeColor="accent3" w:themeTint="BF" w:sz="6" w:space="0"/>
+          <w:left w:val="single" w:color="B3CC82" w:themeColor="accent3" w:themeTint="BF" w:sz="8" w:space="0"/>
+          <w:bottom w:val="single" w:color="B3CC82" w:themeColor="accent3" w:themeTint="BF" w:sz="8" w:space="0"/>
+          <w:right w:val="single" w:color="B3CC82" w:themeColor="accent3" w:themeTint="BF" w:sz="8" w:space="0"/>
           <w:insideH w:val="nil"/>
           <w:insideV w:val="nil"/>
         </w:tcBorders>
@@ -6438,11 +6394,11 @@
       <w:tblStyleColBandSize w:val="1"/>
       <w:tblInd w:w="0" w:type="dxa"/>
       <w:tblBorders>
-        <w:top w:val="single" w:sz="8" w:space="0" w:color="9F8AB9" w:themeColor="accent4" w:themeTint="BF"/>
-        <w:left w:val="single" w:sz="8" w:space="0" w:color="9F8AB9" w:themeColor="accent4" w:themeTint="BF"/>
-        <w:bottom w:val="single" w:sz="8" w:space="0" w:color="9F8AB9" w:themeColor="accent4" w:themeTint="BF"/>
-        <w:right w:val="single" w:sz="8" w:space="0" w:color="9F8AB9" w:themeColor="accent4" w:themeTint="BF"/>
-        <w:insideH w:val="single" w:sz="8" w:space="0" w:color="9F8AB9" w:themeColor="accent4" w:themeTint="BF"/>
+        <w:top w:val="single" w:color="9F8AB9" w:themeColor="accent4" w:themeTint="BF" w:sz="8" w:space="0"/>
+        <w:left w:val="single" w:color="9F8AB9" w:themeColor="accent4" w:themeTint="BF" w:sz="8" w:space="0"/>
+        <w:bottom w:val="single" w:color="9F8AB9" w:themeColor="accent4" w:themeTint="BF" w:sz="8" w:space="0"/>
+        <w:right w:val="single" w:color="9F8AB9" w:themeColor="accent4" w:themeTint="BF" w:sz="8" w:space="0"/>
+        <w:insideH w:val="single" w:color="9F8AB9" w:themeColor="accent4" w:themeTint="BF" w:sz="8" w:space="0"/>
       </w:tblBorders>
       <w:tblCellMar>
         <w:top w:w="0" w:type="dxa"/>
@@ -6463,10 +6419,10 @@
       <w:tblPr/>
       <w:tcPr>
         <w:tcBorders>
-          <w:top w:val="single" w:sz="8" w:space="0" w:color="9F8AB9" w:themeColor="accent4" w:themeTint="BF"/>
-          <w:left w:val="single" w:sz="8" w:space="0" w:color="9F8AB9" w:themeColor="accent4" w:themeTint="BF"/>
-          <w:bottom w:val="single" w:sz="8" w:space="0" w:color="9F8AB9" w:themeColor="accent4" w:themeTint="BF"/>
-          <w:right w:val="single" w:sz="8" w:space="0" w:color="9F8AB9" w:themeColor="accent4" w:themeTint="BF"/>
+          <w:top w:val="single" w:color="9F8AB9" w:themeColor="accent4" w:themeTint="BF" w:sz="8" w:space="0"/>
+          <w:left w:val="single" w:color="9F8AB9" w:themeColor="accent4" w:themeTint="BF" w:sz="8" w:space="0"/>
+          <w:bottom w:val="single" w:color="9F8AB9" w:themeColor="accent4" w:themeTint="BF" w:sz="8" w:space="0"/>
+          <w:right w:val="single" w:color="9F8AB9" w:themeColor="accent4" w:themeTint="BF" w:sz="8" w:space="0"/>
           <w:insideH w:val="nil"/>
           <w:insideV w:val="nil"/>
         </w:tcBorders>
@@ -6484,10 +6440,10 @@
       <w:tblPr/>
       <w:tcPr>
         <w:tcBorders>
-          <w:top w:val="double" w:sz="6" w:space="0" w:color="9F8AB9" w:themeColor="accent4" w:themeTint="BF"/>
-          <w:left w:val="single" w:sz="8" w:space="0" w:color="9F8AB9" w:themeColor="accent4" w:themeTint="BF"/>
-          <w:bottom w:val="single" w:sz="8" w:space="0" w:color="9F8AB9" w:themeColor="accent4" w:themeTint="BF"/>
-          <w:right w:val="single" w:sz="8" w:space="0" w:color="9F8AB9" w:themeColor="accent4" w:themeTint="BF"/>
+          <w:top w:val="double" w:color="9F8AB9" w:themeColor="accent4" w:themeTint="BF" w:sz="6" w:space="0"/>
+          <w:left w:val="single" w:color="9F8AB9" w:themeColor="accent4" w:themeTint="BF" w:sz="8" w:space="0"/>
+          <w:bottom w:val="single" w:color="9F8AB9" w:themeColor="accent4" w:themeTint="BF" w:sz="8" w:space="0"/>
+          <w:right w:val="single" w:color="9F8AB9" w:themeColor="accent4" w:themeTint="BF" w:sz="8" w:space="0"/>
           <w:insideH w:val="nil"/>
           <w:insideV w:val="nil"/>
         </w:tcBorders>
@@ -6544,11 +6500,11 @@
       <w:tblStyleColBandSize w:val="1"/>
       <w:tblInd w:w="0" w:type="dxa"/>
       <w:tblBorders>
-        <w:top w:val="single" w:sz="8" w:space="0" w:color="78C0D4" w:themeColor="accent5" w:themeTint="BF"/>
-        <w:left w:val="single" w:sz="8" w:space="0" w:color="78C0D4" w:themeColor="accent5" w:themeTint="BF"/>
-        <w:bottom w:val="single" w:sz="8" w:space="0" w:color="78C0D4" w:themeColor="accent5" w:themeTint="BF"/>
-        <w:right w:val="single" w:sz="8" w:space="0" w:color="78C0D4" w:themeColor="accent5" w:themeTint="BF"/>
-        <w:insideH w:val="single" w:sz="8" w:space="0" w:color="78C0D4" w:themeColor="accent5" w:themeTint="BF"/>
+        <w:top w:val="single" w:color="78C0D4" w:themeColor="accent5" w:themeTint="BF" w:sz="8" w:space="0"/>
+        <w:left w:val="single" w:color="78C0D4" w:themeColor="accent5" w:themeTint="BF" w:sz="8" w:space="0"/>
+        <w:bottom w:val="single" w:color="78C0D4" w:themeColor="accent5" w:themeTint="BF" w:sz="8" w:space="0"/>
+        <w:right w:val="single" w:color="78C0D4" w:themeColor="accent5" w:themeTint="BF" w:sz="8" w:space="0"/>
+        <w:insideH w:val="single" w:color="78C0D4" w:themeColor="accent5" w:themeTint="BF" w:sz="8" w:space="0"/>
       </w:tblBorders>
       <w:tblCellMar>
         <w:top w:w="0" w:type="dxa"/>
@@ -6569,10 +6525,10 @@
       <w:tblPr/>
       <w:tcPr>
         <w:tcBorders>
-          <w:top w:val="single" w:sz="8" w:space="0" w:color="78C0D4" w:themeColor="accent5" w:themeTint="BF"/>
-          <w:left w:val="single" w:sz="8" w:space="0" w:color="78C0D4" w:themeColor="accent5" w:themeTint="BF"/>
-          <w:bottom w:val="single" w:sz="8" w:space="0" w:color="78C0D4" w:themeColor="accent5" w:themeTint="BF"/>
-          <w:right w:val="single" w:sz="8" w:space="0" w:color="78C0D4" w:themeColor="accent5" w:themeTint="BF"/>
+          <w:top w:val="single" w:color="78C0D4" w:themeColor="accent5" w:themeTint="BF" w:sz="8" w:space="0"/>
+          <w:left w:val="single" w:color="78C0D4" w:themeColor="accent5" w:themeTint="BF" w:sz="8" w:space="0"/>
+          <w:bottom w:val="single" w:color="78C0D4" w:themeColor="accent5" w:themeTint="BF" w:sz="8" w:space="0"/>
+          <w:right w:val="single" w:color="78C0D4" w:themeColor="accent5" w:themeTint="BF" w:sz="8" w:space="0"/>
           <w:insideH w:val="nil"/>
           <w:insideV w:val="nil"/>
         </w:tcBorders>
@@ -6590,10 +6546,10 @@
       <w:tblPr/>
       <w:tcPr>
         <w:tcBorders>
-          <w:top w:val="double" w:sz="6" w:space="0" w:color="78C0D4" w:themeColor="accent5" w:themeTint="BF"/>
-          <w:left w:val="single" w:sz="8" w:space="0" w:color="78C0D4" w:themeColor="accent5" w:themeTint="BF"/>
-          <w:bottom w:val="single" w:sz="8" w:space="0" w:color="78C0D4" w:themeColor="accent5" w:themeTint="BF"/>
-          <w:right w:val="single" w:sz="8" w:space="0" w:color="78C0D4" w:themeColor="accent5" w:themeTint="BF"/>
+          <w:top w:val="double" w:color="78C0D4" w:themeColor="accent5" w:themeTint="BF" w:sz="6" w:space="0"/>
+          <w:left w:val="single" w:color="78C0D4" w:themeColor="accent5" w:themeTint="BF" w:sz="8" w:space="0"/>
+          <w:bottom w:val="single" w:color="78C0D4" w:themeColor="accent5" w:themeTint="BF" w:sz="8" w:space="0"/>
+          <w:right w:val="single" w:color="78C0D4" w:themeColor="accent5" w:themeTint="BF" w:sz="8" w:space="0"/>
           <w:insideH w:val="nil"/>
           <w:insideV w:val="nil"/>
         </w:tcBorders>
@@ -6650,11 +6606,11 @@
       <w:tblStyleColBandSize w:val="1"/>
       <w:tblInd w:w="0" w:type="dxa"/>
       <w:tblBorders>
-        <w:top w:val="single" w:sz="8" w:space="0" w:color="F9B074" w:themeColor="accent6" w:themeTint="BF"/>
-        <w:left w:val="single" w:sz="8" w:space="0" w:color="F9B074" w:themeColor="accent6" w:themeTint="BF"/>
-        <w:bottom w:val="single" w:sz="8" w:space="0" w:color="F9B074" w:themeColor="accent6" w:themeTint="BF"/>
-        <w:right w:val="single" w:sz="8" w:space="0" w:color="F9B074" w:themeColor="accent6" w:themeTint="BF"/>
-        <w:insideH w:val="single" w:sz="8" w:space="0" w:color="F9B074" w:themeColor="accent6" w:themeTint="BF"/>
+        <w:top w:val="single" w:color="F9B074" w:themeColor="accent6" w:themeTint="BF" w:sz="8" w:space="0"/>
+        <w:left w:val="single" w:color="F9B074" w:themeColor="accent6" w:themeTint="BF" w:sz="8" w:space="0"/>
+        <w:bottom w:val="single" w:color="F9B074" w:themeColor="accent6" w:themeTint="BF" w:sz="8" w:space="0"/>
+        <w:right w:val="single" w:color="F9B074" w:themeColor="accent6" w:themeTint="BF" w:sz="8" w:space="0"/>
+        <w:insideH w:val="single" w:color="F9B074" w:themeColor="accent6" w:themeTint="BF" w:sz="8" w:space="0"/>
       </w:tblBorders>
       <w:tblCellMar>
         <w:top w:w="0" w:type="dxa"/>
@@ -6675,10 +6631,10 @@
       <w:tblPr/>
       <w:tcPr>
         <w:tcBorders>
-          <w:top w:val="single" w:sz="8" w:space="0" w:color="F9B074" w:themeColor="accent6" w:themeTint="BF"/>
-          <w:left w:val="single" w:sz="8" w:space="0" w:color="F9B074" w:themeColor="accent6" w:themeTint="BF"/>
-          <w:bottom w:val="single" w:sz="8" w:space="0" w:color="F9B074" w:themeColor="accent6" w:themeTint="BF"/>
-          <w:right w:val="single" w:sz="8" w:space="0" w:color="F9B074" w:themeColor="accent6" w:themeTint="BF"/>
+          <w:top w:val="single" w:color="F9B074" w:themeColor="accent6" w:themeTint="BF" w:sz="8" w:space="0"/>
+          <w:left w:val="single" w:color="F9B074" w:themeColor="accent6" w:themeTint="BF" w:sz="8" w:space="0"/>
+          <w:bottom w:val="single" w:color="F9B074" w:themeColor="accent6" w:themeTint="BF" w:sz="8" w:space="0"/>
+          <w:right w:val="single" w:color="F9B074" w:themeColor="accent6" w:themeTint="BF" w:sz="8" w:space="0"/>
           <w:insideH w:val="nil"/>
           <w:insideV w:val="nil"/>
         </w:tcBorders>
@@ -6696,10 +6652,10 @@
       <w:tblPr/>
       <w:tcPr>
         <w:tcBorders>
-          <w:top w:val="double" w:sz="6" w:space="0" w:color="F9B074" w:themeColor="accent6" w:themeTint="BF"/>
-          <w:left w:val="single" w:sz="8" w:space="0" w:color="F9B074" w:themeColor="accent6" w:themeTint="BF"/>
-          <w:bottom w:val="single" w:sz="8" w:space="0" w:color="F9B074" w:themeColor="accent6" w:themeTint="BF"/>
-          <w:right w:val="single" w:sz="8" w:space="0" w:color="F9B074" w:themeColor="accent6" w:themeTint="BF"/>
+          <w:top w:val="double" w:color="F9B074" w:themeColor="accent6" w:themeTint="BF" w:sz="6" w:space="0"/>
+          <w:left w:val="single" w:color="F9B074" w:themeColor="accent6" w:themeTint="BF" w:sz="8" w:space="0"/>
+          <w:bottom w:val="single" w:color="F9B074" w:themeColor="accent6" w:themeTint="BF" w:sz="8" w:space="0"/>
+          <w:right w:val="single" w:color="F9B074" w:themeColor="accent6" w:themeTint="BF" w:sz="8" w:space="0"/>
           <w:insideH w:val="nil"/>
           <w:insideV w:val="nil"/>
         </w:tcBorders>
@@ -6756,8 +6712,8 @@
       <w:tblStyleColBandSize w:val="1"/>
       <w:tblInd w:w="0" w:type="dxa"/>
       <w:tblBorders>
-        <w:top w:val="single" w:sz="18" w:space="0" w:color="auto"/>
-        <w:bottom w:val="single" w:sz="18" w:space="0" w:color="auto"/>
+        <w:top w:val="single" w:color="auto" w:sz="18" w:space="0"/>
+        <w:bottom w:val="single" w:color="auto" w:sz="18" w:space="0"/>
       </w:tblBorders>
       <w:tblCellMar>
         <w:top w:w="0" w:type="dxa"/>
@@ -6778,9 +6734,9 @@
       <w:tblPr/>
       <w:tcPr>
         <w:tcBorders>
-          <w:top w:val="single" w:sz="18" w:space="0" w:color="auto"/>
-          <w:left w:val="nil"/>
-          <w:bottom w:val="single" w:sz="18" w:space="0" w:color="auto"/>
+          <w:top w:val="single" w:color="auto" w:sz="18" w:space="0"/>
+          <w:left w:val="nil"/>
+          <w:bottom w:val="single" w:color="auto" w:sz="18" w:space="0"/>
           <w:right w:val="nil"/>
           <w:insideH w:val="nil"/>
           <w:insideV w:val="nil"/>
@@ -6798,9 +6754,9 @@
       <w:tblPr/>
       <w:tcPr>
         <w:tcBorders>
-          <w:top w:val="double" w:sz="6" w:space="0" w:color="auto"/>
-          <w:left w:val="nil"/>
-          <w:bottom w:val="single" w:sz="18" w:space="0" w:color="auto"/>
+          <w:top w:val="double" w:color="auto" w:sz="6" w:space="0"/>
+          <w:left w:val="nil"/>
+          <w:bottom w:val="single" w:color="auto" w:sz="18" w:space="0"/>
           <w:right w:val="nil"/>
           <w:insideH w:val="nil"/>
           <w:insideV w:val="nil"/>
@@ -6819,7 +6775,7 @@
         <w:tcBorders>
           <w:top w:val="nil"/>
           <w:left w:val="nil"/>
-          <w:bottom w:val="single" w:sz="18" w:space="0" w:color="auto"/>
+          <w:bottom w:val="single" w:color="auto" w:sz="18" w:space="0"/>
           <w:right w:val="nil"/>
           <w:insideH w:val="nil"/>
           <w:insideV w:val="nil"/>
@@ -6866,9 +6822,9 @@
       <w:tblPr/>
       <w:tcPr>
         <w:tcBorders>
-          <w:top w:val="single" w:sz="18" w:space="0" w:color="auto"/>
-          <w:left w:val="nil"/>
-          <w:bottom w:val="single" w:sz="18" w:space="0" w:color="auto"/>
+          <w:top w:val="single" w:color="auto" w:sz="18" w:space="0"/>
+          <w:left w:val="nil"/>
+          <w:bottom w:val="single" w:color="auto" w:sz="18" w:space="0"/>
           <w:right w:val="nil"/>
           <w:insideH w:val="nil"/>
           <w:insideV w:val="nil"/>
@@ -6882,9 +6838,9 @@
       <w:tblPr/>
       <w:tcPr>
         <w:tcBorders>
-          <w:top w:val="single" w:sz="18" w:space="0" w:color="auto"/>
-          <w:left w:val="nil"/>
-          <w:bottom w:val="single" w:sz="18" w:space="0" w:color="auto"/>
+          <w:top w:val="single" w:color="auto" w:sz="18" w:space="0"/>
+          <w:left w:val="nil"/>
+          <w:bottom w:val="single" w:color="auto" w:sz="18" w:space="0"/>
           <w:right w:val="nil"/>
           <w:insideH w:val="nil"/>
           <w:insideV w:val="nil"/>
@@ -6905,8 +6861,8 @@
       <w:tblStyleColBandSize w:val="1"/>
       <w:tblInd w:w="0" w:type="dxa"/>
       <w:tblBorders>
-        <w:top w:val="single" w:sz="18" w:space="0" w:color="auto"/>
-        <w:bottom w:val="single" w:sz="18" w:space="0" w:color="auto"/>
+        <w:top w:val="single" w:color="auto" w:sz="18" w:space="0"/>
+        <w:bottom w:val="single" w:color="auto" w:sz="18" w:space="0"/>
       </w:tblBorders>
       <w:tblCellMar>
         <w:top w:w="0" w:type="dxa"/>
@@ -6927,9 +6883,9 @@
       <w:tblPr/>
       <w:tcPr>
         <w:tcBorders>
-          <w:top w:val="single" w:sz="18" w:space="0" w:color="auto"/>
-          <w:left w:val="nil"/>
-          <w:bottom w:val="single" w:sz="18" w:space="0" w:color="auto"/>
+          <w:top w:val="single" w:color="auto" w:sz="18" w:space="0"/>
+          <w:left w:val="nil"/>
+          <w:bottom w:val="single" w:color="auto" w:sz="18" w:space="0"/>
           <w:right w:val="nil"/>
           <w:insideH w:val="nil"/>
           <w:insideV w:val="nil"/>
@@ -6947,9 +6903,9 @@
       <w:tblPr/>
       <w:tcPr>
         <w:tcBorders>
-          <w:top w:val="double" w:sz="6" w:space="0" w:color="auto"/>
-          <w:left w:val="nil"/>
-          <w:bottom w:val="single" w:sz="18" w:space="0" w:color="auto"/>
+          <w:top w:val="double" w:color="auto" w:sz="6" w:space="0"/>
+          <w:left w:val="nil"/>
+          <w:bottom w:val="single" w:color="auto" w:sz="18" w:space="0"/>
           <w:right w:val="nil"/>
           <w:insideH w:val="nil"/>
           <w:insideV w:val="nil"/>
@@ -6968,7 +6924,7 @@
         <w:tcBorders>
           <w:top w:val="nil"/>
           <w:left w:val="nil"/>
-          <w:bottom w:val="single" w:sz="18" w:space="0" w:color="auto"/>
+          <w:bottom w:val="single" w:color="auto" w:sz="18" w:space="0"/>
           <w:right w:val="nil"/>
           <w:insideH w:val="nil"/>
           <w:insideV w:val="nil"/>
@@ -7015,9 +6971,9 @@
       <w:tblPr/>
       <w:tcPr>
         <w:tcBorders>
-          <w:top w:val="single" w:sz="18" w:space="0" w:color="auto"/>
-          <w:left w:val="nil"/>
-          <w:bottom w:val="single" w:sz="18" w:space="0" w:color="auto"/>
+          <w:top w:val="single" w:color="auto" w:sz="18" w:space="0"/>
+          <w:left w:val="nil"/>
+          <w:bottom w:val="single" w:color="auto" w:sz="18" w:space="0"/>
           <w:right w:val="nil"/>
           <w:insideH w:val="nil"/>
           <w:insideV w:val="nil"/>
@@ -7031,9 +6987,9 @@
       <w:tblPr/>
       <w:tcPr>
         <w:tcBorders>
-          <w:top w:val="single" w:sz="18" w:space="0" w:color="auto"/>
-          <w:left w:val="nil"/>
-          <w:bottom w:val="single" w:sz="18" w:space="0" w:color="auto"/>
+          <w:top w:val="single" w:color="auto" w:sz="18" w:space="0"/>
+          <w:left w:val="nil"/>
+          <w:bottom w:val="single" w:color="auto" w:sz="18" w:space="0"/>
           <w:right w:val="nil"/>
           <w:insideH w:val="nil"/>
           <w:insideV w:val="nil"/>
@@ -7054,8 +7010,8 @@
       <w:tblStyleColBandSize w:val="1"/>
       <w:tblInd w:w="0" w:type="dxa"/>
       <w:tblBorders>
-        <w:top w:val="single" w:sz="18" w:space="0" w:color="auto"/>
-        <w:bottom w:val="single" w:sz="18" w:space="0" w:color="auto"/>
+        <w:top w:val="single" w:color="auto" w:sz="18" w:space="0"/>
+        <w:bottom w:val="single" w:color="auto" w:sz="18" w:space="0"/>
       </w:tblBorders>
       <w:tblCellMar>
         <w:top w:w="0" w:type="dxa"/>
@@ -7076,9 +7032,9 @@
       <w:tblPr/>
       <w:tcPr>
         <w:tcBorders>
-          <w:top w:val="single" w:sz="18" w:space="0" w:color="auto"/>
-          <w:left w:val="nil"/>
-          <w:bottom w:val="single" w:sz="18" w:space="0" w:color="auto"/>
+          <w:top w:val="single" w:color="auto" w:sz="18" w:space="0"/>
+          <w:left w:val="nil"/>
+          <w:bottom w:val="single" w:color="auto" w:sz="18" w:space="0"/>
           <w:right w:val="nil"/>
           <w:insideH w:val="nil"/>
           <w:insideV w:val="nil"/>
@@ -7096,9 +7052,9 @@
       <w:tblPr/>
       <w:tcPr>
         <w:tcBorders>
-          <w:top w:val="double" w:sz="6" w:space="0" w:color="auto"/>
-          <w:left w:val="nil"/>
-          <w:bottom w:val="single" w:sz="18" w:space="0" w:color="auto"/>
+          <w:top w:val="double" w:color="auto" w:sz="6" w:space="0"/>
+          <w:left w:val="nil"/>
+          <w:bottom w:val="single" w:color="auto" w:sz="18" w:space="0"/>
           <w:right w:val="nil"/>
           <w:insideH w:val="nil"/>
           <w:insideV w:val="nil"/>
@@ -7117,7 +7073,7 @@
         <w:tcBorders>
           <w:top w:val="nil"/>
           <w:left w:val="nil"/>
-          <w:bottom w:val="single" w:sz="18" w:space="0" w:color="auto"/>
+          <w:bottom w:val="single" w:color="auto" w:sz="18" w:space="0"/>
           <w:right w:val="nil"/>
           <w:insideH w:val="nil"/>
           <w:insideV w:val="nil"/>
@@ -7164,9 +7120,9 @@
       <w:tblPr/>
       <w:tcPr>
         <w:tcBorders>
-          <w:top w:val="single" w:sz="18" w:space="0" w:color="auto"/>
-          <w:left w:val="nil"/>
-          <w:bottom w:val="single" w:sz="18" w:space="0" w:color="auto"/>
+          <w:top w:val="single" w:color="auto" w:sz="18" w:space="0"/>
+          <w:left w:val="nil"/>
+          <w:bottom w:val="single" w:color="auto" w:sz="18" w:space="0"/>
           <w:right w:val="nil"/>
           <w:insideH w:val="nil"/>
           <w:insideV w:val="nil"/>
@@ -7180,9 +7136,9 @@
       <w:tblPr/>
       <w:tcPr>
         <w:tcBorders>
-          <w:top w:val="single" w:sz="18" w:space="0" w:color="auto"/>
-          <w:left w:val="nil"/>
-          <w:bottom w:val="single" w:sz="18" w:space="0" w:color="auto"/>
+          <w:top w:val="single" w:color="auto" w:sz="18" w:space="0"/>
+          <w:left w:val="nil"/>
+          <w:bottom w:val="single" w:color="auto" w:sz="18" w:space="0"/>
           <w:right w:val="nil"/>
           <w:insideH w:val="nil"/>
           <w:insideV w:val="nil"/>
@@ -7203,8 +7159,8 @@
       <w:tblStyleColBandSize w:val="1"/>
       <w:tblInd w:w="0" w:type="dxa"/>
       <w:tblBorders>
-        <w:top w:val="single" w:sz="18" w:space="0" w:color="auto"/>
-        <w:bottom w:val="single" w:sz="18" w:space="0" w:color="auto"/>
+        <w:top w:val="single" w:color="auto" w:sz="18" w:space="0"/>
+        <w:bottom w:val="single" w:color="auto" w:sz="18" w:space="0"/>
       </w:tblBorders>
       <w:tblCellMar>
         <w:top w:w="0" w:type="dxa"/>
@@ -7225,9 +7181,9 @@
       <w:tblPr/>
       <w:tcPr>
         <w:tcBorders>
-          <w:top w:val="single" w:sz="18" w:space="0" w:color="auto"/>
-          <w:left w:val="nil"/>
-          <w:bottom w:val="single" w:sz="18" w:space="0" w:color="auto"/>
+          <w:top w:val="single" w:color="auto" w:sz="18" w:space="0"/>
+          <w:left w:val="nil"/>
+          <w:bottom w:val="single" w:color="auto" w:sz="18" w:space="0"/>
           <w:right w:val="nil"/>
           <w:insideH w:val="nil"/>
           <w:insideV w:val="nil"/>
@@ -7245,9 +7201,9 @@
       <w:tblPr/>
       <w:tcPr>
         <w:tcBorders>
-          <w:top w:val="double" w:sz="6" w:space="0" w:color="auto"/>
-          <w:left w:val="nil"/>
-          <w:bottom w:val="single" w:sz="18" w:space="0" w:color="auto"/>
+          <w:top w:val="double" w:color="auto" w:sz="6" w:space="0"/>
+          <w:left w:val="nil"/>
+          <w:bottom w:val="single" w:color="auto" w:sz="18" w:space="0"/>
           <w:right w:val="nil"/>
           <w:insideH w:val="nil"/>
           <w:insideV w:val="nil"/>
@@ -7266,7 +7222,7 @@
         <w:tcBorders>
           <w:top w:val="nil"/>
           <w:left w:val="nil"/>
-          <w:bottom w:val="single" w:sz="18" w:space="0" w:color="auto"/>
+          <w:bottom w:val="single" w:color="auto" w:sz="18" w:space="0"/>
           <w:right w:val="nil"/>
           <w:insideH w:val="nil"/>
           <w:insideV w:val="nil"/>
@@ -7313,9 +7269,9 @@
       <w:tblPr/>
       <w:tcPr>
         <w:tcBorders>
-          <w:top w:val="single" w:sz="18" w:space="0" w:color="auto"/>
-          <w:left w:val="nil"/>
-          <w:bottom w:val="single" w:sz="18" w:space="0" w:color="auto"/>
+          <w:top w:val="single" w:color="auto" w:sz="18" w:space="0"/>
+          <w:left w:val="nil"/>
+          <w:bottom w:val="single" w:color="auto" w:sz="18" w:space="0"/>
           <w:right w:val="nil"/>
           <w:insideH w:val="nil"/>
           <w:insideV w:val="nil"/>
@@ -7329,9 +7285,9 @@
       <w:tblPr/>
       <w:tcPr>
         <w:tcBorders>
-          <w:top w:val="single" w:sz="18" w:space="0" w:color="auto"/>
-          <w:left w:val="nil"/>
-          <w:bottom w:val="single" w:sz="18" w:space="0" w:color="auto"/>
+          <w:top w:val="single" w:color="auto" w:sz="18" w:space="0"/>
+          <w:left w:val="nil"/>
+          <w:bottom w:val="single" w:color="auto" w:sz="18" w:space="0"/>
           <w:right w:val="nil"/>
           <w:insideH w:val="nil"/>
           <w:insideV w:val="nil"/>
@@ -7352,8 +7308,8 @@
       <w:tblStyleColBandSize w:val="1"/>
       <w:tblInd w:w="0" w:type="dxa"/>
       <w:tblBorders>
-        <w:top w:val="single" w:sz="18" w:space="0" w:color="auto"/>
-        <w:bottom w:val="single" w:sz="18" w:space="0" w:color="auto"/>
+        <w:top w:val="single" w:color="auto" w:sz="18" w:space="0"/>
+        <w:bottom w:val="single" w:color="auto" w:sz="18" w:space="0"/>
       </w:tblBorders>
       <w:tblCellMar>
         <w:top w:w="0" w:type="dxa"/>
@@ -7374,9 +7330,9 @@
       <w:tblPr/>
       <w:tcPr>
         <w:tcBorders>
-          <w:top w:val="single" w:sz="18" w:space="0" w:color="auto"/>
-          <w:left w:val="nil"/>
-          <w:bottom w:val="single" w:sz="18" w:space="0" w:color="auto"/>
+          <w:top w:val="single" w:color="auto" w:sz="18" w:space="0"/>
+          <w:left w:val="nil"/>
+          <w:bottom w:val="single" w:color="auto" w:sz="18" w:space="0"/>
           <w:right w:val="nil"/>
           <w:insideH w:val="nil"/>
           <w:insideV w:val="nil"/>
@@ -7394,9 +7350,9 @@
       <w:tblPr/>
       <w:tcPr>
         <w:tcBorders>
-          <w:top w:val="double" w:sz="6" w:space="0" w:color="auto"/>
-          <w:left w:val="nil"/>
-          <w:bottom w:val="single" w:sz="18" w:space="0" w:color="auto"/>
+          <w:top w:val="double" w:color="auto" w:sz="6" w:space="0"/>
+          <w:left w:val="nil"/>
+          <w:bottom w:val="single" w:color="auto" w:sz="18" w:space="0"/>
           <w:right w:val="nil"/>
           <w:insideH w:val="nil"/>
           <w:insideV w:val="nil"/>
@@ -7415,7 +7371,7 @@
         <w:tcBorders>
           <w:top w:val="nil"/>
           <w:left w:val="nil"/>
-          <w:bottom w:val="single" w:sz="18" w:space="0" w:color="auto"/>
+          <w:bottom w:val="single" w:color="auto" w:sz="18" w:space="0"/>
           <w:right w:val="nil"/>
           <w:insideH w:val="nil"/>
           <w:insideV w:val="nil"/>
@@ -7462,9 +7418,9 @@
       <w:tblPr/>
       <w:tcPr>
         <w:tcBorders>
-          <w:top w:val="single" w:sz="18" w:space="0" w:color="auto"/>
-          <w:left w:val="nil"/>
-          <w:bottom w:val="single" w:sz="18" w:space="0" w:color="auto"/>
+          <w:top w:val="single" w:color="auto" w:sz="18" w:space="0"/>
+          <w:left w:val="nil"/>
+          <w:bottom w:val="single" w:color="auto" w:sz="18" w:space="0"/>
           <w:right w:val="nil"/>
           <w:insideH w:val="nil"/>
           <w:insideV w:val="nil"/>
@@ -7478,9 +7434,9 @@
       <w:tblPr/>
       <w:tcPr>
         <w:tcBorders>
-          <w:top w:val="single" w:sz="18" w:space="0" w:color="auto"/>
-          <w:left w:val="nil"/>
-          <w:bottom w:val="single" w:sz="18" w:space="0" w:color="auto"/>
+          <w:top w:val="single" w:color="auto" w:sz="18" w:space="0"/>
+          <w:left w:val="nil"/>
+          <w:bottom w:val="single" w:color="auto" w:sz="18" w:space="0"/>
           <w:right w:val="nil"/>
           <w:insideH w:val="nil"/>
           <w:insideV w:val="nil"/>
@@ -7501,8 +7457,8 @@
       <w:tblStyleColBandSize w:val="1"/>
       <w:tblInd w:w="0" w:type="dxa"/>
       <w:tblBorders>
-        <w:top w:val="single" w:sz="18" w:space="0" w:color="auto"/>
-        <w:bottom w:val="single" w:sz="18" w:space="0" w:color="auto"/>
+        <w:top w:val="single" w:color="auto" w:sz="18" w:space="0"/>
+        <w:bottom w:val="single" w:color="auto" w:sz="18" w:space="0"/>
       </w:tblBorders>
       <w:tblCellMar>
         <w:top w:w="0" w:type="dxa"/>
@@ -7523,9 +7479,9 @@
       <w:tblPr/>
       <w:tcPr>
         <w:tcBorders>
-          <w:top w:val="single" w:sz="18" w:space="0" w:color="auto"/>
-          <w:left w:val="nil"/>
-          <w:bottom w:val="single" w:sz="18" w:space="0" w:color="auto"/>
+          <w:top w:val="single" w:color="auto" w:sz="18" w:space="0"/>
+          <w:left w:val="nil"/>
+          <w:bottom w:val="single" w:color="auto" w:sz="18" w:space="0"/>
           <w:right w:val="nil"/>
           <w:insideH w:val="nil"/>
           <w:insideV w:val="nil"/>
@@ -7543,9 +7499,9 @@
       <w:tblPr/>
       <w:tcPr>
         <w:tcBorders>
-          <w:top w:val="double" w:sz="6" w:space="0" w:color="auto"/>
-          <w:left w:val="nil"/>
-          <w:bottom w:val="single" w:sz="18" w:space="0" w:color="auto"/>
+          <w:top w:val="double" w:color="auto" w:sz="6" w:space="0"/>
+          <w:left w:val="nil"/>
+          <w:bottom w:val="single" w:color="auto" w:sz="18" w:space="0"/>
           <w:right w:val="nil"/>
           <w:insideH w:val="nil"/>
           <w:insideV w:val="nil"/>
@@ -7564,7 +7520,7 @@
         <w:tcBorders>
           <w:top w:val="nil"/>
           <w:left w:val="nil"/>
-          <w:bottom w:val="single" w:sz="18" w:space="0" w:color="auto"/>
+          <w:bottom w:val="single" w:color="auto" w:sz="18" w:space="0"/>
           <w:right w:val="nil"/>
           <w:insideH w:val="nil"/>
           <w:insideV w:val="nil"/>
@@ -7611,9 +7567,9 @@
       <w:tblPr/>
       <w:tcPr>
         <w:tcBorders>
-          <w:top w:val="single" w:sz="18" w:space="0" w:color="auto"/>
-          <w:left w:val="nil"/>
-          <w:bottom w:val="single" w:sz="18" w:space="0" w:color="auto"/>
+          <w:top w:val="single" w:color="auto" w:sz="18" w:space="0"/>
+          <w:left w:val="nil"/>
+          <w:bottom w:val="single" w:color="auto" w:sz="18" w:space="0"/>
           <w:right w:val="nil"/>
           <w:insideH w:val="nil"/>
           <w:insideV w:val="nil"/>
@@ -7627,9 +7583,9 @@
       <w:tblPr/>
       <w:tcPr>
         <w:tcBorders>
-          <w:top w:val="single" w:sz="18" w:space="0" w:color="auto"/>
-          <w:left w:val="nil"/>
-          <w:bottom w:val="single" w:sz="18" w:space="0" w:color="auto"/>
+          <w:top w:val="single" w:color="auto" w:sz="18" w:space="0"/>
+          <w:left w:val="nil"/>
+          <w:bottom w:val="single" w:color="auto" w:sz="18" w:space="0"/>
           <w:right w:val="nil"/>
           <w:insideH w:val="nil"/>
           <w:insideV w:val="nil"/>
@@ -7650,8 +7606,8 @@
       <w:tblStyleColBandSize w:val="1"/>
       <w:tblInd w:w="0" w:type="dxa"/>
       <w:tblBorders>
-        <w:top w:val="single" w:sz="18" w:space="0" w:color="auto"/>
-        <w:bottom w:val="single" w:sz="18" w:space="0" w:color="auto"/>
+        <w:top w:val="single" w:color="auto" w:sz="18" w:space="0"/>
+        <w:bottom w:val="single" w:color="auto" w:sz="18" w:space="0"/>
       </w:tblBorders>
       <w:tblCellMar>
         <w:top w:w="0" w:type="dxa"/>
@@ -7672,9 +7628,9 @@
       <w:tblPr/>
       <w:tcPr>
         <w:tcBorders>
-          <w:top w:val="single" w:sz="18" w:space="0" w:color="auto"/>
-          <w:left w:val="nil"/>
-          <w:bottom w:val="single" w:sz="18" w:space="0" w:color="auto"/>
+          <w:top w:val="single" w:color="auto" w:sz="18" w:space="0"/>
+          <w:left w:val="nil"/>
+          <w:bottom w:val="single" w:color="auto" w:sz="18" w:space="0"/>
           <w:right w:val="nil"/>
           <w:insideH w:val="nil"/>
           <w:insideV w:val="nil"/>
@@ -7692,9 +7648,9 @@
       <w:tblPr/>
       <w:tcPr>
         <w:tcBorders>
-          <w:top w:val="double" w:sz="6" w:space="0" w:color="auto"/>
-          <w:left w:val="nil"/>
-          <w:bottom w:val="single" w:sz="18" w:space="0" w:color="auto"/>
+          <w:top w:val="double" w:color="auto" w:sz="6" w:space="0"/>
+          <w:left w:val="nil"/>
+          <w:bottom w:val="single" w:color="auto" w:sz="18" w:space="0"/>
           <w:right w:val="nil"/>
           <w:insideH w:val="nil"/>
           <w:insideV w:val="nil"/>
@@ -7713,7 +7669,7 @@
         <w:tcBorders>
           <w:top w:val="nil"/>
           <w:left w:val="nil"/>
-          <w:bottom w:val="single" w:sz="18" w:space="0" w:color="auto"/>
+          <w:bottom w:val="single" w:color="auto" w:sz="18" w:space="0"/>
           <w:right w:val="nil"/>
           <w:insideH w:val="nil"/>
           <w:insideV w:val="nil"/>
@@ -7760,9 +7716,9 @@
       <w:tblPr/>
       <w:tcPr>
         <w:tcBorders>
-          <w:top w:val="single" w:sz="18" w:space="0" w:color="auto"/>
-          <w:left w:val="nil"/>
-          <w:bottom w:val="single" w:sz="18" w:space="0" w:color="auto"/>
+          <w:top w:val="single" w:color="auto" w:sz="18" w:space="0"/>
+          <w:left w:val="nil"/>
+          <w:bottom w:val="single" w:color="auto" w:sz="18" w:space="0"/>
           <w:right w:val="nil"/>
           <w:insideH w:val="nil"/>
           <w:insideV w:val="nil"/>
@@ -7776,9 +7732,9 @@
       <w:tblPr/>
       <w:tcPr>
         <w:tcBorders>
-          <w:top w:val="single" w:sz="18" w:space="0" w:color="auto"/>
-          <w:left w:val="nil"/>
-          <w:bottom w:val="single" w:sz="18" w:space="0" w:color="auto"/>
+          <w:top w:val="single" w:color="auto" w:sz="18" w:space="0"/>
+          <w:left w:val="nil"/>
+          <w:bottom w:val="single" w:color="auto" w:sz="18" w:space="0"/>
           <w:right w:val="nil"/>
           <w:insideH w:val="nil"/>
           <w:insideV w:val="nil"/>
@@ -7802,8 +7758,8 @@
       <w:tblStyleColBandSize w:val="1"/>
       <w:tblInd w:w="0" w:type="dxa"/>
       <w:tblBorders>
-        <w:top w:val="single" w:sz="8" w:space="0" w:color="000000" w:themeColor="text1"/>
-        <w:bottom w:val="single" w:sz="8" w:space="0" w:color="000000" w:themeColor="text1"/>
+        <w:top w:val="single" w:color="000000" w:themeColor="text1" w:sz="8" w:space="0"/>
+        <w:bottom w:val="single" w:color="000000" w:themeColor="text1" w:sz="8" w:space="0"/>
       </w:tblBorders>
       <w:tblCellMar>
         <w:top w:w="0" w:type="dxa"/>
@@ -7814,13 +7770,13 @@
     </w:tblPr>
     <w:tblStylePr w:type="firstRow">
       <w:rPr>
-        <w:rFonts w:asciiTheme="majorHAnsi" w:eastAsiaTheme="majorEastAsia" w:hAnsiTheme="majorHAnsi" w:cstheme="majorBidi"/>
+        <w:rFonts w:asciiTheme="majorHAnsi" w:hAnsiTheme="majorHAnsi" w:eastAsiaTheme="majorEastAsia" w:cstheme="majorBidi"/>
       </w:rPr>
       <w:tblPr/>
       <w:tcPr>
         <w:tcBorders>
           <w:top w:val="nil"/>
-          <w:bottom w:val="single" w:sz="8" w:space="0" w:color="000000" w:themeColor="text1"/>
+          <w:bottom w:val="single" w:color="000000" w:themeColor="text1" w:sz="8" w:space="0"/>
         </w:tcBorders>
       </w:tcPr>
     </w:tblStylePr>
@@ -7833,8 +7789,8 @@
       <w:tblPr/>
       <w:tcPr>
         <w:tcBorders>
-          <w:top w:val="single" w:sz="8" w:space="0" w:color="000000" w:themeColor="text1"/>
-          <w:bottom w:val="single" w:sz="8" w:space="0" w:color="000000" w:themeColor="text1"/>
+          <w:top w:val="single" w:color="000000" w:themeColor="text1" w:sz="8" w:space="0"/>
+          <w:bottom w:val="single" w:color="000000" w:themeColor="text1" w:sz="8" w:space="0"/>
         </w:tcBorders>
       </w:tcPr>
     </w:tblStylePr>
@@ -7852,8 +7808,8 @@
       <w:tblPr/>
       <w:tcPr>
         <w:tcBorders>
-          <w:top w:val="single" w:sz="8" w:space="0" w:color="000000" w:themeColor="text1"/>
-          <w:bottom w:val="single" w:sz="8" w:space="0" w:color="000000" w:themeColor="text1"/>
+          <w:top w:val="single" w:color="000000" w:themeColor="text1" w:sz="8" w:space="0"/>
+          <w:bottom w:val="single" w:color="000000" w:themeColor="text1" w:sz="8" w:space="0"/>
         </w:tcBorders>
       </w:tcPr>
     </w:tblStylePr>
@@ -7886,8 +7842,8 @@
       <w:tblStyleColBandSize w:val="1"/>
       <w:tblInd w:w="0" w:type="dxa"/>
       <w:tblBorders>
-        <w:top w:val="single" w:sz="8" w:space="0" w:color="4F81BD" w:themeColor="accent1"/>
-        <w:bottom w:val="single" w:sz="8" w:space="0" w:color="4F81BD" w:themeColor="accent1"/>
+        <w:top w:val="single" w:color="4F81BD" w:themeColor="accent1" w:sz="8" w:space="0"/>
+        <w:bottom w:val="single" w:color="4F81BD" w:themeColor="accent1" w:sz="8" w:space="0"/>
       </w:tblBorders>
       <w:tblCellMar>
         <w:top w:w="0" w:type="dxa"/>
@@ -7898,13 +7854,13 @@
     </w:tblPr>
     <w:tblStylePr w:type="firstRow">
       <w:rPr>
-        <w:rFonts w:asciiTheme="majorHAnsi" w:eastAsiaTheme="majorEastAsia" w:hAnsiTheme="majorHAnsi" w:cstheme="majorBidi"/>
+        <w:rFonts w:asciiTheme="majorHAnsi" w:hAnsiTheme="majorHAnsi" w:eastAsiaTheme="majorEastAsia" w:cstheme="majorBidi"/>
       </w:rPr>
       <w:tblPr/>
       <w:tcPr>
         <w:tcBorders>
           <w:top w:val="nil"/>
-          <w:bottom w:val="single" w:sz="8" w:space="0" w:color="4F81BD" w:themeColor="accent1"/>
+          <w:bottom w:val="single" w:color="4F81BD" w:themeColor="accent1" w:sz="8" w:space="0"/>
         </w:tcBorders>
       </w:tcPr>
     </w:tblStylePr>
@@ -7917,8 +7873,8 @@
       <w:tblPr/>
       <w:tcPr>
         <w:tcBorders>
-          <w:top w:val="single" w:sz="8" w:space="0" w:color="4F81BD" w:themeColor="accent1"/>
-          <w:bottom w:val="single" w:sz="8" w:space="0" w:color="4F81BD" w:themeColor="accent1"/>
+          <w:top w:val="single" w:color="4F81BD" w:themeColor="accent1" w:sz="8" w:space="0"/>
+          <w:bottom w:val="single" w:color="4F81BD" w:themeColor="accent1" w:sz="8" w:space="0"/>
         </w:tcBorders>
       </w:tcPr>
     </w:tblStylePr>
@@ -7936,8 +7892,8 @@
       <w:tblPr/>
       <w:tcPr>
         <w:tcBorders>
-          <w:top w:val="single" w:sz="8" w:space="0" w:color="4F81BD" w:themeColor="accent1"/>
-          <w:bottom w:val="single" w:sz="8" w:space="0" w:color="4F81BD" w:themeColor="accent1"/>
+          <w:top w:val="single" w:color="4F81BD" w:themeColor="accent1" w:sz="8" w:space="0"/>
+          <w:bottom w:val="single" w:color="4F81BD" w:themeColor="accent1" w:sz="8" w:space="0"/>
         </w:tcBorders>
       </w:tcPr>
     </w:tblStylePr>
@@ -7970,8 +7926,8 @@
       <w:tblStyleColBandSize w:val="1"/>
       <w:tblInd w:w="0" w:type="dxa"/>
       <w:tblBorders>
-        <w:top w:val="single" w:sz="8" w:space="0" w:color="C0504D" w:themeColor="accent2"/>
-        <w:bottom w:val="single" w:sz="8" w:space="0" w:color="C0504D" w:themeColor="accent2"/>
+        <w:top w:val="single" w:color="C0504D" w:themeColor="accent2" w:sz="8" w:space="0"/>
+        <w:bottom w:val="single" w:color="C0504D" w:themeColor="accent2" w:sz="8" w:space="0"/>
       </w:tblBorders>
       <w:tblCellMar>
         <w:top w:w="0" w:type="dxa"/>
@@ -7982,13 +7938,13 @@
     </w:tblPr>
     <w:tblStylePr w:type="firstRow">
       <w:rPr>
-        <w:rFonts w:asciiTheme="majorHAnsi" w:eastAsiaTheme="majorEastAsia" w:hAnsiTheme="majorHAnsi" w:cstheme="majorBidi"/>
+        <w:rFonts w:asciiTheme="majorHAnsi" w:hAnsiTheme="majorHAnsi" w:eastAsiaTheme="majorEastAsia" w:cstheme="majorBidi"/>
       </w:rPr>
       <w:tblPr/>
       <w:tcPr>
         <w:tcBorders>
           <w:top w:val="nil"/>
-          <w:bottom w:val="single" w:sz="8" w:space="0" w:color="C0504D" w:themeColor="accent2"/>
+          <w:bottom w:val="single" w:color="C0504D" w:themeColor="accent2" w:sz="8" w:space="0"/>
         </w:tcBorders>
       </w:tcPr>
     </w:tblStylePr>
@@ -8001,8 +7957,8 @@
       <w:tblPr/>
       <w:tcPr>
         <w:tcBorders>
-          <w:top w:val="single" w:sz="8" w:space="0" w:color="C0504D" w:themeColor="accent2"/>
-          <w:bottom w:val="single" w:sz="8" w:space="0" w:color="C0504D" w:themeColor="accent2"/>
+          <w:top w:val="single" w:color="C0504D" w:themeColor="accent2" w:sz="8" w:space="0"/>
+          <w:bottom w:val="single" w:color="C0504D" w:themeColor="accent2" w:sz="8" w:space="0"/>
         </w:tcBorders>
       </w:tcPr>
     </w:tblStylePr>
@@ -8020,8 +7976,8 @@
       <w:tblPr/>
       <w:tcPr>
         <w:tcBorders>
-          <w:top w:val="single" w:sz="8" w:space="0" w:color="C0504D" w:themeColor="accent2"/>
-          <w:bottom w:val="single" w:sz="8" w:space="0" w:color="C0504D" w:themeColor="accent2"/>
+          <w:top w:val="single" w:color="C0504D" w:themeColor="accent2" w:sz="8" w:space="0"/>
+          <w:bottom w:val="single" w:color="C0504D" w:themeColor="accent2" w:sz="8" w:space="0"/>
         </w:tcBorders>
       </w:tcPr>
     </w:tblStylePr>
@@ -8054,8 +8010,8 @@
       <w:tblStyleColBandSize w:val="1"/>
       <w:tblInd w:w="0" w:type="dxa"/>
       <w:tblBorders>
-        <w:top w:val="single" w:sz="8" w:space="0" w:color="9BBB59" w:themeColor="accent3"/>
-        <w:bottom w:val="single" w:sz="8" w:space="0" w:color="9BBB59" w:themeColor="accent3"/>
+        <w:top w:val="single" w:color="9BBB59" w:themeColor="accent3" w:sz="8" w:space="0"/>
+        <w:bottom w:val="single" w:color="9BBB59" w:themeColor="accent3" w:sz="8" w:space="0"/>
       </w:tblBorders>
       <w:tblCellMar>
         <w:top w:w="0" w:type="dxa"/>
@@ -8066,13 +8022,13 @@
     </w:tblPr>
     <w:tblStylePr w:type="firstRow">
       <w:rPr>
-        <w:rFonts w:asciiTheme="majorHAnsi" w:eastAsiaTheme="majorEastAsia" w:hAnsiTheme="majorHAnsi" w:cstheme="majorBidi"/>
+        <w:rFonts w:asciiTheme="majorHAnsi" w:hAnsiTheme="majorHAnsi" w:eastAsiaTheme="majorEastAsia" w:cstheme="majorBidi"/>
       </w:rPr>
       <w:tblPr/>
       <w:tcPr>
         <w:tcBorders>
           <w:top w:val="nil"/>
-          <w:bottom w:val="single" w:sz="8" w:space="0" w:color="9BBB59" w:themeColor="accent3"/>
+          <w:bottom w:val="single" w:color="9BBB59" w:themeColor="accent3" w:sz="8" w:space="0"/>
         </w:tcBorders>
       </w:tcPr>
     </w:tblStylePr>
@@ -8085,8 +8041,8 @@
       <w:tblPr/>
       <w:tcPr>
         <w:tcBorders>
-          <w:top w:val="single" w:sz="8" w:space="0" w:color="9BBB59" w:themeColor="accent3"/>
-          <w:bottom w:val="single" w:sz="8" w:space="0" w:color="9BBB59" w:themeColor="accent3"/>
+          <w:top w:val="single" w:color="9BBB59" w:themeColor="accent3" w:sz="8" w:space="0"/>
+          <w:bottom w:val="single" w:color="9BBB59" w:themeColor="accent3" w:sz="8" w:space="0"/>
         </w:tcBorders>
       </w:tcPr>
     </w:tblStylePr>
@@ -8104,8 +8060,8 @@
       <w:tblPr/>
       <w:tcPr>
         <w:tcBorders>
-          <w:top w:val="single" w:sz="8" w:space="0" w:color="9BBB59" w:themeColor="accent3"/>
-          <w:bottom w:val="single" w:sz="8" w:space="0" w:color="9BBB59" w:themeColor="accent3"/>
+          <w:top w:val="single" w:color="9BBB59" w:themeColor="accent3" w:sz="8" w:space="0"/>
+          <w:bottom w:val="single" w:color="9BBB59" w:themeColor="accent3" w:sz="8" w:space="0"/>
         </w:tcBorders>
       </w:tcPr>
     </w:tblStylePr>
@@ -8138,8 +8094,8 @@
       <w:tblStyleColBandSize w:val="1"/>
       <w:tblInd w:w="0" w:type="dxa"/>
       <w:tblBorders>
-        <w:top w:val="single" w:sz="8" w:space="0" w:color="8064A2" w:themeColor="accent4"/>
-        <w:bottom w:val="single" w:sz="8" w:space="0" w:color="8064A2" w:themeColor="accent4"/>
+        <w:top w:val="single" w:color="8064A2" w:themeColor="accent4" w:sz="8" w:space="0"/>
+        <w:bottom w:val="single" w:color="8064A2" w:themeColor="accent4" w:sz="8" w:space="0"/>
       </w:tblBorders>
       <w:tblCellMar>
         <w:top w:w="0" w:type="dxa"/>
@@ -8150,13 +8106,13 @@
     </w:tblPr>
     <w:tblStylePr w:type="firstRow">
       <w:rPr>
-        <w:rFonts w:asciiTheme="majorHAnsi" w:eastAsiaTheme="majorEastAsia" w:hAnsiTheme="majorHAnsi" w:cstheme="majorBidi"/>
+        <w:rFonts w:asciiTheme="majorHAnsi" w:hAnsiTheme="majorHAnsi" w:eastAsiaTheme="majorEastAsia" w:cstheme="majorBidi"/>
       </w:rPr>
       <w:tblPr/>
       <w:tcPr>
         <w:tcBorders>
           <w:top w:val="nil"/>
-          <w:bottom w:val="single" w:sz="8" w:space="0" w:color="8064A2" w:themeColor="accent4"/>
+          <w:bottom w:val="single" w:color="8064A2" w:themeColor="accent4" w:sz="8" w:space="0"/>
         </w:tcBorders>
       </w:tcPr>
     </w:tblStylePr>
@@ -8169,8 +8125,8 @@
       <w:tblPr/>
       <w:tcPr>
         <w:tcBorders>
-          <w:top w:val="single" w:sz="8" w:space="0" w:color="8064A2" w:themeColor="accent4"/>
-          <w:bottom w:val="single" w:sz="8" w:space="0" w:color="8064A2" w:themeColor="accent4"/>
+          <w:top w:val="single" w:color="8064A2" w:themeColor="accent4" w:sz="8" w:space="0"/>
+          <w:bottom w:val="single" w:color="8064A2" w:themeColor="accent4" w:sz="8" w:space="0"/>
         </w:tcBorders>
       </w:tcPr>
     </w:tblStylePr>
@@ -8188,8 +8144,8 @@
       <w:tblPr/>
       <w:tcPr>
         <w:tcBorders>
-          <w:top w:val="single" w:sz="8" w:space="0" w:color="8064A2" w:themeColor="accent4"/>
-          <w:bottom w:val="single" w:sz="8" w:space="0" w:color="8064A2" w:themeColor="accent4"/>
+          <w:top w:val="single" w:color="8064A2" w:themeColor="accent4" w:sz="8" w:space="0"/>
+          <w:bottom w:val="single" w:color="8064A2" w:themeColor="accent4" w:sz="8" w:space="0"/>
         </w:tcBorders>
       </w:tcPr>
     </w:tblStylePr>
@@ -8222,8 +8178,8 @@
       <w:tblStyleColBandSize w:val="1"/>
       <w:tblInd w:w="0" w:type="dxa"/>
       <w:tblBorders>
-        <w:top w:val="single" w:sz="8" w:space="0" w:color="4BACC6" w:themeColor="accent5"/>
-        <w:bottom w:val="single" w:sz="8" w:space="0" w:color="4BACC6" w:themeColor="accent5"/>
+        <w:top w:val="single" w:color="4BACC6" w:themeColor="accent5" w:sz="8" w:space="0"/>
+        <w:bottom w:val="single" w:color="4BACC6" w:themeColor="accent5" w:sz="8" w:space="0"/>
       </w:tblBorders>
       <w:tblCellMar>
         <w:top w:w="0" w:type="dxa"/>
@@ -8234,13 +8190,13 @@
     </w:tblPr>
     <w:tblStylePr w:type="firstRow">
       <w:rPr>
-        <w:rFonts w:asciiTheme="majorHAnsi" w:eastAsiaTheme="majorEastAsia" w:hAnsiTheme="majorHAnsi" w:cstheme="majorBidi"/>
+        <w:rFonts w:asciiTheme="majorHAnsi" w:hAnsiTheme="majorHAnsi" w:eastAsiaTheme="majorEastAsia" w:cstheme="majorBidi"/>
       </w:rPr>
       <w:tblPr/>
       <w:tcPr>
         <w:tcBorders>
           <w:top w:val="nil"/>
-          <w:bottom w:val="single" w:sz="8" w:space="0" w:color="4BACC6" w:themeColor="accent5"/>
+          <w:bottom w:val="single" w:color="4BACC6" w:themeColor="accent5" w:sz="8" w:space="0"/>
         </w:tcBorders>
       </w:tcPr>
     </w:tblStylePr>
@@ -8253,8 +8209,8 @@
       <w:tblPr/>
       <w:tcPr>
         <w:tcBorders>
-          <w:top w:val="single" w:sz="8" w:space="0" w:color="4BACC6" w:themeColor="accent5"/>
-          <w:bottom w:val="single" w:sz="8" w:space="0" w:color="4BACC6" w:themeColor="accent5"/>
+          <w:top w:val="single" w:color="4BACC6" w:themeColor="accent5" w:sz="8" w:space="0"/>
+          <w:bottom w:val="single" w:color="4BACC6" w:themeColor="accent5" w:sz="8" w:space="0"/>
         </w:tcBorders>
       </w:tcPr>
     </w:tblStylePr>
@@ -8272,8 +8228,8 @@
       <w:tblPr/>
       <w:tcPr>
         <w:tcBorders>
-          <w:top w:val="single" w:sz="8" w:space="0" w:color="4BACC6" w:themeColor="accent5"/>
-          <w:bottom w:val="single" w:sz="8" w:space="0" w:color="4BACC6" w:themeColor="accent5"/>
+          <w:top w:val="single" w:color="4BACC6" w:themeColor="accent5" w:sz="8" w:space="0"/>
+          <w:bottom w:val="single" w:color="4BACC6" w:themeColor="accent5" w:sz="8" w:space="0"/>
         </w:tcBorders>
       </w:tcPr>
     </w:tblStylePr>
@@ -8306,8 +8262,8 @@
       <w:tblStyleColBandSize w:val="1"/>
       <w:tblInd w:w="0" w:type="dxa"/>
       <w:tblBorders>
-        <w:top w:val="single" w:sz="8" w:space="0" w:color="F79646" w:themeColor="accent6"/>
-        <w:bottom w:val="single" w:sz="8" w:space="0" w:color="F79646" w:themeColor="accent6"/>
+        <w:top w:val="single" w:color="F79646" w:themeColor="accent6" w:sz="8" w:space="0"/>
+        <w:bottom w:val="single" w:color="F79646" w:themeColor="accent6" w:sz="8" w:space="0"/>
       </w:tblBorders>
       <w:tblCellMar>
         <w:top w:w="0" w:type="dxa"/>
@@ -8318,13 +8274,13 @@
     </w:tblPr>
     <w:tblStylePr w:type="firstRow">
       <w:rPr>
-        <w:rFonts w:asciiTheme="majorHAnsi" w:eastAsiaTheme="majorEastAsia" w:hAnsiTheme="majorHAnsi" w:cstheme="majorBidi"/>
+        <w:rFonts w:asciiTheme="majorHAnsi" w:hAnsiTheme="majorHAnsi" w:eastAsiaTheme="majorEastAsia" w:cstheme="majorBidi"/>
       </w:rPr>
       <w:tblPr/>
       <w:tcPr>
         <w:tcBorders>
           <w:top w:val="nil"/>
-          <w:bottom w:val="single" w:sz="8" w:space="0" w:color="F79646" w:themeColor="accent6"/>
+          <w:bottom w:val="single" w:color="F79646" w:themeColor="accent6" w:sz="8" w:space="0"/>
         </w:tcBorders>
       </w:tcPr>
     </w:tblStylePr>
@@ -8337,8 +8293,8 @@
       <w:tblPr/>
       <w:tcPr>
         <w:tcBorders>
-          <w:top w:val="single" w:sz="8" w:space="0" w:color="F79646" w:themeColor="accent6"/>
-          <w:bottom w:val="single" w:sz="8" w:space="0" w:color="F79646" w:themeColor="accent6"/>
+          <w:top w:val="single" w:color="F79646" w:themeColor="accent6" w:sz="8" w:space="0"/>
+          <w:bottom w:val="single" w:color="F79646" w:themeColor="accent6" w:sz="8" w:space="0"/>
         </w:tcBorders>
       </w:tcPr>
     </w:tblStylePr>
@@ -8356,8 +8312,8 @@
       <w:tblPr/>
       <w:tcPr>
         <w:tcBorders>
-          <w:top w:val="single" w:sz="8" w:space="0" w:color="F79646" w:themeColor="accent6"/>
-          <w:bottom w:val="single" w:sz="8" w:space="0" w:color="F79646" w:themeColor="accent6"/>
+          <w:top w:val="single" w:color="F79646" w:themeColor="accent6" w:sz="8" w:space="0"/>
+          <w:bottom w:val="single" w:color="F79646" w:themeColor="accent6" w:sz="8" w:space="0"/>
         </w:tcBorders>
       </w:tcPr>
     </w:tblStylePr>
@@ -8383,7 +8339,7 @@
       <w:spacing w:after="0" w:line="240" w:lineRule="auto"/>
     </w:pPr>
     <w:rPr>
-      <w:rFonts w:asciiTheme="majorHAnsi" w:eastAsiaTheme="majorEastAsia" w:hAnsiTheme="majorHAnsi" w:cstheme="majorBidi"/>
+      <w:rFonts w:asciiTheme="majorHAnsi" w:hAnsiTheme="majorHAnsi" w:eastAsiaTheme="majorEastAsia" w:cstheme="majorBidi"/>
       <w:color w:val="000000" w:themeColor="text1"/>
     </w:rPr>
     <w:tblPr>
@@ -8391,10 +8347,10 @@
       <w:tblStyleColBandSize w:val="1"/>
       <w:tblInd w:w="0" w:type="dxa"/>
       <w:tblBorders>
-        <w:top w:val="single" w:sz="8" w:space="0" w:color="000000" w:themeColor="text1"/>
-        <w:left w:val="single" w:sz="8" w:space="0" w:color="000000" w:themeColor="text1"/>
-        <w:bottom w:val="single" w:sz="8" w:space="0" w:color="000000" w:themeColor="text1"/>
-        <w:right w:val="single" w:sz="8" w:space="0" w:color="000000" w:themeColor="text1"/>
+        <w:top w:val="single" w:color="000000" w:themeColor="text1" w:sz="8" w:space="0"/>
+        <w:left w:val="single" w:color="000000" w:themeColor="text1" w:sz="8" w:space="0"/>
+        <w:bottom w:val="single" w:color="000000" w:themeColor="text1" w:sz="8" w:space="0"/>
+        <w:right w:val="single" w:color="000000" w:themeColor="text1" w:sz="8" w:space="0"/>
       </w:tblBorders>
       <w:tblCellMar>
         <w:top w:w="0" w:type="dxa"/>
@@ -8413,7 +8369,7 @@
         <w:tcBorders>
           <w:top w:val="nil"/>
           <w:left w:val="nil"/>
-          <w:bottom w:val="single" w:sz="24" w:space="0" w:color="000000" w:themeColor="text1"/>
+          <w:bottom w:val="single" w:color="000000" w:themeColor="text1" w:sz="24" w:space="0"/>
           <w:right w:val="nil"/>
           <w:insideH w:val="nil"/>
           <w:insideV w:val="nil"/>
@@ -8425,7 +8381,7 @@
       <w:tblPr/>
       <w:tcPr>
         <w:tcBorders>
-          <w:top w:val="single" w:sz="8" w:space="0" w:color="000000" w:themeColor="text1"/>
+          <w:top w:val="single" w:color="000000" w:themeColor="text1" w:sz="8" w:space="0"/>
           <w:left w:val="nil"/>
           <w:bottom w:val="nil"/>
           <w:right w:val="nil"/>
@@ -8442,7 +8398,7 @@
           <w:top w:val="nil"/>
           <w:left w:val="nil"/>
           <w:bottom w:val="nil"/>
-          <w:right w:val="single" w:sz="8" w:space="0" w:color="000000" w:themeColor="text1"/>
+          <w:right w:val="single" w:color="000000" w:themeColor="text1" w:sz="8" w:space="0"/>
           <w:insideH w:val="nil"/>
           <w:insideV w:val="nil"/>
         </w:tcBorders>
@@ -8454,7 +8410,7 @@
       <w:tcPr>
         <w:tcBorders>
           <w:top w:val="nil"/>
-          <w:left w:val="single" w:sz="8" w:space="0" w:color="000000" w:themeColor="text1"/>
+          <w:left w:val="single" w:color="000000" w:themeColor="text1" w:sz="8" w:space="0"/>
           <w:bottom w:val="nil"/>
           <w:right w:val="nil"/>
           <w:insideH w:val="nil"/>
@@ -8511,7 +8467,7 @@
       <w:spacing w:after="0" w:line="240" w:lineRule="auto"/>
     </w:pPr>
     <w:rPr>
-      <w:rFonts w:asciiTheme="majorHAnsi" w:eastAsiaTheme="majorEastAsia" w:hAnsiTheme="majorHAnsi" w:cstheme="majorBidi"/>
+      <w:rFonts w:asciiTheme="majorHAnsi" w:hAnsiTheme="majorHAnsi" w:eastAsiaTheme="majorEastAsia" w:cstheme="majorBidi"/>
       <w:color w:val="000000" w:themeColor="text1"/>
     </w:rPr>
     <w:tblPr>
@@ -8519,10 +8475,10 @@
       <w:tblStyleColBandSize w:val="1"/>
       <w:tblInd w:w="0" w:type="dxa"/>
       <w:tblBorders>
-        <w:top w:val="single" w:sz="8" w:space="0" w:color="4F81BD" w:themeColor="accent1"/>
-        <w:left w:val="single" w:sz="8" w:space="0" w:color="4F81BD" w:themeColor="accent1"/>
-        <w:bottom w:val="single" w:sz="8" w:space="0" w:color="4F81BD" w:themeColor="accent1"/>
-        <w:right w:val="single" w:sz="8" w:space="0" w:color="4F81BD" w:themeColor="accent1"/>
+        <w:top w:val="single" w:color="4F81BD" w:themeColor="accent1" w:sz="8" w:space="0"/>
+        <w:left w:val="single" w:color="4F81BD" w:themeColor="accent1" w:sz="8" w:space="0"/>
+        <w:bottom w:val="single" w:color="4F81BD" w:themeColor="accent1" w:sz="8" w:space="0"/>
+        <w:right w:val="single" w:color="4F81BD" w:themeColor="accent1" w:sz="8" w:space="0"/>
       </w:tblBorders>
       <w:tblCellMar>
         <w:top w:w="0" w:type="dxa"/>
@@ -8541,7 +8497,7 @@
         <w:tcBorders>
           <w:top w:val="nil"/>
           <w:left w:val="nil"/>
-          <w:bottom w:val="single" w:sz="24" w:space="0" w:color="4F81BD" w:themeColor="accent1"/>
+          <w:bottom w:val="single" w:color="4F81BD" w:themeColor="accent1" w:sz="24" w:space="0"/>
           <w:right w:val="nil"/>
           <w:insideH w:val="nil"/>
           <w:insideV w:val="nil"/>
@@ -8553,7 +8509,7 @@
       <w:tblPr/>
       <w:tcPr>
         <w:tcBorders>
-          <w:top w:val="single" w:sz="8" w:space="0" w:color="4F81BD" w:themeColor="accent1"/>
+          <w:top w:val="single" w:color="4F81BD" w:themeColor="accent1" w:sz="8" w:space="0"/>
           <w:left w:val="nil"/>
           <w:bottom w:val="nil"/>
           <w:right w:val="nil"/>
@@ -8570,7 +8526,7 @@
           <w:top w:val="nil"/>
           <w:left w:val="nil"/>
           <w:bottom w:val="nil"/>
-          <w:right w:val="single" w:sz="8" w:space="0" w:color="4F81BD" w:themeColor="accent1"/>
+          <w:right w:val="single" w:color="4F81BD" w:themeColor="accent1" w:sz="8" w:space="0"/>
           <w:insideH w:val="nil"/>
           <w:insideV w:val="nil"/>
         </w:tcBorders>
@@ -8582,7 +8538,7 @@
       <w:tcPr>
         <w:tcBorders>
           <w:top w:val="nil"/>
-          <w:left w:val="single" w:sz="8" w:space="0" w:color="4F81BD" w:themeColor="accent1"/>
+          <w:left w:val="single" w:color="4F81BD" w:themeColor="accent1" w:sz="8" w:space="0"/>
           <w:bottom w:val="nil"/>
           <w:right w:val="nil"/>
           <w:insideH w:val="nil"/>
@@ -8639,7 +8595,7 @@
       <w:spacing w:after="0" w:line="240" w:lineRule="auto"/>
     </w:pPr>
     <w:rPr>
-      <w:rFonts w:asciiTheme="majorHAnsi" w:eastAsiaTheme="majorEastAsia" w:hAnsiTheme="majorHAnsi" w:cstheme="majorBidi"/>
+      <w:rFonts w:asciiTheme="majorHAnsi" w:hAnsiTheme="majorHAnsi" w:eastAsiaTheme="majorEastAsia" w:cstheme="majorBidi"/>
       <w:color w:val="000000" w:themeColor="text1"/>
     </w:rPr>
     <w:tblPr>
@@ -8647,10 +8603,10 @@
       <w:tblStyleColBandSize w:val="1"/>
       <w:tblInd w:w="0" w:type="dxa"/>
       <w:tblBorders>
-        <w:top w:val="single" w:sz="8" w:space="0" w:color="C0504D" w:themeColor="accent2"/>
-        <w:left w:val="single" w:sz="8" w:space="0" w:color="C0504D" w:themeColor="accent2"/>
-        <w:bottom w:val="single" w:sz="8" w:space="0" w:color="C0504D" w:themeColor="accent2"/>
-        <w:right w:val="single" w:sz="8" w:space="0" w:color="C0504D" w:themeColor="accent2"/>
+        <w:top w:val="single" w:color="C0504D" w:themeColor="accent2" w:sz="8" w:space="0"/>
+        <w:left w:val="single" w:color="C0504D" w:themeColor="accent2" w:sz="8" w:space="0"/>
+        <w:bottom w:val="single" w:color="C0504D" w:themeColor="accent2" w:sz="8" w:space="0"/>
+        <w:right w:val="single" w:color="C0504D" w:themeColor="accent2" w:sz="8" w:space="0"/>
       </w:tblBorders>
       <w:tblCellMar>
         <w:top w:w="0" w:type="dxa"/>
@@ -8669,7 +8625,7 @@
         <w:tcBorders>
           <w:top w:val="nil"/>
           <w:left w:val="nil"/>
-          <w:bottom w:val="single" w:sz="24" w:space="0" w:color="C0504D" w:themeColor="accent2"/>
+          <w:bottom w:val="single" w:color="C0504D" w:themeColor="accent2" w:sz="24" w:space="0"/>
           <w:right w:val="nil"/>
           <w:insideH w:val="nil"/>
           <w:insideV w:val="nil"/>
@@ -8681,7 +8637,7 @@
       <w:tblPr/>
       <w:tcPr>
         <w:tcBorders>
-          <w:top w:val="single" w:sz="8" w:space="0" w:color="C0504D" w:themeColor="accent2"/>
+          <w:top w:val="single" w:color="C0504D" w:themeColor="accent2" w:sz="8" w:space="0"/>
           <w:left w:val="nil"/>
           <w:bottom w:val="nil"/>
           <w:right w:val="nil"/>
@@ -8698,7 +8654,7 @@
           <w:top w:val="nil"/>
           <w:left w:val="nil"/>
           <w:bottom w:val="nil"/>
-          <w:right w:val="single" w:sz="8" w:space="0" w:color="C0504D" w:themeColor="accent2"/>
+          <w:right w:val="single" w:color="C0504D" w:themeColor="accent2" w:sz="8" w:space="0"/>
           <w:insideH w:val="nil"/>
           <w:insideV w:val="nil"/>
         </w:tcBorders>
@@ -8710,7 +8666,7 @@
       <w:tcPr>
         <w:tcBorders>
           <w:top w:val="nil"/>
-          <w:left w:val="single" w:sz="8" w:space="0" w:color="C0504D" w:themeColor="accent2"/>
+          <w:left w:val="single" w:color="C0504D" w:themeColor="accent2" w:sz="8" w:space="0"/>
           <w:bottom w:val="nil"/>
           <w:right w:val="nil"/>
           <w:insideH w:val="nil"/>
@@ -8767,7 +8723,7 @@
       <w:spacing w:after="0" w:line="240" w:lineRule="auto"/>
     </w:pPr>
     <w:rPr>
-      <w:rFonts w:asciiTheme="majorHAnsi" w:eastAsiaTheme="majorEastAsia" w:hAnsiTheme="majorHAnsi" w:cstheme="majorBidi"/>
+      <w:rFonts w:asciiTheme="majorHAnsi" w:hAnsiTheme="majorHAnsi" w:eastAsiaTheme="majorEastAsia" w:cstheme="majorBidi"/>
       <w:color w:val="000000" w:themeColor="text1"/>
     </w:rPr>
     <w:tblPr>
@@ -8775,10 +8731,10 @@
       <w:tblStyleColBandSize w:val="1"/>
       <w:tblInd w:w="0" w:type="dxa"/>
       <w:tblBorders>
-        <w:top w:val="single" w:sz="8" w:space="0" w:color="9BBB59" w:themeColor="accent3"/>
-        <w:left w:val="single" w:sz="8" w:space="0" w:color="9BBB59" w:themeColor="accent3"/>
-        <w:bottom w:val="single" w:sz="8" w:space="0" w:color="9BBB59" w:themeColor="accent3"/>
-        <w:right w:val="single" w:sz="8" w:space="0" w:color="9BBB59" w:themeColor="accent3"/>
+        <w:top w:val="single" w:color="9BBB59" w:themeColor="accent3" w:sz="8" w:space="0"/>
+        <w:left w:val="single" w:color="9BBB59" w:themeColor="accent3" w:sz="8" w:space="0"/>
+        <w:bottom w:val="single" w:color="9BBB59" w:themeColor="accent3" w:sz="8" w:space="0"/>
+        <w:right w:val="single" w:color="9BBB59" w:themeColor="accent3" w:sz="8" w:space="0"/>
       </w:tblBorders>
       <w:tblCellMar>
         <w:top w:w="0" w:type="dxa"/>
@@ -8797,7 +8753,7 @@
         <w:tcBorders>
           <w:top w:val="nil"/>
           <w:left w:val="nil"/>
-          <w:bottom w:val="single" w:sz="24" w:space="0" w:color="9BBB59" w:themeColor="accent3"/>
+          <w:bottom w:val="single" w:color="9BBB59" w:themeColor="accent3" w:sz="24" w:space="0"/>
           <w:right w:val="nil"/>
           <w:insideH w:val="nil"/>
           <w:insideV w:val="nil"/>
@@ -8809,7 +8765,7 @@
       <w:tblPr/>
       <w:tcPr>
         <w:tcBorders>
-          <w:top w:val="single" w:sz="8" w:space="0" w:color="9BBB59" w:themeColor="accent3"/>
+          <w:top w:val="single" w:color="9BBB59" w:themeColor="accent3" w:sz="8" w:space="0"/>
           <w:left w:val="nil"/>
           <w:bottom w:val="nil"/>
           <w:right w:val="nil"/>
@@ -8826,7 +8782,7 @@
           <w:top w:val="nil"/>
           <w:left w:val="nil"/>
           <w:bottom w:val="nil"/>
-          <w:right w:val="single" w:sz="8" w:space="0" w:color="9BBB59" w:themeColor="accent3"/>
+          <w:right w:val="single" w:color="9BBB59" w:themeColor="accent3" w:sz="8" w:space="0"/>
           <w:insideH w:val="nil"/>
           <w:insideV w:val="nil"/>
         </w:tcBorders>
@@ -8838,7 +8794,7 @@
       <w:tcPr>
         <w:tcBorders>
           <w:top w:val="nil"/>
-          <w:left w:val="single" w:sz="8" w:space="0" w:color="9BBB59" w:themeColor="accent3"/>
+          <w:left w:val="single" w:color="9BBB59" w:themeColor="accent3" w:sz="8" w:space="0"/>
           <w:bottom w:val="nil"/>
           <w:right w:val="nil"/>
           <w:insideH w:val="nil"/>
@@ -8895,7 +8851,7 @@
       <w:spacing w:after="0" w:line="240" w:lineRule="auto"/>
     </w:pPr>
     <w:rPr>
-      <w:rFonts w:asciiTheme="majorHAnsi" w:eastAsiaTheme="majorEastAsia" w:hAnsiTheme="majorHAnsi" w:cstheme="majorBidi"/>
+      <w:rFonts w:asciiTheme="majorHAnsi" w:hAnsiTheme="majorHAnsi" w:eastAsiaTheme="majorEastAsia" w:cstheme="majorBidi"/>
       <w:color w:val="000000" w:themeColor="text1"/>
     </w:rPr>
     <w:tblPr>
@@ -8903,10 +8859,10 @@
       <w:tblStyleColBandSize w:val="1"/>
       <w:tblInd w:w="0" w:type="dxa"/>
       <w:tblBorders>
-        <w:top w:val="single" w:sz="8" w:space="0" w:color="8064A2" w:themeColor="accent4"/>
-        <w:left w:val="single" w:sz="8" w:space="0" w:color="8064A2" w:themeColor="accent4"/>
-        <w:bottom w:val="single" w:sz="8" w:space="0" w:color="8064A2" w:themeColor="accent4"/>
-        <w:right w:val="single" w:sz="8" w:space="0" w:color="8064A2" w:themeColor="accent4"/>
+        <w:top w:val="single" w:color="8064A2" w:themeColor="accent4" w:sz="8" w:space="0"/>
+        <w:left w:val="single" w:color="8064A2" w:themeColor="accent4" w:sz="8" w:space="0"/>
+        <w:bottom w:val="single" w:color="8064A2" w:themeColor="accent4" w:sz="8" w:space="0"/>
+        <w:right w:val="single" w:color="8064A2" w:themeColor="accent4" w:sz="8" w:space="0"/>
       </w:tblBorders>
       <w:tblCellMar>
         <w:top w:w="0" w:type="dxa"/>
@@ -8925,7 +8881,7 @@
         <w:tcBorders>
           <w:top w:val="nil"/>
           <w:left w:val="nil"/>
-          <w:bottom w:val="single" w:sz="24" w:space="0" w:color="8064A2" w:themeColor="accent4"/>
+          <w:bottom w:val="single" w:color="8064A2" w:themeColor="accent4" w:sz="24" w:space="0"/>
           <w:right w:val="nil"/>
           <w:insideH w:val="nil"/>
           <w:insideV w:val="nil"/>
@@ -8937,7 +8893,7 @@
       <w:tblPr/>
       <w:tcPr>
         <w:tcBorders>
-          <w:top w:val="single" w:sz="8" w:space="0" w:color="8064A2" w:themeColor="accent4"/>
+          <w:top w:val="single" w:color="8064A2" w:themeColor="accent4" w:sz="8" w:space="0"/>
           <w:left w:val="nil"/>
           <w:bottom w:val="nil"/>
           <w:right w:val="nil"/>
@@ -8954,7 +8910,7 @@
           <w:top w:val="nil"/>
           <w:left w:val="nil"/>
           <w:bottom w:val="nil"/>
-          <w:right w:val="single" w:sz="8" w:space="0" w:color="8064A2" w:themeColor="accent4"/>
+          <w:right w:val="single" w:color="8064A2" w:themeColor="accent4" w:sz="8" w:space="0"/>
           <w:insideH w:val="nil"/>
           <w:insideV w:val="nil"/>
         </w:tcBorders>
@@ -8966,7 +8922,7 @@
       <w:tcPr>
         <w:tcBorders>
           <w:top w:val="nil"/>
-          <w:left w:val="single" w:sz="8" w:space="0" w:color="8064A2" w:themeColor="accent4"/>
+          <w:left w:val="single" w:color="8064A2" w:themeColor="accent4" w:sz="8" w:space="0"/>
           <w:bottom w:val="nil"/>
           <w:right w:val="nil"/>
           <w:insideH w:val="nil"/>
@@ -9023,7 +8979,7 @@
       <w:spacing w:after="0" w:line="240" w:lineRule="auto"/>
     </w:pPr>
     <w:rPr>
-      <w:rFonts w:asciiTheme="majorHAnsi" w:eastAsiaTheme="majorEastAsia" w:hAnsiTheme="majorHAnsi" w:cstheme="majorBidi"/>
+      <w:rFonts w:asciiTheme="majorHAnsi" w:hAnsiTheme="majorHAnsi" w:eastAsiaTheme="majorEastAsia" w:cstheme="majorBidi"/>
       <w:color w:val="000000" w:themeColor="text1"/>
     </w:rPr>
     <w:tblPr>
@@ -9031,10 +8987,10 @@
       <w:tblStyleColBandSize w:val="1"/>
       <w:tblInd w:w="0" w:type="dxa"/>
       <w:tblBorders>
-        <w:top w:val="single" w:sz="8" w:space="0" w:color="4BACC6" w:themeColor="accent5"/>
-        <w:left w:val="single" w:sz="8" w:space="0" w:color="4BACC6" w:themeColor="accent5"/>
-        <w:bottom w:val="single" w:sz="8" w:space="0" w:color="4BACC6" w:themeColor="accent5"/>
-        <w:right w:val="single" w:sz="8" w:space="0" w:color="4BACC6" w:themeColor="accent5"/>
+        <w:top w:val="single" w:color="4BACC6" w:themeColor="accent5" w:sz="8" w:space="0"/>
+        <w:left w:val="single" w:color="4BACC6" w:themeColor="accent5" w:sz="8" w:space="0"/>
+        <w:bottom w:val="single" w:color="4BACC6" w:themeColor="accent5" w:sz="8" w:space="0"/>
+        <w:right w:val="single" w:color="4BACC6" w:themeColor="accent5" w:sz="8" w:space="0"/>
       </w:tblBorders>
       <w:tblCellMar>
         <w:top w:w="0" w:type="dxa"/>
@@ -9053,7 +9009,7 @@
         <w:tcBorders>
           <w:top w:val="nil"/>
           <w:left w:val="nil"/>
-          <w:bottom w:val="single" w:sz="24" w:space="0" w:color="4BACC6" w:themeColor="accent5"/>
+          <w:bottom w:val="single" w:color="4BACC6" w:themeColor="accent5" w:sz="24" w:space="0"/>
           <w:right w:val="nil"/>
           <w:insideH w:val="nil"/>
           <w:insideV w:val="nil"/>
@@ -9065,7 +9021,7 @@
       <w:tblPr/>
       <w:tcPr>
         <w:tcBorders>
-          <w:top w:val="single" w:sz="8" w:space="0" w:color="4BACC6" w:themeColor="accent5"/>
+          <w:top w:val="single" w:color="4BACC6" w:themeColor="accent5" w:sz="8" w:space="0"/>
           <w:left w:val="nil"/>
           <w:bottom w:val="nil"/>
           <w:right w:val="nil"/>
@@ -9082,7 +9038,7 @@
           <w:top w:val="nil"/>
           <w:left w:val="nil"/>
           <w:bottom w:val="nil"/>
-          <w:right w:val="single" w:sz="8" w:space="0" w:color="4BACC6" w:themeColor="accent5"/>
+          <w:right w:val="single" w:color="4BACC6" w:themeColor="accent5" w:sz="8" w:space="0"/>
           <w:insideH w:val="nil"/>
           <w:insideV w:val="nil"/>
         </w:tcBorders>
@@ -9094,7 +9050,7 @@
       <w:tcPr>
         <w:tcBorders>
           <w:top w:val="nil"/>
-          <w:left w:val="single" w:sz="8" w:space="0" w:color="4BACC6" w:themeColor="accent5"/>
+          <w:left w:val="single" w:color="4BACC6" w:themeColor="accent5" w:sz="8" w:space="0"/>
           <w:bottom w:val="nil"/>
           <w:right w:val="nil"/>
           <w:insideH w:val="nil"/>
@@ -9151,7 +9107,7 @@
       <w:spacing w:after="0" w:line="240" w:lineRule="auto"/>
     </w:pPr>
     <w:rPr>
-      <w:rFonts w:asciiTheme="majorHAnsi" w:eastAsiaTheme="majorEastAsia" w:hAnsiTheme="majorHAnsi" w:cstheme="majorBidi"/>
+      <w:rFonts w:asciiTheme="majorHAnsi" w:hAnsiTheme="majorHAnsi" w:eastAsiaTheme="majorEastAsia" w:cstheme="majorBidi"/>
       <w:color w:val="000000" w:themeColor="text1"/>
     </w:rPr>
     <w:tblPr>
@@ -9159,10 +9115,10 @@
       <w:tblStyleColBandSize w:val="1"/>
       <w:tblInd w:w="0" w:type="dxa"/>
       <w:tblBorders>
-        <w:top w:val="single" w:sz="8" w:space="0" w:color="F79646" w:themeColor="accent6"/>
-        <w:left w:val="single" w:sz="8" w:space="0" w:color="F79646" w:themeColor="accent6"/>
-        <w:bottom w:val="single" w:sz="8" w:space="0" w:color="F79646" w:themeColor="accent6"/>
-        <w:right w:val="single" w:sz="8" w:space="0" w:color="F79646" w:themeColor="accent6"/>
+        <w:top w:val="single" w:color="F79646" w:themeColor="accent6" w:sz="8" w:space="0"/>
+        <w:left w:val="single" w:color="F79646" w:themeColor="accent6" w:sz="8" w:space="0"/>
+        <w:bottom w:val="single" w:color="F79646" w:themeColor="accent6" w:sz="8" w:space="0"/>
+        <w:right w:val="single" w:color="F79646" w:themeColor="accent6" w:sz="8" w:space="0"/>
       </w:tblBorders>
       <w:tblCellMar>
         <w:top w:w="0" w:type="dxa"/>
@@ -9181,7 +9137,7 @@
         <w:tcBorders>
           <w:top w:val="nil"/>
           <w:left w:val="nil"/>
-          <w:bottom w:val="single" w:sz="24" w:space="0" w:color="F79646" w:themeColor="accent6"/>
+          <w:bottom w:val="single" w:color="F79646" w:themeColor="accent6" w:sz="24" w:space="0"/>
           <w:right w:val="nil"/>
           <w:insideH w:val="nil"/>
           <w:insideV w:val="nil"/>
@@ -9193,7 +9149,7 @@
       <w:tblPr/>
       <w:tcPr>
         <w:tcBorders>
-          <w:top w:val="single" w:sz="8" w:space="0" w:color="F79646" w:themeColor="accent6"/>
+          <w:top w:val="single" w:color="F79646" w:themeColor="accent6" w:sz="8" w:space="0"/>
           <w:left w:val="nil"/>
           <w:bottom w:val="nil"/>
           <w:right w:val="nil"/>
@@ -9210,7 +9166,7 @@
           <w:top w:val="nil"/>
           <w:left w:val="nil"/>
           <w:bottom w:val="nil"/>
-          <w:right w:val="single" w:sz="8" w:space="0" w:color="F79646" w:themeColor="accent6"/>
+          <w:right w:val="single" w:color="F79646" w:themeColor="accent6" w:sz="8" w:space="0"/>
           <w:insideH w:val="nil"/>
           <w:insideV w:val="nil"/>
         </w:tcBorders>
@@ -9222,7 +9178,7 @@
       <w:tcPr>
         <w:tcBorders>
           <w:top w:val="nil"/>
-          <w:left w:val="single" w:sz="8" w:space="0" w:color="F79646" w:themeColor="accent6"/>
+          <w:left w:val="single" w:color="F79646" w:themeColor="accent6" w:sz="8" w:space="0"/>
           <w:bottom w:val="nil"/>
           <w:right w:val="nil"/>
           <w:insideH w:val="nil"/>
@@ -9283,12 +9239,12 @@
       <w:tblStyleColBandSize w:val="1"/>
       <w:tblInd w:w="0" w:type="dxa"/>
       <w:tblBorders>
-        <w:top w:val="single" w:sz="8" w:space="0" w:color="404040" w:themeColor="text1" w:themeTint="BF"/>
-        <w:left w:val="single" w:sz="8" w:space="0" w:color="404040" w:themeColor="text1" w:themeTint="BF"/>
-        <w:bottom w:val="single" w:sz="8" w:space="0" w:color="404040" w:themeColor="text1" w:themeTint="BF"/>
-        <w:right w:val="single" w:sz="8" w:space="0" w:color="404040" w:themeColor="text1" w:themeTint="BF"/>
-        <w:insideH w:val="single" w:sz="8" w:space="0" w:color="404040" w:themeColor="text1" w:themeTint="BF"/>
-        <w:insideV w:val="single" w:sz="8" w:space="0" w:color="404040" w:themeColor="text1" w:themeTint="BF"/>
+        <w:top w:val="single" w:color="404040" w:themeColor="text1" w:themeTint="BF" w:sz="8" w:space="0"/>
+        <w:left w:val="single" w:color="404040" w:themeColor="text1" w:themeTint="BF" w:sz="8" w:space="0"/>
+        <w:bottom w:val="single" w:color="404040" w:themeColor="text1" w:themeTint="BF" w:sz="8" w:space="0"/>
+        <w:right w:val="single" w:color="404040" w:themeColor="text1" w:themeTint="BF" w:sz="8" w:space="0"/>
+        <w:insideH w:val="single" w:color="404040" w:themeColor="text1" w:themeTint="BF" w:sz="8" w:space="0"/>
+        <w:insideV w:val="single" w:color="404040" w:themeColor="text1" w:themeTint="BF" w:sz="8" w:space="0"/>
       </w:tblBorders>
       <w:tblCellMar>
         <w:top w:w="0" w:type="dxa"/>
@@ -9314,7 +9270,7 @@
       <w:tblPr/>
       <w:tcPr>
         <w:tcBorders>
-          <w:top w:val="single" w:sz="18" w:space="0" w:color="404040" w:themeColor="text1" w:themeTint="BF"/>
+          <w:top w:val="single" w:color="404040" w:themeColor="text1" w:themeTint="BF" w:sz="18" w:space="0"/>
         </w:tcBorders>
       </w:tcPr>
     </w:tblStylePr>
@@ -9356,12 +9312,12 @@
       <w:tblStyleColBandSize w:val="1"/>
       <w:tblInd w:w="0" w:type="dxa"/>
       <w:tblBorders>
-        <w:top w:val="single" w:sz="8" w:space="0" w:color="7BA0CD" w:themeColor="accent1" w:themeTint="BF"/>
-        <w:left w:val="single" w:sz="8" w:space="0" w:color="7BA0CD" w:themeColor="accent1" w:themeTint="BF"/>
-        <w:bottom w:val="single" w:sz="8" w:space="0" w:color="7BA0CD" w:themeColor="accent1" w:themeTint="BF"/>
-        <w:right w:val="single" w:sz="8" w:space="0" w:color="7BA0CD" w:themeColor="accent1" w:themeTint="BF"/>
-        <w:insideH w:val="single" w:sz="8" w:space="0" w:color="7BA0CD" w:themeColor="accent1" w:themeTint="BF"/>
-        <w:insideV w:val="single" w:sz="8" w:space="0" w:color="7BA0CD" w:themeColor="accent1" w:themeTint="BF"/>
+        <w:top w:val="single" w:color="7BA0CD" w:themeColor="accent1" w:themeTint="BF" w:sz="8" w:space="0"/>
+        <w:left w:val="single" w:color="7BA0CD" w:themeColor="accent1" w:themeTint="BF" w:sz="8" w:space="0"/>
+        <w:bottom w:val="single" w:color="7BA0CD" w:themeColor="accent1" w:themeTint="BF" w:sz="8" w:space="0"/>
+        <w:right w:val="single" w:color="7BA0CD" w:themeColor="accent1" w:themeTint="BF" w:sz="8" w:space="0"/>
+        <w:insideH w:val="single" w:color="7BA0CD" w:themeColor="accent1" w:themeTint="BF" w:sz="8" w:space="0"/>
+        <w:insideV w:val="single" w:color="7BA0CD" w:themeColor="accent1" w:themeTint="BF" w:sz="8" w:space="0"/>
       </w:tblBorders>
       <w:tblCellMar>
         <w:top w:w="0" w:type="dxa"/>
@@ -9387,7 +9343,7 @@
       <w:tblPr/>
       <w:tcPr>
         <w:tcBorders>
-          <w:top w:val="single" w:sz="18" w:space="0" w:color="7BA0CD" w:themeColor="accent1" w:themeTint="BF"/>
+          <w:top w:val="single" w:color="7BA0CD" w:themeColor="accent1" w:themeTint="BF" w:sz="18" w:space="0"/>
         </w:tcBorders>
       </w:tcPr>
     </w:tblStylePr>
@@ -9429,12 +9385,12 @@
       <w:tblStyleColBandSize w:val="1"/>
       <w:tblInd w:w="0" w:type="dxa"/>
       <w:tblBorders>
-        <w:top w:val="single" w:sz="8" w:space="0" w:color="CF7B79" w:themeColor="accent2" w:themeTint="BF"/>
-        <w:left w:val="single" w:sz="8" w:space="0" w:color="CF7B79" w:themeColor="accent2" w:themeTint="BF"/>
-        <w:bottom w:val="single" w:sz="8" w:space="0" w:color="CF7B79" w:themeColor="accent2" w:themeTint="BF"/>
-        <w:right w:val="single" w:sz="8" w:space="0" w:color="CF7B79" w:themeColor="accent2" w:themeTint="BF"/>
-        <w:insideH w:val="single" w:sz="8" w:space="0" w:color="CF7B79" w:themeColor="accent2" w:themeTint="BF"/>
-        <w:insideV w:val="single" w:sz="8" w:space="0" w:color="CF7B79" w:themeColor="accent2" w:themeTint="BF"/>
+        <w:top w:val="single" w:color="CF7B79" w:themeColor="accent2" w:themeTint="BF" w:sz="8" w:space="0"/>
+        <w:left w:val="single" w:color="CF7B79" w:themeColor="accent2" w:themeTint="BF" w:sz="8" w:space="0"/>
+        <w:bottom w:val="single" w:color="CF7B79" w:themeColor="accent2" w:themeTint="BF" w:sz="8" w:space="0"/>
+        <w:right w:val="single" w:color="CF7B79" w:themeColor="accent2" w:themeTint="BF" w:sz="8" w:space="0"/>
+        <w:insideH w:val="single" w:color="CF7B79" w:themeColor="accent2" w:themeTint="BF" w:sz="8" w:space="0"/>
+        <w:insideV w:val="single" w:color="CF7B79" w:themeColor="accent2" w:themeTint="BF" w:sz="8" w:space="0"/>
       </w:tblBorders>
       <w:tblCellMar>
         <w:top w:w="0" w:type="dxa"/>
@@ -9460,7 +9416,7 @@
       <w:tblPr/>
       <w:tcPr>
         <w:tcBorders>
-          <w:top w:val="single" w:sz="18" w:space="0" w:color="CF7B79" w:themeColor="accent2" w:themeTint="BF"/>
+          <w:top w:val="single" w:color="CF7B79" w:themeColor="accent2" w:themeTint="BF" w:sz="18" w:space="0"/>
         </w:tcBorders>
       </w:tcPr>
     </w:tblStylePr>
@@ -9502,12 +9458,12 @@
       <w:tblStyleColBandSize w:val="1"/>
       <w:tblInd w:w="0" w:type="dxa"/>
       <w:tblBorders>
-        <w:top w:val="single" w:sz="8" w:space="0" w:color="B3CC82" w:themeColor="accent3" w:themeTint="BF"/>
-        <w:left w:val="single" w:sz="8" w:space="0" w:color="B3CC82" w:themeColor="accent3" w:themeTint="BF"/>
-        <w:bottom w:val="single" w:sz="8" w:space="0" w:color="B3CC82" w:themeColor="accent3" w:themeTint="BF"/>
-        <w:right w:val="single" w:sz="8" w:space="0" w:color="B3CC82" w:themeColor="accent3" w:themeTint="BF"/>
-        <w:insideH w:val="single" w:sz="8" w:space="0" w:color="B3CC82" w:themeColor="accent3" w:themeTint="BF"/>
-        <w:insideV w:val="single" w:sz="8" w:space="0" w:color="B3CC82" w:themeColor="accent3" w:themeTint="BF"/>
+        <w:top w:val="single" w:color="B3CC82" w:themeColor="accent3" w:themeTint="BF" w:sz="8" w:space="0"/>
+        <w:left w:val="single" w:color="B3CC82" w:themeColor="accent3" w:themeTint="BF" w:sz="8" w:space="0"/>
+        <w:bottom w:val="single" w:color="B3CC82" w:themeColor="accent3" w:themeTint="BF" w:sz="8" w:space="0"/>
+        <w:right w:val="single" w:color="B3CC82" w:themeColor="accent3" w:themeTint="BF" w:sz="8" w:space="0"/>
+        <w:insideH w:val="single" w:color="B3CC82" w:themeColor="accent3" w:themeTint="BF" w:sz="8" w:space="0"/>
+        <w:insideV w:val="single" w:color="B3CC82" w:themeColor="accent3" w:themeTint="BF" w:sz="8" w:space="0"/>
       </w:tblBorders>
       <w:tblCellMar>
         <w:top w:w="0" w:type="dxa"/>
@@ -9533,7 +9489,7 @@
       <w:tblPr/>
       <w:tcPr>
         <w:tcBorders>
-          <w:top w:val="single" w:sz="18" w:space="0" w:color="B3CC82" w:themeColor="accent3" w:themeTint="BF"/>
+          <w:top w:val="single" w:color="B3CC82" w:themeColor="accent3" w:themeTint="BF" w:sz="18" w:space="0"/>
         </w:tcBorders>
       </w:tcPr>
     </w:tblStylePr>
@@ -9575,12 +9531,12 @@
       <w:tblStyleColBandSize w:val="1"/>
       <w:tblInd w:w="0" w:type="dxa"/>
       <w:tblBorders>
-        <w:top w:val="single" w:sz="8" w:space="0" w:color="9F8AB9" w:themeColor="accent4" w:themeTint="BF"/>
-        <w:left w:val="single" w:sz="8" w:space="0" w:color="9F8AB9" w:themeColor="accent4" w:themeTint="BF"/>
-        <w:bottom w:val="single" w:sz="8" w:space="0" w:color="9F8AB9" w:themeColor="accent4" w:themeTint="BF"/>
-        <w:right w:val="single" w:sz="8" w:space="0" w:color="9F8AB9" w:themeColor="accent4" w:themeTint="BF"/>
-        <w:insideH w:val="single" w:sz="8" w:space="0" w:color="9F8AB9" w:themeColor="accent4" w:themeTint="BF"/>
-        <w:insideV w:val="single" w:sz="8" w:space="0" w:color="9F8AB9" w:themeColor="accent4" w:themeTint="BF"/>
+        <w:top w:val="single" w:color="9F8AB9" w:themeColor="accent4" w:themeTint="BF" w:sz="8" w:space="0"/>
+        <w:left w:val="single" w:color="9F8AB9" w:themeColor="accent4" w:themeTint="BF" w:sz="8" w:space="0"/>
+        <w:bottom w:val="single" w:color="9F8AB9" w:themeColor="accent4" w:themeTint="BF" w:sz="8" w:space="0"/>
+        <w:right w:val="single" w:color="9F8AB9" w:themeColor="accent4" w:themeTint="BF" w:sz="8" w:space="0"/>
+        <w:insideH w:val="single" w:color="9F8AB9" w:themeColor="accent4" w:themeTint="BF" w:sz="8" w:space="0"/>
+        <w:insideV w:val="single" w:color="9F8AB9" w:themeColor="accent4" w:themeTint="BF" w:sz="8" w:space="0"/>
       </w:tblBorders>
       <w:tblCellMar>
         <w:top w:w="0" w:type="dxa"/>
@@ -9606,7 +9562,7 @@
       <w:tblPr/>
       <w:tcPr>
         <w:tcBorders>
-          <w:top w:val="single" w:sz="18" w:space="0" w:color="9F8AB9" w:themeColor="accent4" w:themeTint="BF"/>
+          <w:top w:val="single" w:color="9F8AB9" w:themeColor="accent4" w:themeTint="BF" w:sz="18" w:space="0"/>
         </w:tcBorders>
       </w:tcPr>
     </w:tblStylePr>
@@ -9648,12 +9604,12 @@
       <w:tblStyleColBandSize w:val="1"/>
       <w:tblInd w:w="0" w:type="dxa"/>
       <w:tblBorders>
-        <w:top w:val="single" w:sz="8" w:space="0" w:color="78C0D4" w:themeColor="accent5" w:themeTint="BF"/>
-        <w:left w:val="single" w:sz="8" w:space="0" w:color="78C0D4" w:themeColor="accent5" w:themeTint="BF"/>
-        <w:bottom w:val="single" w:sz="8" w:space="0" w:color="78C0D4" w:themeColor="accent5" w:themeTint="BF"/>
-        <w:right w:val="single" w:sz="8" w:space="0" w:color="78C0D4" w:themeColor="accent5" w:themeTint="BF"/>
-        <w:insideH w:val="single" w:sz="8" w:space="0" w:color="78C0D4" w:themeColor="accent5" w:themeTint="BF"/>
-        <w:insideV w:val="single" w:sz="8" w:space="0" w:color="78C0D4" w:themeColor="accent5" w:themeTint="BF"/>
+        <w:top w:val="single" w:color="78C0D4" w:themeColor="accent5" w:themeTint="BF" w:sz="8" w:space="0"/>
+        <w:left w:val="single" w:color="78C0D4" w:themeColor="accent5" w:themeTint="BF" w:sz="8" w:space="0"/>
+        <w:bottom w:val="single" w:color="78C0D4" w:themeColor="accent5" w:themeTint="BF" w:sz="8" w:space="0"/>
+        <w:right w:val="single" w:color="78C0D4" w:themeColor="accent5" w:themeTint="BF" w:sz="8" w:space="0"/>
+        <w:insideH w:val="single" w:color="78C0D4" w:themeColor="accent5" w:themeTint="BF" w:sz="8" w:space="0"/>
+        <w:insideV w:val="single" w:color="78C0D4" w:themeColor="accent5" w:themeTint="BF" w:sz="8" w:space="0"/>
       </w:tblBorders>
       <w:tblCellMar>
         <w:top w:w="0" w:type="dxa"/>
@@ -9679,7 +9635,7 @@
       <w:tblPr/>
       <w:tcPr>
         <w:tcBorders>
-          <w:top w:val="single" w:sz="18" w:space="0" w:color="78C0D4" w:themeColor="accent5" w:themeTint="BF"/>
+          <w:top w:val="single" w:color="78C0D4" w:themeColor="accent5" w:themeTint="BF" w:sz="18" w:space="0"/>
         </w:tcBorders>
       </w:tcPr>
     </w:tblStylePr>
@@ -9721,12 +9677,12 @@
       <w:tblStyleColBandSize w:val="1"/>
       <w:tblInd w:w="0" w:type="dxa"/>
       <w:tblBorders>
-        <w:top w:val="single" w:sz="8" w:space="0" w:color="F9B074" w:themeColor="accent6" w:themeTint="BF"/>
-        <w:left w:val="single" w:sz="8" w:space="0" w:color="F9B074" w:themeColor="accent6" w:themeTint="BF"/>
-        <w:bottom w:val="single" w:sz="8" w:space="0" w:color="F9B074" w:themeColor="accent6" w:themeTint="BF"/>
-        <w:right w:val="single" w:sz="8" w:space="0" w:color="F9B074" w:themeColor="accent6" w:themeTint="BF"/>
-        <w:insideH w:val="single" w:sz="8" w:space="0" w:color="F9B074" w:themeColor="accent6" w:themeTint="BF"/>
-        <w:insideV w:val="single" w:sz="8" w:space="0" w:color="F9B074" w:themeColor="accent6" w:themeTint="BF"/>
+        <w:top w:val="single" w:color="F9B074" w:themeColor="accent6" w:themeTint="BF" w:sz="8" w:space="0"/>
+        <w:left w:val="single" w:color="F9B074" w:themeColor="accent6" w:themeTint="BF" w:sz="8" w:space="0"/>
+        <w:bottom w:val="single" w:color="F9B074" w:themeColor="accent6" w:themeTint="BF" w:sz="8" w:space="0"/>
+        <w:right w:val="single" w:color="F9B074" w:themeColor="accent6" w:themeTint="BF" w:sz="8" w:space="0"/>
+        <w:insideH w:val="single" w:color="F9B074" w:themeColor="accent6" w:themeTint="BF" w:sz="8" w:space="0"/>
+        <w:insideV w:val="single" w:color="F9B074" w:themeColor="accent6" w:themeTint="BF" w:sz="8" w:space="0"/>
       </w:tblBorders>
       <w:tblCellMar>
         <w:top w:w="0" w:type="dxa"/>
@@ -9752,7 +9708,7 @@
       <w:tblPr/>
       <w:tcPr>
         <w:tcBorders>
-          <w:top w:val="single" w:sz="18" w:space="0" w:color="F9B074" w:themeColor="accent6" w:themeTint="BF"/>
+          <w:top w:val="single" w:color="F9B074" w:themeColor="accent6" w:themeTint="BF" w:sz="18" w:space="0"/>
         </w:tcBorders>
       </w:tcPr>
     </w:tblStylePr>
@@ -9790,7 +9746,7 @@
       <w:spacing w:after="0" w:line="240" w:lineRule="auto"/>
     </w:pPr>
     <w:rPr>
-      <w:rFonts w:asciiTheme="majorHAnsi" w:eastAsiaTheme="majorEastAsia" w:hAnsiTheme="majorHAnsi" w:cstheme="majorBidi"/>
+      <w:rFonts w:asciiTheme="majorHAnsi" w:hAnsiTheme="majorHAnsi" w:eastAsiaTheme="majorEastAsia" w:cstheme="majorBidi"/>
       <w:color w:val="000000" w:themeColor="text1"/>
     </w:rPr>
     <w:tblPr>
@@ -9798,12 +9754,12 @@
       <w:tblStyleColBandSize w:val="1"/>
       <w:tblInd w:w="0" w:type="dxa"/>
       <w:tblBorders>
-        <w:top w:val="single" w:sz="8" w:space="0" w:color="000000" w:themeColor="text1"/>
-        <w:left w:val="single" w:sz="8" w:space="0" w:color="000000" w:themeColor="text1"/>
-        <w:bottom w:val="single" w:sz="8" w:space="0" w:color="000000" w:themeColor="text1"/>
-        <w:right w:val="single" w:sz="8" w:space="0" w:color="000000" w:themeColor="text1"/>
-        <w:insideH w:val="single" w:sz="8" w:space="0" w:color="000000" w:themeColor="text1"/>
-        <w:insideV w:val="single" w:sz="8" w:space="0" w:color="000000" w:themeColor="text1"/>
+        <w:top w:val="single" w:color="000000" w:themeColor="text1" w:sz="8" w:space="0"/>
+        <w:left w:val="single" w:color="000000" w:themeColor="text1" w:sz="8" w:space="0"/>
+        <w:bottom w:val="single" w:color="000000" w:themeColor="text1" w:sz="8" w:space="0"/>
+        <w:right w:val="single" w:color="000000" w:themeColor="text1" w:sz="8" w:space="0"/>
+        <w:insideH w:val="single" w:color="000000" w:themeColor="text1" w:sz="8" w:space="0"/>
+        <w:insideV w:val="single" w:color="000000" w:themeColor="text1" w:sz="8" w:space="0"/>
       </w:tblBorders>
       <w:tblCellMar>
         <w:top w:w="0" w:type="dxa"/>
@@ -9835,7 +9791,7 @@
       <w:tblPr/>
       <w:tcPr>
         <w:tcBorders>
-          <w:top w:val="single" w:sz="12" w:space="0" w:color="000000" w:themeColor="text1"/>
+          <w:top w:val="single" w:color="000000" w:themeColor="text1" w:sz="12" w:space="0"/>
           <w:left w:val="nil"/>
           <w:bottom w:val="nil"/>
           <w:right w:val="nil"/>
@@ -9893,8 +9849,8 @@
       <w:tblPr/>
       <w:tcPr>
         <w:tcBorders>
-          <w:insideH w:val="single" w:sz="6" w:space="0" w:color="000000" w:themeColor="text1"/>
-          <w:insideV w:val="single" w:sz="6" w:space="0" w:color="000000" w:themeColor="text1"/>
+          <w:insideH w:val="single" w:color="000000" w:themeColor="text1" w:sz="6" w:space="0"/>
+          <w:insideV w:val="single" w:color="000000" w:themeColor="text1" w:sz="6" w:space="0"/>
         </w:tcBorders>
         <w:shd w:val="clear" w:color="auto" w:fill="808080" w:themeFill="text1" w:themeFillTint="7F"/>
       </w:tcPr>
@@ -9915,7 +9871,7 @@
       <w:spacing w:after="0" w:line="240" w:lineRule="auto"/>
     </w:pPr>
     <w:rPr>
-      <w:rFonts w:asciiTheme="majorHAnsi" w:eastAsiaTheme="majorEastAsia" w:hAnsiTheme="majorHAnsi" w:cstheme="majorBidi"/>
+      <w:rFonts w:asciiTheme="majorHAnsi" w:hAnsiTheme="majorHAnsi" w:eastAsiaTheme="majorEastAsia" w:cstheme="majorBidi"/>
       <w:color w:val="000000" w:themeColor="text1"/>
     </w:rPr>
     <w:tblPr>
@@ -9923,12 +9879,12 @@
       <w:tblStyleColBandSize w:val="1"/>
       <w:tblInd w:w="0" w:type="dxa"/>
       <w:tblBorders>
-        <w:top w:val="single" w:sz="8" w:space="0" w:color="4F81BD" w:themeColor="accent1"/>
-        <w:left w:val="single" w:sz="8" w:space="0" w:color="4F81BD" w:themeColor="accent1"/>
-        <w:bottom w:val="single" w:sz="8" w:space="0" w:color="4F81BD" w:themeColor="accent1"/>
-        <w:right w:val="single" w:sz="8" w:space="0" w:color="4F81BD" w:themeColor="accent1"/>
-        <w:insideH w:val="single" w:sz="8" w:space="0" w:color="4F81BD" w:themeColor="accent1"/>
-        <w:insideV w:val="single" w:sz="8" w:space="0" w:color="4F81BD" w:themeColor="accent1"/>
+        <w:top w:val="single" w:color="4F81BD" w:themeColor="accent1" w:sz="8" w:space="0"/>
+        <w:left w:val="single" w:color="4F81BD" w:themeColor="accent1" w:sz="8" w:space="0"/>
+        <w:bottom w:val="single" w:color="4F81BD" w:themeColor="accent1" w:sz="8" w:space="0"/>
+        <w:right w:val="single" w:color="4F81BD" w:themeColor="accent1" w:sz="8" w:space="0"/>
+        <w:insideH w:val="single" w:color="4F81BD" w:themeColor="accent1" w:sz="8" w:space="0"/>
+        <w:insideV w:val="single" w:color="4F81BD" w:themeColor="accent1" w:sz="8" w:space="0"/>
       </w:tblBorders>
       <w:tblCellMar>
         <w:top w:w="0" w:type="dxa"/>
@@ -9960,7 +9916,7 @@
       <w:tblPr/>
       <w:tcPr>
         <w:tcBorders>
-          <w:top w:val="single" w:sz="12" w:space="0" w:color="000000" w:themeColor="text1"/>
+          <w:top w:val="single" w:color="000000" w:themeColor="text1" w:sz="12" w:space="0"/>
           <w:left w:val="nil"/>
           <w:bottom w:val="nil"/>
           <w:right w:val="nil"/>
@@ -10018,8 +9974,8 @@
       <w:tblPr/>
       <w:tcPr>
         <w:tcBorders>
-          <w:insideH w:val="single" w:sz="6" w:space="0" w:color="4F81BD" w:themeColor="accent1"/>
-          <w:insideV w:val="single" w:sz="6" w:space="0" w:color="4F81BD" w:themeColor="accent1"/>
+          <w:insideH w:val="single" w:color="4F81BD" w:themeColor="accent1" w:sz="6" w:space="0"/>
+          <w:insideV w:val="single" w:color="4F81BD" w:themeColor="accent1" w:sz="6" w:space="0"/>
         </w:tcBorders>
         <w:shd w:val="clear" w:color="auto" w:fill="A7BFDE" w:themeFill="accent1" w:themeFillTint="7F"/>
       </w:tcPr>
@@ -10040,7 +9996,7 @@
       <w:spacing w:after="0" w:line="240" w:lineRule="auto"/>
     </w:pPr>
     <w:rPr>
-      <w:rFonts w:asciiTheme="majorHAnsi" w:eastAsiaTheme="majorEastAsia" w:hAnsiTheme="majorHAnsi" w:cstheme="majorBidi"/>
+      <w:rFonts w:asciiTheme="majorHAnsi" w:hAnsiTheme="majorHAnsi" w:eastAsiaTheme="majorEastAsia" w:cstheme="majorBidi"/>
       <w:color w:val="000000" w:themeColor="text1"/>
     </w:rPr>
     <w:tblPr>
@@ -10048,12 +10004,12 @@
       <w:tblStyleColBandSize w:val="1"/>
       <w:tblInd w:w="0" w:type="dxa"/>
       <w:tblBorders>
-        <w:top w:val="single" w:sz="8" w:space="0" w:color="C0504D" w:themeColor="accent2"/>
-        <w:left w:val="single" w:sz="8" w:space="0" w:color="C0504D" w:themeColor="accent2"/>
-        <w:bottom w:val="single" w:sz="8" w:space="0" w:color="C0504D" w:themeColor="accent2"/>
-        <w:right w:val="single" w:sz="8" w:space="0" w:color="C0504D" w:themeColor="accent2"/>
-        <w:insideH w:val="single" w:sz="8" w:space="0" w:color="C0504D" w:themeColor="accent2"/>
-        <w:insideV w:val="single" w:sz="8" w:space="0" w:color="C0504D" w:themeColor="accent2"/>
+        <w:top w:val="single" w:color="C0504D" w:themeColor="accent2" w:sz="8" w:space="0"/>
+        <w:left w:val="single" w:color="C0504D" w:themeColor="accent2" w:sz="8" w:space="0"/>
+        <w:bottom w:val="single" w:color="C0504D" w:themeColor="accent2" w:sz="8" w:space="0"/>
+        <w:right w:val="single" w:color="C0504D" w:themeColor="accent2" w:sz="8" w:space="0"/>
+        <w:insideH w:val="single" w:color="C0504D" w:themeColor="accent2" w:sz="8" w:space="0"/>
+        <w:insideV w:val="single" w:color="C0504D" w:themeColor="accent2" w:sz="8" w:space="0"/>
       </w:tblBorders>
       <w:tblCellMar>
         <w:top w:w="0" w:type="dxa"/>
@@ -10085,7 +10041,7 @@
       <w:tblPr/>
       <w:tcPr>
         <w:tcBorders>
-          <w:top w:val="single" w:sz="12" w:space="0" w:color="000000" w:themeColor="text1"/>
+          <w:top w:val="single" w:color="000000" w:themeColor="text1" w:sz="12" w:space="0"/>
           <w:left w:val="nil"/>
           <w:bottom w:val="nil"/>
           <w:right w:val="nil"/>
@@ -10143,8 +10099,8 @@
       <w:tblPr/>
       <w:tcPr>
         <w:tcBorders>
-          <w:insideH w:val="single" w:sz="6" w:space="0" w:color="C0504D" w:themeColor="accent2"/>
-          <w:insideV w:val="single" w:sz="6" w:space="0" w:color="C0504D" w:themeColor="accent2"/>
+          <w:insideH w:val="single" w:color="C0504D" w:themeColor="accent2" w:sz="6" w:space="0"/>
+          <w:insideV w:val="single" w:color="C0504D" w:themeColor="accent2" w:sz="6" w:space="0"/>
         </w:tcBorders>
         <w:shd w:val="clear" w:color="auto" w:fill="DFA7A6" w:themeFill="accent2" w:themeFillTint="7F"/>
       </w:tcPr>
@@ -10165,7 +10121,7 @@
       <w:spacing w:after="0" w:line="240" w:lineRule="auto"/>
     </w:pPr>
     <w:rPr>
-      <w:rFonts w:asciiTheme="majorHAnsi" w:eastAsiaTheme="majorEastAsia" w:hAnsiTheme="majorHAnsi" w:cstheme="majorBidi"/>
+      <w:rFonts w:asciiTheme="majorHAnsi" w:hAnsiTheme="majorHAnsi" w:eastAsiaTheme="majorEastAsia" w:cstheme="majorBidi"/>
       <w:color w:val="000000" w:themeColor="text1"/>
     </w:rPr>
     <w:tblPr>
@@ -10173,12 +10129,12 @@
       <w:tblStyleColBandSize w:val="1"/>
       <w:tblInd w:w="0" w:type="dxa"/>
       <w:tblBorders>
-        <w:top w:val="single" w:sz="8" w:space="0" w:color="9BBB59" w:themeColor="accent3"/>
-        <w:left w:val="single" w:sz="8" w:space="0" w:color="9BBB59" w:themeColor="accent3"/>
-        <w:bottom w:val="single" w:sz="8" w:space="0" w:color="9BBB59" w:themeColor="accent3"/>
-        <w:right w:val="single" w:sz="8" w:space="0" w:color="9BBB59" w:themeColor="accent3"/>
-        <w:insideH w:val="single" w:sz="8" w:space="0" w:color="9BBB59" w:themeColor="accent3"/>
-        <w:insideV w:val="single" w:sz="8" w:space="0" w:color="9BBB59" w:themeColor="accent3"/>
+        <w:top w:val="single" w:color="9BBB59" w:themeColor="accent3" w:sz="8" w:space="0"/>
+        <w:left w:val="single" w:color="9BBB59" w:themeColor="accent3" w:sz="8" w:space="0"/>
+        <w:bottom w:val="single" w:color="9BBB59" w:themeColor="accent3" w:sz="8" w:space="0"/>
+        <w:right w:val="single" w:color="9BBB59" w:themeColor="accent3" w:sz="8" w:space="0"/>
+        <w:insideH w:val="single" w:color="9BBB59" w:themeColor="accent3" w:sz="8" w:space="0"/>
+        <w:insideV w:val="single" w:color="9BBB59" w:themeColor="accent3" w:sz="8" w:space="0"/>
       </w:tblBorders>
       <w:tblCellMar>
         <w:top w:w="0" w:type="dxa"/>
@@ -10210,7 +10166,7 @@
       <w:tblPr/>
       <w:tcPr>
         <w:tcBorders>
-          <w:top w:val="single" w:sz="12" w:space="0" w:color="000000" w:themeColor="text1"/>
+          <w:top w:val="single" w:color="000000" w:themeColor="text1" w:sz="12" w:space="0"/>
           <w:left w:val="nil"/>
           <w:bottom w:val="nil"/>
           <w:right w:val="nil"/>
@@ -10268,8 +10224,8 @@
       <w:tblPr/>
       <w:tcPr>
         <w:tcBorders>
-          <w:insideH w:val="single" w:sz="6" w:space="0" w:color="9BBB59" w:themeColor="accent3"/>
-          <w:insideV w:val="single" w:sz="6" w:space="0" w:color="9BBB59" w:themeColor="accent3"/>
+          <w:insideH w:val="single" w:color="9BBB59" w:themeColor="accent3" w:sz="6" w:space="0"/>
+          <w:insideV w:val="single" w:color="9BBB59" w:themeColor="accent3" w:sz="6" w:space="0"/>
         </w:tcBorders>
         <w:shd w:val="clear" w:color="auto" w:fill="CDDDAC" w:themeFill="accent3" w:themeFillTint="7F"/>
       </w:tcPr>
@@ -10290,7 +10246,7 @@
       <w:spacing w:after="0" w:line="240" w:lineRule="auto"/>
     </w:pPr>
     <w:rPr>
-      <w:rFonts w:asciiTheme="majorHAnsi" w:eastAsiaTheme="majorEastAsia" w:hAnsiTheme="majorHAnsi" w:cstheme="majorBidi"/>
+      <w:rFonts w:asciiTheme="majorHAnsi" w:hAnsiTheme="majorHAnsi" w:eastAsiaTheme="majorEastAsia" w:cstheme="majorBidi"/>
       <w:color w:val="000000" w:themeColor="text1"/>
     </w:rPr>
     <w:tblPr>
@@ -10298,12 +10254,12 @@
       <w:tblStyleColBandSize w:val="1"/>
       <w:tblInd w:w="0" w:type="dxa"/>
       <w:tblBorders>
-        <w:top w:val="single" w:sz="8" w:space="0" w:color="8064A2" w:themeColor="accent4"/>
-        <w:left w:val="single" w:sz="8" w:space="0" w:color="8064A2" w:themeColor="accent4"/>
-        <w:bottom w:val="single" w:sz="8" w:space="0" w:color="8064A2" w:themeColor="accent4"/>
-        <w:right w:val="single" w:sz="8" w:space="0" w:color="8064A2" w:themeColor="accent4"/>
-        <w:insideH w:val="single" w:sz="8" w:space="0" w:color="8064A2" w:themeColor="accent4"/>
-        <w:insideV w:val="single" w:sz="8" w:space="0" w:color="8064A2" w:themeColor="accent4"/>
+        <w:top w:val="single" w:color="8064A2" w:themeColor="accent4" w:sz="8" w:space="0"/>
+        <w:left w:val="single" w:color="8064A2" w:themeColor="accent4" w:sz="8" w:space="0"/>
+        <w:bottom w:val="single" w:color="8064A2" w:themeColor="accent4" w:sz="8" w:space="0"/>
+        <w:right w:val="single" w:color="8064A2" w:themeColor="accent4" w:sz="8" w:space="0"/>
+        <w:insideH w:val="single" w:color="8064A2" w:themeColor="accent4" w:sz="8" w:space="0"/>
+        <w:insideV w:val="single" w:color="8064A2" w:themeColor="accent4" w:sz="8" w:space="0"/>
       </w:tblBorders>
       <w:tblCellMar>
         <w:top w:w="0" w:type="dxa"/>
@@ -10335,7 +10291,7 @@
       <w:tblPr/>
       <w:tcPr>
         <w:tcBorders>
-          <w:top w:val="single" w:sz="12" w:space="0" w:color="000000" w:themeColor="text1"/>
+          <w:top w:val="single" w:color="000000" w:themeColor="text1" w:sz="12" w:space="0"/>
           <w:left w:val="nil"/>
           <w:bottom w:val="nil"/>
           <w:right w:val="nil"/>
@@ -10393,8 +10349,8 @@
       <w:tblPr/>
       <w:tcPr>
         <w:tcBorders>
-          <w:insideH w:val="single" w:sz="6" w:space="0" w:color="8064A2" w:themeColor="accent4"/>
-          <w:insideV w:val="single" w:sz="6" w:space="0" w:color="8064A2" w:themeColor="accent4"/>
+          <w:insideH w:val="single" w:color="8064A2" w:themeColor="accent4" w:sz="6" w:space="0"/>
+          <w:insideV w:val="single" w:color="8064A2" w:themeColor="accent4" w:sz="6" w:space="0"/>
         </w:tcBorders>
         <w:shd w:val="clear" w:color="auto" w:fill="BFB1D0" w:themeFill="accent4" w:themeFillTint="7F"/>
       </w:tcPr>
@@ -10415,7 +10371,7 @@
       <w:spacing w:after="0" w:line="240" w:lineRule="auto"/>
     </w:pPr>
     <w:rPr>
-      <w:rFonts w:asciiTheme="majorHAnsi" w:eastAsiaTheme="majorEastAsia" w:hAnsiTheme="majorHAnsi" w:cstheme="majorBidi"/>
+      <w:rFonts w:asciiTheme="majorHAnsi" w:hAnsiTheme="majorHAnsi" w:eastAsiaTheme="majorEastAsia" w:cstheme="majorBidi"/>
       <w:color w:val="000000" w:themeColor="text1"/>
     </w:rPr>
     <w:tblPr>
@@ -10423,12 +10379,12 @@
       <w:tblStyleColBandSize w:val="1"/>
       <w:tblInd w:w="0" w:type="dxa"/>
       <w:tblBorders>
-        <w:top w:val="single" w:sz="8" w:space="0" w:color="4BACC6" w:themeColor="accent5"/>
-        <w:left w:val="single" w:sz="8" w:space="0" w:color="4BACC6" w:themeColor="accent5"/>
-        <w:bottom w:val="single" w:sz="8" w:space="0" w:color="4BACC6" w:themeColor="accent5"/>
-        <w:right w:val="single" w:sz="8" w:space="0" w:color="4BACC6" w:themeColor="accent5"/>
-        <w:insideH w:val="single" w:sz="8" w:space="0" w:color="4BACC6" w:themeColor="accent5"/>
-        <w:insideV w:val="single" w:sz="8" w:space="0" w:color="4BACC6" w:themeColor="accent5"/>
+        <w:top w:val="single" w:color="4BACC6" w:themeColor="accent5" w:sz="8" w:space="0"/>
+        <w:left w:val="single" w:color="4BACC6" w:themeColor="accent5" w:sz="8" w:space="0"/>
+        <w:bottom w:val="single" w:color="4BACC6" w:themeColor="accent5" w:sz="8" w:space="0"/>
+        <w:right w:val="single" w:color="4BACC6" w:themeColor="accent5" w:sz="8" w:space="0"/>
+        <w:insideH w:val="single" w:color="4BACC6" w:themeColor="accent5" w:sz="8" w:space="0"/>
+        <w:insideV w:val="single" w:color="4BACC6" w:themeColor="accent5" w:sz="8" w:space="0"/>
       </w:tblBorders>
       <w:tblCellMar>
         <w:top w:w="0" w:type="dxa"/>
@@ -10460,7 +10416,7 @@
       <w:tblPr/>
       <w:tcPr>
         <w:tcBorders>
-          <w:top w:val="single" w:sz="12" w:space="0" w:color="000000" w:themeColor="text1"/>
+          <w:top w:val="single" w:color="000000" w:themeColor="text1" w:sz="12" w:space="0"/>
           <w:left w:val="nil"/>
           <w:bottom w:val="nil"/>
           <w:right w:val="nil"/>
@@ -10518,8 +10474,8 @@
       <w:tblPr/>
       <w:tcPr>
         <w:tcBorders>
-          <w:insideH w:val="single" w:sz="6" w:space="0" w:color="4BACC6" w:themeColor="accent5"/>
-          <w:insideV w:val="single" w:sz="6" w:space="0" w:color="4BACC6" w:themeColor="accent5"/>
+          <w:insideH w:val="single" w:color="4BACC6" w:themeColor="accent5" w:sz="6" w:space="0"/>
+          <w:insideV w:val="single" w:color="4BACC6" w:themeColor="accent5" w:sz="6" w:space="0"/>
         </w:tcBorders>
         <w:shd w:val="clear" w:color="auto" w:fill="A5D5E2" w:themeFill="accent5" w:themeFillTint="7F"/>
       </w:tcPr>
@@ -10540,7 +10496,7 @@
       <w:spacing w:after="0" w:line="240" w:lineRule="auto"/>
     </w:pPr>
     <w:rPr>
-      <w:rFonts w:asciiTheme="majorHAnsi" w:eastAsiaTheme="majorEastAsia" w:hAnsiTheme="majorHAnsi" w:cstheme="majorBidi"/>
+      <w:rFonts w:asciiTheme="majorHAnsi" w:hAnsiTheme="majorHAnsi" w:eastAsiaTheme="majorEastAsia" w:cstheme="majorBidi"/>
       <w:color w:val="000000" w:themeColor="text1"/>
     </w:rPr>
     <w:tblPr>
@@ -10548,12 +10504,12 @@
       <w:tblStyleColBandSize w:val="1"/>
       <w:tblInd w:w="0" w:type="dxa"/>
       <w:tblBorders>
-        <w:top w:val="single" w:sz="8" w:space="0" w:color="F79646" w:themeColor="accent6"/>
-        <w:left w:val="single" w:sz="8" w:space="0" w:color="F79646" w:themeColor="accent6"/>
-        <w:bottom w:val="single" w:sz="8" w:space="0" w:color="F79646" w:themeColor="accent6"/>
-        <w:right w:val="single" w:sz="8" w:space="0" w:color="F79646" w:themeColor="accent6"/>
-        <w:insideH w:val="single" w:sz="8" w:space="0" w:color="F79646" w:themeColor="accent6"/>
-        <w:insideV w:val="single" w:sz="8" w:space="0" w:color="F79646" w:themeColor="accent6"/>
+        <w:top w:val="single" w:color="F79646" w:themeColor="accent6" w:sz="8" w:space="0"/>
+        <w:left w:val="single" w:color="F79646" w:themeColor="accent6" w:sz="8" w:space="0"/>
+        <w:bottom w:val="single" w:color="F79646" w:themeColor="accent6" w:sz="8" w:space="0"/>
+        <w:right w:val="single" w:color="F79646" w:themeColor="accent6" w:sz="8" w:space="0"/>
+        <w:insideH w:val="single" w:color="F79646" w:themeColor="accent6" w:sz="8" w:space="0"/>
+        <w:insideV w:val="single" w:color="F79646" w:themeColor="accent6" w:sz="8" w:space="0"/>
       </w:tblBorders>
       <w:tblCellMar>
         <w:top w:w="0" w:type="dxa"/>
@@ -10585,7 +10541,7 @@
       <w:tblPr/>
       <w:tcPr>
         <w:tcBorders>
-          <w:top w:val="single" w:sz="12" w:space="0" w:color="000000" w:themeColor="text1"/>
+          <w:top w:val="single" w:color="000000" w:themeColor="text1" w:sz="12" w:space="0"/>
           <w:left w:val="nil"/>
           <w:bottom w:val="nil"/>
           <w:right w:val="nil"/>
@@ -10643,8 +10599,8 @@
       <w:tblPr/>
       <w:tcPr>
         <w:tcBorders>
-          <w:insideH w:val="single" w:sz="6" w:space="0" w:color="F79646" w:themeColor="accent6"/>
-          <w:insideV w:val="single" w:sz="6" w:space="0" w:color="F79646" w:themeColor="accent6"/>
+          <w:insideH w:val="single" w:color="F79646" w:themeColor="accent6" w:sz="6" w:space="0"/>
+          <w:insideV w:val="single" w:color="F79646" w:themeColor="accent6" w:sz="6" w:space="0"/>
         </w:tcBorders>
         <w:shd w:val="clear" w:color="auto" w:fill="FBCAA2" w:themeFill="accent6" w:themeFillTint="7F"/>
       </w:tcPr>
@@ -10669,12 +10625,12 @@
       <w:tblStyleColBandSize w:val="1"/>
       <w:tblInd w:w="0" w:type="dxa"/>
       <w:tblBorders>
-        <w:top w:val="single" w:sz="8" w:space="0" w:color="FFFFFF" w:themeColor="background1"/>
-        <w:left w:val="single" w:sz="8" w:space="0" w:color="FFFFFF" w:themeColor="background1"/>
-        <w:bottom w:val="single" w:sz="8" w:space="0" w:color="FFFFFF" w:themeColor="background1"/>
-        <w:right w:val="single" w:sz="8" w:space="0" w:color="FFFFFF" w:themeColor="background1"/>
-        <w:insideH w:val="single" w:sz="6" w:space="0" w:color="FFFFFF" w:themeColor="background1"/>
-        <w:insideV w:val="single" w:sz="6" w:space="0" w:color="FFFFFF" w:themeColor="background1"/>
+        <w:top w:val="single" w:color="FFFFFF" w:themeColor="background1" w:sz="8" w:space="0"/>
+        <w:left w:val="single" w:color="FFFFFF" w:themeColor="background1" w:sz="8" w:space="0"/>
+        <w:bottom w:val="single" w:color="FFFFFF" w:themeColor="background1" w:sz="8" w:space="0"/>
+        <w:right w:val="single" w:color="FFFFFF" w:themeColor="background1" w:sz="8" w:space="0"/>
+        <w:insideH w:val="single" w:color="FFFFFF" w:themeColor="background1" w:sz="6" w:space="0"/>
+        <w:insideV w:val="single" w:color="FFFFFF" w:themeColor="background1" w:sz="6" w:space="0"/>
       </w:tblBorders>
       <w:tblCellMar>
         <w:top w:w="0" w:type="dxa"/>
@@ -10697,12 +10653,12 @@
       <w:tblPr/>
       <w:tcPr>
         <w:tcBorders>
-          <w:top w:val="single" w:sz="8" w:space="0" w:color="FFFFFF" w:themeColor="background1"/>
-          <w:left w:val="single" w:sz="8" w:space="0" w:color="FFFFFF" w:themeColor="background1"/>
-          <w:bottom w:val="single" w:sz="24" w:space="0" w:color="FFFFFF" w:themeColor="background1"/>
-          <w:right w:val="single" w:sz="8" w:space="0" w:color="FFFFFF" w:themeColor="background1"/>
-          <w:insideH w:val="nil"/>
-          <w:insideV w:val="single" w:sz="8" w:space="0" w:color="FFFFFF" w:themeColor="background1"/>
+          <w:top w:val="single" w:color="FFFFFF" w:themeColor="background1" w:sz="8" w:space="0"/>
+          <w:left w:val="single" w:color="FFFFFF" w:themeColor="background1" w:sz="8" w:space="0"/>
+          <w:bottom w:val="single" w:color="FFFFFF" w:themeColor="background1" w:sz="24" w:space="0"/>
+          <w:right w:val="single" w:color="FFFFFF" w:themeColor="background1" w:sz="8" w:space="0"/>
+          <w:insideH w:val="nil"/>
+          <w:insideV w:val="single" w:color="FFFFFF" w:themeColor="background1" w:sz="8" w:space="0"/>
         </w:tcBorders>
         <w:shd w:val="clear" w:color="auto" w:fill="000000" w:themeFill="text1"/>
       </w:tcPr>
@@ -10718,12 +10674,12 @@
       <w:tblPr/>
       <w:tcPr>
         <w:tcBorders>
-          <w:top w:val="single" w:sz="24" w:space="0" w:color="FFFFFF" w:themeColor="background1"/>
-          <w:left w:val="single" w:sz="8" w:space="0" w:color="FFFFFF" w:themeColor="background1"/>
-          <w:bottom w:val="single" w:sz="8" w:space="0" w:color="FFFFFF" w:themeColor="background1"/>
-          <w:right w:val="single" w:sz="8" w:space="0" w:color="FFFFFF" w:themeColor="background1"/>
-          <w:insideH w:val="nil"/>
-          <w:insideV w:val="single" w:sz="8" w:space="0" w:color="FFFFFF" w:themeColor="background1"/>
+          <w:top w:val="single" w:color="FFFFFF" w:themeColor="background1" w:sz="24" w:space="0"/>
+          <w:left w:val="single" w:color="FFFFFF" w:themeColor="background1" w:sz="8" w:space="0"/>
+          <w:bottom w:val="single" w:color="FFFFFF" w:themeColor="background1" w:sz="8" w:space="0"/>
+          <w:right w:val="single" w:color="FFFFFF" w:themeColor="background1" w:sz="8" w:space="0"/>
+          <w:insideH w:val="nil"/>
+          <w:insideV w:val="single" w:color="FFFFFF" w:themeColor="background1" w:sz="8" w:space="0"/>
         </w:tcBorders>
         <w:shd w:val="clear" w:color="auto" w:fill="000000" w:themeFill="text1"/>
       </w:tcPr>
@@ -10739,8 +10695,8 @@
       <w:tblPr/>
       <w:tcPr>
         <w:tcBorders>
-          <w:left w:val="single" w:sz="8" w:space="0" w:color="FFFFFF" w:themeColor="background1"/>
-          <w:right w:val="single" w:sz="24" w:space="0" w:color="FFFFFF" w:themeColor="background1"/>
+          <w:left w:val="single" w:color="FFFFFF" w:themeColor="background1" w:sz="8" w:space="0"/>
+          <w:right w:val="single" w:color="FFFFFF" w:themeColor="background1" w:sz="24" w:space="0"/>
           <w:insideH w:val="nil"/>
           <w:insideV w:val="nil"/>
         </w:tcBorders>
@@ -10759,7 +10715,7 @@
       <w:tcPr>
         <w:tcBorders>
           <w:top w:val="nil"/>
-          <w:left w:val="single" w:sz="24" w:space="0" w:color="FFFFFF" w:themeColor="background1"/>
+          <w:left w:val="single" w:color="FFFFFF" w:themeColor="background1" w:sz="24" w:space="0"/>
           <w:bottom w:val="nil"/>
           <w:right w:val="nil"/>
           <w:insideH w:val="nil"/>
@@ -10772,10 +10728,10 @@
       <w:tblPr/>
       <w:tcPr>
         <w:tcBorders>
-          <w:top w:val="single" w:sz="8" w:space="0" w:color="FFFFFF" w:themeColor="background1"/>
-          <w:left w:val="single" w:sz="8" w:space="0" w:color="FFFFFF" w:themeColor="background1"/>
-          <w:bottom w:val="single" w:sz="8" w:space="0" w:color="FFFFFF" w:themeColor="background1"/>
-          <w:right w:val="single" w:sz="8" w:space="0" w:color="FFFFFF" w:themeColor="background1"/>
+          <w:top w:val="single" w:color="FFFFFF" w:themeColor="background1" w:sz="8" w:space="0"/>
+          <w:left w:val="single" w:color="FFFFFF" w:themeColor="background1" w:sz="8" w:space="0"/>
+          <w:bottom w:val="single" w:color="FFFFFF" w:themeColor="background1" w:sz="8" w:space="0"/>
+          <w:right w:val="single" w:color="FFFFFF" w:themeColor="background1" w:sz="8" w:space="0"/>
           <w:insideH w:val="nil"/>
           <w:insideV w:val="nil"/>
         </w:tcBorders>
@@ -10786,12 +10742,12 @@
       <w:tblPr/>
       <w:tcPr>
         <w:tcBorders>
-          <w:top w:val="single" w:sz="8" w:space="0" w:color="FFFFFF" w:themeColor="background1"/>
-          <w:left w:val="single" w:sz="8" w:space="0" w:color="FFFFFF" w:themeColor="background1"/>
-          <w:bottom w:val="single" w:sz="8" w:space="0" w:color="FFFFFF" w:themeColor="background1"/>
-          <w:right w:val="single" w:sz="8" w:space="0" w:color="FFFFFF" w:themeColor="background1"/>
-          <w:insideH w:val="single" w:sz="8" w:space="0" w:color="FFFFFF" w:themeColor="background1"/>
-          <w:insideV w:val="single" w:sz="8" w:space="0" w:color="FFFFFF" w:themeColor="background1"/>
+          <w:top w:val="single" w:color="FFFFFF" w:themeColor="background1" w:sz="8" w:space="0"/>
+          <w:left w:val="single" w:color="FFFFFF" w:themeColor="background1" w:sz="8" w:space="0"/>
+          <w:bottom w:val="single" w:color="FFFFFF" w:themeColor="background1" w:sz="8" w:space="0"/>
+          <w:right w:val="single" w:color="FFFFFF" w:themeColor="background1" w:sz="8" w:space="0"/>
+          <w:insideH w:val="single" w:color="FFFFFF" w:themeColor="background1" w:sz="8" w:space="0"/>
+          <w:insideV w:val="single" w:color="FFFFFF" w:themeColor="background1" w:sz="8" w:space="0"/>
         </w:tcBorders>
         <w:shd w:val="clear" w:color="auto" w:fill="808080" w:themeFill="text1" w:themeFillTint="7F"/>
       </w:tcPr>
@@ -10810,12 +10766,12 @@
       <w:tblStyleColBandSize w:val="1"/>
       <w:tblInd w:w="0" w:type="dxa"/>
       <w:tblBorders>
-        <w:top w:val="single" w:sz="8" w:space="0" w:color="FFFFFF" w:themeColor="background1"/>
-        <w:left w:val="single" w:sz="8" w:space="0" w:color="FFFFFF" w:themeColor="background1"/>
-        <w:bottom w:val="single" w:sz="8" w:space="0" w:color="FFFFFF" w:themeColor="background1"/>
-        <w:right w:val="single" w:sz="8" w:space="0" w:color="FFFFFF" w:themeColor="background1"/>
-        <w:insideH w:val="single" w:sz="6" w:space="0" w:color="FFFFFF" w:themeColor="background1"/>
-        <w:insideV w:val="single" w:sz="6" w:space="0" w:color="FFFFFF" w:themeColor="background1"/>
+        <w:top w:val="single" w:color="FFFFFF" w:themeColor="background1" w:sz="8" w:space="0"/>
+        <w:left w:val="single" w:color="FFFFFF" w:themeColor="background1" w:sz="8" w:space="0"/>
+        <w:bottom w:val="single" w:color="FFFFFF" w:themeColor="background1" w:sz="8" w:space="0"/>
+        <w:right w:val="single" w:color="FFFFFF" w:themeColor="background1" w:sz="8" w:space="0"/>
+        <w:insideH w:val="single" w:color="FFFFFF" w:themeColor="background1" w:sz="6" w:space="0"/>
+        <w:insideV w:val="single" w:color="FFFFFF" w:themeColor="background1" w:sz="6" w:space="0"/>
       </w:tblBorders>
       <w:tblCellMar>
         <w:top w:w="0" w:type="dxa"/>
@@ -10838,12 +10794,12 @@
       <w:tblPr/>
       <w:tcPr>
         <w:tcBorders>
-          <w:top w:val="single" w:sz="8" w:space="0" w:color="FFFFFF" w:themeColor="background1"/>
-          <w:left w:val="single" w:sz="8" w:space="0" w:color="FFFFFF" w:themeColor="background1"/>
-          <w:bottom w:val="single" w:sz="24" w:space="0" w:color="FFFFFF" w:themeColor="background1"/>
-          <w:right w:val="single" w:sz="8" w:space="0" w:color="FFFFFF" w:themeColor="background1"/>
-          <w:insideH w:val="nil"/>
-          <w:insideV w:val="single" w:sz="8" w:space="0" w:color="FFFFFF" w:themeColor="background1"/>
+          <w:top w:val="single" w:color="FFFFFF" w:themeColor="background1" w:sz="8" w:space="0"/>
+          <w:left w:val="single" w:color="FFFFFF" w:themeColor="background1" w:sz="8" w:space="0"/>
+          <w:bottom w:val="single" w:color="FFFFFF" w:themeColor="background1" w:sz="24" w:space="0"/>
+          <w:right w:val="single" w:color="FFFFFF" w:themeColor="background1" w:sz="8" w:space="0"/>
+          <w:insideH w:val="nil"/>
+          <w:insideV w:val="single" w:color="FFFFFF" w:themeColor="background1" w:sz="8" w:space="0"/>
         </w:tcBorders>
         <w:shd w:val="clear" w:color="auto" w:fill="4F81BD" w:themeFill="accent1"/>
       </w:tcPr>
@@ -10859,12 +10815,12 @@
       <w:tblPr/>
       <w:tcPr>
         <w:tcBorders>
-          <w:top w:val="single" w:sz="24" w:space="0" w:color="FFFFFF" w:themeColor="background1"/>
-          <w:left w:val="single" w:sz="8" w:space="0" w:color="FFFFFF" w:themeColor="background1"/>
-          <w:bottom w:val="single" w:sz="8" w:space="0" w:color="FFFFFF" w:themeColor="background1"/>
-          <w:right w:val="single" w:sz="8" w:space="0" w:color="FFFFFF" w:themeColor="background1"/>
-          <w:insideH w:val="nil"/>
-          <w:insideV w:val="single" w:sz="8" w:space="0" w:color="FFFFFF" w:themeColor="background1"/>
+          <w:top w:val="single" w:color="FFFFFF" w:themeColor="background1" w:sz="24" w:space="0"/>
+          <w:left w:val="single" w:color="FFFFFF" w:themeColor="background1" w:sz="8" w:space="0"/>
+          <w:bottom w:val="single" w:color="FFFFFF" w:themeColor="background1" w:sz="8" w:space="0"/>
+          <w:right w:val="single" w:color="FFFFFF" w:themeColor="background1" w:sz="8" w:space="0"/>
+          <w:insideH w:val="nil"/>
+          <w:insideV w:val="single" w:color="FFFFFF" w:themeColor="background1" w:sz="8" w:space="0"/>
         </w:tcBorders>
         <w:shd w:val="clear" w:color="auto" w:fill="4F81BD" w:themeFill="accent1"/>
       </w:tcPr>
@@ -10880,8 +10836,8 @@
       <w:tblPr/>
       <w:tcPr>
         <w:tcBorders>
-          <w:left w:val="single" w:sz="8" w:space="0" w:color="FFFFFF" w:themeColor="background1"/>
-          <w:right w:val="single" w:sz="24" w:space="0" w:color="FFFFFF" w:themeColor="background1"/>
+          <w:left w:val="single" w:color="FFFFFF" w:themeColor="background1" w:sz="8" w:space="0"/>
+          <w:right w:val="single" w:color="FFFFFF" w:themeColor="background1" w:sz="24" w:space="0"/>
           <w:insideH w:val="nil"/>
           <w:insideV w:val="nil"/>
         </w:tcBorders>
@@ -10900,7 +10856,7 @@
       <w:tcPr>
         <w:tcBorders>
           <w:top w:val="nil"/>
-          <w:left w:val="single" w:sz="24" w:space="0" w:color="FFFFFF" w:themeColor="background1"/>
+          <w:left w:val="single" w:color="FFFFFF" w:themeColor="background1" w:sz="24" w:space="0"/>
           <w:bottom w:val="nil"/>
           <w:right w:val="nil"/>
           <w:insideH w:val="nil"/>
@@ -10913,10 +10869,10 @@
       <w:tblPr/>
       <w:tcPr>
         <w:tcBorders>
-          <w:top w:val="single" w:sz="8" w:space="0" w:color="FFFFFF" w:themeColor="background1"/>
-          <w:left w:val="single" w:sz="8" w:space="0" w:color="FFFFFF" w:themeColor="background1"/>
-          <w:bottom w:val="single" w:sz="8" w:space="0" w:color="FFFFFF" w:themeColor="background1"/>
-          <w:right w:val="single" w:sz="8" w:space="0" w:color="FFFFFF" w:themeColor="background1"/>
+          <w:top w:val="single" w:color="FFFFFF" w:themeColor="background1" w:sz="8" w:space="0"/>
+          <w:left w:val="single" w:color="FFFFFF" w:themeColor="background1" w:sz="8" w:space="0"/>
+          <w:bottom w:val="single" w:color="FFFFFF" w:themeColor="background1" w:sz="8" w:space="0"/>
+          <w:right w:val="single" w:color="FFFFFF" w:themeColor="background1" w:sz="8" w:space="0"/>
           <w:insideH w:val="nil"/>
           <w:insideV w:val="nil"/>
         </w:tcBorders>
@@ -10927,12 +10883,12 @@
       <w:tblPr/>
       <w:tcPr>
         <w:tcBorders>
-          <w:top w:val="single" w:sz="8" w:space="0" w:color="FFFFFF" w:themeColor="background1"/>
-          <w:left w:val="single" w:sz="8" w:space="0" w:color="FFFFFF" w:themeColor="background1"/>
-          <w:bottom w:val="single" w:sz="8" w:space="0" w:color="FFFFFF" w:themeColor="background1"/>
-          <w:right w:val="single" w:sz="8" w:space="0" w:color="FFFFFF" w:themeColor="background1"/>
-          <w:insideH w:val="single" w:sz="8" w:space="0" w:color="FFFFFF" w:themeColor="background1"/>
-          <w:insideV w:val="single" w:sz="8" w:space="0" w:color="FFFFFF" w:themeColor="background1"/>
+          <w:top w:val="single" w:color="FFFFFF" w:themeColor="background1" w:sz="8" w:space="0"/>
+          <w:left w:val="single" w:color="FFFFFF" w:themeColor="background1" w:sz="8" w:space="0"/>
+          <w:bottom w:val="single" w:color="FFFFFF" w:themeColor="background1" w:sz="8" w:space="0"/>
+          <w:right w:val="single" w:color="FFFFFF" w:themeColor="background1" w:sz="8" w:space="0"/>
+          <w:insideH w:val="single" w:color="FFFFFF" w:themeColor="background1" w:sz="8" w:space="0"/>
+          <w:insideV w:val="single" w:color="FFFFFF" w:themeColor="background1" w:sz="8" w:space="0"/>
         </w:tcBorders>
         <w:shd w:val="clear" w:color="auto" w:fill="A7BFDE" w:themeFill="accent1" w:themeFillTint="7F"/>
       </w:tcPr>
@@ -10951,12 +10907,12 @@
       <w:tblStyleColBandSize w:val="1"/>
       <w:tblInd w:w="0" w:type="dxa"/>
       <w:tblBorders>
-        <w:top w:val="single" w:sz="8" w:space="0" w:color="FFFFFF" w:themeColor="background1"/>
-        <w:left w:val="single" w:sz="8" w:space="0" w:color="FFFFFF" w:themeColor="background1"/>
-        <w:bottom w:val="single" w:sz="8" w:space="0" w:color="FFFFFF" w:themeColor="background1"/>
-        <w:right w:val="single" w:sz="8" w:space="0" w:color="FFFFFF" w:themeColor="background1"/>
-        <w:insideH w:val="single" w:sz="6" w:space="0" w:color="FFFFFF" w:themeColor="background1"/>
-        <w:insideV w:val="single" w:sz="6" w:space="0" w:color="FFFFFF" w:themeColor="background1"/>
+        <w:top w:val="single" w:color="FFFFFF" w:themeColor="background1" w:sz="8" w:space="0"/>
+        <w:left w:val="single" w:color="FFFFFF" w:themeColor="background1" w:sz="8" w:space="0"/>
+        <w:bottom w:val="single" w:color="FFFFFF" w:themeColor="background1" w:sz="8" w:space="0"/>
+        <w:right w:val="single" w:color="FFFFFF" w:themeColor="background1" w:sz="8" w:space="0"/>
+        <w:insideH w:val="single" w:color="FFFFFF" w:themeColor="background1" w:sz="6" w:space="0"/>
+        <w:insideV w:val="single" w:color="FFFFFF" w:themeColor="background1" w:sz="6" w:space="0"/>
       </w:tblBorders>
       <w:tblCellMar>
         <w:top w:w="0" w:type="dxa"/>
@@ -10979,12 +10935,12 @@
       <w:tblPr/>
       <w:tcPr>
         <w:tcBorders>
-          <w:top w:val="single" w:sz="8" w:space="0" w:color="FFFFFF" w:themeColor="background1"/>
-          <w:left w:val="single" w:sz="8" w:space="0" w:color="FFFFFF" w:themeColor="background1"/>
-          <w:bottom w:val="single" w:sz="24" w:space="0" w:color="FFFFFF" w:themeColor="background1"/>
-          <w:right w:val="single" w:sz="8" w:space="0" w:color="FFFFFF" w:themeColor="background1"/>
-          <w:insideH w:val="nil"/>
-          <w:insideV w:val="single" w:sz="8" w:space="0" w:color="FFFFFF" w:themeColor="background1"/>
+          <w:top w:val="single" w:color="FFFFFF" w:themeColor="background1" w:sz="8" w:space="0"/>
+          <w:left w:val="single" w:color="FFFFFF" w:themeColor="background1" w:sz="8" w:space="0"/>
+          <w:bottom w:val="single" w:color="FFFFFF" w:themeColor="background1" w:sz="24" w:space="0"/>
+          <w:right w:val="single" w:color="FFFFFF" w:themeColor="background1" w:sz="8" w:space="0"/>
+          <w:insideH w:val="nil"/>
+          <w:insideV w:val="single" w:color="FFFFFF" w:themeColor="background1" w:sz="8" w:space="0"/>
         </w:tcBorders>
         <w:shd w:val="clear" w:color="auto" w:fill="C0504D" w:themeFill="accent2"/>
       </w:tcPr>
@@ -11000,12 +10956,12 @@
       <w:tblPr/>
       <w:tcPr>
         <w:tcBorders>
-          <w:top w:val="single" w:sz="24" w:space="0" w:color="FFFFFF" w:themeColor="background1"/>
-          <w:left w:val="single" w:sz="8" w:space="0" w:color="FFFFFF" w:themeColor="background1"/>
-          <w:bottom w:val="single" w:sz="8" w:space="0" w:color="FFFFFF" w:themeColor="background1"/>
-          <w:right w:val="single" w:sz="8" w:space="0" w:color="FFFFFF" w:themeColor="background1"/>
-          <w:insideH w:val="nil"/>
-          <w:insideV w:val="single" w:sz="8" w:space="0" w:color="FFFFFF" w:themeColor="background1"/>
+          <w:top w:val="single" w:color="FFFFFF" w:themeColor="background1" w:sz="24" w:space="0"/>
+          <w:left w:val="single" w:color="FFFFFF" w:themeColor="background1" w:sz="8" w:space="0"/>
+          <w:bottom w:val="single" w:color="FFFFFF" w:themeColor="background1" w:sz="8" w:space="0"/>
+          <w:right w:val="single" w:color="FFFFFF" w:themeColor="background1" w:sz="8" w:space="0"/>
+          <w:insideH w:val="nil"/>
+          <w:insideV w:val="single" w:color="FFFFFF" w:themeColor="background1" w:sz="8" w:space="0"/>
         </w:tcBorders>
         <w:shd w:val="clear" w:color="auto" w:fill="C0504D" w:themeFill="accent2"/>
       </w:tcPr>
@@ -11021,8 +10977,8 @@
       <w:tblPr/>
       <w:tcPr>
         <w:tcBorders>
-          <w:left w:val="single" w:sz="8" w:space="0" w:color="FFFFFF" w:themeColor="background1"/>
-          <w:right w:val="single" w:sz="24" w:space="0" w:color="FFFFFF" w:themeColor="background1"/>
+          <w:left w:val="single" w:color="FFFFFF" w:themeColor="background1" w:sz="8" w:space="0"/>
+          <w:right w:val="single" w:color="FFFFFF" w:themeColor="background1" w:sz="24" w:space="0"/>
           <w:insideH w:val="nil"/>
           <w:insideV w:val="nil"/>
         </w:tcBorders>
@@ -11041,7 +10997,7 @@
       <w:tcPr>
         <w:tcBorders>
           <w:top w:val="nil"/>
-          <w:left w:val="single" w:sz="24" w:space="0" w:color="FFFFFF" w:themeColor="background1"/>
+          <w:left w:val="single" w:color="FFFFFF" w:themeColor="background1" w:sz="24" w:space="0"/>
           <w:bottom w:val="nil"/>
           <w:right w:val="nil"/>
           <w:insideH w:val="nil"/>
@@ -11054,10 +11010,10 @@
       <w:tblPr/>
       <w:tcPr>
         <w:tcBorders>
-          <w:top w:val="single" w:sz="8" w:space="0" w:color="FFFFFF" w:themeColor="background1"/>
-          <w:left w:val="single" w:sz="8" w:space="0" w:color="FFFFFF" w:themeColor="background1"/>
-          <w:bottom w:val="single" w:sz="8" w:space="0" w:color="FFFFFF" w:themeColor="background1"/>
-          <w:right w:val="single" w:sz="8" w:space="0" w:color="FFFFFF" w:themeColor="background1"/>
+          <w:top w:val="single" w:color="FFFFFF" w:themeColor="background1" w:sz="8" w:space="0"/>
+          <w:left w:val="single" w:color="FFFFFF" w:themeColor="background1" w:sz="8" w:space="0"/>
+          <w:bottom w:val="single" w:color="FFFFFF" w:themeColor="background1" w:sz="8" w:space="0"/>
+          <w:right w:val="single" w:color="FFFFFF" w:themeColor="background1" w:sz="8" w:space="0"/>
           <w:insideH w:val="nil"/>
           <w:insideV w:val="nil"/>
         </w:tcBorders>
@@ -11068,12 +11024,12 @@
       <w:tblPr/>
       <w:tcPr>
         <w:tcBorders>
-          <w:top w:val="single" w:sz="8" w:space="0" w:color="FFFFFF" w:themeColor="background1"/>
-          <w:left w:val="single" w:sz="8" w:space="0" w:color="FFFFFF" w:themeColor="background1"/>
-          <w:bottom w:val="single" w:sz="8" w:space="0" w:color="FFFFFF" w:themeColor="background1"/>
-          <w:right w:val="single" w:sz="8" w:space="0" w:color="FFFFFF" w:themeColor="background1"/>
-          <w:insideH w:val="single" w:sz="8" w:space="0" w:color="FFFFFF" w:themeColor="background1"/>
-          <w:insideV w:val="single" w:sz="8" w:space="0" w:color="FFFFFF" w:themeColor="background1"/>
+          <w:top w:val="single" w:color="FFFFFF" w:themeColor="background1" w:sz="8" w:space="0"/>
+          <w:left w:val="single" w:color="FFFFFF" w:themeColor="background1" w:sz="8" w:space="0"/>
+          <w:bottom w:val="single" w:color="FFFFFF" w:themeColor="background1" w:sz="8" w:space="0"/>
+          <w:right w:val="single" w:color="FFFFFF" w:themeColor="background1" w:sz="8" w:space="0"/>
+          <w:insideH w:val="single" w:color="FFFFFF" w:themeColor="background1" w:sz="8" w:space="0"/>
+          <w:insideV w:val="single" w:color="FFFFFF" w:themeColor="background1" w:sz="8" w:space="0"/>
         </w:tcBorders>
         <w:shd w:val="clear" w:color="auto" w:fill="DFA7A6" w:themeFill="accent2" w:themeFillTint="7F"/>
       </w:tcPr>
@@ -11092,12 +11048,12 @@
       <w:tblStyleColBandSize w:val="1"/>
       <w:tblInd w:w="0" w:type="dxa"/>
       <w:tblBorders>
-        <w:top w:val="single" w:sz="8" w:space="0" w:color="FFFFFF" w:themeColor="background1"/>
-        <w:left w:val="single" w:sz="8" w:space="0" w:color="FFFFFF" w:themeColor="background1"/>
-        <w:bottom w:val="single" w:sz="8" w:space="0" w:color="FFFFFF" w:themeColor="background1"/>
-        <w:right w:val="single" w:sz="8" w:space="0" w:color="FFFFFF" w:themeColor="background1"/>
-        <w:insideH w:val="single" w:sz="6" w:space="0" w:color="FFFFFF" w:themeColor="background1"/>
-        <w:insideV w:val="single" w:sz="6" w:space="0" w:color="FFFFFF" w:themeColor="background1"/>
+        <w:top w:val="single" w:color="FFFFFF" w:themeColor="background1" w:sz="8" w:space="0"/>
+        <w:left w:val="single" w:color="FFFFFF" w:themeColor="background1" w:sz="8" w:space="0"/>
+        <w:bottom w:val="single" w:color="FFFFFF" w:themeColor="background1" w:sz="8" w:space="0"/>
+        <w:right w:val="single" w:color="FFFFFF" w:themeColor="background1" w:sz="8" w:space="0"/>
+        <w:insideH w:val="single" w:color="FFFFFF" w:themeColor="background1" w:sz="6" w:space="0"/>
+        <w:insideV w:val="single" w:color="FFFFFF" w:themeColor="background1" w:sz="6" w:space="0"/>
       </w:tblBorders>
       <w:tblCellMar>
         <w:top w:w="0" w:type="dxa"/>
@@ -11120,12 +11076,12 @@
       <w:tblPr/>
       <w:tcPr>
         <w:tcBorders>
-          <w:top w:val="single" w:sz="8" w:space="0" w:color="FFFFFF" w:themeColor="background1"/>
-          <w:left w:val="single" w:sz="8" w:space="0" w:color="FFFFFF" w:themeColor="background1"/>
-          <w:bottom w:val="single" w:sz="24" w:space="0" w:color="FFFFFF" w:themeColor="background1"/>
-          <w:right w:val="single" w:sz="8" w:space="0" w:color="FFFFFF" w:themeColor="background1"/>
-          <w:insideH w:val="nil"/>
-          <w:insideV w:val="single" w:sz="8" w:space="0" w:color="FFFFFF" w:themeColor="background1"/>
+          <w:top w:val="single" w:color="FFFFFF" w:themeColor="background1" w:sz="8" w:space="0"/>
+          <w:left w:val="single" w:color="FFFFFF" w:themeColor="background1" w:sz="8" w:space="0"/>
+          <w:bottom w:val="single" w:color="FFFFFF" w:themeColor="background1" w:sz="24" w:space="0"/>
+          <w:right w:val="single" w:color="FFFFFF" w:themeColor="background1" w:sz="8" w:space="0"/>
+          <w:insideH w:val="nil"/>
+          <w:insideV w:val="single" w:color="FFFFFF" w:themeColor="background1" w:sz="8" w:space="0"/>
         </w:tcBorders>
         <w:shd w:val="clear" w:color="auto" w:fill="9BBB59" w:themeFill="accent3"/>
       </w:tcPr>
@@ -11141,12 +11097,12 @@
       <w:tblPr/>
       <w:tcPr>
         <w:tcBorders>
-          <w:top w:val="single" w:sz="24" w:space="0" w:color="FFFFFF" w:themeColor="background1"/>
-          <w:left w:val="single" w:sz="8" w:space="0" w:color="FFFFFF" w:themeColor="background1"/>
-          <w:bottom w:val="single" w:sz="8" w:space="0" w:color="FFFFFF" w:themeColor="background1"/>
-          <w:right w:val="single" w:sz="8" w:space="0" w:color="FFFFFF" w:themeColor="background1"/>
-          <w:insideH w:val="nil"/>
-          <w:insideV w:val="single" w:sz="8" w:space="0" w:color="FFFFFF" w:themeColor="background1"/>
+          <w:top w:val="single" w:color="FFFFFF" w:themeColor="background1" w:sz="24" w:space="0"/>
+          <w:left w:val="single" w:color="FFFFFF" w:themeColor="background1" w:sz="8" w:space="0"/>
+          <w:bottom w:val="single" w:color="FFFFFF" w:themeColor="background1" w:sz="8" w:space="0"/>
+          <w:right w:val="single" w:color="FFFFFF" w:themeColor="background1" w:sz="8" w:space="0"/>
+          <w:insideH w:val="nil"/>
+          <w:insideV w:val="single" w:color="FFFFFF" w:themeColor="background1" w:sz="8" w:space="0"/>
         </w:tcBorders>
         <w:shd w:val="clear" w:color="auto" w:fill="9BBB59" w:themeFill="accent3"/>
       </w:tcPr>
@@ -11162,8 +11118,8 @@
       <w:tblPr/>
       <w:tcPr>
         <w:tcBorders>
-          <w:left w:val="single" w:sz="8" w:space="0" w:color="FFFFFF" w:themeColor="background1"/>
-          <w:right w:val="single" w:sz="24" w:space="0" w:color="FFFFFF" w:themeColor="background1"/>
+          <w:left w:val="single" w:color="FFFFFF" w:themeColor="background1" w:sz="8" w:space="0"/>
+          <w:right w:val="single" w:color="FFFFFF" w:themeColor="background1" w:sz="24" w:space="0"/>
           <w:insideH w:val="nil"/>
           <w:insideV w:val="nil"/>
         </w:tcBorders>
@@ -11182,7 +11138,7 @@
       <w:tcPr>
         <w:tcBorders>
           <w:top w:val="nil"/>
-          <w:left w:val="single" w:sz="24" w:space="0" w:color="FFFFFF" w:themeColor="background1"/>
+          <w:left w:val="single" w:color="FFFFFF" w:themeColor="background1" w:sz="24" w:space="0"/>
           <w:bottom w:val="nil"/>
           <w:right w:val="nil"/>
           <w:insideH w:val="nil"/>
@@ -11195,10 +11151,10 @@
       <w:tblPr/>
       <w:tcPr>
         <w:tcBorders>
-          <w:top w:val="single" w:sz="8" w:space="0" w:color="FFFFFF" w:themeColor="background1"/>
-          <w:left w:val="single" w:sz="8" w:space="0" w:color="FFFFFF" w:themeColor="background1"/>
-          <w:bottom w:val="single" w:sz="8" w:space="0" w:color="FFFFFF" w:themeColor="background1"/>
-          <w:right w:val="single" w:sz="8" w:space="0" w:color="FFFFFF" w:themeColor="background1"/>
+          <w:top w:val="single" w:color="FFFFFF" w:themeColor="background1" w:sz="8" w:space="0"/>
+          <w:left w:val="single" w:color="FFFFFF" w:themeColor="background1" w:sz="8" w:space="0"/>
+          <w:bottom w:val="single" w:color="FFFFFF" w:themeColor="background1" w:sz="8" w:space="0"/>
+          <w:right w:val="single" w:color="FFFFFF" w:themeColor="background1" w:sz="8" w:space="0"/>
           <w:insideH w:val="nil"/>
           <w:insideV w:val="nil"/>
         </w:tcBorders>
@@ -11209,12 +11165,12 @@
       <w:tblPr/>
       <w:tcPr>
         <w:tcBorders>
-          <w:top w:val="single" w:sz="8" w:space="0" w:color="FFFFFF" w:themeColor="background1"/>
-          <w:left w:val="single" w:sz="8" w:space="0" w:color="FFFFFF" w:themeColor="background1"/>
-          <w:bottom w:val="single" w:sz="8" w:space="0" w:color="FFFFFF" w:themeColor="background1"/>
-          <w:right w:val="single" w:sz="8" w:space="0" w:color="FFFFFF" w:themeColor="background1"/>
-          <w:insideH w:val="single" w:sz="8" w:space="0" w:color="FFFFFF" w:themeColor="background1"/>
-          <w:insideV w:val="single" w:sz="8" w:space="0" w:color="FFFFFF" w:themeColor="background1"/>
+          <w:top w:val="single" w:color="FFFFFF" w:themeColor="background1" w:sz="8" w:space="0"/>
+          <w:left w:val="single" w:color="FFFFFF" w:themeColor="background1" w:sz="8" w:space="0"/>
+          <w:bottom w:val="single" w:color="FFFFFF" w:themeColor="background1" w:sz="8" w:space="0"/>
+          <w:right w:val="single" w:color="FFFFFF" w:themeColor="background1" w:sz="8" w:space="0"/>
+          <w:insideH w:val="single" w:color="FFFFFF" w:themeColor="background1" w:sz="8" w:space="0"/>
+          <w:insideV w:val="single" w:color="FFFFFF" w:themeColor="background1" w:sz="8" w:space="0"/>
         </w:tcBorders>
         <w:shd w:val="clear" w:color="auto" w:fill="CDDDAC" w:themeFill="accent3" w:themeFillTint="7F"/>
       </w:tcPr>
@@ -11233,12 +11189,12 @@
       <w:tblStyleColBandSize w:val="1"/>
       <w:tblInd w:w="0" w:type="dxa"/>
       <w:tblBorders>
-        <w:top w:val="single" w:sz="8" w:space="0" w:color="FFFFFF" w:themeColor="background1"/>
-        <w:left w:val="single" w:sz="8" w:space="0" w:color="FFFFFF" w:themeColor="background1"/>
-        <w:bottom w:val="single" w:sz="8" w:space="0" w:color="FFFFFF" w:themeColor="background1"/>
-        <w:right w:val="single" w:sz="8" w:space="0" w:color="FFFFFF" w:themeColor="background1"/>
-        <w:insideH w:val="single" w:sz="6" w:space="0" w:color="FFFFFF" w:themeColor="background1"/>
-        <w:insideV w:val="single" w:sz="6" w:space="0" w:color="FFFFFF" w:themeColor="background1"/>
+        <w:top w:val="single" w:color="FFFFFF" w:themeColor="background1" w:sz="8" w:space="0"/>
+        <w:left w:val="single" w:color="FFFFFF" w:themeColor="background1" w:sz="8" w:space="0"/>
+        <w:bottom w:val="single" w:color="FFFFFF" w:themeColor="background1" w:sz="8" w:space="0"/>
+        <w:right w:val="single" w:color="FFFFFF" w:themeColor="background1" w:sz="8" w:space="0"/>
+        <w:insideH w:val="single" w:color="FFFFFF" w:themeColor="background1" w:sz="6" w:space="0"/>
+        <w:insideV w:val="single" w:color="FFFFFF" w:themeColor="background1" w:sz="6" w:space="0"/>
       </w:tblBorders>
       <w:tblCellMar>
         <w:top w:w="0" w:type="dxa"/>
@@ -11261,12 +11217,12 @@
       <w:tblPr/>
       <w:tcPr>
         <w:tcBorders>
-          <w:top w:val="single" w:sz="8" w:space="0" w:color="FFFFFF" w:themeColor="background1"/>
-          <w:left w:val="single" w:sz="8" w:space="0" w:color="FFFFFF" w:themeColor="background1"/>
-          <w:bottom w:val="single" w:sz="24" w:space="0" w:color="FFFFFF" w:themeColor="background1"/>
-          <w:right w:val="single" w:sz="8" w:space="0" w:color="FFFFFF" w:themeColor="background1"/>
-          <w:insideH w:val="nil"/>
-          <w:insideV w:val="single" w:sz="8" w:space="0" w:color="FFFFFF" w:themeColor="background1"/>
+          <w:top w:val="single" w:color="FFFFFF" w:themeColor="background1" w:sz="8" w:space="0"/>
+          <w:left w:val="single" w:color="FFFFFF" w:themeColor="background1" w:sz="8" w:space="0"/>
+          <w:bottom w:val="single" w:color="FFFFFF" w:themeColor="background1" w:sz="24" w:space="0"/>
+          <w:right w:val="single" w:color="FFFFFF" w:themeColor="background1" w:sz="8" w:space="0"/>
+          <w:insideH w:val="nil"/>
+          <w:insideV w:val="single" w:color="FFFFFF" w:themeColor="background1" w:sz="8" w:space="0"/>
         </w:tcBorders>
         <w:shd w:val="clear" w:color="auto" w:fill="8064A2" w:themeFill="accent4"/>
       </w:tcPr>
@@ -11282,12 +11238,12 @@
       <w:tblPr/>
       <w:tcPr>
         <w:tcBorders>
-          <w:top w:val="single" w:sz="24" w:space="0" w:color="FFFFFF" w:themeColor="background1"/>
-          <w:left w:val="single" w:sz="8" w:space="0" w:color="FFFFFF" w:themeColor="background1"/>
-          <w:bottom w:val="single" w:sz="8" w:space="0" w:color="FFFFFF" w:themeColor="background1"/>
-          <w:right w:val="single" w:sz="8" w:space="0" w:color="FFFFFF" w:themeColor="background1"/>
-          <w:insideH w:val="nil"/>
-          <w:insideV w:val="single" w:sz="8" w:space="0" w:color="FFFFFF" w:themeColor="background1"/>
+          <w:top w:val="single" w:color="FFFFFF" w:themeColor="background1" w:sz="24" w:space="0"/>
+          <w:left w:val="single" w:color="FFFFFF" w:themeColor="background1" w:sz="8" w:space="0"/>
+          <w:bottom w:val="single" w:color="FFFFFF" w:themeColor="background1" w:sz="8" w:space="0"/>
+          <w:right w:val="single" w:color="FFFFFF" w:themeColor="background1" w:sz="8" w:space="0"/>
+          <w:insideH w:val="nil"/>
+          <w:insideV w:val="single" w:color="FFFFFF" w:themeColor="background1" w:sz="8" w:space="0"/>
         </w:tcBorders>
         <w:shd w:val="clear" w:color="auto" w:fill="8064A2" w:themeFill="accent4"/>
       </w:tcPr>
@@ -11303,8 +11259,8 @@
       <w:tblPr/>
       <w:tcPr>
         <w:tcBorders>
-          <w:left w:val="single" w:sz="8" w:space="0" w:color="FFFFFF" w:themeColor="background1"/>
-          <w:right w:val="single" w:sz="24" w:space="0" w:color="FFFFFF" w:themeColor="background1"/>
+          <w:left w:val="single" w:color="FFFFFF" w:themeColor="background1" w:sz="8" w:space="0"/>
+          <w:right w:val="single" w:color="FFFFFF" w:themeColor="background1" w:sz="24" w:space="0"/>
           <w:insideH w:val="nil"/>
           <w:insideV w:val="nil"/>
         </w:tcBorders>
@@ -11323,7 +11279,7 @@
       <w:tcPr>
         <w:tcBorders>
           <w:top w:val="nil"/>
-          <w:left w:val="single" w:sz="24" w:space="0" w:color="FFFFFF" w:themeColor="background1"/>
+          <w:left w:val="single" w:color="FFFFFF" w:themeColor="background1" w:sz="24" w:space="0"/>
           <w:bottom w:val="nil"/>
           <w:right w:val="nil"/>
           <w:insideH w:val="nil"/>
@@ -11336,10 +11292,10 @@
       <w:tblPr/>
       <w:tcPr>
         <w:tcBorders>
-          <w:top w:val="single" w:sz="8" w:space="0" w:color="FFFFFF" w:themeColor="background1"/>
-          <w:left w:val="single" w:sz="8" w:space="0" w:color="FFFFFF" w:themeColor="background1"/>
-          <w:bottom w:val="single" w:sz="8" w:space="0" w:color="FFFFFF" w:themeColor="background1"/>
-          <w:right w:val="single" w:sz="8" w:space="0" w:color="FFFFFF" w:themeColor="background1"/>
+          <w:top w:val="single" w:color="FFFFFF" w:themeColor="background1" w:sz="8" w:space="0"/>
+          <w:left w:val="single" w:color="FFFFFF" w:themeColor="background1" w:sz="8" w:space="0"/>
+          <w:bottom w:val="single" w:color="FFFFFF" w:themeColor="background1" w:sz="8" w:space="0"/>
+          <w:right w:val="single" w:color="FFFFFF" w:themeColor="background1" w:sz="8" w:space="0"/>
           <w:insideH w:val="nil"/>
           <w:insideV w:val="nil"/>
         </w:tcBorders>
@@ -11350,12 +11306,12 @@
       <w:tblPr/>
       <w:tcPr>
         <w:tcBorders>
-          <w:top w:val="single" w:sz="8" w:space="0" w:color="FFFFFF" w:themeColor="background1"/>
-          <w:left w:val="single" w:sz="8" w:space="0" w:color="FFFFFF" w:themeColor="background1"/>
-          <w:bottom w:val="single" w:sz="8" w:space="0" w:color="FFFFFF" w:themeColor="background1"/>
-          <w:right w:val="single" w:sz="8" w:space="0" w:color="FFFFFF" w:themeColor="background1"/>
-          <w:insideH w:val="single" w:sz="8" w:space="0" w:color="FFFFFF" w:themeColor="background1"/>
-          <w:insideV w:val="single" w:sz="8" w:space="0" w:color="FFFFFF" w:themeColor="background1"/>
+          <w:top w:val="single" w:color="FFFFFF" w:themeColor="background1" w:sz="8" w:space="0"/>
+          <w:left w:val="single" w:color="FFFFFF" w:themeColor="background1" w:sz="8" w:space="0"/>
+          <w:bottom w:val="single" w:color="FFFFFF" w:themeColor="background1" w:sz="8" w:space="0"/>
+          <w:right w:val="single" w:color="FFFFFF" w:themeColor="background1" w:sz="8" w:space="0"/>
+          <w:insideH w:val="single" w:color="FFFFFF" w:themeColor="background1" w:sz="8" w:space="0"/>
+          <w:insideV w:val="single" w:color="FFFFFF" w:themeColor="background1" w:sz="8" w:space="0"/>
         </w:tcBorders>
         <w:shd w:val="clear" w:color="auto" w:fill="BFB1D0" w:themeFill="accent4" w:themeFillTint="7F"/>
       </w:tcPr>
@@ -11374,12 +11330,12 @@
       <w:tblStyleColBandSize w:val="1"/>
       <w:tblInd w:w="0" w:type="dxa"/>
       <w:tblBorders>
-        <w:top w:val="single" w:sz="8" w:space="0" w:color="FFFFFF" w:themeColor="background1"/>
-        <w:left w:val="single" w:sz="8" w:space="0" w:color="FFFFFF" w:themeColor="background1"/>
-        <w:bottom w:val="single" w:sz="8" w:space="0" w:color="FFFFFF" w:themeColor="background1"/>
-        <w:right w:val="single" w:sz="8" w:space="0" w:color="FFFFFF" w:themeColor="background1"/>
-        <w:insideH w:val="single" w:sz="6" w:space="0" w:color="FFFFFF" w:themeColor="background1"/>
-        <w:insideV w:val="single" w:sz="6" w:space="0" w:color="FFFFFF" w:themeColor="background1"/>
+        <w:top w:val="single" w:color="FFFFFF" w:themeColor="background1" w:sz="8" w:space="0"/>
+        <w:left w:val="single" w:color="FFFFFF" w:themeColor="background1" w:sz="8" w:space="0"/>
+        <w:bottom w:val="single" w:color="FFFFFF" w:themeColor="background1" w:sz="8" w:space="0"/>
+        <w:right w:val="single" w:color="FFFFFF" w:themeColor="background1" w:sz="8" w:space="0"/>
+        <w:insideH w:val="single" w:color="FFFFFF" w:themeColor="background1" w:sz="6" w:space="0"/>
+        <w:insideV w:val="single" w:color="FFFFFF" w:themeColor="background1" w:sz="6" w:space="0"/>
       </w:tblBorders>
       <w:tblCellMar>
         <w:top w:w="0" w:type="dxa"/>
@@ -11402,12 +11358,12 @@
       <w:tblPr/>
       <w:tcPr>
         <w:tcBorders>
-          <w:top w:val="single" w:sz="8" w:space="0" w:color="FFFFFF" w:themeColor="background1"/>
-          <w:left w:val="single" w:sz="8" w:space="0" w:color="FFFFFF" w:themeColor="background1"/>
-          <w:bottom w:val="single" w:sz="24" w:space="0" w:color="FFFFFF" w:themeColor="background1"/>
-          <w:right w:val="single" w:sz="8" w:space="0" w:color="FFFFFF" w:themeColor="background1"/>
-          <w:insideH w:val="nil"/>
-          <w:insideV w:val="single" w:sz="8" w:space="0" w:color="FFFFFF" w:themeColor="background1"/>
+          <w:top w:val="single" w:color="FFFFFF" w:themeColor="background1" w:sz="8" w:space="0"/>
+          <w:left w:val="single" w:color="FFFFFF" w:themeColor="background1" w:sz="8" w:space="0"/>
+          <w:bottom w:val="single" w:color="FFFFFF" w:themeColor="background1" w:sz="24" w:space="0"/>
+          <w:right w:val="single" w:color="FFFFFF" w:themeColor="background1" w:sz="8" w:space="0"/>
+          <w:insideH w:val="nil"/>
+          <w:insideV w:val="single" w:color="FFFFFF" w:themeColor="background1" w:sz="8" w:space="0"/>
         </w:tcBorders>
         <w:shd w:val="clear" w:color="auto" w:fill="4BACC6" w:themeFill="accent5"/>
       </w:tcPr>
@@ -11423,12 +11379,12 @@
       <w:tblPr/>
       <w:tcPr>
         <w:tcBorders>
-          <w:top w:val="single" w:sz="24" w:space="0" w:color="FFFFFF" w:themeColor="background1"/>
-          <w:left w:val="single" w:sz="8" w:space="0" w:color="FFFFFF" w:themeColor="background1"/>
-          <w:bottom w:val="single" w:sz="8" w:space="0" w:color="FFFFFF" w:themeColor="background1"/>
-          <w:right w:val="single" w:sz="8" w:space="0" w:color="FFFFFF" w:themeColor="background1"/>
-          <w:insideH w:val="nil"/>
-          <w:insideV w:val="single" w:sz="8" w:space="0" w:color="FFFFFF" w:themeColor="background1"/>
+          <w:top w:val="single" w:color="FFFFFF" w:themeColor="background1" w:sz="24" w:space="0"/>
+          <w:left w:val="single" w:color="FFFFFF" w:themeColor="background1" w:sz="8" w:space="0"/>
+          <w:bottom w:val="single" w:color="FFFFFF" w:themeColor="background1" w:sz="8" w:space="0"/>
+          <w:right w:val="single" w:color="FFFFFF" w:themeColor="background1" w:sz="8" w:space="0"/>
+          <w:insideH w:val="nil"/>
+          <w:insideV w:val="single" w:color="FFFFFF" w:themeColor="background1" w:sz="8" w:space="0"/>
         </w:tcBorders>
         <w:shd w:val="clear" w:color="auto" w:fill="4BACC6" w:themeFill="accent5"/>
       </w:tcPr>
@@ -11444,8 +11400,8 @@
       <w:tblPr/>
       <w:tcPr>
         <w:tcBorders>
-          <w:left w:val="single" w:sz="8" w:space="0" w:color="FFFFFF" w:themeColor="background1"/>
-          <w:right w:val="single" w:sz="24" w:space="0" w:color="FFFFFF" w:themeColor="background1"/>
+          <w:left w:val="single" w:color="FFFFFF" w:themeColor="background1" w:sz="8" w:space="0"/>
+          <w:right w:val="single" w:color="FFFFFF" w:themeColor="background1" w:sz="24" w:space="0"/>
           <w:insideH w:val="nil"/>
           <w:insideV w:val="nil"/>
         </w:tcBorders>
@@ -11464,7 +11420,7 @@
       <w:tcPr>
         <w:tcBorders>
           <w:top w:val="nil"/>
-          <w:left w:val="single" w:sz="24" w:space="0" w:color="FFFFFF" w:themeColor="background1"/>
+          <w:left w:val="single" w:color="FFFFFF" w:themeColor="background1" w:sz="24" w:space="0"/>
           <w:bottom w:val="nil"/>
           <w:right w:val="nil"/>
           <w:insideH w:val="nil"/>
@@ -11477,10 +11433,10 @@
       <w:tblPr/>
       <w:tcPr>
         <w:tcBorders>
-          <w:top w:val="single" w:sz="8" w:space="0" w:color="FFFFFF" w:themeColor="background1"/>
-          <w:left w:val="single" w:sz="8" w:space="0" w:color="FFFFFF" w:themeColor="background1"/>
-          <w:bottom w:val="single" w:sz="8" w:space="0" w:color="FFFFFF" w:themeColor="background1"/>
-          <w:right w:val="single" w:sz="8" w:space="0" w:color="FFFFFF" w:themeColor="background1"/>
+          <w:top w:val="single" w:color="FFFFFF" w:themeColor="background1" w:sz="8" w:space="0"/>
+          <w:left w:val="single" w:color="FFFFFF" w:themeColor="background1" w:sz="8" w:space="0"/>
+          <w:bottom w:val="single" w:color="FFFFFF" w:themeColor="background1" w:sz="8" w:space="0"/>
+          <w:right w:val="single" w:color="FFFFFF" w:themeColor="background1" w:sz="8" w:space="0"/>
           <w:insideH w:val="nil"/>
           <w:insideV w:val="nil"/>
         </w:tcBorders>
@@ -11491,12 +11447,12 @@
       <w:tblPr/>
       <w:tcPr>
         <w:tcBorders>
-          <w:top w:val="single" w:sz="8" w:space="0" w:color="FFFFFF" w:themeColor="background1"/>
-          <w:left w:val="single" w:sz="8" w:space="0" w:color="FFFFFF" w:themeColor="background1"/>
-          <w:bottom w:val="single" w:sz="8" w:space="0" w:color="FFFFFF" w:themeColor="background1"/>
-          <w:right w:val="single" w:sz="8" w:space="0" w:color="FFFFFF" w:themeColor="background1"/>
-          <w:insideH w:val="single" w:sz="8" w:space="0" w:color="FFFFFF" w:themeColor="background1"/>
-          <w:insideV w:val="single" w:sz="8" w:space="0" w:color="FFFFFF" w:themeColor="background1"/>
+          <w:top w:val="single" w:color="FFFFFF" w:themeColor="background1" w:sz="8" w:space="0"/>
+          <w:left w:val="single" w:color="FFFFFF" w:themeColor="background1" w:sz="8" w:space="0"/>
+          <w:bottom w:val="single" w:color="FFFFFF" w:themeColor="background1" w:sz="8" w:space="0"/>
+          <w:right w:val="single" w:color="FFFFFF" w:themeColor="background1" w:sz="8" w:space="0"/>
+          <w:insideH w:val="single" w:color="FFFFFF" w:themeColor="background1" w:sz="8" w:space="0"/>
+          <w:insideV w:val="single" w:color="FFFFFF" w:themeColor="background1" w:sz="8" w:space="0"/>
         </w:tcBorders>
         <w:shd w:val="clear" w:color="auto" w:fill="A5D5E2" w:themeFill="accent5" w:themeFillTint="7F"/>
       </w:tcPr>
@@ -11515,12 +11471,12 @@
       <w:tblStyleColBandSize w:val="1"/>
       <w:tblInd w:w="0" w:type="dxa"/>
       <w:tblBorders>
-        <w:top w:val="single" w:sz="8" w:space="0" w:color="FFFFFF" w:themeColor="background1"/>
-        <w:left w:val="single" w:sz="8" w:space="0" w:color="FFFFFF" w:themeColor="background1"/>
-        <w:bottom w:val="single" w:sz="8" w:space="0" w:color="FFFFFF" w:themeColor="background1"/>
-        <w:right w:val="single" w:sz="8" w:space="0" w:color="FFFFFF" w:themeColor="background1"/>
-        <w:insideH w:val="single" w:sz="6" w:space="0" w:color="FFFFFF" w:themeColor="background1"/>
-        <w:insideV w:val="single" w:sz="6" w:space="0" w:color="FFFFFF" w:themeColor="background1"/>
+        <w:top w:val="single" w:color="FFFFFF" w:themeColor="background1" w:sz="8" w:space="0"/>
+        <w:left w:val="single" w:color="FFFFFF" w:themeColor="background1" w:sz="8" w:space="0"/>
+        <w:bottom w:val="single" w:color="FFFFFF" w:themeColor="background1" w:sz="8" w:space="0"/>
+        <w:right w:val="single" w:color="FFFFFF" w:themeColor="background1" w:sz="8" w:space="0"/>
+        <w:insideH w:val="single" w:color="FFFFFF" w:themeColor="background1" w:sz="6" w:space="0"/>
+        <w:insideV w:val="single" w:color="FFFFFF" w:themeColor="background1" w:sz="6" w:space="0"/>
       </w:tblBorders>
       <w:tblCellMar>
         <w:top w:w="0" w:type="dxa"/>
@@ -11543,12 +11499,12 @@
       <w:tblPr/>
       <w:tcPr>
         <w:tcBorders>
-          <w:top w:val="single" w:sz="8" w:space="0" w:color="FFFFFF" w:themeColor="background1"/>
-          <w:left w:val="single" w:sz="8" w:space="0" w:color="FFFFFF" w:themeColor="background1"/>
-          <w:bottom w:val="single" w:sz="24" w:space="0" w:color="FFFFFF" w:themeColor="background1"/>
-          <w:right w:val="single" w:sz="8" w:space="0" w:color="FFFFFF" w:themeColor="background1"/>
-          <w:insideH w:val="nil"/>
-          <w:insideV w:val="single" w:sz="8" w:space="0" w:color="FFFFFF" w:themeColor="background1"/>
+          <w:top w:val="single" w:color="FFFFFF" w:themeColor="background1" w:sz="8" w:space="0"/>
+          <w:left w:val="single" w:color="FFFFFF" w:themeColor="background1" w:sz="8" w:space="0"/>
+          <w:bottom w:val="single" w:color="FFFFFF" w:themeColor="background1" w:sz="24" w:space="0"/>
+          <w:right w:val="single" w:color="FFFFFF" w:themeColor="background1" w:sz="8" w:space="0"/>
+          <w:insideH w:val="nil"/>
+          <w:insideV w:val="single" w:color="FFFFFF" w:themeColor="background1" w:sz="8" w:space="0"/>
         </w:tcBorders>
         <w:shd w:val="clear" w:color="auto" w:fill="F79646" w:themeFill="accent6"/>
       </w:tcPr>
@@ -11564,12 +11520,12 @@
       <w:tblPr/>
       <w:tcPr>
         <w:tcBorders>
-          <w:top w:val="single" w:sz="24" w:space="0" w:color="FFFFFF" w:themeColor="background1"/>
-          <w:left w:val="single" w:sz="8" w:space="0" w:color="FFFFFF" w:themeColor="background1"/>
-          <w:bottom w:val="single" w:sz="8" w:space="0" w:color="FFFFFF" w:themeColor="background1"/>
-          <w:right w:val="single" w:sz="8" w:space="0" w:color="FFFFFF" w:themeColor="background1"/>
-          <w:insideH w:val="nil"/>
-          <w:insideV w:val="single" w:sz="8" w:space="0" w:color="FFFFFF" w:themeColor="background1"/>
+          <w:top w:val="single" w:color="FFFFFF" w:themeColor="background1" w:sz="24" w:space="0"/>
+          <w:left w:val="single" w:color="FFFFFF" w:themeColor="background1" w:sz="8" w:space="0"/>
+          <w:bottom w:val="single" w:color="FFFFFF" w:themeColor="background1" w:sz="8" w:space="0"/>
+          <w:right w:val="single" w:color="FFFFFF" w:themeColor="background1" w:sz="8" w:space="0"/>
+          <w:insideH w:val="nil"/>
+          <w:insideV w:val="single" w:color="FFFFFF" w:themeColor="background1" w:sz="8" w:space="0"/>
         </w:tcBorders>
         <w:shd w:val="clear" w:color="auto" w:fill="F79646" w:themeFill="accent6"/>
       </w:tcPr>
@@ -11585,8 +11541,8 @@
       <w:tblPr/>
       <w:tcPr>
         <w:tcBorders>
-          <w:left w:val="single" w:sz="8" w:space="0" w:color="FFFFFF" w:themeColor="background1"/>
-          <w:right w:val="single" w:sz="24" w:space="0" w:color="FFFFFF" w:themeColor="background1"/>
+          <w:left w:val="single" w:color="FFFFFF" w:themeColor="background1" w:sz="8" w:space="0"/>
+          <w:right w:val="single" w:color="FFFFFF" w:themeColor="background1" w:sz="24" w:space="0"/>
           <w:insideH w:val="nil"/>
           <w:insideV w:val="nil"/>
         </w:tcBorders>
@@ -11605,7 +11561,7 @@
       <w:tcPr>
         <w:tcBorders>
           <w:top w:val="nil"/>
-          <w:left w:val="single" w:sz="24" w:space="0" w:color="FFFFFF" w:themeColor="background1"/>
+          <w:left w:val="single" w:color="FFFFFF" w:themeColor="background1" w:sz="24" w:space="0"/>
           <w:bottom w:val="nil"/>
           <w:right w:val="nil"/>
           <w:insideH w:val="nil"/>
@@ -11618,10 +11574,10 @@
       <w:tblPr/>
       <w:tcPr>
         <w:tcBorders>
-          <w:top w:val="single" w:sz="8" w:space="0" w:color="FFFFFF" w:themeColor="background1"/>
-          <w:left w:val="single" w:sz="8" w:space="0" w:color="FFFFFF" w:themeColor="background1"/>
-          <w:bottom w:val="single" w:sz="8" w:space="0" w:color="FFFFFF" w:themeColor="background1"/>
-          <w:right w:val="single" w:sz="8" w:space="0" w:color="FFFFFF" w:themeColor="background1"/>
+          <w:top w:val="single" w:color="FFFFFF" w:themeColor="background1" w:sz="8" w:space="0"/>
+          <w:left w:val="single" w:color="FFFFFF" w:themeColor="background1" w:sz="8" w:space="0"/>
+          <w:bottom w:val="single" w:color="FFFFFF" w:themeColor="background1" w:sz="8" w:space="0"/>
+          <w:right w:val="single" w:color="FFFFFF" w:themeColor="background1" w:sz="8" w:space="0"/>
           <w:insideH w:val="nil"/>
           <w:insideV w:val="nil"/>
         </w:tcBorders>
@@ -11632,12 +11588,12 @@
       <w:tblPr/>
       <w:tcPr>
         <w:tcBorders>
-          <w:top w:val="single" w:sz="8" w:space="0" w:color="FFFFFF" w:themeColor="background1"/>
-          <w:left w:val="single" w:sz="8" w:space="0" w:color="FFFFFF" w:themeColor="background1"/>
-          <w:bottom w:val="single" w:sz="8" w:space="0" w:color="FFFFFF" w:themeColor="background1"/>
-          <w:right w:val="single" w:sz="8" w:space="0" w:color="FFFFFF" w:themeColor="background1"/>
-          <w:insideH w:val="single" w:sz="8" w:space="0" w:color="FFFFFF" w:themeColor="background1"/>
-          <w:insideV w:val="single" w:sz="8" w:space="0" w:color="FFFFFF" w:themeColor="background1"/>
+          <w:top w:val="single" w:color="FFFFFF" w:themeColor="background1" w:sz="8" w:space="0"/>
+          <w:left w:val="single" w:color="FFFFFF" w:themeColor="background1" w:sz="8" w:space="0"/>
+          <w:bottom w:val="single" w:color="FFFFFF" w:themeColor="background1" w:sz="8" w:space="0"/>
+          <w:right w:val="single" w:color="FFFFFF" w:themeColor="background1" w:sz="8" w:space="0"/>
+          <w:insideH w:val="single" w:color="FFFFFF" w:themeColor="background1" w:sz="8" w:space="0"/>
+          <w:insideV w:val="single" w:color="FFFFFF" w:themeColor="background1" w:sz="8" w:space="0"/>
         </w:tcBorders>
         <w:shd w:val="clear" w:color="auto" w:fill="FBCAA2" w:themeFill="accent6" w:themeFillTint="7F"/>
       </w:tcPr>
@@ -11678,7 +11634,7 @@
         <w:tcBorders>
           <w:top w:val="nil"/>
           <w:left w:val="nil"/>
-          <w:bottom w:val="single" w:sz="18" w:space="0" w:color="FFFFFF" w:themeColor="background1"/>
+          <w:bottom w:val="single" w:color="FFFFFF" w:themeColor="background1" w:sz="18" w:space="0"/>
           <w:right w:val="nil"/>
           <w:insideH w:val="nil"/>
           <w:insideV w:val="nil"/>
@@ -11690,7 +11646,7 @@
       <w:tblPr/>
       <w:tcPr>
         <w:tcBorders>
-          <w:top w:val="single" w:sz="18" w:space="0" w:color="FFFFFF" w:themeColor="background1"/>
+          <w:top w:val="single" w:color="FFFFFF" w:themeColor="background1" w:sz="18" w:space="0"/>
           <w:left w:val="nil"/>
           <w:bottom w:val="nil"/>
           <w:right w:val="nil"/>
@@ -11707,7 +11663,7 @@
           <w:top w:val="nil"/>
           <w:left w:val="nil"/>
           <w:bottom w:val="nil"/>
-          <w:right w:val="single" w:sz="18" w:space="0" w:color="FFFFFF" w:themeColor="background1"/>
+          <w:right w:val="single" w:color="FFFFFF" w:themeColor="background1" w:sz="18" w:space="0"/>
           <w:insideH w:val="nil"/>
           <w:insideV w:val="nil"/>
         </w:tcBorders>
@@ -11719,7 +11675,7 @@
       <w:tcPr>
         <w:tcBorders>
           <w:top w:val="nil"/>
-          <w:left w:val="single" w:sz="18" w:space="0" w:color="FFFFFF" w:themeColor="background1"/>
+          <w:left w:val="single" w:color="FFFFFF" w:themeColor="background1" w:sz="18" w:space="0"/>
           <w:bottom w:val="nil"/>
           <w:right w:val="nil"/>
           <w:insideH w:val="nil"/>
@@ -11792,7 +11748,7 @@
         <w:tcBorders>
           <w:top w:val="nil"/>
           <w:left w:val="nil"/>
-          <w:bottom w:val="single" w:sz="18" w:space="0" w:color="FFFFFF" w:themeColor="background1"/>
+          <w:bottom w:val="single" w:color="FFFFFF" w:themeColor="background1" w:sz="18" w:space="0"/>
           <w:right w:val="nil"/>
           <w:insideH w:val="nil"/>
           <w:insideV w:val="nil"/>
@@ -11804,7 +11760,7 @@
       <w:tblPr/>
       <w:tcPr>
         <w:tcBorders>
-          <w:top w:val="single" w:sz="18" w:space="0" w:color="FFFFFF" w:themeColor="background1"/>
+          <w:top w:val="single" w:color="FFFFFF" w:themeColor="background1" w:sz="18" w:space="0"/>
           <w:left w:val="nil"/>
           <w:bottom w:val="nil"/>
           <w:right w:val="nil"/>
@@ -11821,7 +11777,7 @@
           <w:top w:val="nil"/>
           <w:left w:val="nil"/>
           <w:bottom w:val="nil"/>
-          <w:right w:val="single" w:sz="18" w:space="0" w:color="FFFFFF" w:themeColor="background1"/>
+          <w:right w:val="single" w:color="FFFFFF" w:themeColor="background1" w:sz="18" w:space="0"/>
           <w:insideH w:val="nil"/>
           <w:insideV w:val="nil"/>
         </w:tcBorders>
@@ -11833,7 +11789,7 @@
       <w:tcPr>
         <w:tcBorders>
           <w:top w:val="nil"/>
-          <w:left w:val="single" w:sz="18" w:space="0" w:color="FFFFFF" w:themeColor="background1"/>
+          <w:left w:val="single" w:color="FFFFFF" w:themeColor="background1" w:sz="18" w:space="0"/>
           <w:bottom w:val="nil"/>
           <w:right w:val="nil"/>
           <w:insideH w:val="nil"/>
@@ -11906,7 +11862,7 @@
         <w:tcBorders>
           <w:top w:val="nil"/>
           <w:left w:val="nil"/>
-          <w:bottom w:val="single" w:sz="18" w:space="0" w:color="FFFFFF" w:themeColor="background1"/>
+          <w:bottom w:val="single" w:color="FFFFFF" w:themeColor="background1" w:sz="18" w:space="0"/>
           <w:right w:val="nil"/>
           <w:insideH w:val="nil"/>
           <w:insideV w:val="nil"/>
@@ -11918,7 +11874,7 @@
       <w:tblPr/>
       <w:tcPr>
         <w:tcBorders>
-          <w:top w:val="single" w:sz="18" w:space="0" w:color="FFFFFF" w:themeColor="background1"/>
+          <w:top w:val="single" w:color="FFFFFF" w:themeColor="background1" w:sz="18" w:space="0"/>
           <w:left w:val="nil"/>
           <w:bottom w:val="nil"/>
           <w:right w:val="nil"/>
@@ -11935,7 +11891,7 @@
           <w:top w:val="nil"/>
           <w:left w:val="nil"/>
           <w:bottom w:val="nil"/>
-          <w:right w:val="single" w:sz="18" w:space="0" w:color="FFFFFF" w:themeColor="background1"/>
+          <w:right w:val="single" w:color="FFFFFF" w:themeColor="background1" w:sz="18" w:space="0"/>
           <w:insideH w:val="nil"/>
           <w:insideV w:val="nil"/>
         </w:tcBorders>
@@ -11947,7 +11903,7 @@
       <w:tcPr>
         <w:tcBorders>
           <w:top w:val="nil"/>
-          <w:left w:val="single" w:sz="18" w:space="0" w:color="FFFFFF" w:themeColor="background1"/>
+          <w:left w:val="single" w:color="FFFFFF" w:themeColor="background1" w:sz="18" w:space="0"/>
           <w:bottom w:val="nil"/>
           <w:right w:val="nil"/>
           <w:insideH w:val="nil"/>
@@ -12020,7 +11976,7 @@
         <w:tcBorders>
           <w:top w:val="nil"/>
           <w:left w:val="nil"/>
-          <w:bottom w:val="single" w:sz="18" w:space="0" w:color="FFFFFF" w:themeColor="background1"/>
+          <w:bottom w:val="single" w:color="FFFFFF" w:themeColor="background1" w:sz="18" w:space="0"/>
           <w:right w:val="nil"/>
           <w:insideH w:val="nil"/>
           <w:insideV w:val="nil"/>
@@ -12032,7 +11988,7 @@
       <w:tblPr/>
       <w:tcPr>
         <w:tcBorders>
-          <w:top w:val="single" w:sz="18" w:space="0" w:color="FFFFFF" w:themeColor="background1"/>
+          <w:top w:val="single" w:color="FFFFFF" w:themeColor="background1" w:sz="18" w:space="0"/>
           <w:left w:val="nil"/>
           <w:bottom w:val="nil"/>
           <w:right w:val="nil"/>
@@ -12049,7 +12005,7 @@
           <w:top w:val="nil"/>
           <w:left w:val="nil"/>
           <w:bottom w:val="nil"/>
-          <w:right w:val="single" w:sz="18" w:space="0" w:color="FFFFFF" w:themeColor="background1"/>
+          <w:right w:val="single" w:color="FFFFFF" w:themeColor="background1" w:sz="18" w:space="0"/>
           <w:insideH w:val="nil"/>
           <w:insideV w:val="nil"/>
         </w:tcBorders>
@@ -12061,7 +12017,7 @@
       <w:tcPr>
         <w:tcBorders>
           <w:top w:val="nil"/>
-          <w:left w:val="single" w:sz="18" w:space="0" w:color="FFFFFF" w:themeColor="background1"/>
+          <w:left w:val="single" w:color="FFFFFF" w:themeColor="background1" w:sz="18" w:space="0"/>
           <w:bottom w:val="nil"/>
           <w:right w:val="nil"/>
           <w:insideH w:val="nil"/>
@@ -12134,7 +12090,7 @@
         <w:tcBorders>
           <w:top w:val="nil"/>
           <w:left w:val="nil"/>
-          <w:bottom w:val="single" w:sz="18" w:space="0" w:color="FFFFFF" w:themeColor="background1"/>
+          <w:bottom w:val="single" w:color="FFFFFF" w:themeColor="background1" w:sz="18" w:space="0"/>
           <w:right w:val="nil"/>
           <w:insideH w:val="nil"/>
           <w:insideV w:val="nil"/>
@@ -12146,7 +12102,7 @@
       <w:tblPr/>
       <w:tcPr>
         <w:tcBorders>
-          <w:top w:val="single" w:sz="18" w:space="0" w:color="FFFFFF" w:themeColor="background1"/>
+          <w:top w:val="single" w:color="FFFFFF" w:themeColor="background1" w:sz="18" w:space="0"/>
           <w:left w:val="nil"/>
           <w:bottom w:val="nil"/>
           <w:right w:val="nil"/>
@@ -12163,7 +12119,7 @@
           <w:top w:val="nil"/>
           <w:left w:val="nil"/>
           <w:bottom w:val="nil"/>
-          <w:right w:val="single" w:sz="18" w:space="0" w:color="FFFFFF" w:themeColor="background1"/>
+          <w:right w:val="single" w:color="FFFFFF" w:themeColor="background1" w:sz="18" w:space="0"/>
           <w:insideH w:val="nil"/>
           <w:insideV w:val="nil"/>
         </w:tcBorders>
@@ -12175,7 +12131,7 @@
       <w:tcPr>
         <w:tcBorders>
           <w:top w:val="nil"/>
-          <w:left w:val="single" w:sz="18" w:space="0" w:color="FFFFFF" w:themeColor="background1"/>
+          <w:left w:val="single" w:color="FFFFFF" w:themeColor="background1" w:sz="18" w:space="0"/>
           <w:bottom w:val="nil"/>
           <w:right w:val="nil"/>
           <w:insideH w:val="nil"/>
@@ -12248,7 +12204,7 @@
         <w:tcBorders>
           <w:top w:val="nil"/>
           <w:left w:val="nil"/>
-          <w:bottom w:val="single" w:sz="18" w:space="0" w:color="FFFFFF" w:themeColor="background1"/>
+          <w:bottom w:val="single" w:color="FFFFFF" w:themeColor="background1" w:sz="18" w:space="0"/>
           <w:right w:val="nil"/>
           <w:insideH w:val="nil"/>
           <w:insideV w:val="nil"/>
@@ -12260,7 +12216,7 @@
       <w:tblPr/>
       <w:tcPr>
         <w:tcBorders>
-          <w:top w:val="single" w:sz="18" w:space="0" w:color="FFFFFF" w:themeColor="background1"/>
+          <w:top w:val="single" w:color="FFFFFF" w:themeColor="background1" w:sz="18" w:space="0"/>
           <w:left w:val="nil"/>
           <w:bottom w:val="nil"/>
           <w:right w:val="nil"/>
@@ -12277,7 +12233,7 @@
           <w:top w:val="nil"/>
           <w:left w:val="nil"/>
           <w:bottom w:val="nil"/>
-          <w:right w:val="single" w:sz="18" w:space="0" w:color="FFFFFF" w:themeColor="background1"/>
+          <w:right w:val="single" w:color="FFFFFF" w:themeColor="background1" w:sz="18" w:space="0"/>
           <w:insideH w:val="nil"/>
           <w:insideV w:val="nil"/>
         </w:tcBorders>
@@ -12289,7 +12245,7 @@
       <w:tcPr>
         <w:tcBorders>
           <w:top w:val="nil"/>
-          <w:left w:val="single" w:sz="18" w:space="0" w:color="FFFFFF" w:themeColor="background1"/>
+          <w:left w:val="single" w:color="FFFFFF" w:themeColor="background1" w:sz="18" w:space="0"/>
           <w:bottom w:val="nil"/>
           <w:right w:val="nil"/>
           <w:insideH w:val="nil"/>
@@ -12362,7 +12318,7 @@
         <w:tcBorders>
           <w:top w:val="nil"/>
           <w:left w:val="nil"/>
-          <w:bottom w:val="single" w:sz="18" w:space="0" w:color="FFFFFF" w:themeColor="background1"/>
+          <w:bottom w:val="single" w:color="FFFFFF" w:themeColor="background1" w:sz="18" w:space="0"/>
           <w:right w:val="nil"/>
           <w:insideH w:val="nil"/>
           <w:insideV w:val="nil"/>
@@ -12374,7 +12330,7 @@
       <w:tblPr/>
       <w:tcPr>
         <w:tcBorders>
-          <w:top w:val="single" w:sz="18" w:space="0" w:color="FFFFFF" w:themeColor="background1"/>
+          <w:top w:val="single" w:color="FFFFFF" w:themeColor="background1" w:sz="18" w:space="0"/>
           <w:left w:val="nil"/>
           <w:bottom w:val="nil"/>
           <w:right w:val="nil"/>
@@ -12391,7 +12347,7 @@
           <w:top w:val="nil"/>
           <w:left w:val="nil"/>
           <w:bottom w:val="nil"/>
-          <w:right w:val="single" w:sz="18" w:space="0" w:color="FFFFFF" w:themeColor="background1"/>
+          <w:right w:val="single" w:color="FFFFFF" w:themeColor="background1" w:sz="18" w:space="0"/>
           <w:insideH w:val="nil"/>
           <w:insideV w:val="nil"/>
         </w:tcBorders>
@@ -12403,7 +12359,7 @@
       <w:tcPr>
         <w:tcBorders>
           <w:top w:val="nil"/>
-          <w:left w:val="single" w:sz="18" w:space="0" w:color="FFFFFF" w:themeColor="background1"/>
+          <w:left w:val="single" w:color="FFFFFF" w:themeColor="background1" w:sz="18" w:space="0"/>
           <w:bottom w:val="nil"/>
           <w:right w:val="nil"/>
           <w:insideH w:val="nil"/>
@@ -12457,12 +12413,12 @@
       <w:tblStyleColBandSize w:val="1"/>
       <w:tblInd w:w="0" w:type="dxa"/>
       <w:tblBorders>
-        <w:top w:val="single" w:sz="24" w:space="0" w:color="C0504D" w:themeColor="accent2"/>
-        <w:left w:val="single" w:sz="4" w:space="0" w:color="000000" w:themeColor="text1"/>
-        <w:bottom w:val="single" w:sz="4" w:space="0" w:color="000000" w:themeColor="text1"/>
-        <w:right w:val="single" w:sz="4" w:space="0" w:color="000000" w:themeColor="text1"/>
-        <w:insideH w:val="single" w:sz="4" w:space="0" w:color="FFFFFF" w:themeColor="background1"/>
-        <w:insideV w:val="single" w:sz="4" w:space="0" w:color="FFFFFF" w:themeColor="background1"/>
+        <w:top w:val="single" w:color="C0504D" w:themeColor="accent2" w:sz="24" w:space="0"/>
+        <w:left w:val="single" w:color="000000" w:themeColor="text1" w:sz="4" w:space="0"/>
+        <w:bottom w:val="single" w:color="000000" w:themeColor="text1" w:sz="4" w:space="0"/>
+        <w:right w:val="single" w:color="000000" w:themeColor="text1" w:sz="4" w:space="0"/>
+        <w:insideH w:val="single" w:color="FFFFFF" w:themeColor="background1" w:sz="4" w:space="0"/>
+        <w:insideV w:val="single" w:color="FFFFFF" w:themeColor="background1" w:sz="4" w:space="0"/>
       </w:tblBorders>
       <w:tblCellMar>
         <w:top w:w="0" w:type="dxa"/>
@@ -12484,7 +12440,7 @@
         <w:tcBorders>
           <w:top w:val="nil"/>
           <w:left w:val="nil"/>
-          <w:bottom w:val="single" w:sz="24" w:space="0" w:color="C0504D" w:themeColor="accent2"/>
+          <w:bottom w:val="single" w:color="C0504D" w:themeColor="accent2" w:sz="24" w:space="0"/>
           <w:right w:val="nil"/>
           <w:insideH w:val="nil"/>
           <w:insideV w:val="nil"/>
@@ -12501,7 +12457,7 @@
       <w:tblPr/>
       <w:tcPr>
         <w:tcBorders>
-          <w:top w:val="single" w:sz="6" w:space="0" w:color="FFFFFF" w:themeColor="background1"/>
+          <w:top w:val="single" w:color="FFFFFF" w:themeColor="background1" w:sz="6" w:space="0"/>
         </w:tcBorders>
         <w:shd w:val="clear" w:color="auto" w:fill="000000" w:themeFill="text1" w:themeFillShade="99"/>
       </w:tcPr>
@@ -12517,7 +12473,7 @@
           <w:left w:val="nil"/>
           <w:bottom w:val="nil"/>
           <w:right w:val="nil"/>
-          <w:insideH w:val="single" w:sz="4" w:space="0" w:color="000000" w:themeColor="text1" w:themeShade="99"/>
+          <w:insideH w:val="single" w:color="000000" w:themeColor="text1" w:themeShade="99" w:sz="4" w:space="0"/>
           <w:insideV w:val="nil"/>
         </w:tcBorders>
         <w:shd w:val="clear" w:color="auto" w:fill="000000" w:themeFill="text1" w:themeFillShade="99"/>
@@ -12579,12 +12535,12 @@
       <w:tblStyleColBandSize w:val="1"/>
       <w:tblInd w:w="0" w:type="dxa"/>
       <w:tblBorders>
-        <w:top w:val="single" w:sz="24" w:space="0" w:color="C0504D" w:themeColor="accent2"/>
-        <w:left w:val="single" w:sz="4" w:space="0" w:color="4F81BD" w:themeColor="accent1"/>
-        <w:bottom w:val="single" w:sz="4" w:space="0" w:color="4F81BD" w:themeColor="accent1"/>
-        <w:right w:val="single" w:sz="4" w:space="0" w:color="4F81BD" w:themeColor="accent1"/>
-        <w:insideH w:val="single" w:sz="4" w:space="0" w:color="FFFFFF" w:themeColor="background1"/>
-        <w:insideV w:val="single" w:sz="4" w:space="0" w:color="FFFFFF" w:themeColor="background1"/>
+        <w:top w:val="single" w:color="C0504D" w:themeColor="accent2" w:sz="24" w:space="0"/>
+        <w:left w:val="single" w:color="4F81BD" w:themeColor="accent1" w:sz="4" w:space="0"/>
+        <w:bottom w:val="single" w:color="4F81BD" w:themeColor="accent1" w:sz="4" w:space="0"/>
+        <w:right w:val="single" w:color="4F81BD" w:themeColor="accent1" w:sz="4" w:space="0"/>
+        <w:insideH w:val="single" w:color="FFFFFF" w:themeColor="background1" w:sz="4" w:space="0"/>
+        <w:insideV w:val="single" w:color="FFFFFF" w:themeColor="background1" w:sz="4" w:space="0"/>
       </w:tblBorders>
       <w:tblCellMar>
         <w:top w:w="0" w:type="dxa"/>
@@ -12606,7 +12562,7 @@
         <w:tcBorders>
           <w:top w:val="nil"/>
           <w:left w:val="nil"/>
-          <w:bottom w:val="single" w:sz="24" w:space="0" w:color="C0504D" w:themeColor="accent2"/>
+          <w:bottom w:val="single" w:color="C0504D" w:themeColor="accent2" w:sz="24" w:space="0"/>
           <w:right w:val="nil"/>
           <w:insideH w:val="nil"/>
           <w:insideV w:val="nil"/>
@@ -12623,7 +12579,7 @@
       <w:tblPr/>
       <w:tcPr>
         <w:tcBorders>
-          <w:top w:val="single" w:sz="6" w:space="0" w:color="FFFFFF" w:themeColor="background1"/>
+          <w:top w:val="single" w:color="FFFFFF" w:themeColor="background1" w:sz="6" w:space="0"/>
         </w:tcBorders>
         <w:shd w:val="clear" w:color="auto" w:fill="2C4C74" w:themeFill="accent1" w:themeFillShade="99"/>
       </w:tcPr>
@@ -12639,7 +12595,7 @@
           <w:left w:val="nil"/>
           <w:bottom w:val="nil"/>
           <w:right w:val="nil"/>
-          <w:insideH w:val="single" w:sz="4" w:space="0" w:color="2C4C74" w:themeColor="accent1" w:themeShade="99"/>
+          <w:insideH w:val="single" w:color="2C4C74" w:themeColor="accent1" w:themeShade="99" w:sz="4" w:space="0"/>
           <w:insideV w:val="nil"/>
         </w:tcBorders>
         <w:shd w:val="clear" w:color="auto" w:fill="2C4C74" w:themeFill="accent1" w:themeFillShade="99"/>
@@ -12701,12 +12657,12 @@
       <w:tblStyleColBandSize w:val="1"/>
       <w:tblInd w:w="0" w:type="dxa"/>
       <w:tblBorders>
-        <w:top w:val="single" w:sz="24" w:space="0" w:color="C0504D" w:themeColor="accent2"/>
-        <w:left w:val="single" w:sz="4" w:space="0" w:color="C0504D" w:themeColor="accent2"/>
-        <w:bottom w:val="single" w:sz="4" w:space="0" w:color="C0504D" w:themeColor="accent2"/>
-        <w:right w:val="single" w:sz="4" w:space="0" w:color="C0504D" w:themeColor="accent2"/>
-        <w:insideH w:val="single" w:sz="4" w:space="0" w:color="FFFFFF" w:themeColor="background1"/>
-        <w:insideV w:val="single" w:sz="4" w:space="0" w:color="FFFFFF" w:themeColor="background1"/>
+        <w:top w:val="single" w:color="C0504D" w:themeColor="accent2" w:sz="24" w:space="0"/>
+        <w:left w:val="single" w:color="C0504D" w:themeColor="accent2" w:sz="4" w:space="0"/>
+        <w:bottom w:val="single" w:color="C0504D" w:themeColor="accent2" w:sz="4" w:space="0"/>
+        <w:right w:val="single" w:color="C0504D" w:themeColor="accent2" w:sz="4" w:space="0"/>
+        <w:insideH w:val="single" w:color="FFFFFF" w:themeColor="background1" w:sz="4" w:space="0"/>
+        <w:insideV w:val="single" w:color="FFFFFF" w:themeColor="background1" w:sz="4" w:space="0"/>
       </w:tblBorders>
       <w:tblCellMar>
         <w:top w:w="0" w:type="dxa"/>
@@ -12728,7 +12684,7 @@
         <w:tcBorders>
           <w:top w:val="nil"/>
           <w:left w:val="nil"/>
-          <w:bottom w:val="single" w:sz="24" w:space="0" w:color="C0504D" w:themeColor="accent2"/>
+          <w:bottom w:val="single" w:color="C0504D" w:themeColor="accent2" w:sz="24" w:space="0"/>
           <w:right w:val="nil"/>
           <w:insideH w:val="nil"/>
           <w:insideV w:val="nil"/>
@@ -12745,7 +12701,7 @@
       <w:tblPr/>
       <w:tcPr>
         <w:tcBorders>
-          <w:top w:val="single" w:sz="6" w:space="0" w:color="FFFFFF" w:themeColor="background1"/>
+          <w:top w:val="single" w:color="FFFFFF" w:themeColor="background1" w:sz="6" w:space="0"/>
         </w:tcBorders>
         <w:shd w:val="clear" w:color="auto" w:fill="772C2A" w:themeFill="accent2" w:themeFillShade="99"/>
       </w:tcPr>
@@ -12761,7 +12717,7 @@
           <w:left w:val="nil"/>
           <w:bottom w:val="nil"/>
           <w:right w:val="nil"/>
-          <w:insideH w:val="single" w:sz="4" w:space="0" w:color="772C2A" w:themeColor="accent2" w:themeShade="99"/>
+          <w:insideH w:val="single" w:color="772C2A" w:themeColor="accent2" w:themeShade="99" w:sz="4" w:space="0"/>
           <w:insideV w:val="nil"/>
         </w:tcBorders>
         <w:shd w:val="clear" w:color="auto" w:fill="772C2A" w:themeFill="accent2" w:themeFillShade="99"/>
@@ -12823,12 +12779,12 @@
       <w:tblStyleColBandSize w:val="1"/>
       <w:tblInd w:w="0" w:type="dxa"/>
       <w:tblBorders>
-        <w:top w:val="single" w:sz="24" w:space="0" w:color="8064A2" w:themeColor="accent4"/>
-        <w:left w:val="single" w:sz="4" w:space="0" w:color="9BBB59" w:themeColor="accent3"/>
-        <w:bottom w:val="single" w:sz="4" w:space="0" w:color="9BBB59" w:themeColor="accent3"/>
-        <w:right w:val="single" w:sz="4" w:space="0" w:color="9BBB59" w:themeColor="accent3"/>
-        <w:insideH w:val="single" w:sz="4" w:space="0" w:color="FFFFFF" w:themeColor="background1"/>
-        <w:insideV w:val="single" w:sz="4" w:space="0" w:color="FFFFFF" w:themeColor="background1"/>
+        <w:top w:val="single" w:color="8064A2" w:themeColor="accent4" w:sz="24" w:space="0"/>
+        <w:left w:val="single" w:color="9BBB59" w:themeColor="accent3" w:sz="4" w:space="0"/>
+        <w:bottom w:val="single" w:color="9BBB59" w:themeColor="accent3" w:sz="4" w:space="0"/>
+        <w:right w:val="single" w:color="9BBB59" w:themeColor="accent3" w:sz="4" w:space="0"/>
+        <w:insideH w:val="single" w:color="FFFFFF" w:themeColor="background1" w:sz="4" w:space="0"/>
+        <w:insideV w:val="single" w:color="FFFFFF" w:themeColor="background1" w:sz="4" w:space="0"/>
       </w:tblBorders>
       <w:tblCellMar>
         <w:top w:w="0" w:type="dxa"/>
@@ -12850,7 +12806,7 @@
         <w:tcBorders>
           <w:top w:val="nil"/>
           <w:left w:val="nil"/>
-          <w:bottom w:val="single" w:sz="24" w:space="0" w:color="8064A2" w:themeColor="accent4"/>
+          <w:bottom w:val="single" w:color="8064A2" w:themeColor="accent4" w:sz="24" w:space="0"/>
           <w:right w:val="nil"/>
           <w:insideH w:val="nil"/>
           <w:insideV w:val="nil"/>
@@ -12867,7 +12823,7 @@
       <w:tblPr/>
       <w:tcPr>
         <w:tcBorders>
-          <w:top w:val="single" w:sz="6" w:space="0" w:color="FFFFFF" w:themeColor="background1"/>
+          <w:top w:val="single" w:color="FFFFFF" w:themeColor="background1" w:sz="6" w:space="0"/>
         </w:tcBorders>
         <w:shd w:val="clear" w:color="auto" w:fill="5E7530" w:themeFill="accent3" w:themeFillShade="99"/>
       </w:tcPr>
@@ -12883,7 +12839,7 @@
           <w:left w:val="nil"/>
           <w:bottom w:val="nil"/>
           <w:right w:val="nil"/>
-          <w:insideH w:val="single" w:sz="4" w:space="0" w:color="5E7530" w:themeColor="accent3" w:themeShade="99"/>
+          <w:insideH w:val="single" w:color="5E7530" w:themeColor="accent3" w:themeShade="99" w:sz="4" w:space="0"/>
           <w:insideV w:val="nil"/>
         </w:tcBorders>
         <w:shd w:val="clear" w:color="auto" w:fill="5E7530" w:themeFill="accent3" w:themeFillShade="99"/>
@@ -12935,12 +12891,12 @@
       <w:tblStyleColBandSize w:val="1"/>
       <w:tblInd w:w="0" w:type="dxa"/>
       <w:tblBorders>
-        <w:top w:val="single" w:sz="24" w:space="0" w:color="9BBB59" w:themeColor="accent3"/>
-        <w:left w:val="single" w:sz="4" w:space="0" w:color="8064A2" w:themeColor="accent4"/>
-        <w:bottom w:val="single" w:sz="4" w:space="0" w:color="8064A2" w:themeColor="accent4"/>
-        <w:right w:val="single" w:sz="4" w:space="0" w:color="8064A2" w:themeColor="accent4"/>
-        <w:insideH w:val="single" w:sz="4" w:space="0" w:color="FFFFFF" w:themeColor="background1"/>
-        <w:insideV w:val="single" w:sz="4" w:space="0" w:color="FFFFFF" w:themeColor="background1"/>
+        <w:top w:val="single" w:color="9BBB59" w:themeColor="accent3" w:sz="24" w:space="0"/>
+        <w:left w:val="single" w:color="8064A2" w:themeColor="accent4" w:sz="4" w:space="0"/>
+        <w:bottom w:val="single" w:color="8064A2" w:themeColor="accent4" w:sz="4" w:space="0"/>
+        <w:right w:val="single" w:color="8064A2" w:themeColor="accent4" w:sz="4" w:space="0"/>
+        <w:insideH w:val="single" w:color="FFFFFF" w:themeColor="background1" w:sz="4" w:space="0"/>
+        <w:insideV w:val="single" w:color="FFFFFF" w:themeColor="background1" w:sz="4" w:space="0"/>
       </w:tblBorders>
       <w:tblCellMar>
         <w:top w:w="0" w:type="dxa"/>
@@ -12962,7 +12918,7 @@
         <w:tcBorders>
           <w:top w:val="nil"/>
           <w:left w:val="nil"/>
-          <w:bottom w:val="single" w:sz="24" w:space="0" w:color="9BBB59" w:themeColor="accent3"/>
+          <w:bottom w:val="single" w:color="9BBB59" w:themeColor="accent3" w:sz="24" w:space="0"/>
           <w:right w:val="nil"/>
           <w:insideH w:val="nil"/>
           <w:insideV w:val="nil"/>
@@ -12979,7 +12935,7 @@
       <w:tblPr/>
       <w:tcPr>
         <w:tcBorders>
-          <w:top w:val="single" w:sz="6" w:space="0" w:color="FFFFFF" w:themeColor="background1"/>
+          <w:top w:val="single" w:color="FFFFFF" w:themeColor="background1" w:sz="6" w:space="0"/>
         </w:tcBorders>
         <w:shd w:val="clear" w:color="auto" w:fill="4C3B62" w:themeFill="accent4" w:themeFillShade="99"/>
       </w:tcPr>
@@ -12995,7 +12951,7 @@
           <w:left w:val="nil"/>
           <w:bottom w:val="nil"/>
           <w:right w:val="nil"/>
-          <w:insideH w:val="single" w:sz="4" w:space="0" w:color="4C3B62" w:themeColor="accent4" w:themeShade="99"/>
+          <w:insideH w:val="single" w:color="4C3B62" w:themeColor="accent4" w:themeShade="99" w:sz="4" w:space="0"/>
           <w:insideV w:val="nil"/>
         </w:tcBorders>
         <w:shd w:val="clear" w:color="auto" w:fill="4C3B62" w:themeFill="accent4" w:themeFillShade="99"/>
@@ -13057,12 +13013,12 @@
       <w:tblStyleColBandSize w:val="1"/>
       <w:tblInd w:w="0" w:type="dxa"/>
       <w:tblBorders>
-        <w:top w:val="single" w:sz="24" w:space="0" w:color="F79646" w:themeColor="accent6"/>
-        <w:left w:val="single" w:sz="4" w:space="0" w:color="4BACC6" w:themeColor="accent5"/>
-        <w:bottom w:val="single" w:sz="4" w:space="0" w:color="4BACC6" w:themeColor="accent5"/>
-        <w:right w:val="single" w:sz="4" w:space="0" w:color="4BACC6" w:themeColor="accent5"/>
-        <w:insideH w:val="single" w:sz="4" w:space="0" w:color="FFFFFF" w:themeColor="background1"/>
-        <w:insideV w:val="single" w:sz="4" w:space="0" w:color="FFFFFF" w:themeColor="background1"/>
+        <w:top w:val="single" w:color="F79646" w:themeColor="accent6" w:sz="24" w:space="0"/>
+        <w:left w:val="single" w:color="4BACC6" w:themeColor="accent5" w:sz="4" w:space="0"/>
+        <w:bottom w:val="single" w:color="4BACC6" w:themeColor="accent5" w:sz="4" w:space="0"/>
+        <w:right w:val="single" w:color="4BACC6" w:themeColor="accent5" w:sz="4" w:space="0"/>
+        <w:insideH w:val="single" w:color="FFFFFF" w:themeColor="background1" w:sz="4" w:space="0"/>
+        <w:insideV w:val="single" w:color="FFFFFF" w:themeColor="background1" w:sz="4" w:space="0"/>
       </w:tblBorders>
       <w:tblCellMar>
         <w:top w:w="0" w:type="dxa"/>
@@ -13084,7 +13040,7 @@
         <w:tcBorders>
           <w:top w:val="nil"/>
           <w:left w:val="nil"/>
-          <w:bottom w:val="single" w:sz="24" w:space="0" w:color="F79646" w:themeColor="accent6"/>
+          <w:bottom w:val="single" w:color="F79646" w:themeColor="accent6" w:sz="24" w:space="0"/>
           <w:right w:val="nil"/>
           <w:insideH w:val="nil"/>
           <w:insideV w:val="nil"/>
@@ -13101,7 +13057,7 @@
       <w:tblPr/>
       <w:tcPr>
         <w:tcBorders>
-          <w:top w:val="single" w:sz="6" w:space="0" w:color="FFFFFF" w:themeColor="background1"/>
+          <w:top w:val="single" w:color="FFFFFF" w:themeColor="background1" w:sz="6" w:space="0"/>
         </w:tcBorders>
         <w:shd w:val="clear" w:color="auto" w:fill="276A7C" w:themeFill="accent5" w:themeFillShade="99"/>
       </w:tcPr>
@@ -13117,7 +13073,7 @@
           <w:left w:val="nil"/>
           <w:bottom w:val="nil"/>
           <w:right w:val="nil"/>
-          <w:insideH w:val="single" w:sz="4" w:space="0" w:color="276A7C" w:themeColor="accent5" w:themeShade="99"/>
+          <w:insideH w:val="single" w:color="276A7C" w:themeColor="accent5" w:themeShade="99" w:sz="4" w:space="0"/>
           <w:insideV w:val="nil"/>
         </w:tcBorders>
         <w:shd w:val="clear" w:color="auto" w:fill="276A7C" w:themeFill="accent5" w:themeFillShade="99"/>
@@ -13179,12 +13135,12 @@
       <w:tblStyleColBandSize w:val="1"/>
       <w:tblInd w:w="0" w:type="dxa"/>
       <w:tblBorders>
-        <w:top w:val="single" w:sz="24" w:space="0" w:color="4BACC6" w:themeColor="accent5"/>
-        <w:left w:val="single" w:sz="4" w:space="0" w:color="F79646" w:themeColor="accent6"/>
-        <w:bottom w:val="single" w:sz="4" w:space="0" w:color="F79646" w:themeColor="accent6"/>
-        <w:right w:val="single" w:sz="4" w:space="0" w:color="F79646" w:themeColor="accent6"/>
-        <w:insideH w:val="single" w:sz="4" w:space="0" w:color="FFFFFF" w:themeColor="background1"/>
-        <w:insideV w:val="single" w:sz="4" w:space="0" w:color="FFFFFF" w:themeColor="background1"/>
+        <w:top w:val="single" w:color="4BACC6" w:themeColor="accent5" w:sz="24" w:space="0"/>
+        <w:left w:val="single" w:color="F79646" w:themeColor="accent6" w:sz="4" w:space="0"/>
+        <w:bottom w:val="single" w:color="F79646" w:themeColor="accent6" w:sz="4" w:space="0"/>
+        <w:right w:val="single" w:color="F79646" w:themeColor="accent6" w:sz="4" w:space="0"/>
+        <w:insideH w:val="single" w:color="FFFFFF" w:themeColor="background1" w:sz="4" w:space="0"/>
+        <w:insideV w:val="single" w:color="FFFFFF" w:themeColor="background1" w:sz="4" w:space="0"/>
       </w:tblBorders>
       <w:tblCellMar>
         <w:top w:w="0" w:type="dxa"/>
@@ -13206,7 +13162,7 @@
         <w:tcBorders>
           <w:top w:val="nil"/>
           <w:left w:val="nil"/>
-          <w:bottom w:val="single" w:sz="24" w:space="0" w:color="4BACC6" w:themeColor="accent5"/>
+          <w:bottom w:val="single" w:color="4BACC6" w:themeColor="accent5" w:sz="24" w:space="0"/>
           <w:right w:val="nil"/>
           <w:insideH w:val="nil"/>
           <w:insideV w:val="nil"/>
@@ -13223,7 +13179,7 @@
       <w:tblPr/>
       <w:tcPr>
         <w:tcBorders>
-          <w:top w:val="single" w:sz="6" w:space="0" w:color="FFFFFF" w:themeColor="background1"/>
+          <w:top w:val="single" w:color="FFFFFF" w:themeColor="background1" w:sz="6" w:space="0"/>
         </w:tcBorders>
         <w:shd w:val="clear" w:color="auto" w:fill="B65608" w:themeFill="accent6" w:themeFillShade="99"/>
       </w:tcPr>
@@ -13239,7 +13195,7 @@
           <w:left w:val="nil"/>
           <w:bottom w:val="nil"/>
           <w:right w:val="nil"/>
-          <w:insideH w:val="single" w:sz="4" w:space="0" w:color="B65608" w:themeColor="accent6" w:themeShade="99"/>
+          <w:insideH w:val="single" w:color="B65608" w:themeColor="accent6" w:themeShade="99" w:sz="4" w:space="0"/>
           <w:insideV w:val="nil"/>
         </w:tcBorders>
         <w:shd w:val="clear" w:color="auto" w:fill="B65608" w:themeFill="accent6" w:themeFillShade="99"/>
@@ -13319,7 +13275,7 @@
       <w:tblPr/>
       <w:tcPr>
         <w:tcBorders>
-          <w:bottom w:val="single" w:sz="12" w:space="0" w:color="FFFFFF" w:themeColor="background1"/>
+          <w:bottom w:val="single" w:color="FFFFFF" w:themeColor="background1" w:sz="12" w:space="0"/>
         </w:tcBorders>
         <w:shd w:val="clear" w:color="auto" w:fill="9E3A38" w:themeFill="accent2" w:themeFillShade="CC"/>
       </w:tcPr>
@@ -13333,7 +13289,7 @@
       <w:tblPr/>
       <w:tcPr>
         <w:tcBorders>
-          <w:top w:val="single" w:sz="12" w:space="0" w:color="000000" w:themeColor="text1"/>
+          <w:top w:val="single" w:color="000000" w:themeColor="text1" w:sz="12" w:space="0"/>
         </w:tcBorders>
         <w:shd w:val="clear" w:color="auto" w:fill="FFFFFF" w:themeFill="background1"/>
       </w:tcPr>
@@ -13405,7 +13361,7 @@
       <w:tblPr/>
       <w:tcPr>
         <w:tcBorders>
-          <w:bottom w:val="single" w:sz="12" w:space="0" w:color="FFFFFF" w:themeColor="background1"/>
+          <w:bottom w:val="single" w:color="FFFFFF" w:themeColor="background1" w:sz="12" w:space="0"/>
         </w:tcBorders>
         <w:shd w:val="clear" w:color="auto" w:fill="9E3A38" w:themeFill="accent2" w:themeFillShade="CC"/>
       </w:tcPr>
@@ -13419,7 +13375,7 @@
       <w:tblPr/>
       <w:tcPr>
         <w:tcBorders>
-          <w:top w:val="single" w:sz="12" w:space="0" w:color="000000" w:themeColor="text1"/>
+          <w:top w:val="single" w:color="000000" w:themeColor="text1" w:sz="12" w:space="0"/>
         </w:tcBorders>
         <w:shd w:val="clear" w:color="auto" w:fill="FFFFFF" w:themeFill="background1"/>
       </w:tcPr>
@@ -13491,7 +13447,7 @@
       <w:tblPr/>
       <w:tcPr>
         <w:tcBorders>
-          <w:bottom w:val="single" w:sz="12" w:space="0" w:color="FFFFFF" w:themeColor="background1"/>
+          <w:bottom w:val="single" w:color="FFFFFF" w:themeColor="background1" w:sz="12" w:space="0"/>
         </w:tcBorders>
         <w:shd w:val="clear" w:color="auto" w:fill="9E3A38" w:themeFill="accent2" w:themeFillShade="CC"/>
       </w:tcPr>
@@ -13505,7 +13461,7 @@
       <w:tblPr/>
       <w:tcPr>
         <w:tcBorders>
-          <w:top w:val="single" w:sz="12" w:space="0" w:color="000000" w:themeColor="text1"/>
+          <w:top w:val="single" w:color="000000" w:themeColor="text1" w:sz="12" w:space="0"/>
         </w:tcBorders>
         <w:shd w:val="clear" w:color="auto" w:fill="FFFFFF" w:themeFill="background1"/>
       </w:tcPr>
@@ -13577,7 +13533,7 @@
       <w:tblPr/>
       <w:tcPr>
         <w:tcBorders>
-          <w:bottom w:val="single" w:sz="12" w:space="0" w:color="FFFFFF" w:themeColor="background1"/>
+          <w:bottom w:val="single" w:color="FFFFFF" w:themeColor="background1" w:sz="12" w:space="0"/>
         </w:tcBorders>
         <w:shd w:val="clear" w:color="auto" w:fill="664E82" w:themeFill="accent4" w:themeFillShade="CC"/>
       </w:tcPr>
@@ -13591,7 +13547,7 @@
       <w:tblPr/>
       <w:tcPr>
         <w:tcBorders>
-          <w:top w:val="single" w:sz="12" w:space="0" w:color="000000" w:themeColor="text1"/>
+          <w:top w:val="single" w:color="000000" w:themeColor="text1" w:sz="12" w:space="0"/>
         </w:tcBorders>
         <w:shd w:val="clear" w:color="auto" w:fill="FFFFFF" w:themeFill="background1"/>
       </w:tcPr>
@@ -13663,7 +13619,7 @@
       <w:tblPr/>
       <w:tcPr>
         <w:tcBorders>
-          <w:bottom w:val="single" w:sz="12" w:space="0" w:color="FFFFFF" w:themeColor="background1"/>
+          <w:bottom w:val="single" w:color="FFFFFF" w:themeColor="background1" w:sz="12" w:space="0"/>
         </w:tcBorders>
         <w:shd w:val="clear" w:color="auto" w:fill="7E9C40" w:themeFill="accent3" w:themeFillShade="CC"/>
       </w:tcPr>
@@ -13677,7 +13633,7 @@
       <w:tblPr/>
       <w:tcPr>
         <w:tcBorders>
-          <w:top w:val="single" w:sz="12" w:space="0" w:color="000000" w:themeColor="text1"/>
+          <w:top w:val="single" w:color="000000" w:themeColor="text1" w:sz="12" w:space="0"/>
         </w:tcBorders>
         <w:shd w:val="clear" w:color="auto" w:fill="FFFFFF" w:themeFill="background1"/>
       </w:tcPr>
@@ -13749,7 +13705,7 @@
       <w:tblPr/>
       <w:tcPr>
         <w:tcBorders>
-          <w:bottom w:val="single" w:sz="12" w:space="0" w:color="FFFFFF" w:themeColor="background1"/>
+          <w:bottom w:val="single" w:color="FFFFFF" w:themeColor="background1" w:sz="12" w:space="0"/>
         </w:tcBorders>
         <w:shd w:val="clear" w:color="auto" w:fill="F2730A" w:themeFill="accent6" w:themeFillShade="CC"/>
       </w:tcPr>
@@ -13763,7 +13719,7 @@
       <w:tblPr/>
       <w:tcPr>
         <w:tcBorders>
-          <w:top w:val="single" w:sz="12" w:space="0" w:color="000000" w:themeColor="text1"/>
+          <w:top w:val="single" w:color="000000" w:themeColor="text1" w:sz="12" w:space="0"/>
         </w:tcBorders>
         <w:shd w:val="clear" w:color="auto" w:fill="FFFFFF" w:themeFill="background1"/>
       </w:tcPr>
@@ -13835,7 +13791,7 @@
       <w:tblPr/>
       <w:tcPr>
         <w:tcBorders>
-          <w:bottom w:val="single" w:sz="12" w:space="0" w:color="FFFFFF" w:themeColor="background1"/>
+          <w:bottom w:val="single" w:color="FFFFFF" w:themeColor="background1" w:sz="12" w:space="0"/>
         </w:tcBorders>
         <w:shd w:val="clear" w:color="auto" w:fill="348DA5" w:themeFill="accent5" w:themeFillShade="CC"/>
       </w:tcPr>
@@ -13849,7 +13805,7 @@
       <w:tblPr/>
       <w:tcPr>
         <w:tcBorders>
-          <w:top w:val="single" w:sz="12" w:space="0" w:color="000000" w:themeColor="text1"/>
+          <w:top w:val="single" w:color="000000" w:themeColor="text1" w:sz="12" w:space="0"/>
         </w:tcBorders>
         <w:shd w:val="clear" w:color="auto" w:fill="FFFFFF" w:themeFill="background1"/>
       </w:tcPr>
@@ -13903,7 +13859,7 @@
       <w:tblStyleColBandSize w:val="1"/>
       <w:tblInd w:w="0" w:type="dxa"/>
       <w:tblBorders>
-        <w:insideH w:val="single" w:sz="4" w:space="0" w:color="FFFFFF" w:themeColor="background1"/>
+        <w:insideH w:val="single" w:color="FFFFFF" w:themeColor="background1" w:sz="4" w:space="0"/>
       </w:tblBorders>
       <w:tblCellMar>
         <w:top w:w="0" w:type="dxa"/>
@@ -13983,7 +13939,7 @@
       <w:tblStyleColBandSize w:val="1"/>
       <w:tblInd w:w="0" w:type="dxa"/>
       <w:tblBorders>
-        <w:insideH w:val="single" w:sz="4" w:space="0" w:color="FFFFFF" w:themeColor="background1"/>
+        <w:insideH w:val="single" w:color="FFFFFF" w:themeColor="background1" w:sz="4" w:space="0"/>
       </w:tblBorders>
       <w:tblCellMar>
         <w:top w:w="0" w:type="dxa"/>
@@ -14063,7 +14019,7 @@
       <w:tblStyleColBandSize w:val="1"/>
       <w:tblInd w:w="0" w:type="dxa"/>
       <w:tblBorders>
-        <w:insideH w:val="single" w:sz="4" w:space="0" w:color="FFFFFF" w:themeColor="background1"/>
+        <w:insideH w:val="single" w:color="FFFFFF" w:themeColor="background1" w:sz="4" w:space="0"/>
       </w:tblBorders>
       <w:tblCellMar>
         <w:top w:w="0" w:type="dxa"/>
@@ -14143,7 +14099,7 @@
       <w:tblStyleColBandSize w:val="1"/>
       <w:tblInd w:w="0" w:type="dxa"/>
       <w:tblBorders>
-        <w:insideH w:val="single" w:sz="4" w:space="0" w:color="FFFFFF" w:themeColor="background1"/>
+        <w:insideH w:val="single" w:color="FFFFFF" w:themeColor="background1" w:sz="4" w:space="0"/>
       </w:tblBorders>
       <w:tblCellMar>
         <w:top w:w="0" w:type="dxa"/>
@@ -14223,7 +14179,7 @@
       <w:tblStyleColBandSize w:val="1"/>
       <w:tblInd w:w="0" w:type="dxa"/>
       <w:tblBorders>
-        <w:insideH w:val="single" w:sz="4" w:space="0" w:color="FFFFFF" w:themeColor="background1"/>
+        <w:insideH w:val="single" w:color="FFFFFF" w:themeColor="background1" w:sz="4" w:space="0"/>
       </w:tblBorders>
       <w:tblCellMar>
         <w:top w:w="0" w:type="dxa"/>
@@ -14303,7 +14259,7 @@
       <w:tblStyleColBandSize w:val="1"/>
       <w:tblInd w:w="0" w:type="dxa"/>
       <w:tblBorders>
-        <w:insideH w:val="single" w:sz="4" w:space="0" w:color="FFFFFF" w:themeColor="background1"/>
+        <w:insideH w:val="single" w:color="FFFFFF" w:themeColor="background1" w:sz="4" w:space="0"/>
       </w:tblBorders>
       <w:tblCellMar>
         <w:top w:w="0" w:type="dxa"/>
@@ -14383,7 +14339,7 @@
       <w:tblStyleColBandSize w:val="1"/>
       <w:tblInd w:w="0" w:type="dxa"/>
       <w:tblBorders>
-        <w:insideH w:val="single" w:sz="4" w:space="0" w:color="FFFFFF" w:themeColor="background1"/>
+        <w:insideH w:val="single" w:color="FFFFFF" w:themeColor="background1" w:sz="4" w:space="0"/>
       </w:tblBorders>
       <w:tblCellMar>
         <w:top w:w="0" w:type="dxa"/>
